--- a/ASP.net-Core/asp.net-core-notes-11.docx
+++ b/ASP.net-Core/asp.net-core-notes-11.docx
@@ -2784,6 +2784,6085 @@
         <w:adjustRightInd w:val="0"/>
         <w:spacing w:after="0" w:line="240" w:lineRule="auto"/>
         <w:rPr>
+          <w:rFonts w:ascii="Cascadia Mono" w:hAnsi="Cascadia Mono" w:cs="Cascadia Mono"/>
+          <w:color w:val="0000FF"/>
+          <w:kern w:val="0"/>
+          <w:sz w:val="19"/>
+          <w:szCs w:val="19"/>
+          <w:highlight w:val="white"/>
+        </w:rPr>
+      </w:pPr>
+    </w:p>
+    <w:p>
+      <w:pPr>
+        <w:autoSpaceDE w:val="0"/>
+        <w:autoSpaceDN w:val="0"/>
+        <w:adjustRightInd w:val="0"/>
+        <w:spacing w:after="0" w:line="240" w:lineRule="auto"/>
+        <w:rPr>
+          <w:rFonts w:ascii="Cascadia Mono" w:hAnsi="Cascadia Mono" w:cs="Cascadia Mono"/>
+          <w:color w:val="0000FF"/>
+          <w:kern w:val="0"/>
+          <w:sz w:val="19"/>
+          <w:szCs w:val="19"/>
+          <w:highlight w:val="white"/>
+        </w:rPr>
+      </w:pPr>
+    </w:p>
+    <w:p>
+      <w:pPr>
+        <w:autoSpaceDE w:val="0"/>
+        <w:autoSpaceDN w:val="0"/>
+        <w:adjustRightInd w:val="0"/>
+        <w:spacing w:after="0" w:line="240" w:lineRule="auto"/>
+        <w:rPr>
+          <w:rFonts w:ascii="Cascadia Mono" w:hAnsi="Cascadia Mono" w:cs="Cascadia Mono"/>
+          <w:color w:val="0000FF"/>
+          <w:kern w:val="0"/>
+          <w:sz w:val="19"/>
+          <w:szCs w:val="19"/>
+          <w:highlight w:val="white"/>
+        </w:rPr>
+      </w:pPr>
+    </w:p>
+    <w:p>
+      <w:pPr>
+        <w:autoSpaceDE w:val="0"/>
+        <w:autoSpaceDN w:val="0"/>
+        <w:adjustRightInd w:val="0"/>
+        <w:spacing w:after="0" w:line="240" w:lineRule="auto"/>
+        <w:rPr>
+          <w:rFonts w:ascii="Cascadia Mono" w:hAnsi="Cascadia Mono" w:cs="Cascadia Mono"/>
+          <w:color w:val="0000FF"/>
+          <w:kern w:val="0"/>
+          <w:sz w:val="19"/>
+          <w:szCs w:val="19"/>
+          <w:highlight w:val="white"/>
+        </w:rPr>
+      </w:pPr>
+    </w:p>
+    <w:p>
+      <w:pPr>
+        <w:autoSpaceDE w:val="0"/>
+        <w:autoSpaceDN w:val="0"/>
+        <w:adjustRightInd w:val="0"/>
+        <w:spacing w:after="0" w:line="240" w:lineRule="auto"/>
+        <w:rPr>
+          <w:rFonts w:ascii="Cascadia Mono" w:hAnsi="Cascadia Mono" w:cs="Cascadia Mono"/>
+          <w:color w:val="0000FF"/>
+          <w:kern w:val="0"/>
+          <w:sz w:val="19"/>
+          <w:szCs w:val="19"/>
+          <w:highlight w:val="white"/>
+        </w:rPr>
+      </w:pPr>
+    </w:p>
+    <w:p>
+      <w:pPr>
+        <w:autoSpaceDE w:val="0"/>
+        <w:autoSpaceDN w:val="0"/>
+        <w:adjustRightInd w:val="0"/>
+        <w:spacing w:after="0" w:line="240" w:lineRule="auto"/>
+        <w:rPr>
+          <w:rFonts w:ascii="Cascadia Mono" w:hAnsi="Cascadia Mono" w:cs="Cascadia Mono"/>
+          <w:color w:val="0000FF"/>
+          <w:kern w:val="0"/>
+          <w:sz w:val="19"/>
+          <w:szCs w:val="19"/>
+          <w:highlight w:val="white"/>
+        </w:rPr>
+      </w:pPr>
+    </w:p>
+    <w:p>
+      <w:pPr>
+        <w:autoSpaceDE w:val="0"/>
+        <w:autoSpaceDN w:val="0"/>
+        <w:adjustRightInd w:val="0"/>
+        <w:spacing w:after="0" w:line="240" w:lineRule="auto"/>
+        <w:rPr>
+          <w:rFonts w:ascii="Cascadia Mono" w:hAnsi="Cascadia Mono" w:cs="Cascadia Mono"/>
+          <w:color w:val="0000FF"/>
+          <w:kern w:val="0"/>
+          <w:sz w:val="19"/>
+          <w:szCs w:val="19"/>
+          <w:highlight w:val="white"/>
+        </w:rPr>
+      </w:pPr>
+    </w:p>
+    <w:p>
+      <w:pPr>
+        <w:autoSpaceDE w:val="0"/>
+        <w:autoSpaceDN w:val="0"/>
+        <w:adjustRightInd w:val="0"/>
+        <w:spacing w:after="0" w:line="240" w:lineRule="auto"/>
+        <w:rPr>
+          <w:rFonts w:ascii="Cascadia Mono" w:hAnsi="Cascadia Mono" w:cs="Cascadia Mono"/>
+          <w:color w:val="0000FF"/>
+          <w:kern w:val="0"/>
+          <w:sz w:val="19"/>
+          <w:szCs w:val="19"/>
+          <w:highlight w:val="white"/>
+        </w:rPr>
+      </w:pPr>
+    </w:p>
+    <w:p>
+      <w:pPr>
+        <w:autoSpaceDE w:val="0"/>
+        <w:autoSpaceDN w:val="0"/>
+        <w:adjustRightInd w:val="0"/>
+        <w:spacing w:after="0" w:line="240" w:lineRule="auto"/>
+        <w:rPr>
+          <w:rFonts w:ascii="Cascadia Mono" w:hAnsi="Cascadia Mono" w:cs="Cascadia Mono"/>
+          <w:color w:val="000000"/>
+          <w:kern w:val="0"/>
+          <w:sz w:val="19"/>
+          <w:szCs w:val="19"/>
+          <w:highlight w:val="white"/>
+        </w:rPr>
+      </w:pPr>
+      <w:r>
+        <w:rPr>
+          <w:rFonts w:ascii="Cascadia Mono" w:hAnsi="Cascadia Mono" w:cs="Cascadia Mono"/>
+          <w:color w:val="0000FF"/>
+          <w:kern w:val="0"/>
+          <w:sz w:val="19"/>
+          <w:szCs w:val="19"/>
+          <w:highlight w:val="white"/>
+        </w:rPr>
+        <w:lastRenderedPageBreak/>
+        <w:t>using</w:t>
+      </w:r>
+      <w:r>
+        <w:rPr>
+          <w:rFonts w:ascii="Cascadia Mono" w:hAnsi="Cascadia Mono" w:cs="Cascadia Mono"/>
+          <w:color w:val="000000"/>
+          <w:kern w:val="0"/>
+          <w:sz w:val="19"/>
+          <w:szCs w:val="19"/>
+          <w:highlight w:val="white"/>
+        </w:rPr>
+        <w:t xml:space="preserve"> Grpc.Core;</w:t>
+      </w:r>
+    </w:p>
+    <w:p>
+      <w:pPr>
+        <w:autoSpaceDE w:val="0"/>
+        <w:autoSpaceDN w:val="0"/>
+        <w:adjustRightInd w:val="0"/>
+        <w:spacing w:after="0" w:line="240" w:lineRule="auto"/>
+        <w:rPr>
+          <w:rFonts w:ascii="Cascadia Mono" w:hAnsi="Cascadia Mono" w:cs="Cascadia Mono"/>
+          <w:color w:val="000000"/>
+          <w:kern w:val="0"/>
+          <w:sz w:val="19"/>
+          <w:szCs w:val="19"/>
+          <w:highlight w:val="white"/>
+        </w:rPr>
+      </w:pPr>
+      <w:r>
+        <w:rPr>
+          <w:rFonts w:ascii="Cascadia Mono" w:hAnsi="Cascadia Mono" w:cs="Cascadia Mono"/>
+          <w:color w:val="0000FF"/>
+          <w:kern w:val="0"/>
+          <w:sz w:val="19"/>
+          <w:szCs w:val="19"/>
+          <w:highlight w:val="white"/>
+        </w:rPr>
+        <w:t>using</w:t>
+      </w:r>
+      <w:r>
+        <w:rPr>
+          <w:rFonts w:ascii="Cascadia Mono" w:hAnsi="Cascadia Mono" w:cs="Cascadia Mono"/>
+          <w:color w:val="000000"/>
+          <w:kern w:val="0"/>
+          <w:sz w:val="19"/>
+          <w:szCs w:val="19"/>
+          <w:highlight w:val="white"/>
+        </w:rPr>
+        <w:t xml:space="preserve"> JLokaGrpcService.Protos;</w:t>
+      </w:r>
+    </w:p>
+    <w:p>
+      <w:pPr>
+        <w:autoSpaceDE w:val="0"/>
+        <w:autoSpaceDN w:val="0"/>
+        <w:adjustRightInd w:val="0"/>
+        <w:spacing w:after="0" w:line="240" w:lineRule="auto"/>
+        <w:rPr>
+          <w:rFonts w:ascii="Cascadia Mono" w:hAnsi="Cascadia Mono" w:cs="Cascadia Mono"/>
+          <w:color w:val="000000"/>
+          <w:kern w:val="0"/>
+          <w:sz w:val="19"/>
+          <w:szCs w:val="19"/>
+          <w:highlight w:val="white"/>
+        </w:rPr>
+      </w:pPr>
+    </w:p>
+    <w:p>
+      <w:pPr>
+        <w:autoSpaceDE w:val="0"/>
+        <w:autoSpaceDN w:val="0"/>
+        <w:adjustRightInd w:val="0"/>
+        <w:spacing w:after="0" w:line="240" w:lineRule="auto"/>
+        <w:rPr>
+          <w:rFonts w:ascii="Cascadia Mono" w:hAnsi="Cascadia Mono" w:cs="Cascadia Mono"/>
+          <w:color w:val="000000"/>
+          <w:kern w:val="0"/>
+          <w:sz w:val="19"/>
+          <w:szCs w:val="19"/>
+          <w:highlight w:val="white"/>
+        </w:rPr>
+      </w:pPr>
+      <w:r>
+        <w:rPr>
+          <w:rFonts w:ascii="Cascadia Mono" w:hAnsi="Cascadia Mono" w:cs="Cascadia Mono"/>
+          <w:color w:val="0000FF"/>
+          <w:kern w:val="0"/>
+          <w:sz w:val="19"/>
+          <w:szCs w:val="19"/>
+          <w:highlight w:val="white"/>
+        </w:rPr>
+        <w:t>namespace</w:t>
+      </w:r>
+      <w:r>
+        <w:rPr>
+          <w:rFonts w:ascii="Cascadia Mono" w:hAnsi="Cascadia Mono" w:cs="Cascadia Mono"/>
+          <w:color w:val="000000"/>
+          <w:kern w:val="0"/>
+          <w:sz w:val="19"/>
+          <w:szCs w:val="19"/>
+          <w:highlight w:val="white"/>
+        </w:rPr>
+        <w:t xml:space="preserve"> JLokaGrpcService.Services</w:t>
+      </w:r>
+    </w:p>
+    <w:p>
+      <w:pPr>
+        <w:autoSpaceDE w:val="0"/>
+        <w:autoSpaceDN w:val="0"/>
+        <w:adjustRightInd w:val="0"/>
+        <w:spacing w:after="0" w:line="240" w:lineRule="auto"/>
+        <w:rPr>
+          <w:rFonts w:ascii="Cascadia Mono" w:hAnsi="Cascadia Mono" w:cs="Cascadia Mono"/>
+          <w:color w:val="000000"/>
+          <w:kern w:val="0"/>
+          <w:sz w:val="19"/>
+          <w:szCs w:val="19"/>
+          <w:highlight w:val="white"/>
+        </w:rPr>
+      </w:pPr>
+      <w:r>
+        <w:rPr>
+          <w:rFonts w:ascii="Cascadia Mono" w:hAnsi="Cascadia Mono" w:cs="Cascadia Mono"/>
+          <w:color w:val="000000"/>
+          <w:kern w:val="0"/>
+          <w:sz w:val="19"/>
+          <w:szCs w:val="19"/>
+          <w:highlight w:val="white"/>
+        </w:rPr>
+        <w:t>{</w:t>
+      </w:r>
+    </w:p>
+    <w:p>
+      <w:pPr>
+        <w:autoSpaceDE w:val="0"/>
+        <w:autoSpaceDN w:val="0"/>
+        <w:adjustRightInd w:val="0"/>
+        <w:spacing w:after="0" w:line="240" w:lineRule="auto"/>
+        <w:rPr>
+          <w:rFonts w:ascii="Cascadia Mono" w:hAnsi="Cascadia Mono" w:cs="Cascadia Mono"/>
+          <w:color w:val="000000"/>
+          <w:kern w:val="0"/>
+          <w:sz w:val="19"/>
+          <w:szCs w:val="19"/>
+          <w:highlight w:val="white"/>
+        </w:rPr>
+      </w:pPr>
+      <w:r>
+        <w:rPr>
+          <w:rFonts w:ascii="Cascadia Mono" w:hAnsi="Cascadia Mono" w:cs="Cascadia Mono"/>
+          <w:color w:val="000000"/>
+          <w:kern w:val="0"/>
+          <w:sz w:val="19"/>
+          <w:szCs w:val="19"/>
+          <w:highlight w:val="white"/>
+        </w:rPr>
+        <w:t xml:space="preserve">    </w:t>
+      </w:r>
+      <w:r>
+        <w:rPr>
+          <w:rFonts w:ascii="Cascadia Mono" w:hAnsi="Cascadia Mono" w:cs="Cascadia Mono"/>
+          <w:color w:val="0000FF"/>
+          <w:kern w:val="0"/>
+          <w:sz w:val="19"/>
+          <w:szCs w:val="19"/>
+          <w:highlight w:val="white"/>
+        </w:rPr>
+        <w:t>public</w:t>
+      </w:r>
+      <w:r>
+        <w:rPr>
+          <w:rFonts w:ascii="Cascadia Mono" w:hAnsi="Cascadia Mono" w:cs="Cascadia Mono"/>
+          <w:color w:val="000000"/>
+          <w:kern w:val="0"/>
+          <w:sz w:val="19"/>
+          <w:szCs w:val="19"/>
+          <w:highlight w:val="white"/>
+        </w:rPr>
+        <w:t xml:space="preserve"> </w:t>
+      </w:r>
+      <w:r>
+        <w:rPr>
+          <w:rFonts w:ascii="Cascadia Mono" w:hAnsi="Cascadia Mono" w:cs="Cascadia Mono"/>
+          <w:color w:val="0000FF"/>
+          <w:kern w:val="0"/>
+          <w:sz w:val="19"/>
+          <w:szCs w:val="19"/>
+          <w:highlight w:val="white"/>
+        </w:rPr>
+        <w:t>class</w:t>
+      </w:r>
+      <w:r>
+        <w:rPr>
+          <w:rFonts w:ascii="Cascadia Mono" w:hAnsi="Cascadia Mono" w:cs="Cascadia Mono"/>
+          <w:color w:val="000000"/>
+          <w:kern w:val="0"/>
+          <w:sz w:val="19"/>
+          <w:szCs w:val="19"/>
+          <w:highlight w:val="white"/>
+        </w:rPr>
+        <w:t xml:space="preserve"> </w:t>
+      </w:r>
+      <w:proofErr w:type="gramStart"/>
+      <w:r>
+        <w:rPr>
+          <w:rFonts w:ascii="Cascadia Mono" w:hAnsi="Cascadia Mono" w:cs="Cascadia Mono"/>
+          <w:color w:val="2B91AF"/>
+          <w:kern w:val="0"/>
+          <w:sz w:val="19"/>
+          <w:szCs w:val="19"/>
+          <w:highlight w:val="white"/>
+        </w:rPr>
+        <w:t>ContactGrpcService</w:t>
+      </w:r>
+      <w:r>
+        <w:rPr>
+          <w:rFonts w:ascii="Cascadia Mono" w:hAnsi="Cascadia Mono" w:cs="Cascadia Mono"/>
+          <w:color w:val="000000"/>
+          <w:kern w:val="0"/>
+          <w:sz w:val="19"/>
+          <w:szCs w:val="19"/>
+          <w:highlight w:val="white"/>
+        </w:rPr>
+        <w:t>(</w:t>
+      </w:r>
+      <w:proofErr w:type="gramEnd"/>
+      <w:r>
+        <w:rPr>
+          <w:rFonts w:ascii="Cascadia Mono" w:hAnsi="Cascadia Mono" w:cs="Cascadia Mono"/>
+          <w:color w:val="2B91AF"/>
+          <w:kern w:val="0"/>
+          <w:sz w:val="19"/>
+          <w:szCs w:val="19"/>
+          <w:highlight w:val="white"/>
+        </w:rPr>
+        <w:t>ILogger</w:t>
+      </w:r>
+      <w:r>
+        <w:rPr>
+          <w:rFonts w:ascii="Cascadia Mono" w:hAnsi="Cascadia Mono" w:cs="Cascadia Mono"/>
+          <w:color w:val="000000"/>
+          <w:kern w:val="0"/>
+          <w:sz w:val="19"/>
+          <w:szCs w:val="19"/>
+          <w:highlight w:val="white"/>
+        </w:rPr>
+        <w:t>&lt;</w:t>
+      </w:r>
+      <w:r>
+        <w:rPr>
+          <w:rFonts w:ascii="Cascadia Mono" w:hAnsi="Cascadia Mono" w:cs="Cascadia Mono"/>
+          <w:color w:val="2B91AF"/>
+          <w:kern w:val="0"/>
+          <w:sz w:val="19"/>
+          <w:szCs w:val="19"/>
+          <w:highlight w:val="white"/>
+        </w:rPr>
+        <w:t>ContactGrpcService</w:t>
+      </w:r>
+      <w:r>
+        <w:rPr>
+          <w:rFonts w:ascii="Cascadia Mono" w:hAnsi="Cascadia Mono" w:cs="Cascadia Mono"/>
+          <w:color w:val="000000"/>
+          <w:kern w:val="0"/>
+          <w:sz w:val="19"/>
+          <w:szCs w:val="19"/>
+          <w:highlight w:val="white"/>
+        </w:rPr>
+        <w:t xml:space="preserve">&gt; </w:t>
+      </w:r>
+      <w:r>
+        <w:rPr>
+          <w:rFonts w:ascii="Cascadia Mono" w:hAnsi="Cascadia Mono" w:cs="Cascadia Mono"/>
+          <w:color w:val="1F377F"/>
+          <w:kern w:val="0"/>
+          <w:sz w:val="19"/>
+          <w:szCs w:val="19"/>
+          <w:highlight w:val="white"/>
+        </w:rPr>
+        <w:t>logger</w:t>
+      </w:r>
+      <w:r>
+        <w:rPr>
+          <w:rFonts w:ascii="Cascadia Mono" w:hAnsi="Cascadia Mono" w:cs="Cascadia Mono"/>
+          <w:color w:val="000000"/>
+          <w:kern w:val="0"/>
+          <w:sz w:val="19"/>
+          <w:szCs w:val="19"/>
+          <w:highlight w:val="white"/>
+        </w:rPr>
+        <w:t xml:space="preserve">): </w:t>
+      </w:r>
+      <w:r>
+        <w:rPr>
+          <w:rFonts w:ascii="Cascadia Mono" w:hAnsi="Cascadia Mono" w:cs="Cascadia Mono"/>
+          <w:color w:val="2B91AF"/>
+          <w:kern w:val="0"/>
+          <w:sz w:val="19"/>
+          <w:szCs w:val="19"/>
+          <w:highlight w:val="white"/>
+        </w:rPr>
+        <w:t>ContactService</w:t>
+      </w:r>
+      <w:r>
+        <w:rPr>
+          <w:rFonts w:ascii="Cascadia Mono" w:hAnsi="Cascadia Mono" w:cs="Cascadia Mono"/>
+          <w:color w:val="000000"/>
+          <w:kern w:val="0"/>
+          <w:sz w:val="19"/>
+          <w:szCs w:val="19"/>
+          <w:highlight w:val="white"/>
+        </w:rPr>
+        <w:t>.</w:t>
+      </w:r>
+      <w:r>
+        <w:rPr>
+          <w:rFonts w:ascii="Cascadia Mono" w:hAnsi="Cascadia Mono" w:cs="Cascadia Mono"/>
+          <w:color w:val="2B91AF"/>
+          <w:kern w:val="0"/>
+          <w:sz w:val="19"/>
+          <w:szCs w:val="19"/>
+          <w:highlight w:val="white"/>
+        </w:rPr>
+        <w:t>ContactServiceBase</w:t>
+      </w:r>
+    </w:p>
+    <w:p>
+      <w:pPr>
+        <w:autoSpaceDE w:val="0"/>
+        <w:autoSpaceDN w:val="0"/>
+        <w:adjustRightInd w:val="0"/>
+        <w:spacing w:after="0" w:line="240" w:lineRule="auto"/>
+        <w:rPr>
+          <w:rFonts w:ascii="Cascadia Mono" w:hAnsi="Cascadia Mono" w:cs="Cascadia Mono"/>
+          <w:color w:val="000000"/>
+          <w:kern w:val="0"/>
+          <w:sz w:val="19"/>
+          <w:szCs w:val="19"/>
+          <w:highlight w:val="white"/>
+        </w:rPr>
+      </w:pPr>
+      <w:r>
+        <w:rPr>
+          <w:rFonts w:ascii="Cascadia Mono" w:hAnsi="Cascadia Mono" w:cs="Cascadia Mono"/>
+          <w:color w:val="000000"/>
+          <w:kern w:val="0"/>
+          <w:sz w:val="19"/>
+          <w:szCs w:val="19"/>
+          <w:highlight w:val="white"/>
+        </w:rPr>
+        <w:t xml:space="preserve">    {</w:t>
+      </w:r>
+    </w:p>
+    <w:p>
+      <w:pPr>
+        <w:autoSpaceDE w:val="0"/>
+        <w:autoSpaceDN w:val="0"/>
+        <w:adjustRightInd w:val="0"/>
+        <w:spacing w:after="0" w:line="240" w:lineRule="auto"/>
+        <w:rPr>
+          <w:rFonts w:ascii="Cascadia Mono" w:hAnsi="Cascadia Mono" w:cs="Cascadia Mono"/>
+          <w:color w:val="000000"/>
+          <w:kern w:val="0"/>
+          <w:sz w:val="19"/>
+          <w:szCs w:val="19"/>
+          <w:highlight w:val="white"/>
+        </w:rPr>
+      </w:pPr>
+      <w:r>
+        <w:rPr>
+          <w:rFonts w:ascii="Cascadia Mono" w:hAnsi="Cascadia Mono" w:cs="Cascadia Mono"/>
+          <w:color w:val="000000"/>
+          <w:kern w:val="0"/>
+          <w:sz w:val="19"/>
+          <w:szCs w:val="19"/>
+          <w:highlight w:val="white"/>
+        </w:rPr>
+        <w:t xml:space="preserve">        </w:t>
+      </w:r>
+      <w:r>
+        <w:rPr>
+          <w:rFonts w:ascii="Cascadia Mono" w:hAnsi="Cascadia Mono" w:cs="Cascadia Mono"/>
+          <w:color w:val="0000FF"/>
+          <w:kern w:val="0"/>
+          <w:sz w:val="19"/>
+          <w:szCs w:val="19"/>
+          <w:highlight w:val="white"/>
+        </w:rPr>
+        <w:t>public</w:t>
+      </w:r>
+      <w:r>
+        <w:rPr>
+          <w:rFonts w:ascii="Cascadia Mono" w:hAnsi="Cascadia Mono" w:cs="Cascadia Mono"/>
+          <w:color w:val="000000"/>
+          <w:kern w:val="0"/>
+          <w:sz w:val="19"/>
+          <w:szCs w:val="19"/>
+          <w:highlight w:val="white"/>
+        </w:rPr>
+        <w:t xml:space="preserve"> </w:t>
+      </w:r>
+      <w:r>
+        <w:rPr>
+          <w:rFonts w:ascii="Cascadia Mono" w:hAnsi="Cascadia Mono" w:cs="Cascadia Mono"/>
+          <w:color w:val="0000FF"/>
+          <w:kern w:val="0"/>
+          <w:sz w:val="19"/>
+          <w:szCs w:val="19"/>
+          <w:highlight w:val="white"/>
+        </w:rPr>
+        <w:t>override</w:t>
+      </w:r>
+      <w:r>
+        <w:rPr>
+          <w:rFonts w:ascii="Cascadia Mono" w:hAnsi="Cascadia Mono" w:cs="Cascadia Mono"/>
+          <w:color w:val="000000"/>
+          <w:kern w:val="0"/>
+          <w:sz w:val="19"/>
+          <w:szCs w:val="19"/>
+          <w:highlight w:val="white"/>
+        </w:rPr>
+        <w:t xml:space="preserve"> </w:t>
+      </w:r>
+      <w:r>
+        <w:rPr>
+          <w:rFonts w:ascii="Cascadia Mono" w:hAnsi="Cascadia Mono" w:cs="Cascadia Mono"/>
+          <w:color w:val="2B91AF"/>
+          <w:kern w:val="0"/>
+          <w:sz w:val="19"/>
+          <w:szCs w:val="19"/>
+          <w:highlight w:val="white"/>
+        </w:rPr>
+        <w:t>Task</w:t>
+      </w:r>
+      <w:r>
+        <w:rPr>
+          <w:rFonts w:ascii="Cascadia Mono" w:hAnsi="Cascadia Mono" w:cs="Cascadia Mono"/>
+          <w:color w:val="000000"/>
+          <w:kern w:val="0"/>
+          <w:sz w:val="19"/>
+          <w:szCs w:val="19"/>
+          <w:highlight w:val="white"/>
+        </w:rPr>
+        <w:t>&lt;</w:t>
+      </w:r>
+      <w:r>
+        <w:rPr>
+          <w:rFonts w:ascii="Cascadia Mono" w:hAnsi="Cascadia Mono" w:cs="Cascadia Mono"/>
+          <w:color w:val="2B91AF"/>
+          <w:kern w:val="0"/>
+          <w:sz w:val="19"/>
+          <w:szCs w:val="19"/>
+          <w:highlight w:val="white"/>
+        </w:rPr>
+        <w:t>CreateContactResponse</w:t>
+      </w:r>
+      <w:r>
+        <w:rPr>
+          <w:rFonts w:ascii="Cascadia Mono" w:hAnsi="Cascadia Mono" w:cs="Cascadia Mono"/>
+          <w:color w:val="000000"/>
+          <w:kern w:val="0"/>
+          <w:sz w:val="19"/>
+          <w:szCs w:val="19"/>
+          <w:highlight w:val="white"/>
+        </w:rPr>
+        <w:t xml:space="preserve">&gt; </w:t>
+      </w:r>
+      <w:proofErr w:type="gramStart"/>
+      <w:r>
+        <w:rPr>
+          <w:rFonts w:ascii="Cascadia Mono" w:hAnsi="Cascadia Mono" w:cs="Cascadia Mono"/>
+          <w:color w:val="74531F"/>
+          <w:kern w:val="0"/>
+          <w:sz w:val="19"/>
+          <w:szCs w:val="19"/>
+          <w:highlight w:val="white"/>
+        </w:rPr>
+        <w:t>CreateContact</w:t>
+      </w:r>
+      <w:r>
+        <w:rPr>
+          <w:rFonts w:ascii="Cascadia Mono" w:hAnsi="Cascadia Mono" w:cs="Cascadia Mono"/>
+          <w:color w:val="000000"/>
+          <w:kern w:val="0"/>
+          <w:sz w:val="19"/>
+          <w:szCs w:val="19"/>
+          <w:highlight w:val="white"/>
+        </w:rPr>
+        <w:t>(</w:t>
+      </w:r>
+      <w:proofErr w:type="gramEnd"/>
+      <w:r>
+        <w:rPr>
+          <w:rFonts w:ascii="Cascadia Mono" w:hAnsi="Cascadia Mono" w:cs="Cascadia Mono"/>
+          <w:color w:val="2B91AF"/>
+          <w:kern w:val="0"/>
+          <w:sz w:val="19"/>
+          <w:szCs w:val="19"/>
+          <w:highlight w:val="white"/>
+        </w:rPr>
+        <w:t>CreateContactRequest</w:t>
+      </w:r>
+      <w:r>
+        <w:rPr>
+          <w:rFonts w:ascii="Cascadia Mono" w:hAnsi="Cascadia Mono" w:cs="Cascadia Mono"/>
+          <w:color w:val="000000"/>
+          <w:kern w:val="0"/>
+          <w:sz w:val="19"/>
+          <w:szCs w:val="19"/>
+          <w:highlight w:val="white"/>
+        </w:rPr>
+        <w:t xml:space="preserve"> </w:t>
+      </w:r>
+      <w:r>
+        <w:rPr>
+          <w:rFonts w:ascii="Cascadia Mono" w:hAnsi="Cascadia Mono" w:cs="Cascadia Mono"/>
+          <w:color w:val="1F377F"/>
+          <w:kern w:val="0"/>
+          <w:sz w:val="19"/>
+          <w:szCs w:val="19"/>
+          <w:highlight w:val="white"/>
+        </w:rPr>
+        <w:t>request</w:t>
+      </w:r>
+      <w:r>
+        <w:rPr>
+          <w:rFonts w:ascii="Cascadia Mono" w:hAnsi="Cascadia Mono" w:cs="Cascadia Mono"/>
+          <w:color w:val="000000"/>
+          <w:kern w:val="0"/>
+          <w:sz w:val="19"/>
+          <w:szCs w:val="19"/>
+          <w:highlight w:val="white"/>
+        </w:rPr>
+        <w:t xml:space="preserve">, </w:t>
+      </w:r>
+      <w:r>
+        <w:rPr>
+          <w:rFonts w:ascii="Cascadia Mono" w:hAnsi="Cascadia Mono" w:cs="Cascadia Mono"/>
+          <w:color w:val="2B91AF"/>
+          <w:kern w:val="0"/>
+          <w:sz w:val="19"/>
+          <w:szCs w:val="19"/>
+          <w:highlight w:val="white"/>
+        </w:rPr>
+        <w:t>ServerCallContext</w:t>
+      </w:r>
+      <w:r>
+        <w:rPr>
+          <w:rFonts w:ascii="Cascadia Mono" w:hAnsi="Cascadia Mono" w:cs="Cascadia Mono"/>
+          <w:color w:val="000000"/>
+          <w:kern w:val="0"/>
+          <w:sz w:val="19"/>
+          <w:szCs w:val="19"/>
+          <w:highlight w:val="white"/>
+        </w:rPr>
+        <w:t xml:space="preserve"> </w:t>
+      </w:r>
+      <w:r>
+        <w:rPr>
+          <w:rFonts w:ascii="Cascadia Mono" w:hAnsi="Cascadia Mono" w:cs="Cascadia Mono"/>
+          <w:color w:val="1F377F"/>
+          <w:kern w:val="0"/>
+          <w:sz w:val="19"/>
+          <w:szCs w:val="19"/>
+          <w:highlight w:val="white"/>
+        </w:rPr>
+        <w:t>context</w:t>
+      </w:r>
+      <w:r>
+        <w:rPr>
+          <w:rFonts w:ascii="Cascadia Mono" w:hAnsi="Cascadia Mono" w:cs="Cascadia Mono"/>
+          <w:color w:val="000000"/>
+          <w:kern w:val="0"/>
+          <w:sz w:val="19"/>
+          <w:szCs w:val="19"/>
+          <w:highlight w:val="white"/>
+        </w:rPr>
+        <w:t>)</w:t>
+      </w:r>
+    </w:p>
+    <w:p>
+      <w:pPr>
+        <w:autoSpaceDE w:val="0"/>
+        <w:autoSpaceDN w:val="0"/>
+        <w:adjustRightInd w:val="0"/>
+        <w:spacing w:after="0" w:line="240" w:lineRule="auto"/>
+        <w:rPr>
+          <w:rFonts w:ascii="Cascadia Mono" w:hAnsi="Cascadia Mono" w:cs="Cascadia Mono"/>
+          <w:color w:val="000000"/>
+          <w:kern w:val="0"/>
+          <w:sz w:val="19"/>
+          <w:szCs w:val="19"/>
+          <w:highlight w:val="white"/>
+        </w:rPr>
+      </w:pPr>
+      <w:r>
+        <w:rPr>
+          <w:rFonts w:ascii="Cascadia Mono" w:hAnsi="Cascadia Mono" w:cs="Cascadia Mono"/>
+          <w:color w:val="000000"/>
+          <w:kern w:val="0"/>
+          <w:sz w:val="19"/>
+          <w:szCs w:val="19"/>
+          <w:highlight w:val="white"/>
+        </w:rPr>
+        <w:t xml:space="preserve">        {</w:t>
+      </w:r>
+    </w:p>
+    <w:p>
+      <w:pPr>
+        <w:autoSpaceDE w:val="0"/>
+        <w:autoSpaceDN w:val="0"/>
+        <w:adjustRightInd w:val="0"/>
+        <w:spacing w:after="0" w:line="240" w:lineRule="auto"/>
+        <w:rPr>
+          <w:rFonts w:ascii="Cascadia Mono" w:hAnsi="Cascadia Mono" w:cs="Cascadia Mono"/>
+          <w:color w:val="000000"/>
+          <w:kern w:val="0"/>
+          <w:sz w:val="19"/>
+          <w:szCs w:val="19"/>
+          <w:highlight w:val="white"/>
+        </w:rPr>
+      </w:pPr>
+      <w:r>
+        <w:rPr>
+          <w:rFonts w:ascii="Cascadia Mono" w:hAnsi="Cascadia Mono" w:cs="Cascadia Mono"/>
+          <w:color w:val="000000"/>
+          <w:kern w:val="0"/>
+          <w:sz w:val="19"/>
+          <w:szCs w:val="19"/>
+          <w:highlight w:val="white"/>
+        </w:rPr>
+        <w:t xml:space="preserve">            </w:t>
+      </w:r>
+      <w:r>
+        <w:rPr>
+          <w:rFonts w:ascii="Cascadia Mono" w:hAnsi="Cascadia Mono" w:cs="Cascadia Mono"/>
+          <w:color w:val="8F08C4"/>
+          <w:kern w:val="0"/>
+          <w:sz w:val="19"/>
+          <w:szCs w:val="19"/>
+          <w:highlight w:val="white"/>
+        </w:rPr>
+        <w:t>return</w:t>
+      </w:r>
+      <w:r>
+        <w:rPr>
+          <w:rFonts w:ascii="Cascadia Mono" w:hAnsi="Cascadia Mono" w:cs="Cascadia Mono"/>
+          <w:color w:val="000000"/>
+          <w:kern w:val="0"/>
+          <w:sz w:val="19"/>
+          <w:szCs w:val="19"/>
+          <w:highlight w:val="white"/>
+        </w:rPr>
+        <w:t xml:space="preserve"> </w:t>
+      </w:r>
+      <w:r>
+        <w:rPr>
+          <w:rFonts w:ascii="Cascadia Mono" w:hAnsi="Cascadia Mono" w:cs="Cascadia Mono"/>
+          <w:color w:val="2B91AF"/>
+          <w:kern w:val="0"/>
+          <w:sz w:val="19"/>
+          <w:szCs w:val="19"/>
+          <w:highlight w:val="white"/>
+        </w:rPr>
+        <w:t>Task</w:t>
+      </w:r>
+      <w:r>
+        <w:rPr>
+          <w:rFonts w:ascii="Cascadia Mono" w:hAnsi="Cascadia Mono" w:cs="Cascadia Mono"/>
+          <w:color w:val="000000"/>
+          <w:kern w:val="0"/>
+          <w:sz w:val="19"/>
+          <w:szCs w:val="19"/>
+          <w:highlight w:val="white"/>
+        </w:rPr>
+        <w:t>.</w:t>
+      </w:r>
+      <w:r>
+        <w:rPr>
+          <w:rFonts w:ascii="Cascadia Mono" w:hAnsi="Cascadia Mono" w:cs="Cascadia Mono"/>
+          <w:color w:val="74531F"/>
+          <w:kern w:val="0"/>
+          <w:sz w:val="19"/>
+          <w:szCs w:val="19"/>
+          <w:highlight w:val="white"/>
+        </w:rPr>
+        <w:t>FromResult</w:t>
+      </w:r>
+      <w:r>
+        <w:rPr>
+          <w:rFonts w:ascii="Cascadia Mono" w:hAnsi="Cascadia Mono" w:cs="Cascadia Mono"/>
+          <w:color w:val="000000"/>
+          <w:kern w:val="0"/>
+          <w:sz w:val="19"/>
+          <w:szCs w:val="19"/>
+          <w:highlight w:val="white"/>
+        </w:rPr>
+        <w:t>(</w:t>
+      </w:r>
+      <w:r>
+        <w:rPr>
+          <w:rFonts w:ascii="Cascadia Mono" w:hAnsi="Cascadia Mono" w:cs="Cascadia Mono"/>
+          <w:color w:val="0000FF"/>
+          <w:kern w:val="0"/>
+          <w:sz w:val="19"/>
+          <w:szCs w:val="19"/>
+          <w:highlight w:val="white"/>
+        </w:rPr>
+        <w:t>new</w:t>
+      </w:r>
+      <w:r>
+        <w:rPr>
+          <w:rFonts w:ascii="Cascadia Mono" w:hAnsi="Cascadia Mono" w:cs="Cascadia Mono"/>
+          <w:color w:val="000000"/>
+          <w:kern w:val="0"/>
+          <w:sz w:val="19"/>
+          <w:szCs w:val="19"/>
+          <w:highlight w:val="white"/>
+        </w:rPr>
+        <w:t xml:space="preserve"> </w:t>
+      </w:r>
+      <w:r>
+        <w:rPr>
+          <w:rFonts w:ascii="Cascadia Mono" w:hAnsi="Cascadia Mono" w:cs="Cascadia Mono"/>
+          <w:color w:val="2B91AF"/>
+          <w:kern w:val="0"/>
+          <w:sz w:val="19"/>
+          <w:szCs w:val="19"/>
+          <w:highlight w:val="white"/>
+        </w:rPr>
+        <w:t>CreateContactResponse</w:t>
+      </w:r>
+    </w:p>
+    <w:p>
+      <w:pPr>
+        <w:autoSpaceDE w:val="0"/>
+        <w:autoSpaceDN w:val="0"/>
+        <w:adjustRightInd w:val="0"/>
+        <w:spacing w:after="0" w:line="240" w:lineRule="auto"/>
+        <w:rPr>
+          <w:rFonts w:ascii="Cascadia Mono" w:hAnsi="Cascadia Mono" w:cs="Cascadia Mono"/>
+          <w:color w:val="000000"/>
+          <w:kern w:val="0"/>
+          <w:sz w:val="19"/>
+          <w:szCs w:val="19"/>
+          <w:highlight w:val="white"/>
+        </w:rPr>
+      </w:pPr>
+      <w:r>
+        <w:rPr>
+          <w:rFonts w:ascii="Cascadia Mono" w:hAnsi="Cascadia Mono" w:cs="Cascadia Mono"/>
+          <w:color w:val="000000"/>
+          <w:kern w:val="0"/>
+          <w:sz w:val="19"/>
+          <w:szCs w:val="19"/>
+          <w:highlight w:val="white"/>
+        </w:rPr>
+        <w:t xml:space="preserve">            {</w:t>
+      </w:r>
+    </w:p>
+    <w:p>
+      <w:pPr>
+        <w:autoSpaceDE w:val="0"/>
+        <w:autoSpaceDN w:val="0"/>
+        <w:adjustRightInd w:val="0"/>
+        <w:spacing w:after="0" w:line="240" w:lineRule="auto"/>
+        <w:rPr>
+          <w:rFonts w:ascii="Cascadia Mono" w:hAnsi="Cascadia Mono" w:cs="Cascadia Mono"/>
+          <w:color w:val="000000"/>
+          <w:kern w:val="0"/>
+          <w:sz w:val="19"/>
+          <w:szCs w:val="19"/>
+          <w:highlight w:val="white"/>
+        </w:rPr>
+      </w:pPr>
+      <w:r>
+        <w:rPr>
+          <w:rFonts w:ascii="Cascadia Mono" w:hAnsi="Cascadia Mono" w:cs="Cascadia Mono"/>
+          <w:color w:val="000000"/>
+          <w:kern w:val="0"/>
+          <w:sz w:val="19"/>
+          <w:szCs w:val="19"/>
+          <w:highlight w:val="white"/>
+        </w:rPr>
+        <w:t xml:space="preserve">                ContactId = </w:t>
+      </w:r>
+      <w:r>
+        <w:rPr>
+          <w:rFonts w:ascii="Cascadia Mono" w:hAnsi="Cascadia Mono" w:cs="Cascadia Mono"/>
+          <w:color w:val="2B91AF"/>
+          <w:kern w:val="0"/>
+          <w:sz w:val="19"/>
+          <w:szCs w:val="19"/>
+          <w:highlight w:val="white"/>
+        </w:rPr>
+        <w:t>Guid</w:t>
+      </w:r>
+      <w:r>
+        <w:rPr>
+          <w:rFonts w:ascii="Cascadia Mono" w:hAnsi="Cascadia Mono" w:cs="Cascadia Mono"/>
+          <w:color w:val="000000"/>
+          <w:kern w:val="0"/>
+          <w:sz w:val="19"/>
+          <w:szCs w:val="19"/>
+          <w:highlight w:val="white"/>
+        </w:rPr>
+        <w:t>.</w:t>
+      </w:r>
+      <w:r>
+        <w:rPr>
+          <w:rFonts w:ascii="Cascadia Mono" w:hAnsi="Cascadia Mono" w:cs="Cascadia Mono"/>
+          <w:color w:val="74531F"/>
+          <w:kern w:val="0"/>
+          <w:sz w:val="19"/>
+          <w:szCs w:val="19"/>
+          <w:highlight w:val="white"/>
+        </w:rPr>
+        <w:t>NewGuid</w:t>
+      </w:r>
+      <w:r>
+        <w:rPr>
+          <w:rFonts w:ascii="Cascadia Mono" w:hAnsi="Cascadia Mono" w:cs="Cascadia Mono"/>
+          <w:color w:val="000000"/>
+          <w:kern w:val="0"/>
+          <w:sz w:val="19"/>
+          <w:szCs w:val="19"/>
+          <w:highlight w:val="white"/>
+        </w:rPr>
+        <w:t>(</w:t>
+      </w:r>
+      <w:proofErr w:type="gramStart"/>
+      <w:r>
+        <w:rPr>
+          <w:rFonts w:ascii="Cascadia Mono" w:hAnsi="Cascadia Mono" w:cs="Cascadia Mono"/>
+          <w:color w:val="000000"/>
+          <w:kern w:val="0"/>
+          <w:sz w:val="19"/>
+          <w:szCs w:val="19"/>
+          <w:highlight w:val="white"/>
+        </w:rPr>
+        <w:t>).</w:t>
+      </w:r>
+      <w:r>
+        <w:rPr>
+          <w:rFonts w:ascii="Cascadia Mono" w:hAnsi="Cascadia Mono" w:cs="Cascadia Mono"/>
+          <w:color w:val="74531F"/>
+          <w:kern w:val="0"/>
+          <w:sz w:val="19"/>
+          <w:szCs w:val="19"/>
+          <w:highlight w:val="white"/>
+        </w:rPr>
+        <w:t>ToString</w:t>
+      </w:r>
+      <w:proofErr w:type="gramEnd"/>
+      <w:r>
+        <w:rPr>
+          <w:rFonts w:ascii="Cascadia Mono" w:hAnsi="Cascadia Mono" w:cs="Cascadia Mono"/>
+          <w:color w:val="000000"/>
+          <w:kern w:val="0"/>
+          <w:sz w:val="19"/>
+          <w:szCs w:val="19"/>
+          <w:highlight w:val="white"/>
+        </w:rPr>
+        <w:t>(),</w:t>
+      </w:r>
+    </w:p>
+    <w:p>
+      <w:pPr>
+        <w:autoSpaceDE w:val="0"/>
+        <w:autoSpaceDN w:val="0"/>
+        <w:adjustRightInd w:val="0"/>
+        <w:spacing w:after="0" w:line="240" w:lineRule="auto"/>
+        <w:rPr>
+          <w:rFonts w:ascii="Cascadia Mono" w:hAnsi="Cascadia Mono" w:cs="Cascadia Mono"/>
+          <w:color w:val="000000"/>
+          <w:kern w:val="0"/>
+          <w:sz w:val="19"/>
+          <w:szCs w:val="19"/>
+          <w:highlight w:val="white"/>
+        </w:rPr>
+      </w:pPr>
+      <w:r>
+        <w:rPr>
+          <w:rFonts w:ascii="Cascadia Mono" w:hAnsi="Cascadia Mono" w:cs="Cascadia Mono"/>
+          <w:color w:val="000000"/>
+          <w:kern w:val="0"/>
+          <w:sz w:val="19"/>
+          <w:szCs w:val="19"/>
+          <w:highlight w:val="white"/>
+        </w:rPr>
+        <w:t xml:space="preserve">            });</w:t>
+      </w:r>
+    </w:p>
+    <w:p>
+      <w:pPr>
+        <w:autoSpaceDE w:val="0"/>
+        <w:autoSpaceDN w:val="0"/>
+        <w:adjustRightInd w:val="0"/>
+        <w:spacing w:after="0" w:line="240" w:lineRule="auto"/>
+        <w:rPr>
+          <w:rFonts w:ascii="Cascadia Mono" w:hAnsi="Cascadia Mono" w:cs="Cascadia Mono"/>
+          <w:color w:val="000000"/>
+          <w:kern w:val="0"/>
+          <w:sz w:val="19"/>
+          <w:szCs w:val="19"/>
+          <w:highlight w:val="white"/>
+        </w:rPr>
+      </w:pPr>
+      <w:r>
+        <w:rPr>
+          <w:rFonts w:ascii="Cascadia Mono" w:hAnsi="Cascadia Mono" w:cs="Cascadia Mono"/>
+          <w:color w:val="000000"/>
+          <w:kern w:val="0"/>
+          <w:sz w:val="19"/>
+          <w:szCs w:val="19"/>
+          <w:highlight w:val="white"/>
+        </w:rPr>
+        <w:t xml:space="preserve">        }</w:t>
+      </w:r>
+    </w:p>
+    <w:p>
+      <w:pPr>
+        <w:autoSpaceDE w:val="0"/>
+        <w:autoSpaceDN w:val="0"/>
+        <w:adjustRightInd w:val="0"/>
+        <w:spacing w:after="0" w:line="240" w:lineRule="auto"/>
+        <w:rPr>
+          <w:rFonts w:ascii="Cascadia Mono" w:hAnsi="Cascadia Mono" w:cs="Cascadia Mono"/>
+          <w:color w:val="000000"/>
+          <w:kern w:val="0"/>
+          <w:sz w:val="19"/>
+          <w:szCs w:val="19"/>
+          <w:highlight w:val="white"/>
+        </w:rPr>
+      </w:pPr>
+      <w:r>
+        <w:rPr>
+          <w:rFonts w:ascii="Cascadia Mono" w:hAnsi="Cascadia Mono" w:cs="Cascadia Mono"/>
+          <w:color w:val="000000"/>
+          <w:kern w:val="0"/>
+          <w:sz w:val="19"/>
+          <w:szCs w:val="19"/>
+          <w:highlight w:val="white"/>
+        </w:rPr>
+        <w:t xml:space="preserve">    }</w:t>
+      </w:r>
+    </w:p>
+    <w:p>
+      <w:pPr>
+        <w:autoSpaceDE w:val="0"/>
+        <w:autoSpaceDN w:val="0"/>
+        <w:adjustRightInd w:val="0"/>
+        <w:spacing w:after="0" w:line="240" w:lineRule="auto"/>
+        <w:rPr>
+          <w:rFonts w:ascii="Cascadia Mono" w:hAnsi="Cascadia Mono" w:cs="Cascadia Mono"/>
+          <w:color w:val="000000"/>
+          <w:kern w:val="0"/>
+          <w:sz w:val="19"/>
+          <w:szCs w:val="19"/>
+        </w:rPr>
+      </w:pPr>
+      <w:r>
+        <w:rPr>
+          <w:rFonts w:ascii="Cascadia Mono" w:hAnsi="Cascadia Mono" w:cs="Cascadia Mono"/>
+          <w:color w:val="000000"/>
+          <w:kern w:val="0"/>
+          <w:sz w:val="19"/>
+          <w:szCs w:val="19"/>
+          <w:highlight w:val="white"/>
+        </w:rPr>
+        <w:t>}</w:t>
+      </w:r>
+    </w:p>
+    <w:p>
+      <w:pPr>
+        <w:autoSpaceDE w:val="0"/>
+        <w:autoSpaceDN w:val="0"/>
+        <w:adjustRightInd w:val="0"/>
+        <w:spacing w:after="0" w:line="240" w:lineRule="auto"/>
+        <w:rPr>
+          <w:rFonts w:ascii="Sakkal Majalla" w:hAnsi="Sakkal Majalla" w:cs="Sakkal Majalla"/>
+          <w:color w:val="000000"/>
+          <w:kern w:val="0"/>
+          <w:sz w:val="28"/>
+          <w:szCs w:val="28"/>
+        </w:rPr>
+      </w:pPr>
+      <w:r>
+        <w:rPr>
+          <w:rFonts w:ascii="Sakkal Majalla" w:hAnsi="Sakkal Majalla" w:cs="Sakkal Majalla"/>
+          <w:color w:val="000000"/>
+          <w:kern w:val="0"/>
+          <w:sz w:val="28"/>
+          <w:szCs w:val="28"/>
+        </w:rPr>
+        <w:tab/>
+      </w:r>
+      <w:r>
+        <w:rPr>
+          <w:rFonts w:ascii="Sakkal Majalla" w:hAnsi="Sakkal Majalla" w:cs="Sakkal Majalla"/>
+          <w:color w:val="000000"/>
+          <w:kern w:val="0"/>
+          <w:sz w:val="28"/>
+          <w:szCs w:val="28"/>
+        </w:rPr>
+        <w:tab/>
+        <w:t>------------------------------------------------------</w:t>
+      </w:r>
+      <w:r>
+        <w:rPr>
+          <w:rFonts w:ascii="Sakkal Majalla" w:hAnsi="Sakkal Majalla" w:cs="Sakkal Majalla"/>
+          <w:color w:val="000000"/>
+          <w:kern w:val="0"/>
+          <w:sz w:val="28"/>
+          <w:szCs w:val="28"/>
+        </w:rPr>
+        <w:t>-------------------</w:t>
+      </w:r>
+    </w:p>
+    <w:p>
+      <w:pPr>
+        <w:autoSpaceDE w:val="0"/>
+        <w:autoSpaceDN w:val="0"/>
+        <w:adjustRightInd w:val="0"/>
+        <w:spacing w:after="0" w:line="240" w:lineRule="auto"/>
+        <w:rPr>
+          <w:rFonts w:ascii="Cascadia Mono" w:hAnsi="Cascadia Mono" w:cs="Cascadia Mono"/>
+          <w:color w:val="000000"/>
+          <w:kern w:val="0"/>
+          <w:sz w:val="19"/>
+          <w:szCs w:val="19"/>
+          <w:highlight w:val="white"/>
+        </w:rPr>
+      </w:pPr>
+      <w:r>
+        <w:rPr>
+          <w:rFonts w:ascii="Cascadia Mono" w:hAnsi="Cascadia Mono" w:cs="Cascadia Mono"/>
+          <w:color w:val="008000"/>
+          <w:kern w:val="0"/>
+          <w:sz w:val="19"/>
+          <w:szCs w:val="19"/>
+          <w:highlight w:val="white"/>
+        </w:rPr>
+        <w:t>// Configure the HTTP request pipeline.</w:t>
+      </w:r>
+    </w:p>
+    <w:p>
+      <w:pPr>
+        <w:autoSpaceDE w:val="0"/>
+        <w:autoSpaceDN w:val="0"/>
+        <w:adjustRightInd w:val="0"/>
+        <w:spacing w:after="0" w:line="240" w:lineRule="auto"/>
+        <w:rPr>
+          <w:rFonts w:ascii="Cascadia Mono" w:hAnsi="Cascadia Mono" w:cs="Cascadia Mono"/>
+          <w:color w:val="000000"/>
+          <w:kern w:val="0"/>
+          <w:sz w:val="19"/>
+          <w:szCs w:val="19"/>
+          <w:highlight w:val="white"/>
+        </w:rPr>
+      </w:pPr>
+      <w:proofErr w:type="gramStart"/>
+      <w:r>
+        <w:rPr>
+          <w:rFonts w:ascii="Cascadia Mono" w:hAnsi="Cascadia Mono" w:cs="Cascadia Mono"/>
+          <w:color w:val="1F377F"/>
+          <w:kern w:val="0"/>
+          <w:sz w:val="19"/>
+          <w:szCs w:val="19"/>
+          <w:highlight w:val="white"/>
+        </w:rPr>
+        <w:t>app</w:t>
+      </w:r>
+      <w:r>
+        <w:rPr>
+          <w:rFonts w:ascii="Cascadia Mono" w:hAnsi="Cascadia Mono" w:cs="Cascadia Mono"/>
+          <w:color w:val="000000"/>
+          <w:kern w:val="0"/>
+          <w:sz w:val="19"/>
+          <w:szCs w:val="19"/>
+          <w:highlight w:val="white"/>
+        </w:rPr>
+        <w:t>.</w:t>
+      </w:r>
+      <w:r>
+        <w:rPr>
+          <w:rFonts w:ascii="Cascadia Mono" w:hAnsi="Cascadia Mono" w:cs="Cascadia Mono"/>
+          <w:color w:val="74531F"/>
+          <w:kern w:val="0"/>
+          <w:sz w:val="19"/>
+          <w:szCs w:val="19"/>
+          <w:highlight w:val="white"/>
+        </w:rPr>
+        <w:t>MapGrpcService</w:t>
+      </w:r>
+      <w:proofErr w:type="gramEnd"/>
+      <w:r>
+        <w:rPr>
+          <w:rFonts w:ascii="Cascadia Mono" w:hAnsi="Cascadia Mono" w:cs="Cascadia Mono"/>
+          <w:color w:val="000000"/>
+          <w:kern w:val="0"/>
+          <w:sz w:val="19"/>
+          <w:szCs w:val="19"/>
+          <w:highlight w:val="white"/>
+        </w:rPr>
+        <w:t>&lt;</w:t>
+      </w:r>
+      <w:r>
+        <w:rPr>
+          <w:rFonts w:ascii="Cascadia Mono" w:hAnsi="Cascadia Mono" w:cs="Cascadia Mono"/>
+          <w:color w:val="2B91AF"/>
+          <w:kern w:val="0"/>
+          <w:sz w:val="19"/>
+          <w:szCs w:val="19"/>
+          <w:highlight w:val="white"/>
+        </w:rPr>
+        <w:t>GreeterService</w:t>
+      </w:r>
+      <w:proofErr w:type="gramStart"/>
+      <w:r>
+        <w:rPr>
+          <w:rFonts w:ascii="Cascadia Mono" w:hAnsi="Cascadia Mono" w:cs="Cascadia Mono"/>
+          <w:color w:val="000000"/>
+          <w:kern w:val="0"/>
+          <w:sz w:val="19"/>
+          <w:szCs w:val="19"/>
+          <w:highlight w:val="white"/>
+        </w:rPr>
+        <w:t>&gt;(</w:t>
+      </w:r>
+      <w:proofErr w:type="gramEnd"/>
+      <w:r>
+        <w:rPr>
+          <w:rFonts w:ascii="Cascadia Mono" w:hAnsi="Cascadia Mono" w:cs="Cascadia Mono"/>
+          <w:color w:val="000000"/>
+          <w:kern w:val="0"/>
+          <w:sz w:val="19"/>
+          <w:szCs w:val="19"/>
+          <w:highlight w:val="white"/>
+        </w:rPr>
+        <w:t>);</w:t>
+      </w:r>
+    </w:p>
+    <w:p>
+      <w:pPr>
+        <w:autoSpaceDE w:val="0"/>
+        <w:autoSpaceDN w:val="0"/>
+        <w:adjustRightInd w:val="0"/>
+        <w:spacing w:after="0" w:line="240" w:lineRule="auto"/>
+        <w:rPr>
+          <w:rFonts w:ascii="Cascadia Mono" w:hAnsi="Cascadia Mono" w:cs="Cascadia Mono"/>
+          <w:color w:val="000000"/>
+          <w:kern w:val="0"/>
+          <w:sz w:val="19"/>
+          <w:szCs w:val="19"/>
+          <w:highlight w:val="white"/>
+        </w:rPr>
+      </w:pPr>
+      <w:proofErr w:type="gramStart"/>
+      <w:r>
+        <w:rPr>
+          <w:rFonts w:ascii="Cascadia Mono" w:hAnsi="Cascadia Mono" w:cs="Cascadia Mono"/>
+          <w:color w:val="1F377F"/>
+          <w:kern w:val="0"/>
+          <w:sz w:val="19"/>
+          <w:szCs w:val="19"/>
+          <w:highlight w:val="white"/>
+        </w:rPr>
+        <w:t>app</w:t>
+      </w:r>
+      <w:r>
+        <w:rPr>
+          <w:rFonts w:ascii="Cascadia Mono" w:hAnsi="Cascadia Mono" w:cs="Cascadia Mono"/>
+          <w:color w:val="000000"/>
+          <w:kern w:val="0"/>
+          <w:sz w:val="19"/>
+          <w:szCs w:val="19"/>
+          <w:highlight w:val="white"/>
+        </w:rPr>
+        <w:t>.</w:t>
+      </w:r>
+      <w:r>
+        <w:rPr>
+          <w:rFonts w:ascii="Cascadia Mono" w:hAnsi="Cascadia Mono" w:cs="Cascadia Mono"/>
+          <w:color w:val="74531F"/>
+          <w:kern w:val="0"/>
+          <w:sz w:val="19"/>
+          <w:szCs w:val="19"/>
+          <w:highlight w:val="white"/>
+        </w:rPr>
+        <w:t>MapGrpcService</w:t>
+      </w:r>
+      <w:proofErr w:type="gramEnd"/>
+      <w:r>
+        <w:rPr>
+          <w:rFonts w:ascii="Cascadia Mono" w:hAnsi="Cascadia Mono" w:cs="Cascadia Mono"/>
+          <w:color w:val="000000"/>
+          <w:kern w:val="0"/>
+          <w:sz w:val="19"/>
+          <w:szCs w:val="19"/>
+          <w:highlight w:val="white"/>
+        </w:rPr>
+        <w:t>&lt;</w:t>
+      </w:r>
+      <w:r>
+        <w:rPr>
+          <w:rFonts w:ascii="Cascadia Mono" w:hAnsi="Cascadia Mono" w:cs="Cascadia Mono"/>
+          <w:color w:val="2B91AF"/>
+          <w:kern w:val="0"/>
+          <w:sz w:val="19"/>
+          <w:szCs w:val="19"/>
+          <w:highlight w:val="white"/>
+        </w:rPr>
+        <w:t>ContactGrpcService</w:t>
+      </w:r>
+      <w:proofErr w:type="gramStart"/>
+      <w:r>
+        <w:rPr>
+          <w:rFonts w:ascii="Cascadia Mono" w:hAnsi="Cascadia Mono" w:cs="Cascadia Mono"/>
+          <w:color w:val="000000"/>
+          <w:kern w:val="0"/>
+          <w:sz w:val="19"/>
+          <w:szCs w:val="19"/>
+          <w:highlight w:val="white"/>
+        </w:rPr>
+        <w:t>&gt;(</w:t>
+      </w:r>
+      <w:proofErr w:type="gramEnd"/>
+      <w:r>
+        <w:rPr>
+          <w:rFonts w:ascii="Cascadia Mono" w:hAnsi="Cascadia Mono" w:cs="Cascadia Mono"/>
+          <w:color w:val="000000"/>
+          <w:kern w:val="0"/>
+          <w:sz w:val="19"/>
+          <w:szCs w:val="19"/>
+          <w:highlight w:val="white"/>
+        </w:rPr>
+        <w:t>);</w:t>
+      </w:r>
+    </w:p>
+    <w:p>
+      <w:pPr>
+        <w:autoSpaceDE w:val="0"/>
+        <w:autoSpaceDN w:val="0"/>
+        <w:adjustRightInd w:val="0"/>
+        <w:spacing w:after="0" w:line="240" w:lineRule="auto"/>
+        <w:rPr>
+          <w:rFonts w:ascii="Cascadia Mono" w:hAnsi="Cascadia Mono" w:cs="Cascadia Mono"/>
+          <w:color w:val="000000"/>
+          <w:kern w:val="0"/>
+          <w:sz w:val="19"/>
+          <w:szCs w:val="19"/>
+          <w:highlight w:val="white"/>
+        </w:rPr>
+      </w:pPr>
+      <w:proofErr w:type="gramStart"/>
+      <w:r>
+        <w:rPr>
+          <w:rFonts w:ascii="Cascadia Mono" w:hAnsi="Cascadia Mono" w:cs="Cascadia Mono"/>
+          <w:color w:val="1F377F"/>
+          <w:kern w:val="0"/>
+          <w:sz w:val="19"/>
+          <w:szCs w:val="19"/>
+          <w:highlight w:val="white"/>
+        </w:rPr>
+        <w:t>app</w:t>
+      </w:r>
+      <w:r>
+        <w:rPr>
+          <w:rFonts w:ascii="Cascadia Mono" w:hAnsi="Cascadia Mono" w:cs="Cascadia Mono"/>
+          <w:color w:val="000000"/>
+          <w:kern w:val="0"/>
+          <w:sz w:val="19"/>
+          <w:szCs w:val="19"/>
+          <w:highlight w:val="white"/>
+        </w:rPr>
+        <w:t>.</w:t>
+      </w:r>
+      <w:r>
+        <w:rPr>
+          <w:rFonts w:ascii="Cascadia Mono" w:hAnsi="Cascadia Mono" w:cs="Cascadia Mono"/>
+          <w:color w:val="74531F"/>
+          <w:kern w:val="0"/>
+          <w:sz w:val="19"/>
+          <w:szCs w:val="19"/>
+          <w:highlight w:val="white"/>
+        </w:rPr>
+        <w:t>MapGet</w:t>
+      </w:r>
+      <w:proofErr w:type="gramEnd"/>
+      <w:r>
+        <w:rPr>
+          <w:rFonts w:ascii="Cascadia Mono" w:hAnsi="Cascadia Mono" w:cs="Cascadia Mono"/>
+          <w:color w:val="000000"/>
+          <w:kern w:val="0"/>
+          <w:sz w:val="19"/>
+          <w:szCs w:val="19"/>
+          <w:highlight w:val="white"/>
+        </w:rPr>
+        <w:t>(</w:t>
+      </w:r>
+      <w:r>
+        <w:rPr>
+          <w:rFonts w:ascii="Cascadia Mono" w:hAnsi="Cascadia Mono" w:cs="Cascadia Mono"/>
+          <w:color w:val="A31515"/>
+          <w:kern w:val="0"/>
+          <w:sz w:val="19"/>
+          <w:szCs w:val="19"/>
+          <w:highlight w:val="white"/>
+        </w:rPr>
+        <w:t>"/"</w:t>
+      </w:r>
+      <w:r>
+        <w:rPr>
+          <w:rFonts w:ascii="Cascadia Mono" w:hAnsi="Cascadia Mono" w:cs="Cascadia Mono"/>
+          <w:color w:val="000000"/>
+          <w:kern w:val="0"/>
+          <w:sz w:val="19"/>
+          <w:szCs w:val="19"/>
+          <w:highlight w:val="white"/>
+        </w:rPr>
+        <w:t xml:space="preserve">, () =&gt; </w:t>
+      </w:r>
+      <w:r>
+        <w:rPr>
+          <w:rFonts w:ascii="Cascadia Mono" w:hAnsi="Cascadia Mono" w:cs="Cascadia Mono"/>
+          <w:color w:val="A31515"/>
+          <w:kern w:val="0"/>
+          <w:sz w:val="19"/>
+          <w:szCs w:val="19"/>
+          <w:highlight w:val="white"/>
+        </w:rPr>
+        <w:t>"Communication with gRPC endpoints must be made through a gRPC client. To learn how to create a client, visit: https://go.microsoft.com/fwlink/?linkid=2086909"</w:t>
+      </w:r>
+      <w:r>
+        <w:rPr>
+          <w:rFonts w:ascii="Cascadia Mono" w:hAnsi="Cascadia Mono" w:cs="Cascadia Mono"/>
+          <w:color w:val="000000"/>
+          <w:kern w:val="0"/>
+          <w:sz w:val="19"/>
+          <w:szCs w:val="19"/>
+          <w:highlight w:val="white"/>
+        </w:rPr>
+        <w:t>);</w:t>
+      </w:r>
+    </w:p>
+    <w:p>
+      <w:pPr>
+        <w:autoSpaceDE w:val="0"/>
+        <w:autoSpaceDN w:val="0"/>
+        <w:adjustRightInd w:val="0"/>
+        <w:spacing w:after="0" w:line="240" w:lineRule="auto"/>
+        <w:ind w:left="720" w:firstLine="720"/>
+        <w:rPr>
+          <w:rFonts w:ascii="Sakkal Majalla" w:hAnsi="Sakkal Majalla" w:cs="Sakkal Majalla"/>
+          <w:color w:val="000000"/>
+          <w:kern w:val="0"/>
+          <w:sz w:val="28"/>
+          <w:szCs w:val="28"/>
+        </w:rPr>
+      </w:pPr>
+      <w:r>
+        <w:rPr>
+          <w:rFonts w:ascii="Sakkal Majalla" w:hAnsi="Sakkal Majalla" w:cs="Sakkal Majalla"/>
+          <w:color w:val="000000"/>
+          <w:kern w:val="0"/>
+          <w:sz w:val="28"/>
+          <w:szCs w:val="28"/>
+        </w:rPr>
+        <w:t>------------------------------------------------------</w:t>
+      </w:r>
+      <w:r>
+        <w:rPr>
+          <w:rFonts w:ascii="Sakkal Majalla" w:hAnsi="Sakkal Majalla" w:cs="Sakkal Majalla"/>
+          <w:color w:val="000000"/>
+          <w:kern w:val="0"/>
+          <w:sz w:val="28"/>
+          <w:szCs w:val="28"/>
+        </w:rPr>
+        <w:t>-------------------</w:t>
+      </w:r>
+    </w:p>
+    <w:p>
+      <w:pPr>
+        <w:autoSpaceDE w:val="0"/>
+        <w:autoSpaceDN w:val="0"/>
+        <w:adjustRightInd w:val="0"/>
+        <w:spacing w:after="0" w:line="240" w:lineRule="auto"/>
+        <w:rPr>
+          <w:rFonts w:ascii="Sakkal Majalla" w:hAnsi="Sakkal Majalla" w:cs="Sakkal Majalla"/>
+          <w:sz w:val="28"/>
+          <w:szCs w:val="28"/>
+        </w:rPr>
+      </w:pPr>
+      <w:r>
+        <w:rPr>
+          <w:rFonts w:ascii="Sakkal Majalla" w:hAnsi="Sakkal Majalla" w:cs="Sakkal Majalla"/>
+          <w:sz w:val="28"/>
+          <w:szCs w:val="28"/>
+        </w:rPr>
+        <w:t xml:space="preserve">For creating </w:t>
+      </w:r>
+      <w:proofErr w:type="spellStart"/>
+      <w:r>
+        <w:rPr>
+          <w:rFonts w:ascii="Sakkal Majalla" w:hAnsi="Sakkal Majalla" w:cs="Sakkal Majalla"/>
+          <w:sz w:val="28"/>
+          <w:szCs w:val="28"/>
+        </w:rPr>
+        <w:t>grpc</w:t>
+      </w:r>
+      <w:proofErr w:type="spellEnd"/>
+      <w:r>
+        <w:rPr>
+          <w:rFonts w:ascii="Sakkal Majalla" w:hAnsi="Sakkal Majalla" w:cs="Sakkal Majalla"/>
+          <w:sz w:val="28"/>
+          <w:szCs w:val="28"/>
+        </w:rPr>
+        <w:t xml:space="preserve"> client</w:t>
+      </w:r>
+      <w:r>
+        <w:rPr>
+          <w:rFonts w:ascii="Sakkal Majalla" w:hAnsi="Sakkal Majalla" w:cs="Sakkal Majalla"/>
+          <w:sz w:val="28"/>
+          <w:szCs w:val="28"/>
+        </w:rPr>
+        <w:t>, we need these modules:</w:t>
+      </w:r>
+    </w:p>
+    <w:p>
+      <w:pPr>
+        <w:autoSpaceDE w:val="0"/>
+        <w:autoSpaceDN w:val="0"/>
+        <w:adjustRightInd w:val="0"/>
+        <w:spacing w:after="0" w:line="240" w:lineRule="auto"/>
+        <w:rPr>
+          <w:rFonts w:ascii="Cascadia Mono" w:hAnsi="Cascadia Mono" w:cs="Cascadia Mono"/>
+          <w:color w:val="000000"/>
+          <w:kern w:val="0"/>
+          <w:sz w:val="19"/>
+          <w:szCs w:val="19"/>
+          <w:highlight w:val="white"/>
+        </w:rPr>
+      </w:pPr>
+      <w:r>
+        <w:rPr>
+          <w:rFonts w:ascii="Cascadia Mono" w:hAnsi="Cascadia Mono" w:cs="Cascadia Mono"/>
+          <w:color w:val="0000FF"/>
+          <w:kern w:val="0"/>
+          <w:sz w:val="19"/>
+          <w:szCs w:val="19"/>
+          <w:highlight w:val="white"/>
+        </w:rPr>
+        <w:t>&lt;</w:t>
+      </w:r>
+      <w:r>
+        <w:rPr>
+          <w:rFonts w:ascii="Cascadia Mono" w:hAnsi="Cascadia Mono" w:cs="Cascadia Mono"/>
+          <w:color w:val="A31515"/>
+          <w:kern w:val="0"/>
+          <w:sz w:val="19"/>
+          <w:szCs w:val="19"/>
+          <w:highlight w:val="white"/>
+        </w:rPr>
+        <w:t>Project</w:t>
+      </w:r>
+      <w:r>
+        <w:rPr>
+          <w:rFonts w:ascii="Cascadia Mono" w:hAnsi="Cascadia Mono" w:cs="Cascadia Mono"/>
+          <w:color w:val="0000FF"/>
+          <w:kern w:val="0"/>
+          <w:sz w:val="19"/>
+          <w:szCs w:val="19"/>
+          <w:highlight w:val="white"/>
+        </w:rPr>
+        <w:t xml:space="preserve"> </w:t>
+      </w:r>
+      <w:r>
+        <w:rPr>
+          <w:rFonts w:ascii="Cascadia Mono" w:hAnsi="Cascadia Mono" w:cs="Cascadia Mono"/>
+          <w:color w:val="FF0000"/>
+          <w:kern w:val="0"/>
+          <w:sz w:val="19"/>
+          <w:szCs w:val="19"/>
+          <w:highlight w:val="white"/>
+        </w:rPr>
+        <w:t>Sdk</w:t>
+      </w:r>
+      <w:r>
+        <w:rPr>
+          <w:rFonts w:ascii="Cascadia Mono" w:hAnsi="Cascadia Mono" w:cs="Cascadia Mono"/>
+          <w:color w:val="0000FF"/>
+          <w:kern w:val="0"/>
+          <w:sz w:val="19"/>
+          <w:szCs w:val="19"/>
+          <w:highlight w:val="white"/>
+        </w:rPr>
+        <w:t>=</w:t>
+      </w:r>
+      <w:r>
+        <w:rPr>
+          <w:rFonts w:ascii="Cascadia Mono" w:hAnsi="Cascadia Mono" w:cs="Cascadia Mono"/>
+          <w:color w:val="000000"/>
+          <w:kern w:val="0"/>
+          <w:sz w:val="19"/>
+          <w:szCs w:val="19"/>
+          <w:highlight w:val="white"/>
+        </w:rPr>
+        <w:t>"</w:t>
+      </w:r>
+      <w:r>
+        <w:rPr>
+          <w:rFonts w:ascii="Cascadia Mono" w:hAnsi="Cascadia Mono" w:cs="Cascadia Mono"/>
+          <w:color w:val="0000FF"/>
+          <w:kern w:val="0"/>
+          <w:sz w:val="19"/>
+          <w:szCs w:val="19"/>
+          <w:highlight w:val="white"/>
+        </w:rPr>
+        <w:t>Microsoft.NET.Sdk</w:t>
+      </w:r>
+      <w:r>
+        <w:rPr>
+          <w:rFonts w:ascii="Cascadia Mono" w:hAnsi="Cascadia Mono" w:cs="Cascadia Mono"/>
+          <w:color w:val="000000"/>
+          <w:kern w:val="0"/>
+          <w:sz w:val="19"/>
+          <w:szCs w:val="19"/>
+          <w:highlight w:val="white"/>
+        </w:rPr>
+        <w:t>"</w:t>
+      </w:r>
+      <w:r>
+        <w:rPr>
+          <w:rFonts w:ascii="Cascadia Mono" w:hAnsi="Cascadia Mono" w:cs="Cascadia Mono"/>
+          <w:color w:val="0000FF"/>
+          <w:kern w:val="0"/>
+          <w:sz w:val="19"/>
+          <w:szCs w:val="19"/>
+          <w:highlight w:val="white"/>
+        </w:rPr>
+        <w:t>&gt;</w:t>
+      </w:r>
+    </w:p>
+    <w:p>
+      <w:pPr>
+        <w:autoSpaceDE w:val="0"/>
+        <w:autoSpaceDN w:val="0"/>
+        <w:adjustRightInd w:val="0"/>
+        <w:spacing w:after="0" w:line="240" w:lineRule="auto"/>
+        <w:rPr>
+          <w:rFonts w:ascii="Cascadia Mono" w:hAnsi="Cascadia Mono" w:cs="Cascadia Mono"/>
+          <w:color w:val="000000"/>
+          <w:kern w:val="0"/>
+          <w:sz w:val="19"/>
+          <w:szCs w:val="19"/>
+          <w:highlight w:val="white"/>
+        </w:rPr>
+      </w:pPr>
+      <w:r>
+        <w:rPr>
+          <w:rFonts w:ascii="Cascadia Mono" w:hAnsi="Cascadia Mono" w:cs="Cascadia Mono"/>
+          <w:color w:val="0000FF"/>
+          <w:kern w:val="0"/>
+          <w:sz w:val="19"/>
+          <w:szCs w:val="19"/>
+          <w:highlight w:val="white"/>
+        </w:rPr>
+        <w:t xml:space="preserve">  &lt;</w:t>
+      </w:r>
+      <w:r>
+        <w:rPr>
+          <w:rFonts w:ascii="Cascadia Mono" w:hAnsi="Cascadia Mono" w:cs="Cascadia Mono"/>
+          <w:color w:val="A31515"/>
+          <w:kern w:val="0"/>
+          <w:sz w:val="19"/>
+          <w:szCs w:val="19"/>
+          <w:highlight w:val="white"/>
+        </w:rPr>
+        <w:t>PropertyGroup</w:t>
+      </w:r>
+      <w:r>
+        <w:rPr>
+          <w:rFonts w:ascii="Cascadia Mono" w:hAnsi="Cascadia Mono" w:cs="Cascadia Mono"/>
+          <w:color w:val="0000FF"/>
+          <w:kern w:val="0"/>
+          <w:sz w:val="19"/>
+          <w:szCs w:val="19"/>
+          <w:highlight w:val="white"/>
+        </w:rPr>
+        <w:t>&gt;</w:t>
+      </w:r>
+    </w:p>
+    <w:p>
+      <w:pPr>
+        <w:autoSpaceDE w:val="0"/>
+        <w:autoSpaceDN w:val="0"/>
+        <w:adjustRightInd w:val="0"/>
+        <w:spacing w:after="0" w:line="240" w:lineRule="auto"/>
+        <w:rPr>
+          <w:rFonts w:ascii="Cascadia Mono" w:hAnsi="Cascadia Mono" w:cs="Cascadia Mono"/>
+          <w:color w:val="000000"/>
+          <w:kern w:val="0"/>
+          <w:sz w:val="19"/>
+          <w:szCs w:val="19"/>
+          <w:highlight w:val="white"/>
+        </w:rPr>
+      </w:pPr>
+      <w:r>
+        <w:rPr>
+          <w:rFonts w:ascii="Cascadia Mono" w:hAnsi="Cascadia Mono" w:cs="Cascadia Mono"/>
+          <w:color w:val="0000FF"/>
+          <w:kern w:val="0"/>
+          <w:sz w:val="19"/>
+          <w:szCs w:val="19"/>
+          <w:highlight w:val="white"/>
+        </w:rPr>
+        <w:t xml:space="preserve">    &lt;</w:t>
+      </w:r>
+      <w:r>
+        <w:rPr>
+          <w:rFonts w:ascii="Cascadia Mono" w:hAnsi="Cascadia Mono" w:cs="Cascadia Mono"/>
+          <w:color w:val="A31515"/>
+          <w:kern w:val="0"/>
+          <w:sz w:val="19"/>
+          <w:szCs w:val="19"/>
+          <w:highlight w:val="white"/>
+        </w:rPr>
+        <w:t>OutputType</w:t>
+      </w:r>
+      <w:r>
+        <w:rPr>
+          <w:rFonts w:ascii="Cascadia Mono" w:hAnsi="Cascadia Mono" w:cs="Cascadia Mono"/>
+          <w:color w:val="0000FF"/>
+          <w:kern w:val="0"/>
+          <w:sz w:val="19"/>
+          <w:szCs w:val="19"/>
+          <w:highlight w:val="white"/>
+        </w:rPr>
+        <w:t>&gt;</w:t>
+      </w:r>
+      <w:r>
+        <w:rPr>
+          <w:rFonts w:ascii="Cascadia Mono" w:hAnsi="Cascadia Mono" w:cs="Cascadia Mono"/>
+          <w:color w:val="000000"/>
+          <w:kern w:val="0"/>
+          <w:sz w:val="19"/>
+          <w:szCs w:val="19"/>
+          <w:highlight w:val="white"/>
+        </w:rPr>
+        <w:t>Exe</w:t>
+      </w:r>
+      <w:r>
+        <w:rPr>
+          <w:rFonts w:ascii="Cascadia Mono" w:hAnsi="Cascadia Mono" w:cs="Cascadia Mono"/>
+          <w:color w:val="0000FF"/>
+          <w:kern w:val="0"/>
+          <w:sz w:val="19"/>
+          <w:szCs w:val="19"/>
+          <w:highlight w:val="white"/>
+        </w:rPr>
+        <w:t>&lt;/</w:t>
+      </w:r>
+      <w:r>
+        <w:rPr>
+          <w:rFonts w:ascii="Cascadia Mono" w:hAnsi="Cascadia Mono" w:cs="Cascadia Mono"/>
+          <w:color w:val="A31515"/>
+          <w:kern w:val="0"/>
+          <w:sz w:val="19"/>
+          <w:szCs w:val="19"/>
+          <w:highlight w:val="white"/>
+        </w:rPr>
+        <w:t>OutputType</w:t>
+      </w:r>
+      <w:r>
+        <w:rPr>
+          <w:rFonts w:ascii="Cascadia Mono" w:hAnsi="Cascadia Mono" w:cs="Cascadia Mono"/>
+          <w:color w:val="0000FF"/>
+          <w:kern w:val="0"/>
+          <w:sz w:val="19"/>
+          <w:szCs w:val="19"/>
+          <w:highlight w:val="white"/>
+        </w:rPr>
+        <w:t>&gt;</w:t>
+      </w:r>
+    </w:p>
+    <w:p>
+      <w:pPr>
+        <w:autoSpaceDE w:val="0"/>
+        <w:autoSpaceDN w:val="0"/>
+        <w:adjustRightInd w:val="0"/>
+        <w:spacing w:after="0" w:line="240" w:lineRule="auto"/>
+        <w:rPr>
+          <w:rFonts w:ascii="Cascadia Mono" w:hAnsi="Cascadia Mono" w:cs="Cascadia Mono"/>
+          <w:color w:val="000000"/>
+          <w:kern w:val="0"/>
+          <w:sz w:val="19"/>
+          <w:szCs w:val="19"/>
+          <w:highlight w:val="white"/>
+        </w:rPr>
+      </w:pPr>
+      <w:r>
+        <w:rPr>
+          <w:rFonts w:ascii="Cascadia Mono" w:hAnsi="Cascadia Mono" w:cs="Cascadia Mono"/>
+          <w:color w:val="0000FF"/>
+          <w:kern w:val="0"/>
+          <w:sz w:val="19"/>
+          <w:szCs w:val="19"/>
+          <w:highlight w:val="white"/>
+        </w:rPr>
+        <w:t xml:space="preserve">    &lt;</w:t>
+      </w:r>
+      <w:r>
+        <w:rPr>
+          <w:rFonts w:ascii="Cascadia Mono" w:hAnsi="Cascadia Mono" w:cs="Cascadia Mono"/>
+          <w:color w:val="A31515"/>
+          <w:kern w:val="0"/>
+          <w:sz w:val="19"/>
+          <w:szCs w:val="19"/>
+          <w:highlight w:val="white"/>
+        </w:rPr>
+        <w:t>TargetFramework</w:t>
+      </w:r>
+      <w:r>
+        <w:rPr>
+          <w:rFonts w:ascii="Cascadia Mono" w:hAnsi="Cascadia Mono" w:cs="Cascadia Mono"/>
+          <w:color w:val="0000FF"/>
+          <w:kern w:val="0"/>
+          <w:sz w:val="19"/>
+          <w:szCs w:val="19"/>
+          <w:highlight w:val="white"/>
+        </w:rPr>
+        <w:t>&gt;</w:t>
+      </w:r>
+      <w:r>
+        <w:rPr>
+          <w:rFonts w:ascii="Cascadia Mono" w:hAnsi="Cascadia Mono" w:cs="Cascadia Mono"/>
+          <w:color w:val="000000"/>
+          <w:kern w:val="0"/>
+          <w:sz w:val="19"/>
+          <w:szCs w:val="19"/>
+          <w:highlight w:val="white"/>
+        </w:rPr>
+        <w:t>net8.0</w:t>
+      </w:r>
+      <w:r>
+        <w:rPr>
+          <w:rFonts w:ascii="Cascadia Mono" w:hAnsi="Cascadia Mono" w:cs="Cascadia Mono"/>
+          <w:color w:val="0000FF"/>
+          <w:kern w:val="0"/>
+          <w:sz w:val="19"/>
+          <w:szCs w:val="19"/>
+          <w:highlight w:val="white"/>
+        </w:rPr>
+        <w:t>&lt;/</w:t>
+      </w:r>
+      <w:r>
+        <w:rPr>
+          <w:rFonts w:ascii="Cascadia Mono" w:hAnsi="Cascadia Mono" w:cs="Cascadia Mono"/>
+          <w:color w:val="A31515"/>
+          <w:kern w:val="0"/>
+          <w:sz w:val="19"/>
+          <w:szCs w:val="19"/>
+          <w:highlight w:val="white"/>
+        </w:rPr>
+        <w:t>TargetFramework</w:t>
+      </w:r>
+      <w:r>
+        <w:rPr>
+          <w:rFonts w:ascii="Cascadia Mono" w:hAnsi="Cascadia Mono" w:cs="Cascadia Mono"/>
+          <w:color w:val="0000FF"/>
+          <w:kern w:val="0"/>
+          <w:sz w:val="19"/>
+          <w:szCs w:val="19"/>
+          <w:highlight w:val="white"/>
+        </w:rPr>
+        <w:t>&gt;</w:t>
+      </w:r>
+    </w:p>
+    <w:p>
+      <w:pPr>
+        <w:autoSpaceDE w:val="0"/>
+        <w:autoSpaceDN w:val="0"/>
+        <w:adjustRightInd w:val="0"/>
+        <w:spacing w:after="0" w:line="240" w:lineRule="auto"/>
+        <w:rPr>
+          <w:rFonts w:ascii="Cascadia Mono" w:hAnsi="Cascadia Mono" w:cs="Cascadia Mono"/>
+          <w:color w:val="000000"/>
+          <w:kern w:val="0"/>
+          <w:sz w:val="19"/>
+          <w:szCs w:val="19"/>
+          <w:highlight w:val="white"/>
+        </w:rPr>
+      </w:pPr>
+      <w:r>
+        <w:rPr>
+          <w:rFonts w:ascii="Cascadia Mono" w:hAnsi="Cascadia Mono" w:cs="Cascadia Mono"/>
+          <w:color w:val="0000FF"/>
+          <w:kern w:val="0"/>
+          <w:sz w:val="19"/>
+          <w:szCs w:val="19"/>
+          <w:highlight w:val="white"/>
+        </w:rPr>
+        <w:t xml:space="preserve">    &lt;</w:t>
+      </w:r>
+      <w:r>
+        <w:rPr>
+          <w:rFonts w:ascii="Cascadia Mono" w:hAnsi="Cascadia Mono" w:cs="Cascadia Mono"/>
+          <w:color w:val="A31515"/>
+          <w:kern w:val="0"/>
+          <w:sz w:val="19"/>
+          <w:szCs w:val="19"/>
+          <w:highlight w:val="white"/>
+        </w:rPr>
+        <w:t>ImplicitUsings</w:t>
+      </w:r>
+      <w:r>
+        <w:rPr>
+          <w:rFonts w:ascii="Cascadia Mono" w:hAnsi="Cascadia Mono" w:cs="Cascadia Mono"/>
+          <w:color w:val="0000FF"/>
+          <w:kern w:val="0"/>
+          <w:sz w:val="19"/>
+          <w:szCs w:val="19"/>
+          <w:highlight w:val="white"/>
+        </w:rPr>
+        <w:t>&gt;</w:t>
+      </w:r>
+      <w:r>
+        <w:rPr>
+          <w:rFonts w:ascii="Cascadia Mono" w:hAnsi="Cascadia Mono" w:cs="Cascadia Mono"/>
+          <w:color w:val="000000"/>
+          <w:kern w:val="0"/>
+          <w:sz w:val="19"/>
+          <w:szCs w:val="19"/>
+          <w:highlight w:val="white"/>
+        </w:rPr>
+        <w:t>enable</w:t>
+      </w:r>
+      <w:r>
+        <w:rPr>
+          <w:rFonts w:ascii="Cascadia Mono" w:hAnsi="Cascadia Mono" w:cs="Cascadia Mono"/>
+          <w:color w:val="0000FF"/>
+          <w:kern w:val="0"/>
+          <w:sz w:val="19"/>
+          <w:szCs w:val="19"/>
+          <w:highlight w:val="white"/>
+        </w:rPr>
+        <w:t>&lt;/</w:t>
+      </w:r>
+      <w:r>
+        <w:rPr>
+          <w:rFonts w:ascii="Cascadia Mono" w:hAnsi="Cascadia Mono" w:cs="Cascadia Mono"/>
+          <w:color w:val="A31515"/>
+          <w:kern w:val="0"/>
+          <w:sz w:val="19"/>
+          <w:szCs w:val="19"/>
+          <w:highlight w:val="white"/>
+        </w:rPr>
+        <w:t>ImplicitUsings</w:t>
+      </w:r>
+      <w:r>
+        <w:rPr>
+          <w:rFonts w:ascii="Cascadia Mono" w:hAnsi="Cascadia Mono" w:cs="Cascadia Mono"/>
+          <w:color w:val="0000FF"/>
+          <w:kern w:val="0"/>
+          <w:sz w:val="19"/>
+          <w:szCs w:val="19"/>
+          <w:highlight w:val="white"/>
+        </w:rPr>
+        <w:t>&gt;</w:t>
+      </w:r>
+    </w:p>
+    <w:p>
+      <w:pPr>
+        <w:autoSpaceDE w:val="0"/>
+        <w:autoSpaceDN w:val="0"/>
+        <w:adjustRightInd w:val="0"/>
+        <w:spacing w:after="0" w:line="240" w:lineRule="auto"/>
+        <w:rPr>
+          <w:rFonts w:ascii="Cascadia Mono" w:hAnsi="Cascadia Mono" w:cs="Cascadia Mono"/>
+          <w:color w:val="000000"/>
+          <w:kern w:val="0"/>
+          <w:sz w:val="19"/>
+          <w:szCs w:val="19"/>
+          <w:highlight w:val="white"/>
+        </w:rPr>
+      </w:pPr>
+      <w:r>
+        <w:rPr>
+          <w:rFonts w:ascii="Cascadia Mono" w:hAnsi="Cascadia Mono" w:cs="Cascadia Mono"/>
+          <w:color w:val="0000FF"/>
+          <w:kern w:val="0"/>
+          <w:sz w:val="19"/>
+          <w:szCs w:val="19"/>
+          <w:highlight w:val="white"/>
+        </w:rPr>
+        <w:t xml:space="preserve">    &lt;</w:t>
+      </w:r>
+      <w:r>
+        <w:rPr>
+          <w:rFonts w:ascii="Cascadia Mono" w:hAnsi="Cascadia Mono" w:cs="Cascadia Mono"/>
+          <w:color w:val="A31515"/>
+          <w:kern w:val="0"/>
+          <w:sz w:val="19"/>
+          <w:szCs w:val="19"/>
+          <w:highlight w:val="white"/>
+        </w:rPr>
+        <w:t>Nullable</w:t>
+      </w:r>
+      <w:r>
+        <w:rPr>
+          <w:rFonts w:ascii="Cascadia Mono" w:hAnsi="Cascadia Mono" w:cs="Cascadia Mono"/>
+          <w:color w:val="0000FF"/>
+          <w:kern w:val="0"/>
+          <w:sz w:val="19"/>
+          <w:szCs w:val="19"/>
+          <w:highlight w:val="white"/>
+        </w:rPr>
+        <w:t>&gt;</w:t>
+      </w:r>
+      <w:r>
+        <w:rPr>
+          <w:rFonts w:ascii="Cascadia Mono" w:hAnsi="Cascadia Mono" w:cs="Cascadia Mono"/>
+          <w:color w:val="000000"/>
+          <w:kern w:val="0"/>
+          <w:sz w:val="19"/>
+          <w:szCs w:val="19"/>
+          <w:highlight w:val="white"/>
+        </w:rPr>
+        <w:t>enable</w:t>
+      </w:r>
+      <w:r>
+        <w:rPr>
+          <w:rFonts w:ascii="Cascadia Mono" w:hAnsi="Cascadia Mono" w:cs="Cascadia Mono"/>
+          <w:color w:val="0000FF"/>
+          <w:kern w:val="0"/>
+          <w:sz w:val="19"/>
+          <w:szCs w:val="19"/>
+          <w:highlight w:val="white"/>
+        </w:rPr>
+        <w:t>&lt;/</w:t>
+      </w:r>
+      <w:r>
+        <w:rPr>
+          <w:rFonts w:ascii="Cascadia Mono" w:hAnsi="Cascadia Mono" w:cs="Cascadia Mono"/>
+          <w:color w:val="A31515"/>
+          <w:kern w:val="0"/>
+          <w:sz w:val="19"/>
+          <w:szCs w:val="19"/>
+          <w:highlight w:val="white"/>
+        </w:rPr>
+        <w:t>Nullable</w:t>
+      </w:r>
+      <w:r>
+        <w:rPr>
+          <w:rFonts w:ascii="Cascadia Mono" w:hAnsi="Cascadia Mono" w:cs="Cascadia Mono"/>
+          <w:color w:val="0000FF"/>
+          <w:kern w:val="0"/>
+          <w:sz w:val="19"/>
+          <w:szCs w:val="19"/>
+          <w:highlight w:val="white"/>
+        </w:rPr>
+        <w:t>&gt;</w:t>
+      </w:r>
+    </w:p>
+    <w:p>
+      <w:pPr>
+        <w:autoSpaceDE w:val="0"/>
+        <w:autoSpaceDN w:val="0"/>
+        <w:adjustRightInd w:val="0"/>
+        <w:spacing w:after="0" w:line="240" w:lineRule="auto"/>
+        <w:rPr>
+          <w:rFonts w:ascii="Cascadia Mono" w:hAnsi="Cascadia Mono" w:cs="Cascadia Mono"/>
+          <w:color w:val="000000"/>
+          <w:kern w:val="0"/>
+          <w:sz w:val="19"/>
+          <w:szCs w:val="19"/>
+          <w:highlight w:val="white"/>
+        </w:rPr>
+      </w:pPr>
+      <w:r>
+        <w:rPr>
+          <w:rFonts w:ascii="Cascadia Mono" w:hAnsi="Cascadia Mono" w:cs="Cascadia Mono"/>
+          <w:color w:val="0000FF"/>
+          <w:kern w:val="0"/>
+          <w:sz w:val="19"/>
+          <w:szCs w:val="19"/>
+          <w:highlight w:val="white"/>
+        </w:rPr>
+        <w:t xml:space="preserve">  &lt;/</w:t>
+      </w:r>
+      <w:r>
+        <w:rPr>
+          <w:rFonts w:ascii="Cascadia Mono" w:hAnsi="Cascadia Mono" w:cs="Cascadia Mono"/>
+          <w:color w:val="A31515"/>
+          <w:kern w:val="0"/>
+          <w:sz w:val="19"/>
+          <w:szCs w:val="19"/>
+          <w:highlight w:val="white"/>
+        </w:rPr>
+        <w:t>PropertyGroup</w:t>
+      </w:r>
+      <w:r>
+        <w:rPr>
+          <w:rFonts w:ascii="Cascadia Mono" w:hAnsi="Cascadia Mono" w:cs="Cascadia Mono"/>
+          <w:color w:val="0000FF"/>
+          <w:kern w:val="0"/>
+          <w:sz w:val="19"/>
+          <w:szCs w:val="19"/>
+          <w:highlight w:val="white"/>
+        </w:rPr>
+        <w:t>&gt;</w:t>
+      </w:r>
+    </w:p>
+    <w:p>
+      <w:pPr>
+        <w:autoSpaceDE w:val="0"/>
+        <w:autoSpaceDN w:val="0"/>
+        <w:adjustRightInd w:val="0"/>
+        <w:spacing w:after="0" w:line="240" w:lineRule="auto"/>
+        <w:rPr>
+          <w:rFonts w:ascii="Cascadia Mono" w:hAnsi="Cascadia Mono" w:cs="Cascadia Mono"/>
+          <w:color w:val="000000"/>
+          <w:kern w:val="0"/>
+          <w:sz w:val="19"/>
+          <w:szCs w:val="19"/>
+          <w:highlight w:val="white"/>
+        </w:rPr>
+      </w:pPr>
+      <w:r>
+        <w:rPr>
+          <w:rFonts w:ascii="Cascadia Mono" w:hAnsi="Cascadia Mono" w:cs="Cascadia Mono"/>
+          <w:color w:val="000000"/>
+          <w:kern w:val="0"/>
+          <w:sz w:val="19"/>
+          <w:szCs w:val="19"/>
+          <w:highlight w:val="white"/>
+        </w:rPr>
+        <w:tab/>
+      </w:r>
+      <w:proofErr w:type="gramStart"/>
+      <w:r>
+        <w:rPr>
+          <w:rFonts w:ascii="Cascadia Mono" w:hAnsi="Cascadia Mono" w:cs="Cascadia Mono"/>
+          <w:color w:val="538135" w:themeColor="accent6" w:themeShade="BF"/>
+          <w:kern w:val="0"/>
+          <w:sz w:val="19"/>
+          <w:szCs w:val="19"/>
+          <w:highlight w:val="white"/>
+        </w:rPr>
+        <w:t>&lt;!—</w:t>
+      </w:r>
+      <w:proofErr w:type="gramEnd"/>
+      <w:r>
+        <w:rPr>
+          <w:rFonts w:ascii="Cascadia Mono" w:hAnsi="Cascadia Mono" w:cs="Cascadia Mono"/>
+          <w:color w:val="538135" w:themeColor="accent6" w:themeShade="BF"/>
+          <w:kern w:val="0"/>
+          <w:sz w:val="19"/>
+          <w:szCs w:val="19"/>
+          <w:highlight w:val="white"/>
+        </w:rPr>
+        <w:t>we need these modules --&gt;</w:t>
+      </w:r>
+    </w:p>
+    <w:p>
+      <w:pPr>
+        <w:autoSpaceDE w:val="0"/>
+        <w:autoSpaceDN w:val="0"/>
+        <w:adjustRightInd w:val="0"/>
+        <w:spacing w:after="0" w:line="240" w:lineRule="auto"/>
+        <w:rPr>
+          <w:rFonts w:ascii="Cascadia Mono" w:hAnsi="Cascadia Mono" w:cs="Cascadia Mono"/>
+          <w:color w:val="000000"/>
+          <w:kern w:val="0"/>
+          <w:sz w:val="19"/>
+          <w:szCs w:val="19"/>
+          <w:highlight w:val="white"/>
+        </w:rPr>
+      </w:pPr>
+      <w:r>
+        <w:rPr>
+          <w:rFonts w:ascii="Cascadia Mono" w:hAnsi="Cascadia Mono" w:cs="Cascadia Mono"/>
+          <w:color w:val="0000FF"/>
+          <w:kern w:val="0"/>
+          <w:sz w:val="19"/>
+          <w:szCs w:val="19"/>
+          <w:highlight w:val="white"/>
+        </w:rPr>
+        <w:t xml:space="preserve">  &lt;</w:t>
+      </w:r>
+      <w:r>
+        <w:rPr>
+          <w:rFonts w:ascii="Cascadia Mono" w:hAnsi="Cascadia Mono" w:cs="Cascadia Mono"/>
+          <w:color w:val="A31515"/>
+          <w:kern w:val="0"/>
+          <w:sz w:val="19"/>
+          <w:szCs w:val="19"/>
+          <w:highlight w:val="white"/>
+        </w:rPr>
+        <w:t>ItemGroup</w:t>
+      </w:r>
+      <w:r>
+        <w:rPr>
+          <w:rFonts w:ascii="Cascadia Mono" w:hAnsi="Cascadia Mono" w:cs="Cascadia Mono"/>
+          <w:color w:val="0000FF"/>
+          <w:kern w:val="0"/>
+          <w:sz w:val="19"/>
+          <w:szCs w:val="19"/>
+          <w:highlight w:val="white"/>
+        </w:rPr>
+        <w:t>&gt;</w:t>
+      </w:r>
+    </w:p>
+    <w:p>
+      <w:pPr>
+        <w:autoSpaceDE w:val="0"/>
+        <w:autoSpaceDN w:val="0"/>
+        <w:adjustRightInd w:val="0"/>
+        <w:spacing w:after="0" w:line="240" w:lineRule="auto"/>
+        <w:rPr>
+          <w:rFonts w:ascii="Cascadia Mono" w:hAnsi="Cascadia Mono" w:cs="Cascadia Mono"/>
+          <w:color w:val="000000"/>
+          <w:kern w:val="0"/>
+          <w:sz w:val="19"/>
+          <w:szCs w:val="19"/>
+          <w:highlight w:val="white"/>
+        </w:rPr>
+      </w:pPr>
+      <w:r>
+        <w:rPr>
+          <w:rFonts w:ascii="Cascadia Mono" w:hAnsi="Cascadia Mono" w:cs="Cascadia Mono"/>
+          <w:color w:val="0000FF"/>
+          <w:kern w:val="0"/>
+          <w:sz w:val="19"/>
+          <w:szCs w:val="19"/>
+          <w:highlight w:val="white"/>
+        </w:rPr>
+        <w:t xml:space="preserve">    &lt;</w:t>
+      </w:r>
+      <w:r>
+        <w:rPr>
+          <w:rFonts w:ascii="Cascadia Mono" w:hAnsi="Cascadia Mono" w:cs="Cascadia Mono"/>
+          <w:color w:val="A31515"/>
+          <w:kern w:val="0"/>
+          <w:sz w:val="19"/>
+          <w:szCs w:val="19"/>
+          <w:highlight w:val="white"/>
+        </w:rPr>
+        <w:t>PackageReference</w:t>
+      </w:r>
+      <w:r>
+        <w:rPr>
+          <w:rFonts w:ascii="Cascadia Mono" w:hAnsi="Cascadia Mono" w:cs="Cascadia Mono"/>
+          <w:color w:val="0000FF"/>
+          <w:kern w:val="0"/>
+          <w:sz w:val="19"/>
+          <w:szCs w:val="19"/>
+          <w:highlight w:val="white"/>
+        </w:rPr>
+        <w:t xml:space="preserve"> </w:t>
+      </w:r>
+      <w:r>
+        <w:rPr>
+          <w:rFonts w:ascii="Cascadia Mono" w:hAnsi="Cascadia Mono" w:cs="Cascadia Mono"/>
+          <w:color w:val="FF0000"/>
+          <w:kern w:val="0"/>
+          <w:sz w:val="19"/>
+          <w:szCs w:val="19"/>
+          <w:highlight w:val="white"/>
+        </w:rPr>
+        <w:t>Include</w:t>
+      </w:r>
+      <w:r>
+        <w:rPr>
+          <w:rFonts w:ascii="Cascadia Mono" w:hAnsi="Cascadia Mono" w:cs="Cascadia Mono"/>
+          <w:color w:val="0000FF"/>
+          <w:kern w:val="0"/>
+          <w:sz w:val="19"/>
+          <w:szCs w:val="19"/>
+          <w:highlight w:val="white"/>
+        </w:rPr>
+        <w:t>=</w:t>
+      </w:r>
+      <w:r>
+        <w:rPr>
+          <w:rFonts w:ascii="Cascadia Mono" w:hAnsi="Cascadia Mono" w:cs="Cascadia Mono"/>
+          <w:color w:val="000000"/>
+          <w:kern w:val="0"/>
+          <w:sz w:val="19"/>
+          <w:szCs w:val="19"/>
+          <w:highlight w:val="white"/>
+        </w:rPr>
+        <w:t>"</w:t>
+      </w:r>
+      <w:r>
+        <w:rPr>
+          <w:rFonts w:ascii="Cascadia Mono" w:hAnsi="Cascadia Mono" w:cs="Cascadia Mono"/>
+          <w:color w:val="0000FF"/>
+          <w:kern w:val="0"/>
+          <w:sz w:val="19"/>
+          <w:szCs w:val="19"/>
+          <w:highlight w:val="white"/>
+        </w:rPr>
+        <w:t>Google.Protobuf</w:t>
+      </w:r>
+      <w:r>
+        <w:rPr>
+          <w:rFonts w:ascii="Cascadia Mono" w:hAnsi="Cascadia Mono" w:cs="Cascadia Mono"/>
+          <w:color w:val="000000"/>
+          <w:kern w:val="0"/>
+          <w:sz w:val="19"/>
+          <w:szCs w:val="19"/>
+          <w:highlight w:val="white"/>
+        </w:rPr>
+        <w:t>"</w:t>
+      </w:r>
+      <w:r>
+        <w:rPr>
+          <w:rFonts w:ascii="Cascadia Mono" w:hAnsi="Cascadia Mono" w:cs="Cascadia Mono"/>
+          <w:color w:val="0000FF"/>
+          <w:kern w:val="0"/>
+          <w:sz w:val="19"/>
+          <w:szCs w:val="19"/>
+          <w:highlight w:val="white"/>
+        </w:rPr>
+        <w:t xml:space="preserve"> </w:t>
+      </w:r>
+      <w:r>
+        <w:rPr>
+          <w:rFonts w:ascii="Cascadia Mono" w:hAnsi="Cascadia Mono" w:cs="Cascadia Mono"/>
+          <w:color w:val="FF0000"/>
+          <w:kern w:val="0"/>
+          <w:sz w:val="19"/>
+          <w:szCs w:val="19"/>
+          <w:highlight w:val="white"/>
+        </w:rPr>
+        <w:t>Version</w:t>
+      </w:r>
+      <w:r>
+        <w:rPr>
+          <w:rFonts w:ascii="Cascadia Mono" w:hAnsi="Cascadia Mono" w:cs="Cascadia Mono"/>
+          <w:color w:val="0000FF"/>
+          <w:kern w:val="0"/>
+          <w:sz w:val="19"/>
+          <w:szCs w:val="19"/>
+          <w:highlight w:val="white"/>
+        </w:rPr>
+        <w:t>=</w:t>
+      </w:r>
+      <w:r>
+        <w:rPr>
+          <w:rFonts w:ascii="Cascadia Mono" w:hAnsi="Cascadia Mono" w:cs="Cascadia Mono"/>
+          <w:color w:val="000000"/>
+          <w:kern w:val="0"/>
+          <w:sz w:val="19"/>
+          <w:szCs w:val="19"/>
+          <w:highlight w:val="white"/>
+        </w:rPr>
+        <w:t>"</w:t>
+      </w:r>
+      <w:r>
+        <w:rPr>
+          <w:rFonts w:ascii="Cascadia Mono" w:hAnsi="Cascadia Mono" w:cs="Cascadia Mono"/>
+          <w:color w:val="0000FF"/>
+          <w:kern w:val="0"/>
+          <w:sz w:val="19"/>
+          <w:szCs w:val="19"/>
+          <w:highlight w:val="white"/>
+        </w:rPr>
+        <w:t>3.23.1</w:t>
+      </w:r>
+      <w:r>
+        <w:rPr>
+          <w:rFonts w:ascii="Cascadia Mono" w:hAnsi="Cascadia Mono" w:cs="Cascadia Mono"/>
+          <w:color w:val="000000"/>
+          <w:kern w:val="0"/>
+          <w:sz w:val="19"/>
+          <w:szCs w:val="19"/>
+          <w:highlight w:val="white"/>
+        </w:rPr>
+        <w:t>"</w:t>
+      </w:r>
+      <w:r>
+        <w:rPr>
+          <w:rFonts w:ascii="Cascadia Mono" w:hAnsi="Cascadia Mono" w:cs="Cascadia Mono"/>
+          <w:color w:val="0000FF"/>
+          <w:kern w:val="0"/>
+          <w:sz w:val="19"/>
+          <w:szCs w:val="19"/>
+          <w:highlight w:val="white"/>
+        </w:rPr>
+        <w:t xml:space="preserve"> /&gt;</w:t>
+      </w:r>
+    </w:p>
+    <w:p>
+      <w:pPr>
+        <w:autoSpaceDE w:val="0"/>
+        <w:autoSpaceDN w:val="0"/>
+        <w:adjustRightInd w:val="0"/>
+        <w:spacing w:after="0" w:line="240" w:lineRule="auto"/>
+        <w:rPr>
+          <w:rFonts w:ascii="Cascadia Mono" w:hAnsi="Cascadia Mono" w:cs="Cascadia Mono"/>
+          <w:color w:val="000000"/>
+          <w:kern w:val="0"/>
+          <w:sz w:val="19"/>
+          <w:szCs w:val="19"/>
+          <w:highlight w:val="white"/>
+        </w:rPr>
+      </w:pPr>
+      <w:r>
+        <w:rPr>
+          <w:rFonts w:ascii="Cascadia Mono" w:hAnsi="Cascadia Mono" w:cs="Cascadia Mono"/>
+          <w:color w:val="0000FF"/>
+          <w:kern w:val="0"/>
+          <w:sz w:val="19"/>
+          <w:szCs w:val="19"/>
+          <w:highlight w:val="white"/>
+        </w:rPr>
+        <w:t xml:space="preserve">    &lt;</w:t>
+      </w:r>
+      <w:r>
+        <w:rPr>
+          <w:rFonts w:ascii="Cascadia Mono" w:hAnsi="Cascadia Mono" w:cs="Cascadia Mono"/>
+          <w:color w:val="A31515"/>
+          <w:kern w:val="0"/>
+          <w:sz w:val="19"/>
+          <w:szCs w:val="19"/>
+          <w:highlight w:val="white"/>
+        </w:rPr>
+        <w:t>PackageReference</w:t>
+      </w:r>
+      <w:r>
+        <w:rPr>
+          <w:rFonts w:ascii="Cascadia Mono" w:hAnsi="Cascadia Mono" w:cs="Cascadia Mono"/>
+          <w:color w:val="0000FF"/>
+          <w:kern w:val="0"/>
+          <w:sz w:val="19"/>
+          <w:szCs w:val="19"/>
+          <w:highlight w:val="white"/>
+        </w:rPr>
+        <w:t xml:space="preserve"> </w:t>
+      </w:r>
+      <w:r>
+        <w:rPr>
+          <w:rFonts w:ascii="Cascadia Mono" w:hAnsi="Cascadia Mono" w:cs="Cascadia Mono"/>
+          <w:color w:val="FF0000"/>
+          <w:kern w:val="0"/>
+          <w:sz w:val="19"/>
+          <w:szCs w:val="19"/>
+          <w:highlight w:val="white"/>
+        </w:rPr>
+        <w:t>Include</w:t>
+      </w:r>
+      <w:r>
+        <w:rPr>
+          <w:rFonts w:ascii="Cascadia Mono" w:hAnsi="Cascadia Mono" w:cs="Cascadia Mono"/>
+          <w:color w:val="0000FF"/>
+          <w:kern w:val="0"/>
+          <w:sz w:val="19"/>
+          <w:szCs w:val="19"/>
+          <w:highlight w:val="white"/>
+        </w:rPr>
+        <w:t>=</w:t>
+      </w:r>
+      <w:r>
+        <w:rPr>
+          <w:rFonts w:ascii="Cascadia Mono" w:hAnsi="Cascadia Mono" w:cs="Cascadia Mono"/>
+          <w:color w:val="000000"/>
+          <w:kern w:val="0"/>
+          <w:sz w:val="19"/>
+          <w:szCs w:val="19"/>
+          <w:highlight w:val="white"/>
+        </w:rPr>
+        <w:t>"</w:t>
+      </w:r>
+      <w:r>
+        <w:rPr>
+          <w:rFonts w:ascii="Cascadia Mono" w:hAnsi="Cascadia Mono" w:cs="Cascadia Mono"/>
+          <w:color w:val="0000FF"/>
+          <w:kern w:val="0"/>
+          <w:sz w:val="19"/>
+          <w:szCs w:val="19"/>
+          <w:highlight w:val="white"/>
+        </w:rPr>
+        <w:t>Grpc.Net.Client</w:t>
+      </w:r>
+      <w:r>
+        <w:rPr>
+          <w:rFonts w:ascii="Cascadia Mono" w:hAnsi="Cascadia Mono" w:cs="Cascadia Mono"/>
+          <w:color w:val="000000"/>
+          <w:kern w:val="0"/>
+          <w:sz w:val="19"/>
+          <w:szCs w:val="19"/>
+          <w:highlight w:val="white"/>
+        </w:rPr>
+        <w:t>"</w:t>
+      </w:r>
+      <w:r>
+        <w:rPr>
+          <w:rFonts w:ascii="Cascadia Mono" w:hAnsi="Cascadia Mono" w:cs="Cascadia Mono"/>
+          <w:color w:val="0000FF"/>
+          <w:kern w:val="0"/>
+          <w:sz w:val="19"/>
+          <w:szCs w:val="19"/>
+          <w:highlight w:val="white"/>
+        </w:rPr>
+        <w:t xml:space="preserve"> </w:t>
+      </w:r>
+      <w:r>
+        <w:rPr>
+          <w:rFonts w:ascii="Cascadia Mono" w:hAnsi="Cascadia Mono" w:cs="Cascadia Mono"/>
+          <w:color w:val="FF0000"/>
+          <w:kern w:val="0"/>
+          <w:sz w:val="19"/>
+          <w:szCs w:val="19"/>
+          <w:highlight w:val="white"/>
+        </w:rPr>
+        <w:t>Version</w:t>
+      </w:r>
+      <w:r>
+        <w:rPr>
+          <w:rFonts w:ascii="Cascadia Mono" w:hAnsi="Cascadia Mono" w:cs="Cascadia Mono"/>
+          <w:color w:val="0000FF"/>
+          <w:kern w:val="0"/>
+          <w:sz w:val="19"/>
+          <w:szCs w:val="19"/>
+          <w:highlight w:val="white"/>
+        </w:rPr>
+        <w:t>=</w:t>
+      </w:r>
+      <w:r>
+        <w:rPr>
+          <w:rFonts w:ascii="Cascadia Mono" w:hAnsi="Cascadia Mono" w:cs="Cascadia Mono"/>
+          <w:color w:val="000000"/>
+          <w:kern w:val="0"/>
+          <w:sz w:val="19"/>
+          <w:szCs w:val="19"/>
+          <w:highlight w:val="white"/>
+        </w:rPr>
+        <w:t>"</w:t>
+      </w:r>
+      <w:r>
+        <w:rPr>
+          <w:rFonts w:ascii="Cascadia Mono" w:hAnsi="Cascadia Mono" w:cs="Cascadia Mono"/>
+          <w:color w:val="0000FF"/>
+          <w:kern w:val="0"/>
+          <w:sz w:val="19"/>
+          <w:szCs w:val="19"/>
+          <w:highlight w:val="white"/>
+        </w:rPr>
+        <w:t>2.57.0</w:t>
+      </w:r>
+      <w:r>
+        <w:rPr>
+          <w:rFonts w:ascii="Cascadia Mono" w:hAnsi="Cascadia Mono" w:cs="Cascadia Mono"/>
+          <w:color w:val="000000"/>
+          <w:kern w:val="0"/>
+          <w:sz w:val="19"/>
+          <w:szCs w:val="19"/>
+          <w:highlight w:val="white"/>
+        </w:rPr>
+        <w:t>"</w:t>
+      </w:r>
+      <w:r>
+        <w:rPr>
+          <w:rFonts w:ascii="Cascadia Mono" w:hAnsi="Cascadia Mono" w:cs="Cascadia Mono"/>
+          <w:color w:val="0000FF"/>
+          <w:kern w:val="0"/>
+          <w:sz w:val="19"/>
+          <w:szCs w:val="19"/>
+          <w:highlight w:val="white"/>
+        </w:rPr>
+        <w:t xml:space="preserve"> /&gt;</w:t>
+      </w:r>
+    </w:p>
+    <w:p>
+      <w:pPr>
+        <w:autoSpaceDE w:val="0"/>
+        <w:autoSpaceDN w:val="0"/>
+        <w:adjustRightInd w:val="0"/>
+        <w:spacing w:after="0" w:line="240" w:lineRule="auto"/>
+        <w:rPr>
+          <w:rFonts w:ascii="Cascadia Mono" w:hAnsi="Cascadia Mono" w:cs="Cascadia Mono"/>
+          <w:color w:val="000000"/>
+          <w:kern w:val="0"/>
+          <w:sz w:val="19"/>
+          <w:szCs w:val="19"/>
+          <w:highlight w:val="white"/>
+        </w:rPr>
+      </w:pPr>
+      <w:r>
+        <w:rPr>
+          <w:rFonts w:ascii="Cascadia Mono" w:hAnsi="Cascadia Mono" w:cs="Cascadia Mono"/>
+          <w:color w:val="0000FF"/>
+          <w:kern w:val="0"/>
+          <w:sz w:val="19"/>
+          <w:szCs w:val="19"/>
+          <w:highlight w:val="white"/>
+        </w:rPr>
+        <w:t xml:space="preserve">    &lt;</w:t>
+      </w:r>
+      <w:r>
+        <w:rPr>
+          <w:rFonts w:ascii="Cascadia Mono" w:hAnsi="Cascadia Mono" w:cs="Cascadia Mono"/>
+          <w:color w:val="A31515"/>
+          <w:kern w:val="0"/>
+          <w:sz w:val="19"/>
+          <w:szCs w:val="19"/>
+          <w:highlight w:val="white"/>
+        </w:rPr>
+        <w:t>PackageReference</w:t>
+      </w:r>
+      <w:r>
+        <w:rPr>
+          <w:rFonts w:ascii="Cascadia Mono" w:hAnsi="Cascadia Mono" w:cs="Cascadia Mono"/>
+          <w:color w:val="0000FF"/>
+          <w:kern w:val="0"/>
+          <w:sz w:val="19"/>
+          <w:szCs w:val="19"/>
+          <w:highlight w:val="white"/>
+        </w:rPr>
+        <w:t xml:space="preserve"> </w:t>
+      </w:r>
+      <w:r>
+        <w:rPr>
+          <w:rFonts w:ascii="Cascadia Mono" w:hAnsi="Cascadia Mono" w:cs="Cascadia Mono"/>
+          <w:color w:val="FF0000"/>
+          <w:kern w:val="0"/>
+          <w:sz w:val="19"/>
+          <w:szCs w:val="19"/>
+          <w:highlight w:val="white"/>
+        </w:rPr>
+        <w:t>Include</w:t>
+      </w:r>
+      <w:r>
+        <w:rPr>
+          <w:rFonts w:ascii="Cascadia Mono" w:hAnsi="Cascadia Mono" w:cs="Cascadia Mono"/>
+          <w:color w:val="0000FF"/>
+          <w:kern w:val="0"/>
+          <w:sz w:val="19"/>
+          <w:szCs w:val="19"/>
+          <w:highlight w:val="white"/>
+        </w:rPr>
+        <w:t>=</w:t>
+      </w:r>
+      <w:r>
+        <w:rPr>
+          <w:rFonts w:ascii="Cascadia Mono" w:hAnsi="Cascadia Mono" w:cs="Cascadia Mono"/>
+          <w:color w:val="000000"/>
+          <w:kern w:val="0"/>
+          <w:sz w:val="19"/>
+          <w:szCs w:val="19"/>
+          <w:highlight w:val="white"/>
+        </w:rPr>
+        <w:t>"</w:t>
+      </w:r>
+      <w:r>
+        <w:rPr>
+          <w:rFonts w:ascii="Cascadia Mono" w:hAnsi="Cascadia Mono" w:cs="Cascadia Mono"/>
+          <w:color w:val="0000FF"/>
+          <w:kern w:val="0"/>
+          <w:sz w:val="19"/>
+          <w:szCs w:val="19"/>
+          <w:highlight w:val="white"/>
+        </w:rPr>
+        <w:t>Grpc.Tools</w:t>
+      </w:r>
+      <w:r>
+        <w:rPr>
+          <w:rFonts w:ascii="Cascadia Mono" w:hAnsi="Cascadia Mono" w:cs="Cascadia Mono"/>
+          <w:color w:val="000000"/>
+          <w:kern w:val="0"/>
+          <w:sz w:val="19"/>
+          <w:szCs w:val="19"/>
+          <w:highlight w:val="white"/>
+        </w:rPr>
+        <w:t>"</w:t>
+      </w:r>
+      <w:r>
+        <w:rPr>
+          <w:rFonts w:ascii="Cascadia Mono" w:hAnsi="Cascadia Mono" w:cs="Cascadia Mono"/>
+          <w:color w:val="0000FF"/>
+          <w:kern w:val="0"/>
+          <w:sz w:val="19"/>
+          <w:szCs w:val="19"/>
+          <w:highlight w:val="white"/>
+        </w:rPr>
+        <w:t xml:space="preserve"> </w:t>
+      </w:r>
+      <w:r>
+        <w:rPr>
+          <w:rFonts w:ascii="Cascadia Mono" w:hAnsi="Cascadia Mono" w:cs="Cascadia Mono"/>
+          <w:color w:val="FF0000"/>
+          <w:kern w:val="0"/>
+          <w:sz w:val="19"/>
+          <w:szCs w:val="19"/>
+          <w:highlight w:val="white"/>
+        </w:rPr>
+        <w:t>Version</w:t>
+      </w:r>
+      <w:r>
+        <w:rPr>
+          <w:rFonts w:ascii="Cascadia Mono" w:hAnsi="Cascadia Mono" w:cs="Cascadia Mono"/>
+          <w:color w:val="0000FF"/>
+          <w:kern w:val="0"/>
+          <w:sz w:val="19"/>
+          <w:szCs w:val="19"/>
+          <w:highlight w:val="white"/>
+        </w:rPr>
+        <w:t>=</w:t>
+      </w:r>
+      <w:r>
+        <w:rPr>
+          <w:rFonts w:ascii="Cascadia Mono" w:hAnsi="Cascadia Mono" w:cs="Cascadia Mono"/>
+          <w:color w:val="000000"/>
+          <w:kern w:val="0"/>
+          <w:sz w:val="19"/>
+          <w:szCs w:val="19"/>
+          <w:highlight w:val="white"/>
+        </w:rPr>
+        <w:t>"</w:t>
+      </w:r>
+      <w:r>
+        <w:rPr>
+          <w:rFonts w:ascii="Cascadia Mono" w:hAnsi="Cascadia Mono" w:cs="Cascadia Mono"/>
+          <w:color w:val="0000FF"/>
+          <w:kern w:val="0"/>
+          <w:sz w:val="19"/>
+          <w:szCs w:val="19"/>
+          <w:highlight w:val="white"/>
+        </w:rPr>
+        <w:t>2.57.0</w:t>
+      </w:r>
+      <w:r>
+        <w:rPr>
+          <w:rFonts w:ascii="Cascadia Mono" w:hAnsi="Cascadia Mono" w:cs="Cascadia Mono"/>
+          <w:color w:val="000000"/>
+          <w:kern w:val="0"/>
+          <w:sz w:val="19"/>
+          <w:szCs w:val="19"/>
+          <w:highlight w:val="white"/>
+        </w:rPr>
+        <w:t>"</w:t>
+      </w:r>
+      <w:r>
+        <w:rPr>
+          <w:rFonts w:ascii="Cascadia Mono" w:hAnsi="Cascadia Mono" w:cs="Cascadia Mono"/>
+          <w:color w:val="0000FF"/>
+          <w:kern w:val="0"/>
+          <w:sz w:val="19"/>
+          <w:szCs w:val="19"/>
+          <w:highlight w:val="white"/>
+        </w:rPr>
+        <w:t>&gt;</w:t>
+      </w:r>
+    </w:p>
+    <w:p>
+      <w:pPr>
+        <w:autoSpaceDE w:val="0"/>
+        <w:autoSpaceDN w:val="0"/>
+        <w:adjustRightInd w:val="0"/>
+        <w:spacing w:after="0" w:line="240" w:lineRule="auto"/>
+        <w:rPr>
+          <w:rFonts w:ascii="Cascadia Mono" w:hAnsi="Cascadia Mono" w:cs="Cascadia Mono"/>
+          <w:color w:val="000000"/>
+          <w:kern w:val="0"/>
+          <w:sz w:val="19"/>
+          <w:szCs w:val="19"/>
+          <w:highlight w:val="white"/>
+        </w:rPr>
+      </w:pPr>
+      <w:r>
+        <w:rPr>
+          <w:rFonts w:ascii="Cascadia Mono" w:hAnsi="Cascadia Mono" w:cs="Cascadia Mono"/>
+          <w:color w:val="0000FF"/>
+          <w:kern w:val="0"/>
+          <w:sz w:val="19"/>
+          <w:szCs w:val="19"/>
+          <w:highlight w:val="white"/>
+        </w:rPr>
+        <w:t xml:space="preserve">      &lt;</w:t>
+      </w:r>
+      <w:r>
+        <w:rPr>
+          <w:rFonts w:ascii="Cascadia Mono" w:hAnsi="Cascadia Mono" w:cs="Cascadia Mono"/>
+          <w:color w:val="A31515"/>
+          <w:kern w:val="0"/>
+          <w:sz w:val="19"/>
+          <w:szCs w:val="19"/>
+          <w:highlight w:val="white"/>
+        </w:rPr>
+        <w:t>PrivateAssets</w:t>
+      </w:r>
+      <w:r>
+        <w:rPr>
+          <w:rFonts w:ascii="Cascadia Mono" w:hAnsi="Cascadia Mono" w:cs="Cascadia Mono"/>
+          <w:color w:val="0000FF"/>
+          <w:kern w:val="0"/>
+          <w:sz w:val="19"/>
+          <w:szCs w:val="19"/>
+          <w:highlight w:val="white"/>
+        </w:rPr>
+        <w:t>&gt;</w:t>
+      </w:r>
+      <w:r>
+        <w:rPr>
+          <w:rFonts w:ascii="Cascadia Mono" w:hAnsi="Cascadia Mono" w:cs="Cascadia Mono"/>
+          <w:color w:val="000000"/>
+          <w:kern w:val="0"/>
+          <w:sz w:val="19"/>
+          <w:szCs w:val="19"/>
+          <w:highlight w:val="white"/>
+        </w:rPr>
+        <w:t>all</w:t>
+      </w:r>
+      <w:r>
+        <w:rPr>
+          <w:rFonts w:ascii="Cascadia Mono" w:hAnsi="Cascadia Mono" w:cs="Cascadia Mono"/>
+          <w:color w:val="0000FF"/>
+          <w:kern w:val="0"/>
+          <w:sz w:val="19"/>
+          <w:szCs w:val="19"/>
+          <w:highlight w:val="white"/>
+        </w:rPr>
+        <w:t>&lt;/</w:t>
+      </w:r>
+      <w:r>
+        <w:rPr>
+          <w:rFonts w:ascii="Cascadia Mono" w:hAnsi="Cascadia Mono" w:cs="Cascadia Mono"/>
+          <w:color w:val="A31515"/>
+          <w:kern w:val="0"/>
+          <w:sz w:val="19"/>
+          <w:szCs w:val="19"/>
+          <w:highlight w:val="white"/>
+        </w:rPr>
+        <w:t>PrivateAssets</w:t>
+      </w:r>
+      <w:r>
+        <w:rPr>
+          <w:rFonts w:ascii="Cascadia Mono" w:hAnsi="Cascadia Mono" w:cs="Cascadia Mono"/>
+          <w:color w:val="0000FF"/>
+          <w:kern w:val="0"/>
+          <w:sz w:val="19"/>
+          <w:szCs w:val="19"/>
+          <w:highlight w:val="white"/>
+        </w:rPr>
+        <w:t>&gt;</w:t>
+      </w:r>
+    </w:p>
+    <w:p>
+      <w:pPr>
+        <w:autoSpaceDE w:val="0"/>
+        <w:autoSpaceDN w:val="0"/>
+        <w:adjustRightInd w:val="0"/>
+        <w:spacing w:after="0" w:line="240" w:lineRule="auto"/>
+        <w:rPr>
+          <w:rFonts w:ascii="Cascadia Mono" w:hAnsi="Cascadia Mono" w:cs="Cascadia Mono"/>
+          <w:color w:val="000000"/>
+          <w:kern w:val="0"/>
+          <w:sz w:val="19"/>
+          <w:szCs w:val="19"/>
+          <w:highlight w:val="white"/>
+        </w:rPr>
+      </w:pPr>
+      <w:r>
+        <w:rPr>
+          <w:rFonts w:ascii="Cascadia Mono" w:hAnsi="Cascadia Mono" w:cs="Cascadia Mono"/>
+          <w:color w:val="0000FF"/>
+          <w:kern w:val="0"/>
+          <w:sz w:val="19"/>
+          <w:szCs w:val="19"/>
+          <w:highlight w:val="white"/>
+        </w:rPr>
+        <w:t xml:space="preserve">      &lt;</w:t>
+      </w:r>
+      <w:r>
+        <w:rPr>
+          <w:rFonts w:ascii="Cascadia Mono" w:hAnsi="Cascadia Mono" w:cs="Cascadia Mono"/>
+          <w:color w:val="A31515"/>
+          <w:kern w:val="0"/>
+          <w:sz w:val="19"/>
+          <w:szCs w:val="19"/>
+          <w:highlight w:val="white"/>
+        </w:rPr>
+        <w:t>IncludeAssets</w:t>
+      </w:r>
+      <w:r>
+        <w:rPr>
+          <w:rFonts w:ascii="Cascadia Mono" w:hAnsi="Cascadia Mono" w:cs="Cascadia Mono"/>
+          <w:color w:val="0000FF"/>
+          <w:kern w:val="0"/>
+          <w:sz w:val="19"/>
+          <w:szCs w:val="19"/>
+          <w:highlight w:val="white"/>
+        </w:rPr>
+        <w:t>&gt;</w:t>
+      </w:r>
+      <w:r>
+        <w:rPr>
+          <w:rFonts w:ascii="Cascadia Mono" w:hAnsi="Cascadia Mono" w:cs="Cascadia Mono"/>
+          <w:color w:val="000000"/>
+          <w:kern w:val="0"/>
+          <w:sz w:val="19"/>
+          <w:szCs w:val="19"/>
+          <w:highlight w:val="white"/>
+        </w:rPr>
+        <w:t>runtime; build; native; contentfiles; analyzers; buildtransitive</w:t>
+      </w:r>
+      <w:r>
+        <w:rPr>
+          <w:rFonts w:ascii="Cascadia Mono" w:hAnsi="Cascadia Mono" w:cs="Cascadia Mono"/>
+          <w:color w:val="0000FF"/>
+          <w:kern w:val="0"/>
+          <w:sz w:val="19"/>
+          <w:szCs w:val="19"/>
+          <w:highlight w:val="white"/>
+        </w:rPr>
+        <w:t>&lt;/</w:t>
+      </w:r>
+      <w:r>
+        <w:rPr>
+          <w:rFonts w:ascii="Cascadia Mono" w:hAnsi="Cascadia Mono" w:cs="Cascadia Mono"/>
+          <w:color w:val="A31515"/>
+          <w:kern w:val="0"/>
+          <w:sz w:val="19"/>
+          <w:szCs w:val="19"/>
+          <w:highlight w:val="white"/>
+        </w:rPr>
+        <w:t>IncludeAssets</w:t>
+      </w:r>
+      <w:r>
+        <w:rPr>
+          <w:rFonts w:ascii="Cascadia Mono" w:hAnsi="Cascadia Mono" w:cs="Cascadia Mono"/>
+          <w:color w:val="0000FF"/>
+          <w:kern w:val="0"/>
+          <w:sz w:val="19"/>
+          <w:szCs w:val="19"/>
+          <w:highlight w:val="white"/>
+        </w:rPr>
+        <w:t>&gt;</w:t>
+      </w:r>
+    </w:p>
+    <w:p>
+      <w:pPr>
+        <w:autoSpaceDE w:val="0"/>
+        <w:autoSpaceDN w:val="0"/>
+        <w:adjustRightInd w:val="0"/>
+        <w:spacing w:after="0" w:line="240" w:lineRule="auto"/>
+        <w:rPr>
+          <w:rFonts w:ascii="Cascadia Mono" w:hAnsi="Cascadia Mono" w:cs="Cascadia Mono"/>
+          <w:color w:val="000000"/>
+          <w:kern w:val="0"/>
+          <w:sz w:val="19"/>
+          <w:szCs w:val="19"/>
+          <w:highlight w:val="white"/>
+        </w:rPr>
+      </w:pPr>
+      <w:r>
+        <w:rPr>
+          <w:rFonts w:ascii="Cascadia Mono" w:hAnsi="Cascadia Mono" w:cs="Cascadia Mono"/>
+          <w:color w:val="0000FF"/>
+          <w:kern w:val="0"/>
+          <w:sz w:val="19"/>
+          <w:szCs w:val="19"/>
+          <w:highlight w:val="white"/>
+        </w:rPr>
+        <w:t xml:space="preserve">    &lt;/</w:t>
+      </w:r>
+      <w:r>
+        <w:rPr>
+          <w:rFonts w:ascii="Cascadia Mono" w:hAnsi="Cascadia Mono" w:cs="Cascadia Mono"/>
+          <w:color w:val="A31515"/>
+          <w:kern w:val="0"/>
+          <w:sz w:val="19"/>
+          <w:szCs w:val="19"/>
+          <w:highlight w:val="white"/>
+        </w:rPr>
+        <w:t>PackageReference</w:t>
+      </w:r>
+      <w:r>
+        <w:rPr>
+          <w:rFonts w:ascii="Cascadia Mono" w:hAnsi="Cascadia Mono" w:cs="Cascadia Mono"/>
+          <w:color w:val="0000FF"/>
+          <w:kern w:val="0"/>
+          <w:sz w:val="19"/>
+          <w:szCs w:val="19"/>
+          <w:highlight w:val="white"/>
+        </w:rPr>
+        <w:t>&gt;</w:t>
+      </w:r>
+    </w:p>
+    <w:p>
+      <w:pPr>
+        <w:autoSpaceDE w:val="0"/>
+        <w:autoSpaceDN w:val="0"/>
+        <w:adjustRightInd w:val="0"/>
+        <w:spacing w:after="0" w:line="240" w:lineRule="auto"/>
+        <w:rPr>
+          <w:rFonts w:ascii="Cascadia Mono" w:hAnsi="Cascadia Mono" w:cs="Cascadia Mono"/>
+          <w:color w:val="000000"/>
+          <w:kern w:val="0"/>
+          <w:sz w:val="19"/>
+          <w:szCs w:val="19"/>
+          <w:highlight w:val="white"/>
+        </w:rPr>
+      </w:pPr>
+      <w:r>
+        <w:rPr>
+          <w:rFonts w:ascii="Cascadia Mono" w:hAnsi="Cascadia Mono" w:cs="Cascadia Mono"/>
+          <w:color w:val="0000FF"/>
+          <w:kern w:val="0"/>
+          <w:sz w:val="19"/>
+          <w:szCs w:val="19"/>
+          <w:highlight w:val="white"/>
+        </w:rPr>
+        <w:t xml:space="preserve">  &lt;/</w:t>
+      </w:r>
+      <w:r>
+        <w:rPr>
+          <w:rFonts w:ascii="Cascadia Mono" w:hAnsi="Cascadia Mono" w:cs="Cascadia Mono"/>
+          <w:color w:val="A31515"/>
+          <w:kern w:val="0"/>
+          <w:sz w:val="19"/>
+          <w:szCs w:val="19"/>
+          <w:highlight w:val="white"/>
+        </w:rPr>
+        <w:t>ItemGroup</w:t>
+      </w:r>
+      <w:r>
+        <w:rPr>
+          <w:rFonts w:ascii="Cascadia Mono" w:hAnsi="Cascadia Mono" w:cs="Cascadia Mono"/>
+          <w:color w:val="0000FF"/>
+          <w:kern w:val="0"/>
+          <w:sz w:val="19"/>
+          <w:szCs w:val="19"/>
+          <w:highlight w:val="white"/>
+        </w:rPr>
+        <w:t>&gt;</w:t>
+      </w:r>
+    </w:p>
+    <w:p>
+      <w:pPr>
+        <w:autoSpaceDE w:val="0"/>
+        <w:autoSpaceDN w:val="0"/>
+        <w:adjustRightInd w:val="0"/>
+        <w:spacing w:after="0" w:line="240" w:lineRule="auto"/>
+        <w:rPr>
+          <w:rFonts w:ascii="Cascadia Mono" w:hAnsi="Cascadia Mono" w:cs="Cascadia Mono"/>
+          <w:color w:val="000000"/>
+          <w:kern w:val="0"/>
+          <w:sz w:val="19"/>
+          <w:szCs w:val="19"/>
+          <w:highlight w:val="white"/>
+        </w:rPr>
+      </w:pPr>
+    </w:p>
+    <w:p>
+      <w:pPr>
+        <w:autoSpaceDE w:val="0"/>
+        <w:autoSpaceDN w:val="0"/>
+        <w:adjustRightInd w:val="0"/>
+        <w:spacing w:after="0" w:line="240" w:lineRule="auto"/>
+        <w:rPr>
+          <w:rFonts w:ascii="Cascadia Mono" w:hAnsi="Cascadia Mono" w:cs="Cascadia Mono"/>
+          <w:color w:val="000000"/>
+          <w:kern w:val="0"/>
+          <w:sz w:val="19"/>
+          <w:szCs w:val="19"/>
+          <w:highlight w:val="white"/>
+        </w:rPr>
+      </w:pPr>
+      <w:r>
+        <w:rPr>
+          <w:rFonts w:ascii="Cascadia Mono" w:hAnsi="Cascadia Mono" w:cs="Cascadia Mono"/>
+          <w:color w:val="0000FF"/>
+          <w:kern w:val="0"/>
+          <w:sz w:val="19"/>
+          <w:szCs w:val="19"/>
+          <w:highlight w:val="white"/>
+        </w:rPr>
+        <w:t xml:space="preserve">  &lt;</w:t>
+      </w:r>
+      <w:r>
+        <w:rPr>
+          <w:rFonts w:ascii="Cascadia Mono" w:hAnsi="Cascadia Mono" w:cs="Cascadia Mono"/>
+          <w:color w:val="A31515"/>
+          <w:kern w:val="0"/>
+          <w:sz w:val="19"/>
+          <w:szCs w:val="19"/>
+          <w:highlight w:val="white"/>
+        </w:rPr>
+        <w:t>ItemGroup</w:t>
+      </w:r>
+      <w:r>
+        <w:rPr>
+          <w:rFonts w:ascii="Cascadia Mono" w:hAnsi="Cascadia Mono" w:cs="Cascadia Mono"/>
+          <w:color w:val="0000FF"/>
+          <w:kern w:val="0"/>
+          <w:sz w:val="19"/>
+          <w:szCs w:val="19"/>
+          <w:highlight w:val="white"/>
+        </w:rPr>
+        <w:t>&gt;</w:t>
+      </w:r>
+    </w:p>
+    <w:p>
+      <w:pPr>
+        <w:autoSpaceDE w:val="0"/>
+        <w:autoSpaceDN w:val="0"/>
+        <w:adjustRightInd w:val="0"/>
+        <w:spacing w:after="0" w:line="240" w:lineRule="auto"/>
+        <w:rPr>
+          <w:rFonts w:ascii="Cascadia Mono" w:hAnsi="Cascadia Mono" w:cs="Cascadia Mono"/>
+          <w:color w:val="000000"/>
+          <w:kern w:val="0"/>
+          <w:sz w:val="19"/>
+          <w:szCs w:val="19"/>
+          <w:highlight w:val="white"/>
+        </w:rPr>
+      </w:pPr>
+      <w:r>
+        <w:rPr>
+          <w:rFonts w:ascii="Cascadia Mono" w:hAnsi="Cascadia Mono" w:cs="Cascadia Mono"/>
+          <w:color w:val="0000FF"/>
+          <w:kern w:val="0"/>
+          <w:sz w:val="19"/>
+          <w:szCs w:val="19"/>
+          <w:highlight w:val="white"/>
+        </w:rPr>
+        <w:t xml:space="preserve">    &lt;</w:t>
+      </w:r>
+      <w:r>
+        <w:rPr>
+          <w:rFonts w:ascii="Cascadia Mono" w:hAnsi="Cascadia Mono" w:cs="Cascadia Mono"/>
+          <w:color w:val="A31515"/>
+          <w:kern w:val="0"/>
+          <w:sz w:val="19"/>
+          <w:szCs w:val="19"/>
+          <w:highlight w:val="white"/>
+        </w:rPr>
+        <w:t>ProjectReference</w:t>
+      </w:r>
+      <w:r>
+        <w:rPr>
+          <w:rFonts w:ascii="Cascadia Mono" w:hAnsi="Cascadia Mono" w:cs="Cascadia Mono"/>
+          <w:color w:val="0000FF"/>
+          <w:kern w:val="0"/>
+          <w:sz w:val="19"/>
+          <w:szCs w:val="19"/>
+          <w:highlight w:val="white"/>
+        </w:rPr>
+        <w:t xml:space="preserve"> </w:t>
+      </w:r>
+      <w:r>
+        <w:rPr>
+          <w:rFonts w:ascii="Cascadia Mono" w:hAnsi="Cascadia Mono" w:cs="Cascadia Mono"/>
+          <w:color w:val="FF0000"/>
+          <w:kern w:val="0"/>
+          <w:sz w:val="19"/>
+          <w:szCs w:val="19"/>
+          <w:highlight w:val="white"/>
+        </w:rPr>
+        <w:t>Include</w:t>
+      </w:r>
+      <w:r>
+        <w:rPr>
+          <w:rFonts w:ascii="Cascadia Mono" w:hAnsi="Cascadia Mono" w:cs="Cascadia Mono"/>
+          <w:color w:val="0000FF"/>
+          <w:kern w:val="0"/>
+          <w:sz w:val="19"/>
+          <w:szCs w:val="19"/>
+          <w:highlight w:val="white"/>
+        </w:rPr>
+        <w:t>=</w:t>
+      </w:r>
+      <w:r>
+        <w:rPr>
+          <w:rFonts w:ascii="Cascadia Mono" w:hAnsi="Cascadia Mono" w:cs="Cascadia Mono"/>
+          <w:color w:val="000000"/>
+          <w:kern w:val="0"/>
+          <w:sz w:val="19"/>
+          <w:szCs w:val="19"/>
+          <w:highlight w:val="white"/>
+        </w:rPr>
+        <w:t>"</w:t>
+      </w:r>
+      <w:r>
+        <w:rPr>
+          <w:rFonts w:ascii="Cascadia Mono" w:hAnsi="Cascadia Mono" w:cs="Cascadia Mono"/>
+          <w:color w:val="0000FF"/>
+          <w:kern w:val="0"/>
+          <w:sz w:val="19"/>
+          <w:szCs w:val="19"/>
+          <w:highlight w:val="white"/>
+        </w:rPr>
+        <w:t>..\JLokaGrpcService\JLokaGrpcService.csproj</w:t>
+      </w:r>
+      <w:r>
+        <w:rPr>
+          <w:rFonts w:ascii="Cascadia Mono" w:hAnsi="Cascadia Mono" w:cs="Cascadia Mono"/>
+          <w:color w:val="000000"/>
+          <w:kern w:val="0"/>
+          <w:sz w:val="19"/>
+          <w:szCs w:val="19"/>
+          <w:highlight w:val="white"/>
+        </w:rPr>
+        <w:t>"</w:t>
+      </w:r>
+      <w:r>
+        <w:rPr>
+          <w:rFonts w:ascii="Cascadia Mono" w:hAnsi="Cascadia Mono" w:cs="Cascadia Mono"/>
+          <w:color w:val="0000FF"/>
+          <w:kern w:val="0"/>
+          <w:sz w:val="19"/>
+          <w:szCs w:val="19"/>
+          <w:highlight w:val="white"/>
+        </w:rPr>
+        <w:t xml:space="preserve"> /&gt;</w:t>
+      </w:r>
+    </w:p>
+    <w:p>
+      <w:pPr>
+        <w:autoSpaceDE w:val="0"/>
+        <w:autoSpaceDN w:val="0"/>
+        <w:adjustRightInd w:val="0"/>
+        <w:spacing w:after="0" w:line="240" w:lineRule="auto"/>
+        <w:rPr>
+          <w:rFonts w:ascii="Cascadia Mono" w:hAnsi="Cascadia Mono" w:cs="Cascadia Mono"/>
+          <w:color w:val="000000"/>
+          <w:kern w:val="0"/>
+          <w:sz w:val="19"/>
+          <w:szCs w:val="19"/>
+          <w:highlight w:val="white"/>
+        </w:rPr>
+      </w:pPr>
+      <w:r>
+        <w:rPr>
+          <w:rFonts w:ascii="Cascadia Mono" w:hAnsi="Cascadia Mono" w:cs="Cascadia Mono"/>
+          <w:color w:val="0000FF"/>
+          <w:kern w:val="0"/>
+          <w:sz w:val="19"/>
+          <w:szCs w:val="19"/>
+          <w:highlight w:val="white"/>
+        </w:rPr>
+        <w:t xml:space="preserve">  &lt;/</w:t>
+      </w:r>
+      <w:r>
+        <w:rPr>
+          <w:rFonts w:ascii="Cascadia Mono" w:hAnsi="Cascadia Mono" w:cs="Cascadia Mono"/>
+          <w:color w:val="A31515"/>
+          <w:kern w:val="0"/>
+          <w:sz w:val="19"/>
+          <w:szCs w:val="19"/>
+          <w:highlight w:val="white"/>
+        </w:rPr>
+        <w:t>ItemGroup</w:t>
+      </w:r>
+      <w:r>
+        <w:rPr>
+          <w:rFonts w:ascii="Cascadia Mono" w:hAnsi="Cascadia Mono" w:cs="Cascadia Mono"/>
+          <w:color w:val="0000FF"/>
+          <w:kern w:val="0"/>
+          <w:sz w:val="19"/>
+          <w:szCs w:val="19"/>
+          <w:highlight w:val="white"/>
+        </w:rPr>
+        <w:t>&gt;</w:t>
+      </w:r>
+    </w:p>
+    <w:p>
+      <w:pPr>
+        <w:autoSpaceDE w:val="0"/>
+        <w:autoSpaceDN w:val="0"/>
+        <w:adjustRightInd w:val="0"/>
+        <w:spacing w:after="0" w:line="240" w:lineRule="auto"/>
+        <w:rPr>
+          <w:rFonts w:ascii="Cascadia Mono" w:hAnsi="Cascadia Mono" w:cs="Cascadia Mono"/>
+          <w:color w:val="000000"/>
+          <w:kern w:val="0"/>
+          <w:sz w:val="19"/>
+          <w:szCs w:val="19"/>
+          <w:highlight w:val="white"/>
+        </w:rPr>
+      </w:pPr>
+    </w:p>
+    <w:p>
+      <w:pPr>
+        <w:autoSpaceDE w:val="0"/>
+        <w:autoSpaceDN w:val="0"/>
+        <w:adjustRightInd w:val="0"/>
+        <w:spacing w:after="0" w:line="240" w:lineRule="auto"/>
+        <w:rPr>
+          <w:rFonts w:ascii="Cascadia Mono" w:hAnsi="Cascadia Mono" w:cs="Cascadia Mono"/>
+          <w:color w:val="000000"/>
+          <w:kern w:val="0"/>
+          <w:sz w:val="19"/>
+          <w:szCs w:val="19"/>
+          <w:highlight w:val="white"/>
+        </w:rPr>
+      </w:pPr>
+      <w:r>
+        <w:rPr>
+          <w:rFonts w:ascii="Cascadia Mono" w:hAnsi="Cascadia Mono" w:cs="Cascadia Mono"/>
+          <w:color w:val="0000FF"/>
+          <w:kern w:val="0"/>
+          <w:sz w:val="19"/>
+          <w:szCs w:val="19"/>
+          <w:highlight w:val="white"/>
+        </w:rPr>
+        <w:t xml:space="preserve">  &lt;</w:t>
+      </w:r>
+      <w:r>
+        <w:rPr>
+          <w:rFonts w:ascii="Cascadia Mono" w:hAnsi="Cascadia Mono" w:cs="Cascadia Mono"/>
+          <w:color w:val="A31515"/>
+          <w:kern w:val="0"/>
+          <w:sz w:val="19"/>
+          <w:szCs w:val="19"/>
+          <w:highlight w:val="white"/>
+        </w:rPr>
+        <w:t>ItemGroup</w:t>
+      </w:r>
+      <w:r>
+        <w:rPr>
+          <w:rFonts w:ascii="Cascadia Mono" w:hAnsi="Cascadia Mono" w:cs="Cascadia Mono"/>
+          <w:color w:val="0000FF"/>
+          <w:kern w:val="0"/>
+          <w:sz w:val="19"/>
+          <w:szCs w:val="19"/>
+          <w:highlight w:val="white"/>
+        </w:rPr>
+        <w:t>&gt;</w:t>
+      </w:r>
+    </w:p>
+    <w:p>
+      <w:pPr>
+        <w:autoSpaceDE w:val="0"/>
+        <w:autoSpaceDN w:val="0"/>
+        <w:adjustRightInd w:val="0"/>
+        <w:spacing w:after="0" w:line="240" w:lineRule="auto"/>
+        <w:rPr>
+          <w:rFonts w:ascii="Cascadia Mono" w:hAnsi="Cascadia Mono" w:cs="Cascadia Mono"/>
+          <w:color w:val="000000"/>
+          <w:kern w:val="0"/>
+          <w:sz w:val="19"/>
+          <w:szCs w:val="19"/>
+          <w:highlight w:val="white"/>
+        </w:rPr>
+      </w:pPr>
+      <w:r>
+        <w:rPr>
+          <w:rFonts w:ascii="Cascadia Mono" w:hAnsi="Cascadia Mono" w:cs="Cascadia Mono"/>
+          <w:color w:val="0000FF"/>
+          <w:kern w:val="0"/>
+          <w:sz w:val="19"/>
+          <w:szCs w:val="19"/>
+          <w:highlight w:val="white"/>
+        </w:rPr>
+        <w:t xml:space="preserve">    &lt;</w:t>
+      </w:r>
+      <w:r>
+        <w:rPr>
+          <w:rFonts w:ascii="Cascadia Mono" w:hAnsi="Cascadia Mono" w:cs="Cascadia Mono"/>
+          <w:color w:val="A31515"/>
+          <w:kern w:val="0"/>
+          <w:sz w:val="19"/>
+          <w:szCs w:val="19"/>
+          <w:highlight w:val="white"/>
+        </w:rPr>
+        <w:t>Protobuf</w:t>
+      </w:r>
+      <w:r>
+        <w:rPr>
+          <w:rFonts w:ascii="Cascadia Mono" w:hAnsi="Cascadia Mono" w:cs="Cascadia Mono"/>
+          <w:color w:val="0000FF"/>
+          <w:kern w:val="0"/>
+          <w:sz w:val="19"/>
+          <w:szCs w:val="19"/>
+          <w:highlight w:val="white"/>
+        </w:rPr>
+        <w:t xml:space="preserve"> </w:t>
+      </w:r>
+      <w:r>
+        <w:rPr>
+          <w:rFonts w:ascii="Cascadia Mono" w:hAnsi="Cascadia Mono" w:cs="Cascadia Mono"/>
+          <w:color w:val="FF0000"/>
+          <w:kern w:val="0"/>
+          <w:sz w:val="19"/>
+          <w:szCs w:val="19"/>
+          <w:highlight w:val="white"/>
+        </w:rPr>
+        <w:t>Include</w:t>
+      </w:r>
+      <w:r>
+        <w:rPr>
+          <w:rFonts w:ascii="Cascadia Mono" w:hAnsi="Cascadia Mono" w:cs="Cascadia Mono"/>
+          <w:color w:val="0000FF"/>
+          <w:kern w:val="0"/>
+          <w:sz w:val="19"/>
+          <w:szCs w:val="19"/>
+          <w:highlight w:val="white"/>
+        </w:rPr>
+        <w:t>=</w:t>
+      </w:r>
+      <w:r>
+        <w:rPr>
+          <w:rFonts w:ascii="Cascadia Mono" w:hAnsi="Cascadia Mono" w:cs="Cascadia Mono"/>
+          <w:color w:val="000000"/>
+          <w:kern w:val="0"/>
+          <w:sz w:val="19"/>
+          <w:szCs w:val="19"/>
+          <w:highlight w:val="white"/>
+        </w:rPr>
+        <w:t>"</w:t>
+      </w:r>
+      <w:r>
+        <w:rPr>
+          <w:rFonts w:ascii="Cascadia Mono" w:hAnsi="Cascadia Mono" w:cs="Cascadia Mono"/>
+          <w:color w:val="0000FF"/>
+          <w:kern w:val="0"/>
+          <w:sz w:val="19"/>
+          <w:szCs w:val="19"/>
+          <w:highlight w:val="white"/>
+        </w:rPr>
+        <w:t>Protos\greet.proto</w:t>
+      </w:r>
+      <w:r>
+        <w:rPr>
+          <w:rFonts w:ascii="Cascadia Mono" w:hAnsi="Cascadia Mono" w:cs="Cascadia Mono"/>
+          <w:color w:val="000000"/>
+          <w:kern w:val="0"/>
+          <w:sz w:val="19"/>
+          <w:szCs w:val="19"/>
+          <w:highlight w:val="white"/>
+        </w:rPr>
+        <w:t>"</w:t>
+      </w:r>
+      <w:r>
+        <w:rPr>
+          <w:rFonts w:ascii="Cascadia Mono" w:hAnsi="Cascadia Mono" w:cs="Cascadia Mono"/>
+          <w:color w:val="0000FF"/>
+          <w:kern w:val="0"/>
+          <w:sz w:val="19"/>
+          <w:szCs w:val="19"/>
+          <w:highlight w:val="white"/>
+        </w:rPr>
+        <w:t xml:space="preserve"> </w:t>
+      </w:r>
+      <w:r>
+        <w:rPr>
+          <w:rFonts w:ascii="Cascadia Mono" w:hAnsi="Cascadia Mono" w:cs="Cascadia Mono"/>
+          <w:color w:val="FF0000"/>
+          <w:kern w:val="0"/>
+          <w:sz w:val="19"/>
+          <w:szCs w:val="19"/>
+          <w:highlight w:val="white"/>
+        </w:rPr>
+        <w:t>GrpcServices</w:t>
+      </w:r>
+      <w:r>
+        <w:rPr>
+          <w:rFonts w:ascii="Cascadia Mono" w:hAnsi="Cascadia Mono" w:cs="Cascadia Mono"/>
+          <w:color w:val="0000FF"/>
+          <w:kern w:val="0"/>
+          <w:sz w:val="19"/>
+          <w:szCs w:val="19"/>
+          <w:highlight w:val="white"/>
+        </w:rPr>
+        <w:t>=</w:t>
+      </w:r>
+      <w:r>
+        <w:rPr>
+          <w:rFonts w:ascii="Cascadia Mono" w:hAnsi="Cascadia Mono" w:cs="Cascadia Mono"/>
+          <w:color w:val="000000"/>
+          <w:kern w:val="0"/>
+          <w:sz w:val="19"/>
+          <w:szCs w:val="19"/>
+          <w:highlight w:val="white"/>
+        </w:rPr>
+        <w:t>"</w:t>
+      </w:r>
+      <w:r>
+        <w:rPr>
+          <w:rFonts w:ascii="Cascadia Mono" w:hAnsi="Cascadia Mono" w:cs="Cascadia Mono"/>
+          <w:color w:val="0000FF"/>
+          <w:kern w:val="0"/>
+          <w:sz w:val="19"/>
+          <w:szCs w:val="19"/>
+          <w:highlight w:val="white"/>
+        </w:rPr>
+        <w:t>Client</w:t>
+      </w:r>
+      <w:r>
+        <w:rPr>
+          <w:rFonts w:ascii="Cascadia Mono" w:hAnsi="Cascadia Mono" w:cs="Cascadia Mono"/>
+          <w:color w:val="000000"/>
+          <w:kern w:val="0"/>
+          <w:sz w:val="19"/>
+          <w:szCs w:val="19"/>
+          <w:highlight w:val="white"/>
+        </w:rPr>
+        <w:t>"</w:t>
+      </w:r>
+      <w:r>
+        <w:rPr>
+          <w:rFonts w:ascii="Cascadia Mono" w:hAnsi="Cascadia Mono" w:cs="Cascadia Mono"/>
+          <w:color w:val="0000FF"/>
+          <w:kern w:val="0"/>
+          <w:sz w:val="19"/>
+          <w:szCs w:val="19"/>
+          <w:highlight w:val="white"/>
+        </w:rPr>
+        <w:t xml:space="preserve"> /&gt;</w:t>
+      </w:r>
+    </w:p>
+    <w:p>
+      <w:pPr>
+        <w:autoSpaceDE w:val="0"/>
+        <w:autoSpaceDN w:val="0"/>
+        <w:adjustRightInd w:val="0"/>
+        <w:spacing w:after="0" w:line="240" w:lineRule="auto"/>
+        <w:rPr>
+          <w:rFonts w:ascii="Cascadia Mono" w:hAnsi="Cascadia Mono" w:cs="Cascadia Mono"/>
+          <w:color w:val="000000"/>
+          <w:kern w:val="0"/>
+          <w:sz w:val="19"/>
+          <w:szCs w:val="19"/>
+          <w:highlight w:val="white"/>
+        </w:rPr>
+      </w:pPr>
+      <w:r>
+        <w:rPr>
+          <w:rFonts w:ascii="Cascadia Mono" w:hAnsi="Cascadia Mono" w:cs="Cascadia Mono"/>
+          <w:color w:val="0000FF"/>
+          <w:kern w:val="0"/>
+          <w:sz w:val="19"/>
+          <w:szCs w:val="19"/>
+          <w:highlight w:val="white"/>
+        </w:rPr>
+        <w:t xml:space="preserve">    &lt;</w:t>
+      </w:r>
+      <w:r>
+        <w:rPr>
+          <w:rFonts w:ascii="Cascadia Mono" w:hAnsi="Cascadia Mono" w:cs="Cascadia Mono"/>
+          <w:color w:val="A31515"/>
+          <w:kern w:val="0"/>
+          <w:sz w:val="19"/>
+          <w:szCs w:val="19"/>
+          <w:highlight w:val="white"/>
+        </w:rPr>
+        <w:t>Protobuf</w:t>
+      </w:r>
+      <w:r>
+        <w:rPr>
+          <w:rFonts w:ascii="Cascadia Mono" w:hAnsi="Cascadia Mono" w:cs="Cascadia Mono"/>
+          <w:color w:val="0000FF"/>
+          <w:kern w:val="0"/>
+          <w:sz w:val="19"/>
+          <w:szCs w:val="19"/>
+          <w:highlight w:val="white"/>
+        </w:rPr>
+        <w:t xml:space="preserve"> </w:t>
+      </w:r>
+      <w:r>
+        <w:rPr>
+          <w:rFonts w:ascii="Cascadia Mono" w:hAnsi="Cascadia Mono" w:cs="Cascadia Mono"/>
+          <w:color w:val="FF0000"/>
+          <w:kern w:val="0"/>
+          <w:sz w:val="19"/>
+          <w:szCs w:val="19"/>
+          <w:highlight w:val="white"/>
+        </w:rPr>
+        <w:t>Include</w:t>
+      </w:r>
+      <w:r>
+        <w:rPr>
+          <w:rFonts w:ascii="Cascadia Mono" w:hAnsi="Cascadia Mono" w:cs="Cascadia Mono"/>
+          <w:color w:val="0000FF"/>
+          <w:kern w:val="0"/>
+          <w:sz w:val="19"/>
+          <w:szCs w:val="19"/>
+          <w:highlight w:val="white"/>
+        </w:rPr>
+        <w:t>=</w:t>
+      </w:r>
+      <w:r>
+        <w:rPr>
+          <w:rFonts w:ascii="Cascadia Mono" w:hAnsi="Cascadia Mono" w:cs="Cascadia Mono"/>
+          <w:color w:val="000000"/>
+          <w:kern w:val="0"/>
+          <w:sz w:val="19"/>
+          <w:szCs w:val="19"/>
+          <w:highlight w:val="white"/>
+        </w:rPr>
+        <w:t>"</w:t>
+      </w:r>
+      <w:r>
+        <w:rPr>
+          <w:rFonts w:ascii="Cascadia Mono" w:hAnsi="Cascadia Mono" w:cs="Cascadia Mono"/>
+          <w:color w:val="0000FF"/>
+          <w:kern w:val="0"/>
+          <w:sz w:val="19"/>
+          <w:szCs w:val="19"/>
+          <w:highlight w:val="white"/>
+        </w:rPr>
+        <w:t>Protos\jloka.proto</w:t>
+      </w:r>
+      <w:r>
+        <w:rPr>
+          <w:rFonts w:ascii="Cascadia Mono" w:hAnsi="Cascadia Mono" w:cs="Cascadia Mono"/>
+          <w:color w:val="000000"/>
+          <w:kern w:val="0"/>
+          <w:sz w:val="19"/>
+          <w:szCs w:val="19"/>
+          <w:highlight w:val="white"/>
+        </w:rPr>
+        <w:t>"</w:t>
+      </w:r>
+      <w:r>
+        <w:rPr>
+          <w:rFonts w:ascii="Cascadia Mono" w:hAnsi="Cascadia Mono" w:cs="Cascadia Mono"/>
+          <w:color w:val="0000FF"/>
+          <w:kern w:val="0"/>
+          <w:sz w:val="19"/>
+          <w:szCs w:val="19"/>
+          <w:highlight w:val="white"/>
+        </w:rPr>
+        <w:t xml:space="preserve"> </w:t>
+      </w:r>
+      <w:r>
+        <w:rPr>
+          <w:rFonts w:ascii="Cascadia Mono" w:hAnsi="Cascadia Mono" w:cs="Cascadia Mono"/>
+          <w:color w:val="FF0000"/>
+          <w:kern w:val="0"/>
+          <w:sz w:val="19"/>
+          <w:szCs w:val="19"/>
+          <w:highlight w:val="white"/>
+        </w:rPr>
+        <w:t>GrpcServices</w:t>
+      </w:r>
+      <w:r>
+        <w:rPr>
+          <w:rFonts w:ascii="Cascadia Mono" w:hAnsi="Cascadia Mono" w:cs="Cascadia Mono"/>
+          <w:color w:val="0000FF"/>
+          <w:kern w:val="0"/>
+          <w:sz w:val="19"/>
+          <w:szCs w:val="19"/>
+          <w:highlight w:val="white"/>
+        </w:rPr>
+        <w:t>=</w:t>
+      </w:r>
+      <w:r>
+        <w:rPr>
+          <w:rFonts w:ascii="Cascadia Mono" w:hAnsi="Cascadia Mono" w:cs="Cascadia Mono"/>
+          <w:color w:val="000000"/>
+          <w:kern w:val="0"/>
+          <w:sz w:val="19"/>
+          <w:szCs w:val="19"/>
+          <w:highlight w:val="white"/>
+        </w:rPr>
+        <w:t>"</w:t>
+      </w:r>
+      <w:r>
+        <w:rPr>
+          <w:rFonts w:ascii="Cascadia Mono" w:hAnsi="Cascadia Mono" w:cs="Cascadia Mono"/>
+          <w:color w:val="0000FF"/>
+          <w:kern w:val="0"/>
+          <w:sz w:val="19"/>
+          <w:szCs w:val="19"/>
+          <w:highlight w:val="white"/>
+        </w:rPr>
+        <w:t>Client</w:t>
+      </w:r>
+      <w:r>
+        <w:rPr>
+          <w:rFonts w:ascii="Cascadia Mono" w:hAnsi="Cascadia Mono" w:cs="Cascadia Mono"/>
+          <w:color w:val="000000"/>
+          <w:kern w:val="0"/>
+          <w:sz w:val="19"/>
+          <w:szCs w:val="19"/>
+          <w:highlight w:val="white"/>
+        </w:rPr>
+        <w:t>"</w:t>
+      </w:r>
+      <w:r>
+        <w:rPr>
+          <w:rFonts w:ascii="Cascadia Mono" w:hAnsi="Cascadia Mono" w:cs="Cascadia Mono"/>
+          <w:color w:val="0000FF"/>
+          <w:kern w:val="0"/>
+          <w:sz w:val="19"/>
+          <w:szCs w:val="19"/>
+          <w:highlight w:val="white"/>
+        </w:rPr>
+        <w:t xml:space="preserve"> /&gt;</w:t>
+      </w:r>
+    </w:p>
+    <w:p>
+      <w:pPr>
+        <w:autoSpaceDE w:val="0"/>
+        <w:autoSpaceDN w:val="0"/>
+        <w:adjustRightInd w:val="0"/>
+        <w:spacing w:after="0" w:line="240" w:lineRule="auto"/>
+        <w:rPr>
+          <w:rFonts w:ascii="Cascadia Mono" w:hAnsi="Cascadia Mono" w:cs="Cascadia Mono"/>
+          <w:color w:val="000000"/>
+          <w:kern w:val="0"/>
+          <w:sz w:val="19"/>
+          <w:szCs w:val="19"/>
+          <w:highlight w:val="white"/>
+        </w:rPr>
+      </w:pPr>
+      <w:r>
+        <w:rPr>
+          <w:rFonts w:ascii="Cascadia Mono" w:hAnsi="Cascadia Mono" w:cs="Cascadia Mono"/>
+          <w:color w:val="0000FF"/>
+          <w:kern w:val="0"/>
+          <w:sz w:val="19"/>
+          <w:szCs w:val="19"/>
+          <w:highlight w:val="white"/>
+        </w:rPr>
+        <w:t xml:space="preserve">  &lt;/</w:t>
+      </w:r>
+      <w:r>
+        <w:rPr>
+          <w:rFonts w:ascii="Cascadia Mono" w:hAnsi="Cascadia Mono" w:cs="Cascadia Mono"/>
+          <w:color w:val="A31515"/>
+          <w:kern w:val="0"/>
+          <w:sz w:val="19"/>
+          <w:szCs w:val="19"/>
+          <w:highlight w:val="white"/>
+        </w:rPr>
+        <w:t>ItemGroup</w:t>
+      </w:r>
+      <w:r>
+        <w:rPr>
+          <w:rFonts w:ascii="Cascadia Mono" w:hAnsi="Cascadia Mono" w:cs="Cascadia Mono"/>
+          <w:color w:val="0000FF"/>
+          <w:kern w:val="0"/>
+          <w:sz w:val="19"/>
+          <w:szCs w:val="19"/>
+          <w:highlight w:val="white"/>
+        </w:rPr>
+        <w:t>&gt;</w:t>
+      </w:r>
+    </w:p>
+    <w:p>
+      <w:pPr>
+        <w:autoSpaceDE w:val="0"/>
+        <w:autoSpaceDN w:val="0"/>
+        <w:adjustRightInd w:val="0"/>
+        <w:spacing w:after="0" w:line="240" w:lineRule="auto"/>
+        <w:rPr>
+          <w:rFonts w:ascii="Cascadia Mono" w:hAnsi="Cascadia Mono" w:cs="Cascadia Mono"/>
+          <w:color w:val="0000FF"/>
+          <w:kern w:val="0"/>
+          <w:sz w:val="19"/>
+          <w:szCs w:val="19"/>
+        </w:rPr>
+      </w:pPr>
+      <w:r>
+        <w:rPr>
+          <w:rFonts w:ascii="Cascadia Mono" w:hAnsi="Cascadia Mono" w:cs="Cascadia Mono"/>
+          <w:color w:val="0000FF"/>
+          <w:kern w:val="0"/>
+          <w:sz w:val="19"/>
+          <w:szCs w:val="19"/>
+          <w:highlight w:val="white"/>
+        </w:rPr>
+        <w:t>&lt;/</w:t>
+      </w:r>
+      <w:r>
+        <w:rPr>
+          <w:rFonts w:ascii="Cascadia Mono" w:hAnsi="Cascadia Mono" w:cs="Cascadia Mono"/>
+          <w:color w:val="A31515"/>
+          <w:kern w:val="0"/>
+          <w:sz w:val="19"/>
+          <w:szCs w:val="19"/>
+          <w:highlight w:val="white"/>
+        </w:rPr>
+        <w:t>Project</w:t>
+      </w:r>
+      <w:r>
+        <w:rPr>
+          <w:rFonts w:ascii="Cascadia Mono" w:hAnsi="Cascadia Mono" w:cs="Cascadia Mono"/>
+          <w:color w:val="0000FF"/>
+          <w:kern w:val="0"/>
+          <w:sz w:val="19"/>
+          <w:szCs w:val="19"/>
+          <w:highlight w:val="white"/>
+        </w:rPr>
+        <w:t>&gt;</w:t>
+      </w:r>
+    </w:p>
+    <w:p>
+      <w:pPr>
+        <w:autoSpaceDE w:val="0"/>
+        <w:autoSpaceDN w:val="0"/>
+        <w:adjustRightInd w:val="0"/>
+        <w:spacing w:after="0" w:line="240" w:lineRule="auto"/>
+        <w:ind w:left="720" w:firstLine="720"/>
+        <w:rPr>
+          <w:rFonts w:ascii="Sakkal Majalla" w:hAnsi="Sakkal Majalla" w:cs="Sakkal Majalla"/>
+          <w:color w:val="000000"/>
+          <w:kern w:val="0"/>
+          <w:sz w:val="28"/>
+          <w:szCs w:val="28"/>
+        </w:rPr>
+      </w:pPr>
+      <w:r>
+        <w:rPr>
+          <w:rFonts w:ascii="Sakkal Majalla" w:hAnsi="Sakkal Majalla" w:cs="Sakkal Majalla"/>
+          <w:color w:val="000000"/>
+          <w:kern w:val="0"/>
+          <w:sz w:val="28"/>
+          <w:szCs w:val="28"/>
+        </w:rPr>
+        <w:t>------------------------------------------------------</w:t>
+      </w:r>
+      <w:r>
+        <w:rPr>
+          <w:rFonts w:ascii="Sakkal Majalla" w:hAnsi="Sakkal Majalla" w:cs="Sakkal Majalla"/>
+          <w:color w:val="000000"/>
+          <w:kern w:val="0"/>
+          <w:sz w:val="28"/>
+          <w:szCs w:val="28"/>
+        </w:rPr>
+        <w:t>-------------------</w:t>
+      </w:r>
+    </w:p>
+    <w:p>
+      <w:pPr>
+        <w:autoSpaceDE w:val="0"/>
+        <w:autoSpaceDN w:val="0"/>
+        <w:adjustRightInd w:val="0"/>
+        <w:spacing w:after="0" w:line="240" w:lineRule="auto"/>
+        <w:rPr>
+          <w:rFonts w:ascii="Sakkal Majalla" w:hAnsi="Sakkal Majalla" w:cs="Sakkal Majalla"/>
+          <w:color w:val="000000"/>
+          <w:kern w:val="0"/>
+          <w:sz w:val="28"/>
+          <w:szCs w:val="28"/>
+        </w:rPr>
+      </w:pPr>
+      <w:r>
+        <w:rPr>
+          <w:rFonts w:ascii="Sakkal Majalla" w:hAnsi="Sakkal Majalla" w:cs="Sakkal Majalla"/>
+          <w:color w:val="000000"/>
+          <w:kern w:val="0"/>
+          <w:sz w:val="28"/>
+          <w:szCs w:val="28"/>
+        </w:rPr>
+        <w:lastRenderedPageBreak/>
+        <w:t>And the invoice client class:</w:t>
+      </w:r>
+    </w:p>
+    <w:p>
+      <w:pPr>
+        <w:autoSpaceDE w:val="0"/>
+        <w:autoSpaceDN w:val="0"/>
+        <w:adjustRightInd w:val="0"/>
+        <w:spacing w:after="0" w:line="240" w:lineRule="auto"/>
+        <w:rPr>
+          <w:rFonts w:ascii="Cascadia Mono" w:hAnsi="Cascadia Mono" w:cs="Cascadia Mono"/>
+          <w:color w:val="000000"/>
+          <w:kern w:val="0"/>
+          <w:sz w:val="19"/>
+          <w:szCs w:val="19"/>
+          <w:highlight w:val="white"/>
+        </w:rPr>
+      </w:pPr>
+      <w:r>
+        <w:rPr>
+          <w:rFonts w:ascii="Cascadia Mono" w:hAnsi="Cascadia Mono" w:cs="Cascadia Mono"/>
+          <w:color w:val="0000FF"/>
+          <w:kern w:val="0"/>
+          <w:sz w:val="19"/>
+          <w:szCs w:val="19"/>
+          <w:highlight w:val="white"/>
+        </w:rPr>
+        <w:t>using</w:t>
+      </w:r>
+      <w:r>
+        <w:rPr>
+          <w:rFonts w:ascii="Cascadia Mono" w:hAnsi="Cascadia Mono" w:cs="Cascadia Mono"/>
+          <w:color w:val="000000"/>
+          <w:kern w:val="0"/>
+          <w:sz w:val="19"/>
+          <w:szCs w:val="19"/>
+          <w:highlight w:val="white"/>
+        </w:rPr>
+        <w:t xml:space="preserve"> Grpc.Net.Client;</w:t>
+      </w:r>
+    </w:p>
+    <w:p>
+      <w:pPr>
+        <w:autoSpaceDE w:val="0"/>
+        <w:autoSpaceDN w:val="0"/>
+        <w:adjustRightInd w:val="0"/>
+        <w:spacing w:after="0" w:line="240" w:lineRule="auto"/>
+        <w:rPr>
+          <w:rFonts w:ascii="Cascadia Mono" w:hAnsi="Cascadia Mono" w:cs="Cascadia Mono"/>
+          <w:color w:val="000000"/>
+          <w:kern w:val="0"/>
+          <w:sz w:val="19"/>
+          <w:szCs w:val="19"/>
+          <w:highlight w:val="white"/>
+        </w:rPr>
+      </w:pPr>
+      <w:r>
+        <w:rPr>
+          <w:rFonts w:ascii="Cascadia Mono" w:hAnsi="Cascadia Mono" w:cs="Cascadia Mono"/>
+          <w:color w:val="0000FF"/>
+          <w:kern w:val="0"/>
+          <w:sz w:val="19"/>
+          <w:szCs w:val="19"/>
+          <w:highlight w:val="white"/>
+        </w:rPr>
+        <w:t>using</w:t>
+      </w:r>
+      <w:r>
+        <w:rPr>
+          <w:rFonts w:ascii="Cascadia Mono" w:hAnsi="Cascadia Mono" w:cs="Cascadia Mono"/>
+          <w:color w:val="000000"/>
+          <w:kern w:val="0"/>
+          <w:sz w:val="19"/>
+          <w:szCs w:val="19"/>
+          <w:highlight w:val="white"/>
+        </w:rPr>
+        <w:t xml:space="preserve"> JLokaGrpcService.Protos;</w:t>
+      </w:r>
+    </w:p>
+    <w:p>
+      <w:pPr>
+        <w:autoSpaceDE w:val="0"/>
+        <w:autoSpaceDN w:val="0"/>
+        <w:adjustRightInd w:val="0"/>
+        <w:spacing w:after="0" w:line="240" w:lineRule="auto"/>
+        <w:rPr>
+          <w:rFonts w:ascii="Cascadia Mono" w:hAnsi="Cascadia Mono" w:cs="Cascadia Mono"/>
+          <w:color w:val="000000"/>
+          <w:kern w:val="0"/>
+          <w:sz w:val="19"/>
+          <w:szCs w:val="19"/>
+          <w:highlight w:val="white"/>
+        </w:rPr>
+      </w:pPr>
+    </w:p>
+    <w:p>
+      <w:pPr>
+        <w:autoSpaceDE w:val="0"/>
+        <w:autoSpaceDN w:val="0"/>
+        <w:adjustRightInd w:val="0"/>
+        <w:spacing w:after="0" w:line="240" w:lineRule="auto"/>
+        <w:rPr>
+          <w:rFonts w:ascii="Cascadia Mono" w:hAnsi="Cascadia Mono" w:cs="Cascadia Mono"/>
+          <w:color w:val="000000"/>
+          <w:kern w:val="0"/>
+          <w:sz w:val="19"/>
+          <w:szCs w:val="19"/>
+          <w:highlight w:val="white"/>
+        </w:rPr>
+      </w:pPr>
+      <w:r>
+        <w:rPr>
+          <w:rFonts w:ascii="Cascadia Mono" w:hAnsi="Cascadia Mono" w:cs="Cascadia Mono"/>
+          <w:color w:val="0000FF"/>
+          <w:kern w:val="0"/>
+          <w:sz w:val="19"/>
+          <w:szCs w:val="19"/>
+          <w:highlight w:val="white"/>
+        </w:rPr>
+        <w:t>namespace</w:t>
+      </w:r>
+      <w:r>
+        <w:rPr>
+          <w:rFonts w:ascii="Cascadia Mono" w:hAnsi="Cascadia Mono" w:cs="Cascadia Mono"/>
+          <w:color w:val="000000"/>
+          <w:kern w:val="0"/>
+          <w:sz w:val="19"/>
+          <w:szCs w:val="19"/>
+          <w:highlight w:val="white"/>
+        </w:rPr>
+        <w:t xml:space="preserve"> JLokaGrpcClient</w:t>
+      </w:r>
+    </w:p>
+    <w:p>
+      <w:pPr>
+        <w:autoSpaceDE w:val="0"/>
+        <w:autoSpaceDN w:val="0"/>
+        <w:adjustRightInd w:val="0"/>
+        <w:spacing w:after="0" w:line="240" w:lineRule="auto"/>
+        <w:rPr>
+          <w:rFonts w:ascii="Cascadia Mono" w:hAnsi="Cascadia Mono" w:cs="Cascadia Mono"/>
+          <w:color w:val="000000"/>
+          <w:kern w:val="0"/>
+          <w:sz w:val="19"/>
+          <w:szCs w:val="19"/>
+          <w:highlight w:val="white"/>
+        </w:rPr>
+      </w:pPr>
+      <w:r>
+        <w:rPr>
+          <w:rFonts w:ascii="Cascadia Mono" w:hAnsi="Cascadia Mono" w:cs="Cascadia Mono"/>
+          <w:color w:val="000000"/>
+          <w:kern w:val="0"/>
+          <w:sz w:val="19"/>
+          <w:szCs w:val="19"/>
+          <w:highlight w:val="white"/>
+        </w:rPr>
+        <w:t>{</w:t>
+      </w:r>
+    </w:p>
+    <w:p>
+      <w:pPr>
+        <w:autoSpaceDE w:val="0"/>
+        <w:autoSpaceDN w:val="0"/>
+        <w:adjustRightInd w:val="0"/>
+        <w:spacing w:after="0" w:line="240" w:lineRule="auto"/>
+        <w:rPr>
+          <w:rFonts w:ascii="Cascadia Mono" w:hAnsi="Cascadia Mono" w:cs="Cascadia Mono"/>
+          <w:color w:val="000000"/>
+          <w:kern w:val="0"/>
+          <w:sz w:val="19"/>
+          <w:szCs w:val="19"/>
+          <w:highlight w:val="white"/>
+        </w:rPr>
+      </w:pPr>
+      <w:r>
+        <w:rPr>
+          <w:rFonts w:ascii="Cascadia Mono" w:hAnsi="Cascadia Mono" w:cs="Cascadia Mono"/>
+          <w:color w:val="000000"/>
+          <w:kern w:val="0"/>
+          <w:sz w:val="19"/>
+          <w:szCs w:val="19"/>
+          <w:highlight w:val="white"/>
+        </w:rPr>
+        <w:t xml:space="preserve">    </w:t>
+      </w:r>
+      <w:r>
+        <w:rPr>
+          <w:rFonts w:ascii="Cascadia Mono" w:hAnsi="Cascadia Mono" w:cs="Cascadia Mono"/>
+          <w:color w:val="0000FF"/>
+          <w:kern w:val="0"/>
+          <w:sz w:val="19"/>
+          <w:szCs w:val="19"/>
+          <w:highlight w:val="white"/>
+        </w:rPr>
+        <w:t>internal</w:t>
+      </w:r>
+      <w:r>
+        <w:rPr>
+          <w:rFonts w:ascii="Cascadia Mono" w:hAnsi="Cascadia Mono" w:cs="Cascadia Mono"/>
+          <w:color w:val="000000"/>
+          <w:kern w:val="0"/>
+          <w:sz w:val="19"/>
+          <w:szCs w:val="19"/>
+          <w:highlight w:val="white"/>
+        </w:rPr>
+        <w:t xml:space="preserve"> </w:t>
+      </w:r>
+      <w:r>
+        <w:rPr>
+          <w:rFonts w:ascii="Cascadia Mono" w:hAnsi="Cascadia Mono" w:cs="Cascadia Mono"/>
+          <w:color w:val="0000FF"/>
+          <w:kern w:val="0"/>
+          <w:sz w:val="19"/>
+          <w:szCs w:val="19"/>
+          <w:highlight w:val="white"/>
+        </w:rPr>
+        <w:t>class</w:t>
+      </w:r>
+      <w:r>
+        <w:rPr>
+          <w:rFonts w:ascii="Cascadia Mono" w:hAnsi="Cascadia Mono" w:cs="Cascadia Mono"/>
+          <w:color w:val="000000"/>
+          <w:kern w:val="0"/>
+          <w:sz w:val="19"/>
+          <w:szCs w:val="19"/>
+          <w:highlight w:val="white"/>
+        </w:rPr>
+        <w:t xml:space="preserve"> </w:t>
+      </w:r>
+      <w:r>
+        <w:rPr>
+          <w:rFonts w:ascii="Cascadia Mono" w:hAnsi="Cascadia Mono" w:cs="Cascadia Mono"/>
+          <w:color w:val="2B91AF"/>
+          <w:kern w:val="0"/>
+          <w:sz w:val="19"/>
+          <w:szCs w:val="19"/>
+          <w:highlight w:val="white"/>
+        </w:rPr>
+        <w:t>InvoiceClient</w:t>
+      </w:r>
+    </w:p>
+    <w:p>
+      <w:pPr>
+        <w:autoSpaceDE w:val="0"/>
+        <w:autoSpaceDN w:val="0"/>
+        <w:adjustRightInd w:val="0"/>
+        <w:spacing w:after="0" w:line="240" w:lineRule="auto"/>
+        <w:rPr>
+          <w:rFonts w:ascii="Cascadia Mono" w:hAnsi="Cascadia Mono" w:cs="Cascadia Mono"/>
+          <w:color w:val="000000"/>
+          <w:kern w:val="0"/>
+          <w:sz w:val="19"/>
+          <w:szCs w:val="19"/>
+          <w:highlight w:val="white"/>
+        </w:rPr>
+      </w:pPr>
+      <w:r>
+        <w:rPr>
+          <w:rFonts w:ascii="Cascadia Mono" w:hAnsi="Cascadia Mono" w:cs="Cascadia Mono"/>
+          <w:color w:val="000000"/>
+          <w:kern w:val="0"/>
+          <w:sz w:val="19"/>
+          <w:szCs w:val="19"/>
+          <w:highlight w:val="white"/>
+        </w:rPr>
+        <w:t xml:space="preserve">    {</w:t>
+      </w:r>
+    </w:p>
+    <w:p>
+      <w:pPr>
+        <w:autoSpaceDE w:val="0"/>
+        <w:autoSpaceDN w:val="0"/>
+        <w:adjustRightInd w:val="0"/>
+        <w:spacing w:after="0" w:line="240" w:lineRule="auto"/>
+        <w:rPr>
+          <w:rFonts w:ascii="Cascadia Mono" w:hAnsi="Cascadia Mono" w:cs="Cascadia Mono"/>
+          <w:color w:val="000000"/>
+          <w:kern w:val="0"/>
+          <w:sz w:val="19"/>
+          <w:szCs w:val="19"/>
+          <w:highlight w:val="white"/>
+        </w:rPr>
+      </w:pPr>
+      <w:r>
+        <w:rPr>
+          <w:rFonts w:ascii="Cascadia Mono" w:hAnsi="Cascadia Mono" w:cs="Cascadia Mono"/>
+          <w:color w:val="000000"/>
+          <w:kern w:val="0"/>
+          <w:sz w:val="19"/>
+          <w:szCs w:val="19"/>
+          <w:highlight w:val="white"/>
+        </w:rPr>
+        <w:t xml:space="preserve">        </w:t>
+      </w:r>
+      <w:r>
+        <w:rPr>
+          <w:rFonts w:ascii="Cascadia Mono" w:hAnsi="Cascadia Mono" w:cs="Cascadia Mono"/>
+          <w:color w:val="0000FF"/>
+          <w:kern w:val="0"/>
+          <w:sz w:val="19"/>
+          <w:szCs w:val="19"/>
+          <w:highlight w:val="white"/>
+        </w:rPr>
+        <w:t>public</w:t>
+      </w:r>
+      <w:r>
+        <w:rPr>
+          <w:rFonts w:ascii="Cascadia Mono" w:hAnsi="Cascadia Mono" w:cs="Cascadia Mono"/>
+          <w:color w:val="000000"/>
+          <w:kern w:val="0"/>
+          <w:sz w:val="19"/>
+          <w:szCs w:val="19"/>
+          <w:highlight w:val="white"/>
+        </w:rPr>
+        <w:t xml:space="preserve"> </w:t>
+      </w:r>
+      <w:r>
+        <w:rPr>
+          <w:rFonts w:ascii="Cascadia Mono" w:hAnsi="Cascadia Mono" w:cs="Cascadia Mono"/>
+          <w:color w:val="0000FF"/>
+          <w:kern w:val="0"/>
+          <w:sz w:val="19"/>
+          <w:szCs w:val="19"/>
+          <w:highlight w:val="white"/>
+        </w:rPr>
+        <w:t>async</w:t>
+      </w:r>
+      <w:r>
+        <w:rPr>
+          <w:rFonts w:ascii="Cascadia Mono" w:hAnsi="Cascadia Mono" w:cs="Cascadia Mono"/>
+          <w:color w:val="000000"/>
+          <w:kern w:val="0"/>
+          <w:sz w:val="19"/>
+          <w:szCs w:val="19"/>
+          <w:highlight w:val="white"/>
+        </w:rPr>
+        <w:t xml:space="preserve"> </w:t>
+      </w:r>
+      <w:r>
+        <w:rPr>
+          <w:rFonts w:ascii="Cascadia Mono" w:hAnsi="Cascadia Mono" w:cs="Cascadia Mono"/>
+          <w:color w:val="2B91AF"/>
+          <w:kern w:val="0"/>
+          <w:sz w:val="19"/>
+          <w:szCs w:val="19"/>
+          <w:highlight w:val="white"/>
+        </w:rPr>
+        <w:t>Task</w:t>
+      </w:r>
+      <w:r>
+        <w:rPr>
+          <w:rFonts w:ascii="Cascadia Mono" w:hAnsi="Cascadia Mono" w:cs="Cascadia Mono"/>
+          <w:color w:val="000000"/>
+          <w:kern w:val="0"/>
+          <w:sz w:val="19"/>
+          <w:szCs w:val="19"/>
+          <w:highlight w:val="white"/>
+        </w:rPr>
+        <w:t xml:space="preserve"> </w:t>
+      </w:r>
+      <w:proofErr w:type="gramStart"/>
+      <w:r>
+        <w:rPr>
+          <w:rFonts w:ascii="Cascadia Mono" w:hAnsi="Cascadia Mono" w:cs="Cascadia Mono"/>
+          <w:color w:val="74531F"/>
+          <w:kern w:val="0"/>
+          <w:sz w:val="19"/>
+          <w:szCs w:val="19"/>
+          <w:highlight w:val="white"/>
+        </w:rPr>
+        <w:t>CreateContactAsync</w:t>
+      </w:r>
+      <w:r>
+        <w:rPr>
+          <w:rFonts w:ascii="Cascadia Mono" w:hAnsi="Cascadia Mono" w:cs="Cascadia Mono"/>
+          <w:color w:val="000000"/>
+          <w:kern w:val="0"/>
+          <w:sz w:val="19"/>
+          <w:szCs w:val="19"/>
+          <w:highlight w:val="white"/>
+        </w:rPr>
+        <w:t>(</w:t>
+      </w:r>
+      <w:proofErr w:type="gramEnd"/>
+      <w:r>
+        <w:rPr>
+          <w:rFonts w:ascii="Cascadia Mono" w:hAnsi="Cascadia Mono" w:cs="Cascadia Mono"/>
+          <w:color w:val="000000"/>
+          <w:kern w:val="0"/>
+          <w:sz w:val="19"/>
+          <w:szCs w:val="19"/>
+          <w:highlight w:val="white"/>
+        </w:rPr>
+        <w:t>)</w:t>
+      </w:r>
+    </w:p>
+    <w:p>
+      <w:pPr>
+        <w:autoSpaceDE w:val="0"/>
+        <w:autoSpaceDN w:val="0"/>
+        <w:adjustRightInd w:val="0"/>
+        <w:spacing w:after="0" w:line="240" w:lineRule="auto"/>
+        <w:rPr>
+          <w:rFonts w:ascii="Cascadia Mono" w:hAnsi="Cascadia Mono" w:cs="Cascadia Mono"/>
+          <w:color w:val="000000"/>
+          <w:kern w:val="0"/>
+          <w:sz w:val="19"/>
+          <w:szCs w:val="19"/>
+          <w:highlight w:val="white"/>
+        </w:rPr>
+      </w:pPr>
+      <w:r>
+        <w:rPr>
+          <w:rFonts w:ascii="Cascadia Mono" w:hAnsi="Cascadia Mono" w:cs="Cascadia Mono"/>
+          <w:color w:val="000000"/>
+          <w:kern w:val="0"/>
+          <w:sz w:val="19"/>
+          <w:szCs w:val="19"/>
+          <w:highlight w:val="white"/>
+        </w:rPr>
+        <w:t xml:space="preserve">        {</w:t>
+      </w:r>
+    </w:p>
+    <w:p>
+      <w:pPr>
+        <w:autoSpaceDE w:val="0"/>
+        <w:autoSpaceDN w:val="0"/>
+        <w:adjustRightInd w:val="0"/>
+        <w:spacing w:after="0" w:line="240" w:lineRule="auto"/>
+        <w:rPr>
+          <w:rFonts w:ascii="Cascadia Mono" w:hAnsi="Cascadia Mono" w:cs="Cascadia Mono"/>
+          <w:color w:val="000000"/>
+          <w:kern w:val="0"/>
+          <w:sz w:val="19"/>
+          <w:szCs w:val="19"/>
+          <w:highlight w:val="white"/>
+        </w:rPr>
+      </w:pPr>
+      <w:r>
+        <w:rPr>
+          <w:rFonts w:ascii="Cascadia Mono" w:hAnsi="Cascadia Mono" w:cs="Cascadia Mono"/>
+          <w:color w:val="000000"/>
+          <w:kern w:val="0"/>
+          <w:sz w:val="19"/>
+          <w:szCs w:val="19"/>
+          <w:highlight w:val="white"/>
+        </w:rPr>
+        <w:t xml:space="preserve">            </w:t>
+      </w:r>
+      <w:r>
+        <w:rPr>
+          <w:rFonts w:ascii="Cascadia Mono" w:hAnsi="Cascadia Mono" w:cs="Cascadia Mono"/>
+          <w:color w:val="0000FF"/>
+          <w:kern w:val="0"/>
+          <w:sz w:val="19"/>
+          <w:szCs w:val="19"/>
+          <w:highlight w:val="white"/>
+        </w:rPr>
+        <w:t>using</w:t>
+      </w:r>
+      <w:r>
+        <w:rPr>
+          <w:rFonts w:ascii="Cascadia Mono" w:hAnsi="Cascadia Mono" w:cs="Cascadia Mono"/>
+          <w:color w:val="000000"/>
+          <w:kern w:val="0"/>
+          <w:sz w:val="19"/>
+          <w:szCs w:val="19"/>
+          <w:highlight w:val="white"/>
+        </w:rPr>
+        <w:t xml:space="preserve"> </w:t>
+      </w:r>
+      <w:r>
+        <w:rPr>
+          <w:rFonts w:ascii="Cascadia Mono" w:hAnsi="Cascadia Mono" w:cs="Cascadia Mono"/>
+          <w:color w:val="0000FF"/>
+          <w:kern w:val="0"/>
+          <w:sz w:val="19"/>
+          <w:szCs w:val="19"/>
+          <w:highlight w:val="white"/>
+        </w:rPr>
+        <w:t>var</w:t>
+      </w:r>
+      <w:r>
+        <w:rPr>
+          <w:rFonts w:ascii="Cascadia Mono" w:hAnsi="Cascadia Mono" w:cs="Cascadia Mono"/>
+          <w:color w:val="000000"/>
+          <w:kern w:val="0"/>
+          <w:sz w:val="19"/>
+          <w:szCs w:val="19"/>
+          <w:highlight w:val="white"/>
+        </w:rPr>
+        <w:t xml:space="preserve"> </w:t>
+      </w:r>
+      <w:r>
+        <w:rPr>
+          <w:rFonts w:ascii="Cascadia Mono" w:hAnsi="Cascadia Mono" w:cs="Cascadia Mono"/>
+          <w:color w:val="1F377F"/>
+          <w:kern w:val="0"/>
+          <w:sz w:val="19"/>
+          <w:szCs w:val="19"/>
+          <w:highlight w:val="white"/>
+        </w:rPr>
+        <w:t>channel</w:t>
+      </w:r>
+      <w:r>
+        <w:rPr>
+          <w:rFonts w:ascii="Cascadia Mono" w:hAnsi="Cascadia Mono" w:cs="Cascadia Mono"/>
+          <w:color w:val="000000"/>
+          <w:kern w:val="0"/>
+          <w:sz w:val="19"/>
+          <w:szCs w:val="19"/>
+          <w:highlight w:val="white"/>
+        </w:rPr>
+        <w:t xml:space="preserve"> = </w:t>
+      </w:r>
+      <w:r>
+        <w:rPr>
+          <w:rFonts w:ascii="Cascadia Mono" w:hAnsi="Cascadia Mono" w:cs="Cascadia Mono"/>
+          <w:color w:val="2B91AF"/>
+          <w:kern w:val="0"/>
+          <w:sz w:val="19"/>
+          <w:szCs w:val="19"/>
+          <w:highlight w:val="white"/>
+        </w:rPr>
+        <w:t>GrpcChannel</w:t>
+      </w:r>
+      <w:r>
+        <w:rPr>
+          <w:rFonts w:ascii="Cascadia Mono" w:hAnsi="Cascadia Mono" w:cs="Cascadia Mono"/>
+          <w:color w:val="000000"/>
+          <w:kern w:val="0"/>
+          <w:sz w:val="19"/>
+          <w:szCs w:val="19"/>
+          <w:highlight w:val="white"/>
+        </w:rPr>
+        <w:t>.</w:t>
+      </w:r>
+      <w:r>
+        <w:rPr>
+          <w:rFonts w:ascii="Cascadia Mono" w:hAnsi="Cascadia Mono" w:cs="Cascadia Mono"/>
+          <w:color w:val="74531F"/>
+          <w:kern w:val="0"/>
+          <w:sz w:val="19"/>
+          <w:szCs w:val="19"/>
+          <w:highlight w:val="white"/>
+        </w:rPr>
+        <w:t>ForAddress</w:t>
+      </w:r>
+      <w:r>
+        <w:rPr>
+          <w:rFonts w:ascii="Cascadia Mono" w:hAnsi="Cascadia Mono" w:cs="Cascadia Mono"/>
+          <w:color w:val="000000"/>
+          <w:kern w:val="0"/>
+          <w:sz w:val="19"/>
+          <w:szCs w:val="19"/>
+          <w:highlight w:val="white"/>
+        </w:rPr>
+        <w:t>(</w:t>
+      </w:r>
+      <w:r>
+        <w:rPr>
+          <w:rFonts w:ascii="Cascadia Mono" w:hAnsi="Cascadia Mono" w:cs="Cascadia Mono"/>
+          <w:color w:val="A31515"/>
+          <w:kern w:val="0"/>
+          <w:sz w:val="19"/>
+          <w:szCs w:val="19"/>
+          <w:highlight w:val="white"/>
+        </w:rPr>
+        <w:t>"http://localhost:5077"</w:t>
+      </w:r>
+      <w:r>
+        <w:rPr>
+          <w:rFonts w:ascii="Cascadia Mono" w:hAnsi="Cascadia Mono" w:cs="Cascadia Mono"/>
+          <w:color w:val="000000"/>
+          <w:kern w:val="0"/>
+          <w:sz w:val="19"/>
+          <w:szCs w:val="19"/>
+          <w:highlight w:val="white"/>
+        </w:rPr>
+        <w:t>);</w:t>
+      </w:r>
+      <w:r>
+        <w:rPr>
+          <w:rFonts w:ascii="Cascadia Mono" w:hAnsi="Cascadia Mono" w:cs="Cascadia Mono"/>
+          <w:color w:val="000000"/>
+          <w:kern w:val="0"/>
+          <w:sz w:val="19"/>
+          <w:szCs w:val="19"/>
+          <w:highlight w:val="white"/>
+        </w:rPr>
+        <w:t xml:space="preserve"> </w:t>
+      </w:r>
+    </w:p>
+    <w:p>
+      <w:pPr>
+        <w:autoSpaceDE w:val="0"/>
+        <w:autoSpaceDN w:val="0"/>
+        <w:adjustRightInd w:val="0"/>
+        <w:spacing w:after="0" w:line="240" w:lineRule="auto"/>
+        <w:rPr>
+          <w:rFonts w:ascii="Cascadia Mono" w:hAnsi="Cascadia Mono" w:cs="Cascadia Mono"/>
+          <w:color w:val="538135" w:themeColor="accent6" w:themeShade="BF"/>
+          <w:kern w:val="0"/>
+          <w:sz w:val="19"/>
+          <w:szCs w:val="19"/>
+          <w:highlight w:val="white"/>
+        </w:rPr>
+      </w:pPr>
+      <w:r>
+        <w:rPr>
+          <w:rFonts w:ascii="Cascadia Mono" w:hAnsi="Cascadia Mono" w:cs="Cascadia Mono"/>
+          <w:color w:val="538135" w:themeColor="accent6" w:themeShade="BF"/>
+          <w:kern w:val="0"/>
+          <w:sz w:val="19"/>
+          <w:szCs w:val="19"/>
+          <w:highlight w:val="white"/>
+        </w:rPr>
+        <w:t>// this is from launchSettings.json</w:t>
+      </w:r>
+    </w:p>
+    <w:p>
+      <w:pPr>
+        <w:autoSpaceDE w:val="0"/>
+        <w:autoSpaceDN w:val="0"/>
+        <w:adjustRightInd w:val="0"/>
+        <w:spacing w:after="0" w:line="240" w:lineRule="auto"/>
+        <w:rPr>
+          <w:rFonts w:ascii="Cascadia Mono" w:hAnsi="Cascadia Mono" w:cs="Cascadia Mono"/>
+          <w:color w:val="000000"/>
+          <w:kern w:val="0"/>
+          <w:sz w:val="19"/>
+          <w:szCs w:val="19"/>
+          <w:highlight w:val="white"/>
+        </w:rPr>
+      </w:pPr>
+      <w:r>
+        <w:rPr>
+          <w:rFonts w:ascii="Cascadia Mono" w:hAnsi="Cascadia Mono" w:cs="Cascadia Mono"/>
+          <w:color w:val="000000"/>
+          <w:kern w:val="0"/>
+          <w:sz w:val="19"/>
+          <w:szCs w:val="19"/>
+          <w:highlight w:val="white"/>
+        </w:rPr>
+        <w:t xml:space="preserve">            </w:t>
+      </w:r>
+      <w:r>
+        <w:rPr>
+          <w:rFonts w:ascii="Cascadia Mono" w:hAnsi="Cascadia Mono" w:cs="Cascadia Mono"/>
+          <w:color w:val="0000FF"/>
+          <w:kern w:val="0"/>
+          <w:sz w:val="19"/>
+          <w:szCs w:val="19"/>
+          <w:highlight w:val="white"/>
+        </w:rPr>
+        <w:t>var</w:t>
+      </w:r>
+      <w:r>
+        <w:rPr>
+          <w:rFonts w:ascii="Cascadia Mono" w:hAnsi="Cascadia Mono" w:cs="Cascadia Mono"/>
+          <w:color w:val="000000"/>
+          <w:kern w:val="0"/>
+          <w:sz w:val="19"/>
+          <w:szCs w:val="19"/>
+          <w:highlight w:val="white"/>
+        </w:rPr>
+        <w:t xml:space="preserve"> </w:t>
+      </w:r>
+      <w:r>
+        <w:rPr>
+          <w:rFonts w:ascii="Cascadia Mono" w:hAnsi="Cascadia Mono" w:cs="Cascadia Mono"/>
+          <w:color w:val="1F377F"/>
+          <w:kern w:val="0"/>
+          <w:sz w:val="19"/>
+          <w:szCs w:val="19"/>
+          <w:highlight w:val="white"/>
+        </w:rPr>
+        <w:t>client</w:t>
+      </w:r>
+      <w:r>
+        <w:rPr>
+          <w:rFonts w:ascii="Cascadia Mono" w:hAnsi="Cascadia Mono" w:cs="Cascadia Mono"/>
+          <w:color w:val="000000"/>
+          <w:kern w:val="0"/>
+          <w:sz w:val="19"/>
+          <w:szCs w:val="19"/>
+          <w:highlight w:val="white"/>
+        </w:rPr>
+        <w:t xml:space="preserve"> = </w:t>
+      </w:r>
+      <w:r>
+        <w:rPr>
+          <w:rFonts w:ascii="Cascadia Mono" w:hAnsi="Cascadia Mono" w:cs="Cascadia Mono"/>
+          <w:color w:val="0000FF"/>
+          <w:kern w:val="0"/>
+          <w:sz w:val="19"/>
+          <w:szCs w:val="19"/>
+          <w:highlight w:val="white"/>
+        </w:rPr>
+        <w:t>new</w:t>
+      </w:r>
+      <w:r>
+        <w:rPr>
+          <w:rFonts w:ascii="Cascadia Mono" w:hAnsi="Cascadia Mono" w:cs="Cascadia Mono"/>
+          <w:color w:val="000000"/>
+          <w:kern w:val="0"/>
+          <w:sz w:val="19"/>
+          <w:szCs w:val="19"/>
+          <w:highlight w:val="white"/>
+        </w:rPr>
+        <w:t xml:space="preserve"> </w:t>
+      </w:r>
+      <w:r>
+        <w:rPr>
+          <w:rFonts w:ascii="Cascadia Mono" w:hAnsi="Cascadia Mono" w:cs="Cascadia Mono"/>
+          <w:color w:val="2B91AF"/>
+          <w:kern w:val="0"/>
+          <w:sz w:val="19"/>
+          <w:szCs w:val="19"/>
+          <w:highlight w:val="white"/>
+        </w:rPr>
+        <w:t>ContactService</w:t>
+      </w:r>
+      <w:r>
+        <w:rPr>
+          <w:rFonts w:ascii="Cascadia Mono" w:hAnsi="Cascadia Mono" w:cs="Cascadia Mono"/>
+          <w:color w:val="000000"/>
+          <w:kern w:val="0"/>
+          <w:sz w:val="19"/>
+          <w:szCs w:val="19"/>
+          <w:highlight w:val="white"/>
+        </w:rPr>
+        <w:t>.</w:t>
+      </w:r>
+      <w:r>
+        <w:rPr>
+          <w:rFonts w:ascii="Cascadia Mono" w:hAnsi="Cascadia Mono" w:cs="Cascadia Mono"/>
+          <w:color w:val="2B91AF"/>
+          <w:kern w:val="0"/>
+          <w:sz w:val="19"/>
+          <w:szCs w:val="19"/>
+          <w:highlight w:val="white"/>
+        </w:rPr>
+        <w:t>ContactServiceClient</w:t>
+      </w:r>
+      <w:r>
+        <w:rPr>
+          <w:rFonts w:ascii="Cascadia Mono" w:hAnsi="Cascadia Mono" w:cs="Cascadia Mono"/>
+          <w:color w:val="000000"/>
+          <w:kern w:val="0"/>
+          <w:sz w:val="19"/>
+          <w:szCs w:val="19"/>
+          <w:highlight w:val="white"/>
+        </w:rPr>
+        <w:t>(</w:t>
+      </w:r>
+      <w:r>
+        <w:rPr>
+          <w:rFonts w:ascii="Cascadia Mono" w:hAnsi="Cascadia Mono" w:cs="Cascadia Mono"/>
+          <w:color w:val="1F377F"/>
+          <w:kern w:val="0"/>
+          <w:sz w:val="19"/>
+          <w:szCs w:val="19"/>
+          <w:highlight w:val="white"/>
+        </w:rPr>
+        <w:t>channel</w:t>
+      </w:r>
+      <w:r>
+        <w:rPr>
+          <w:rFonts w:ascii="Cascadia Mono" w:hAnsi="Cascadia Mono" w:cs="Cascadia Mono"/>
+          <w:color w:val="000000"/>
+          <w:kern w:val="0"/>
+          <w:sz w:val="19"/>
+          <w:szCs w:val="19"/>
+          <w:highlight w:val="white"/>
+        </w:rPr>
+        <w:t>);</w:t>
+      </w:r>
+    </w:p>
+    <w:p>
+      <w:pPr>
+        <w:autoSpaceDE w:val="0"/>
+        <w:autoSpaceDN w:val="0"/>
+        <w:adjustRightInd w:val="0"/>
+        <w:spacing w:after="0" w:line="240" w:lineRule="auto"/>
+        <w:rPr>
+          <w:rFonts w:ascii="Cascadia Mono" w:hAnsi="Cascadia Mono" w:cs="Cascadia Mono"/>
+          <w:color w:val="000000"/>
+          <w:kern w:val="0"/>
+          <w:sz w:val="19"/>
+          <w:szCs w:val="19"/>
+          <w:highlight w:val="white"/>
+        </w:rPr>
+      </w:pPr>
+      <w:r>
+        <w:rPr>
+          <w:rFonts w:ascii="Cascadia Mono" w:hAnsi="Cascadia Mono" w:cs="Cascadia Mono"/>
+          <w:color w:val="000000"/>
+          <w:kern w:val="0"/>
+          <w:sz w:val="19"/>
+          <w:szCs w:val="19"/>
+          <w:highlight w:val="white"/>
+        </w:rPr>
+        <w:t xml:space="preserve">            </w:t>
+      </w:r>
+      <w:r>
+        <w:rPr>
+          <w:rFonts w:ascii="Cascadia Mono" w:hAnsi="Cascadia Mono" w:cs="Cascadia Mono"/>
+          <w:color w:val="0000FF"/>
+          <w:kern w:val="0"/>
+          <w:sz w:val="19"/>
+          <w:szCs w:val="19"/>
+          <w:highlight w:val="white"/>
+        </w:rPr>
+        <w:t>var</w:t>
+      </w:r>
+      <w:r>
+        <w:rPr>
+          <w:rFonts w:ascii="Cascadia Mono" w:hAnsi="Cascadia Mono" w:cs="Cascadia Mono"/>
+          <w:color w:val="000000"/>
+          <w:kern w:val="0"/>
+          <w:sz w:val="19"/>
+          <w:szCs w:val="19"/>
+          <w:highlight w:val="white"/>
+        </w:rPr>
+        <w:t xml:space="preserve"> </w:t>
+      </w:r>
+      <w:r>
+        <w:rPr>
+          <w:rFonts w:ascii="Cascadia Mono" w:hAnsi="Cascadia Mono" w:cs="Cascadia Mono"/>
+          <w:color w:val="1F377F"/>
+          <w:kern w:val="0"/>
+          <w:sz w:val="19"/>
+          <w:szCs w:val="19"/>
+          <w:highlight w:val="white"/>
+        </w:rPr>
+        <w:t>reply</w:t>
+      </w:r>
+      <w:r>
+        <w:rPr>
+          <w:rFonts w:ascii="Cascadia Mono" w:hAnsi="Cascadia Mono" w:cs="Cascadia Mono"/>
+          <w:color w:val="000000"/>
+          <w:kern w:val="0"/>
+          <w:sz w:val="19"/>
+          <w:szCs w:val="19"/>
+          <w:highlight w:val="white"/>
+        </w:rPr>
+        <w:t xml:space="preserve"> = </w:t>
+      </w:r>
+      <w:r>
+        <w:rPr>
+          <w:rFonts w:ascii="Cascadia Mono" w:hAnsi="Cascadia Mono" w:cs="Cascadia Mono"/>
+          <w:color w:val="8F08C4"/>
+          <w:kern w:val="0"/>
+          <w:sz w:val="19"/>
+          <w:szCs w:val="19"/>
+          <w:highlight w:val="white"/>
+        </w:rPr>
+        <w:t>await</w:t>
+      </w:r>
+      <w:r>
+        <w:rPr>
+          <w:rFonts w:ascii="Cascadia Mono" w:hAnsi="Cascadia Mono" w:cs="Cascadia Mono"/>
+          <w:color w:val="000000"/>
+          <w:kern w:val="0"/>
+          <w:sz w:val="19"/>
+          <w:szCs w:val="19"/>
+          <w:highlight w:val="white"/>
+        </w:rPr>
+        <w:t xml:space="preserve"> </w:t>
+      </w:r>
+      <w:proofErr w:type="gramStart"/>
+      <w:r>
+        <w:rPr>
+          <w:rFonts w:ascii="Cascadia Mono" w:hAnsi="Cascadia Mono" w:cs="Cascadia Mono"/>
+          <w:color w:val="1F377F"/>
+          <w:kern w:val="0"/>
+          <w:sz w:val="19"/>
+          <w:szCs w:val="19"/>
+          <w:highlight w:val="white"/>
+        </w:rPr>
+        <w:t>client</w:t>
+      </w:r>
+      <w:r>
+        <w:rPr>
+          <w:rFonts w:ascii="Cascadia Mono" w:hAnsi="Cascadia Mono" w:cs="Cascadia Mono"/>
+          <w:color w:val="000000"/>
+          <w:kern w:val="0"/>
+          <w:sz w:val="19"/>
+          <w:szCs w:val="19"/>
+          <w:highlight w:val="white"/>
+        </w:rPr>
+        <w:t>.</w:t>
+      </w:r>
+      <w:r>
+        <w:rPr>
+          <w:rFonts w:ascii="Cascadia Mono" w:hAnsi="Cascadia Mono" w:cs="Cascadia Mono"/>
+          <w:color w:val="74531F"/>
+          <w:kern w:val="0"/>
+          <w:sz w:val="19"/>
+          <w:szCs w:val="19"/>
+          <w:highlight w:val="white"/>
+        </w:rPr>
+        <w:t>CreateContactAsync</w:t>
+      </w:r>
+      <w:proofErr w:type="gramEnd"/>
+      <w:r>
+        <w:rPr>
+          <w:rFonts w:ascii="Cascadia Mono" w:hAnsi="Cascadia Mono" w:cs="Cascadia Mono"/>
+          <w:color w:val="000000"/>
+          <w:kern w:val="0"/>
+          <w:sz w:val="19"/>
+          <w:szCs w:val="19"/>
+          <w:highlight w:val="white"/>
+        </w:rPr>
+        <w:t>(</w:t>
+      </w:r>
+      <w:r>
+        <w:rPr>
+          <w:rFonts w:ascii="Cascadia Mono" w:hAnsi="Cascadia Mono" w:cs="Cascadia Mono"/>
+          <w:color w:val="0000FF"/>
+          <w:kern w:val="0"/>
+          <w:sz w:val="19"/>
+          <w:szCs w:val="19"/>
+          <w:highlight w:val="white"/>
+        </w:rPr>
+        <w:t>new</w:t>
+      </w:r>
+      <w:r>
+        <w:rPr>
+          <w:rFonts w:ascii="Cascadia Mono" w:hAnsi="Cascadia Mono" w:cs="Cascadia Mono"/>
+          <w:color w:val="000000"/>
+          <w:kern w:val="0"/>
+          <w:sz w:val="19"/>
+          <w:szCs w:val="19"/>
+          <w:highlight w:val="white"/>
+        </w:rPr>
+        <w:t xml:space="preserve"> </w:t>
+      </w:r>
+      <w:r>
+        <w:rPr>
+          <w:rFonts w:ascii="Cascadia Mono" w:hAnsi="Cascadia Mono" w:cs="Cascadia Mono"/>
+          <w:color w:val="2B91AF"/>
+          <w:kern w:val="0"/>
+          <w:sz w:val="19"/>
+          <w:szCs w:val="19"/>
+          <w:highlight w:val="white"/>
+        </w:rPr>
+        <w:t>CreateContactRequest</w:t>
+      </w:r>
+    </w:p>
+    <w:p>
+      <w:pPr>
+        <w:autoSpaceDE w:val="0"/>
+        <w:autoSpaceDN w:val="0"/>
+        <w:adjustRightInd w:val="0"/>
+        <w:spacing w:after="0" w:line="240" w:lineRule="auto"/>
+        <w:rPr>
+          <w:rFonts w:ascii="Cascadia Mono" w:hAnsi="Cascadia Mono" w:cs="Cascadia Mono"/>
+          <w:color w:val="000000"/>
+          <w:kern w:val="0"/>
+          <w:sz w:val="19"/>
+          <w:szCs w:val="19"/>
+          <w:highlight w:val="white"/>
+        </w:rPr>
+      </w:pPr>
+      <w:r>
+        <w:rPr>
+          <w:rFonts w:ascii="Cascadia Mono" w:hAnsi="Cascadia Mono" w:cs="Cascadia Mono"/>
+          <w:color w:val="000000"/>
+          <w:kern w:val="0"/>
+          <w:sz w:val="19"/>
+          <w:szCs w:val="19"/>
+          <w:highlight w:val="white"/>
+        </w:rPr>
+        <w:t xml:space="preserve">            {</w:t>
+      </w:r>
+    </w:p>
+    <w:p>
+      <w:pPr>
+        <w:autoSpaceDE w:val="0"/>
+        <w:autoSpaceDN w:val="0"/>
+        <w:adjustRightInd w:val="0"/>
+        <w:spacing w:after="0" w:line="240" w:lineRule="auto"/>
+        <w:rPr>
+          <w:rFonts w:ascii="Cascadia Mono" w:hAnsi="Cascadia Mono" w:cs="Cascadia Mono"/>
+          <w:color w:val="000000"/>
+          <w:kern w:val="0"/>
+          <w:sz w:val="19"/>
+          <w:szCs w:val="19"/>
+          <w:highlight w:val="white"/>
+        </w:rPr>
+      </w:pPr>
+      <w:r>
+        <w:rPr>
+          <w:rFonts w:ascii="Cascadia Mono" w:hAnsi="Cascadia Mono" w:cs="Cascadia Mono"/>
+          <w:color w:val="000000"/>
+          <w:kern w:val="0"/>
+          <w:sz w:val="19"/>
+          <w:szCs w:val="19"/>
+          <w:highlight w:val="white"/>
+        </w:rPr>
+        <w:t xml:space="preserve">                Email = </w:t>
+      </w:r>
+      <w:r>
+        <w:rPr>
+          <w:rFonts w:ascii="Cascadia Mono" w:hAnsi="Cascadia Mono" w:cs="Cascadia Mono"/>
+          <w:color w:val="A31515"/>
+          <w:kern w:val="0"/>
+          <w:sz w:val="19"/>
+          <w:szCs w:val="19"/>
+          <w:highlight w:val="white"/>
+        </w:rPr>
+        <w:t>"john.doe@abc.com"</w:t>
+      </w:r>
+      <w:r>
+        <w:rPr>
+          <w:rFonts w:ascii="Cascadia Mono" w:hAnsi="Cascadia Mono" w:cs="Cascadia Mono"/>
+          <w:color w:val="000000"/>
+          <w:kern w:val="0"/>
+          <w:sz w:val="19"/>
+          <w:szCs w:val="19"/>
+          <w:highlight w:val="white"/>
+        </w:rPr>
+        <w:t>,</w:t>
+      </w:r>
+    </w:p>
+    <w:p>
+      <w:pPr>
+        <w:autoSpaceDE w:val="0"/>
+        <w:autoSpaceDN w:val="0"/>
+        <w:adjustRightInd w:val="0"/>
+        <w:spacing w:after="0" w:line="240" w:lineRule="auto"/>
+        <w:rPr>
+          <w:rFonts w:ascii="Cascadia Mono" w:hAnsi="Cascadia Mono" w:cs="Cascadia Mono"/>
+          <w:color w:val="000000"/>
+          <w:kern w:val="0"/>
+          <w:sz w:val="19"/>
+          <w:szCs w:val="19"/>
+          <w:highlight w:val="white"/>
+        </w:rPr>
+      </w:pPr>
+      <w:r>
+        <w:rPr>
+          <w:rFonts w:ascii="Cascadia Mono" w:hAnsi="Cascadia Mono" w:cs="Cascadia Mono"/>
+          <w:color w:val="000000"/>
+          <w:kern w:val="0"/>
+          <w:sz w:val="19"/>
+          <w:szCs w:val="19"/>
+          <w:highlight w:val="white"/>
+        </w:rPr>
+        <w:t xml:space="preserve">                FirstName = </w:t>
+      </w:r>
+      <w:r>
+        <w:rPr>
+          <w:rFonts w:ascii="Cascadia Mono" w:hAnsi="Cascadia Mono" w:cs="Cascadia Mono"/>
+          <w:color w:val="A31515"/>
+          <w:kern w:val="0"/>
+          <w:sz w:val="19"/>
+          <w:szCs w:val="19"/>
+          <w:highlight w:val="white"/>
+        </w:rPr>
+        <w:t>"John"</w:t>
+      </w:r>
+      <w:r>
+        <w:rPr>
+          <w:rFonts w:ascii="Cascadia Mono" w:hAnsi="Cascadia Mono" w:cs="Cascadia Mono"/>
+          <w:color w:val="000000"/>
+          <w:kern w:val="0"/>
+          <w:sz w:val="19"/>
+          <w:szCs w:val="19"/>
+          <w:highlight w:val="white"/>
+        </w:rPr>
+        <w:t>,</w:t>
+      </w:r>
+    </w:p>
+    <w:p>
+      <w:pPr>
+        <w:autoSpaceDE w:val="0"/>
+        <w:autoSpaceDN w:val="0"/>
+        <w:adjustRightInd w:val="0"/>
+        <w:spacing w:after="0" w:line="240" w:lineRule="auto"/>
+        <w:rPr>
+          <w:rFonts w:ascii="Cascadia Mono" w:hAnsi="Cascadia Mono" w:cs="Cascadia Mono"/>
+          <w:color w:val="000000"/>
+          <w:kern w:val="0"/>
+          <w:sz w:val="19"/>
+          <w:szCs w:val="19"/>
+          <w:highlight w:val="white"/>
+        </w:rPr>
+      </w:pPr>
+      <w:r>
+        <w:rPr>
+          <w:rFonts w:ascii="Cascadia Mono" w:hAnsi="Cascadia Mono" w:cs="Cascadia Mono"/>
+          <w:color w:val="000000"/>
+          <w:kern w:val="0"/>
+          <w:sz w:val="19"/>
+          <w:szCs w:val="19"/>
+          <w:highlight w:val="white"/>
+        </w:rPr>
+        <w:t xml:space="preserve">                LastName = </w:t>
+      </w:r>
+      <w:r>
+        <w:rPr>
+          <w:rFonts w:ascii="Cascadia Mono" w:hAnsi="Cascadia Mono" w:cs="Cascadia Mono"/>
+          <w:color w:val="A31515"/>
+          <w:kern w:val="0"/>
+          <w:sz w:val="19"/>
+          <w:szCs w:val="19"/>
+          <w:highlight w:val="white"/>
+        </w:rPr>
+        <w:t>"Doe"</w:t>
+      </w:r>
+      <w:r>
+        <w:rPr>
+          <w:rFonts w:ascii="Cascadia Mono" w:hAnsi="Cascadia Mono" w:cs="Cascadia Mono"/>
+          <w:color w:val="000000"/>
+          <w:kern w:val="0"/>
+          <w:sz w:val="19"/>
+          <w:szCs w:val="19"/>
+          <w:highlight w:val="white"/>
+        </w:rPr>
+        <w:t>,</w:t>
+      </w:r>
+    </w:p>
+    <w:p>
+      <w:pPr>
+        <w:autoSpaceDE w:val="0"/>
+        <w:autoSpaceDN w:val="0"/>
+        <w:adjustRightInd w:val="0"/>
+        <w:spacing w:after="0" w:line="240" w:lineRule="auto"/>
+        <w:rPr>
+          <w:rFonts w:ascii="Cascadia Mono" w:hAnsi="Cascadia Mono" w:cs="Cascadia Mono"/>
+          <w:color w:val="000000"/>
+          <w:kern w:val="0"/>
+          <w:sz w:val="19"/>
+          <w:szCs w:val="19"/>
+          <w:highlight w:val="white"/>
+        </w:rPr>
+      </w:pPr>
+      <w:r>
+        <w:rPr>
+          <w:rFonts w:ascii="Cascadia Mono" w:hAnsi="Cascadia Mono" w:cs="Cascadia Mono"/>
+          <w:color w:val="000000"/>
+          <w:kern w:val="0"/>
+          <w:sz w:val="19"/>
+          <w:szCs w:val="19"/>
+          <w:highlight w:val="white"/>
+        </w:rPr>
+        <w:t xml:space="preserve">                IsActive = </w:t>
+      </w:r>
+      <w:r>
+        <w:rPr>
+          <w:rFonts w:ascii="Cascadia Mono" w:hAnsi="Cascadia Mono" w:cs="Cascadia Mono"/>
+          <w:color w:val="0000FF"/>
+          <w:kern w:val="0"/>
+          <w:sz w:val="19"/>
+          <w:szCs w:val="19"/>
+          <w:highlight w:val="white"/>
+        </w:rPr>
+        <w:t>true</w:t>
+      </w:r>
+      <w:r>
+        <w:rPr>
+          <w:rFonts w:ascii="Cascadia Mono" w:hAnsi="Cascadia Mono" w:cs="Cascadia Mono"/>
+          <w:color w:val="000000"/>
+          <w:kern w:val="0"/>
+          <w:sz w:val="19"/>
+          <w:szCs w:val="19"/>
+          <w:highlight w:val="white"/>
+        </w:rPr>
+        <w:t>,</w:t>
+      </w:r>
+    </w:p>
+    <w:p>
+      <w:pPr>
+        <w:autoSpaceDE w:val="0"/>
+        <w:autoSpaceDN w:val="0"/>
+        <w:adjustRightInd w:val="0"/>
+        <w:spacing w:after="0" w:line="240" w:lineRule="auto"/>
+        <w:rPr>
+          <w:rFonts w:ascii="Cascadia Mono" w:hAnsi="Cascadia Mono" w:cs="Cascadia Mono"/>
+          <w:color w:val="000000"/>
+          <w:kern w:val="0"/>
+          <w:sz w:val="19"/>
+          <w:szCs w:val="19"/>
+          <w:highlight w:val="white"/>
+        </w:rPr>
+      </w:pPr>
+      <w:r>
+        <w:rPr>
+          <w:rFonts w:ascii="Cascadia Mono" w:hAnsi="Cascadia Mono" w:cs="Cascadia Mono"/>
+          <w:color w:val="000000"/>
+          <w:kern w:val="0"/>
+          <w:sz w:val="19"/>
+          <w:szCs w:val="19"/>
+          <w:highlight w:val="white"/>
+        </w:rPr>
+        <w:t xml:space="preserve">                Phone = </w:t>
+      </w:r>
+      <w:r>
+        <w:rPr>
+          <w:rFonts w:ascii="Cascadia Mono" w:hAnsi="Cascadia Mono" w:cs="Cascadia Mono"/>
+          <w:color w:val="A31515"/>
+          <w:kern w:val="0"/>
+          <w:sz w:val="19"/>
+          <w:szCs w:val="19"/>
+          <w:highlight w:val="white"/>
+        </w:rPr>
+        <w:t>"1234567890"</w:t>
+      </w:r>
+      <w:r>
+        <w:rPr>
+          <w:rFonts w:ascii="Cascadia Mono" w:hAnsi="Cascadia Mono" w:cs="Cascadia Mono"/>
+          <w:color w:val="000000"/>
+          <w:kern w:val="0"/>
+          <w:sz w:val="19"/>
+          <w:szCs w:val="19"/>
+          <w:highlight w:val="white"/>
+        </w:rPr>
+        <w:t>,</w:t>
+      </w:r>
+    </w:p>
+    <w:p>
+      <w:pPr>
+        <w:autoSpaceDE w:val="0"/>
+        <w:autoSpaceDN w:val="0"/>
+        <w:adjustRightInd w:val="0"/>
+        <w:spacing w:after="0" w:line="240" w:lineRule="auto"/>
+        <w:rPr>
+          <w:rFonts w:ascii="Cascadia Mono" w:hAnsi="Cascadia Mono" w:cs="Cascadia Mono"/>
+          <w:color w:val="000000"/>
+          <w:kern w:val="0"/>
+          <w:sz w:val="19"/>
+          <w:szCs w:val="19"/>
+          <w:highlight w:val="white"/>
+        </w:rPr>
+      </w:pPr>
+      <w:r>
+        <w:rPr>
+          <w:rFonts w:ascii="Cascadia Mono" w:hAnsi="Cascadia Mono" w:cs="Cascadia Mono"/>
+          <w:color w:val="000000"/>
+          <w:kern w:val="0"/>
+          <w:sz w:val="19"/>
+          <w:szCs w:val="19"/>
+          <w:highlight w:val="white"/>
+        </w:rPr>
+        <w:t xml:space="preserve">                YearOfBirth = 1980</w:t>
+      </w:r>
+    </w:p>
+    <w:p>
+      <w:pPr>
+        <w:autoSpaceDE w:val="0"/>
+        <w:autoSpaceDN w:val="0"/>
+        <w:adjustRightInd w:val="0"/>
+        <w:spacing w:after="0" w:line="240" w:lineRule="auto"/>
+        <w:rPr>
+          <w:rFonts w:ascii="Cascadia Mono" w:hAnsi="Cascadia Mono" w:cs="Cascadia Mono"/>
+          <w:color w:val="000000"/>
+          <w:kern w:val="0"/>
+          <w:sz w:val="19"/>
+          <w:szCs w:val="19"/>
+          <w:highlight w:val="white"/>
+        </w:rPr>
+      </w:pPr>
+      <w:r>
+        <w:rPr>
+          <w:rFonts w:ascii="Cascadia Mono" w:hAnsi="Cascadia Mono" w:cs="Cascadia Mono"/>
+          <w:color w:val="000000"/>
+          <w:kern w:val="0"/>
+          <w:sz w:val="19"/>
+          <w:szCs w:val="19"/>
+          <w:highlight w:val="white"/>
+        </w:rPr>
+        <w:t xml:space="preserve">            });</w:t>
+      </w:r>
+    </w:p>
+    <w:p>
+      <w:pPr>
+        <w:autoSpaceDE w:val="0"/>
+        <w:autoSpaceDN w:val="0"/>
+        <w:adjustRightInd w:val="0"/>
+        <w:spacing w:after="0" w:line="240" w:lineRule="auto"/>
+        <w:rPr>
+          <w:rFonts w:ascii="Cascadia Mono" w:hAnsi="Cascadia Mono" w:cs="Cascadia Mono"/>
+          <w:color w:val="000000"/>
+          <w:kern w:val="0"/>
+          <w:sz w:val="19"/>
+          <w:szCs w:val="19"/>
+          <w:highlight w:val="white"/>
+        </w:rPr>
+      </w:pPr>
+    </w:p>
+    <w:p>
+      <w:pPr>
+        <w:autoSpaceDE w:val="0"/>
+        <w:autoSpaceDN w:val="0"/>
+        <w:adjustRightInd w:val="0"/>
+        <w:spacing w:after="0" w:line="240" w:lineRule="auto"/>
+        <w:rPr>
+          <w:rFonts w:ascii="Cascadia Mono" w:hAnsi="Cascadia Mono" w:cs="Cascadia Mono"/>
+          <w:color w:val="000000"/>
+          <w:kern w:val="0"/>
+          <w:sz w:val="19"/>
+          <w:szCs w:val="19"/>
+          <w:highlight w:val="white"/>
+        </w:rPr>
+      </w:pPr>
+      <w:r>
+        <w:rPr>
+          <w:rFonts w:ascii="Cascadia Mono" w:hAnsi="Cascadia Mono" w:cs="Cascadia Mono"/>
+          <w:color w:val="000000"/>
+          <w:kern w:val="0"/>
+          <w:sz w:val="19"/>
+          <w:szCs w:val="19"/>
+          <w:highlight w:val="white"/>
+        </w:rPr>
+        <w:t xml:space="preserve">            </w:t>
+      </w:r>
+      <w:r>
+        <w:rPr>
+          <w:rFonts w:ascii="Cascadia Mono" w:hAnsi="Cascadia Mono" w:cs="Cascadia Mono"/>
+          <w:color w:val="2B91AF"/>
+          <w:kern w:val="0"/>
+          <w:sz w:val="19"/>
+          <w:szCs w:val="19"/>
+          <w:highlight w:val="white"/>
+        </w:rPr>
+        <w:t>Console</w:t>
+      </w:r>
+      <w:r>
+        <w:rPr>
+          <w:rFonts w:ascii="Cascadia Mono" w:hAnsi="Cascadia Mono" w:cs="Cascadia Mono"/>
+          <w:color w:val="000000"/>
+          <w:kern w:val="0"/>
+          <w:sz w:val="19"/>
+          <w:szCs w:val="19"/>
+          <w:highlight w:val="white"/>
+        </w:rPr>
+        <w:t>.</w:t>
+      </w:r>
+      <w:r>
+        <w:rPr>
+          <w:rFonts w:ascii="Cascadia Mono" w:hAnsi="Cascadia Mono" w:cs="Cascadia Mono"/>
+          <w:color w:val="74531F"/>
+          <w:kern w:val="0"/>
+          <w:sz w:val="19"/>
+          <w:szCs w:val="19"/>
+          <w:highlight w:val="white"/>
+        </w:rPr>
+        <w:t>WriteLine</w:t>
+      </w:r>
+      <w:r>
+        <w:rPr>
+          <w:rFonts w:ascii="Cascadia Mono" w:hAnsi="Cascadia Mono" w:cs="Cascadia Mono"/>
+          <w:color w:val="000000"/>
+          <w:kern w:val="0"/>
+          <w:sz w:val="19"/>
+          <w:szCs w:val="19"/>
+          <w:highlight w:val="white"/>
+        </w:rPr>
+        <w:t>(</w:t>
+      </w:r>
+      <w:r>
+        <w:rPr>
+          <w:rFonts w:ascii="Cascadia Mono" w:hAnsi="Cascadia Mono" w:cs="Cascadia Mono"/>
+          <w:color w:val="A31515"/>
+          <w:kern w:val="0"/>
+          <w:sz w:val="19"/>
+          <w:szCs w:val="19"/>
+          <w:highlight w:val="white"/>
+        </w:rPr>
+        <w:t>"Created Contact: "</w:t>
+      </w:r>
+      <w:r>
+        <w:rPr>
+          <w:rFonts w:ascii="Cascadia Mono" w:hAnsi="Cascadia Mono" w:cs="Cascadia Mono"/>
+          <w:color w:val="000000"/>
+          <w:kern w:val="0"/>
+          <w:sz w:val="19"/>
+          <w:szCs w:val="19"/>
+          <w:highlight w:val="white"/>
+        </w:rPr>
+        <w:t xml:space="preserve"> + </w:t>
+      </w:r>
+      <w:proofErr w:type="gramStart"/>
+      <w:r>
+        <w:rPr>
+          <w:rFonts w:ascii="Cascadia Mono" w:hAnsi="Cascadia Mono" w:cs="Cascadia Mono"/>
+          <w:color w:val="1F377F"/>
+          <w:kern w:val="0"/>
+          <w:sz w:val="19"/>
+          <w:szCs w:val="19"/>
+          <w:highlight w:val="white"/>
+        </w:rPr>
+        <w:t>reply</w:t>
+      </w:r>
+      <w:r>
+        <w:rPr>
+          <w:rFonts w:ascii="Cascadia Mono" w:hAnsi="Cascadia Mono" w:cs="Cascadia Mono"/>
+          <w:color w:val="000000"/>
+          <w:kern w:val="0"/>
+          <w:sz w:val="19"/>
+          <w:szCs w:val="19"/>
+          <w:highlight w:val="white"/>
+        </w:rPr>
+        <w:t>.ContactId</w:t>
+      </w:r>
+      <w:proofErr w:type="gramEnd"/>
+      <w:r>
+        <w:rPr>
+          <w:rFonts w:ascii="Cascadia Mono" w:hAnsi="Cascadia Mono" w:cs="Cascadia Mono"/>
+          <w:color w:val="000000"/>
+          <w:kern w:val="0"/>
+          <w:sz w:val="19"/>
+          <w:szCs w:val="19"/>
+          <w:highlight w:val="white"/>
+        </w:rPr>
+        <w:t>);</w:t>
+      </w:r>
+    </w:p>
+    <w:p>
+      <w:pPr>
+        <w:autoSpaceDE w:val="0"/>
+        <w:autoSpaceDN w:val="0"/>
+        <w:adjustRightInd w:val="0"/>
+        <w:spacing w:after="0" w:line="240" w:lineRule="auto"/>
+        <w:rPr>
+          <w:rFonts w:ascii="Cascadia Mono" w:hAnsi="Cascadia Mono" w:cs="Cascadia Mono"/>
+          <w:color w:val="000000"/>
+          <w:kern w:val="0"/>
+          <w:sz w:val="19"/>
+          <w:szCs w:val="19"/>
+          <w:highlight w:val="white"/>
+        </w:rPr>
+      </w:pPr>
+      <w:r>
+        <w:rPr>
+          <w:rFonts w:ascii="Cascadia Mono" w:hAnsi="Cascadia Mono" w:cs="Cascadia Mono"/>
+          <w:color w:val="000000"/>
+          <w:kern w:val="0"/>
+          <w:sz w:val="19"/>
+          <w:szCs w:val="19"/>
+          <w:highlight w:val="white"/>
+        </w:rPr>
+        <w:t xml:space="preserve">            </w:t>
+      </w:r>
+      <w:r>
+        <w:rPr>
+          <w:rFonts w:ascii="Cascadia Mono" w:hAnsi="Cascadia Mono" w:cs="Cascadia Mono"/>
+          <w:color w:val="2B91AF"/>
+          <w:kern w:val="0"/>
+          <w:sz w:val="19"/>
+          <w:szCs w:val="19"/>
+          <w:highlight w:val="white"/>
+        </w:rPr>
+        <w:t>Console</w:t>
+      </w:r>
+      <w:r>
+        <w:rPr>
+          <w:rFonts w:ascii="Cascadia Mono" w:hAnsi="Cascadia Mono" w:cs="Cascadia Mono"/>
+          <w:color w:val="000000"/>
+          <w:kern w:val="0"/>
+          <w:sz w:val="19"/>
+          <w:szCs w:val="19"/>
+          <w:highlight w:val="white"/>
+        </w:rPr>
+        <w:t>.</w:t>
+      </w:r>
+      <w:r>
+        <w:rPr>
+          <w:rFonts w:ascii="Cascadia Mono" w:hAnsi="Cascadia Mono" w:cs="Cascadia Mono"/>
+          <w:color w:val="74531F"/>
+          <w:kern w:val="0"/>
+          <w:sz w:val="19"/>
+          <w:szCs w:val="19"/>
+          <w:highlight w:val="white"/>
+        </w:rPr>
+        <w:t>ReadKey</w:t>
+      </w:r>
+      <w:r>
+        <w:rPr>
+          <w:rFonts w:ascii="Cascadia Mono" w:hAnsi="Cascadia Mono" w:cs="Cascadia Mono"/>
+          <w:color w:val="000000"/>
+          <w:kern w:val="0"/>
+          <w:sz w:val="19"/>
+          <w:szCs w:val="19"/>
+          <w:highlight w:val="white"/>
+        </w:rPr>
+        <w:t>();</w:t>
+      </w:r>
+    </w:p>
+    <w:p>
+      <w:pPr>
+        <w:autoSpaceDE w:val="0"/>
+        <w:autoSpaceDN w:val="0"/>
+        <w:adjustRightInd w:val="0"/>
+        <w:spacing w:after="0" w:line="240" w:lineRule="auto"/>
+        <w:rPr>
+          <w:rFonts w:ascii="Cascadia Mono" w:hAnsi="Cascadia Mono" w:cs="Cascadia Mono"/>
+          <w:color w:val="000000"/>
+          <w:kern w:val="0"/>
+          <w:sz w:val="19"/>
+          <w:szCs w:val="19"/>
+          <w:highlight w:val="white"/>
+        </w:rPr>
+      </w:pPr>
+      <w:r>
+        <w:rPr>
+          <w:rFonts w:ascii="Cascadia Mono" w:hAnsi="Cascadia Mono" w:cs="Cascadia Mono"/>
+          <w:color w:val="000000"/>
+          <w:kern w:val="0"/>
+          <w:sz w:val="19"/>
+          <w:szCs w:val="19"/>
+          <w:highlight w:val="white"/>
+        </w:rPr>
+        <w:t xml:space="preserve">        }</w:t>
+      </w:r>
+    </w:p>
+    <w:p>
+      <w:pPr>
+        <w:autoSpaceDE w:val="0"/>
+        <w:autoSpaceDN w:val="0"/>
+        <w:adjustRightInd w:val="0"/>
+        <w:spacing w:after="0" w:line="240" w:lineRule="auto"/>
+        <w:rPr>
+          <w:rFonts w:ascii="Cascadia Mono" w:hAnsi="Cascadia Mono" w:cs="Cascadia Mono"/>
+          <w:color w:val="000000"/>
+          <w:kern w:val="0"/>
+          <w:sz w:val="19"/>
+          <w:szCs w:val="19"/>
+          <w:highlight w:val="white"/>
+        </w:rPr>
+      </w:pPr>
+      <w:r>
+        <w:rPr>
+          <w:rFonts w:ascii="Cascadia Mono" w:hAnsi="Cascadia Mono" w:cs="Cascadia Mono"/>
+          <w:color w:val="000000"/>
+          <w:kern w:val="0"/>
+          <w:sz w:val="19"/>
+          <w:szCs w:val="19"/>
+          <w:highlight w:val="white"/>
+        </w:rPr>
+        <w:t xml:space="preserve">    }</w:t>
+      </w:r>
+    </w:p>
+    <w:p>
+      <w:pPr>
+        <w:autoSpaceDE w:val="0"/>
+        <w:autoSpaceDN w:val="0"/>
+        <w:adjustRightInd w:val="0"/>
+        <w:spacing w:after="0" w:line="240" w:lineRule="auto"/>
+        <w:rPr>
+          <w:rFonts w:ascii="Sakkal Majalla" w:hAnsi="Sakkal Majalla" w:cs="Sakkal Majalla"/>
+          <w:color w:val="000000"/>
+          <w:kern w:val="0"/>
+          <w:sz w:val="28"/>
+          <w:szCs w:val="28"/>
+        </w:rPr>
+      </w:pPr>
+      <w:r>
+        <w:rPr>
+          <w:rFonts w:ascii="Cascadia Mono" w:hAnsi="Cascadia Mono" w:cs="Cascadia Mono"/>
+          <w:color w:val="000000"/>
+          <w:kern w:val="0"/>
+          <w:sz w:val="19"/>
+          <w:szCs w:val="19"/>
+          <w:highlight w:val="white"/>
+        </w:rPr>
+        <w:t>}</w:t>
+      </w:r>
+    </w:p>
+    <w:p>
+      <w:pPr>
+        <w:autoSpaceDE w:val="0"/>
+        <w:autoSpaceDN w:val="0"/>
+        <w:adjustRightInd w:val="0"/>
+        <w:spacing w:after="0" w:line="240" w:lineRule="auto"/>
+        <w:ind w:left="720" w:firstLine="720"/>
+        <w:rPr>
+          <w:rFonts w:ascii="Sakkal Majalla" w:hAnsi="Sakkal Majalla" w:cs="Sakkal Majalla"/>
+          <w:color w:val="000000"/>
+          <w:kern w:val="0"/>
+          <w:sz w:val="28"/>
+          <w:szCs w:val="28"/>
+        </w:rPr>
+      </w:pPr>
+      <w:r>
+        <w:rPr>
+          <w:rFonts w:ascii="Sakkal Majalla" w:hAnsi="Sakkal Majalla" w:cs="Sakkal Majalla"/>
+          <w:color w:val="000000"/>
+          <w:kern w:val="0"/>
+          <w:sz w:val="28"/>
+          <w:szCs w:val="28"/>
+        </w:rPr>
+        <w:t>------------------------------------------------------</w:t>
+      </w:r>
+      <w:r>
+        <w:rPr>
+          <w:rFonts w:ascii="Sakkal Majalla" w:hAnsi="Sakkal Majalla" w:cs="Sakkal Majalla"/>
+          <w:color w:val="000000"/>
+          <w:kern w:val="0"/>
+          <w:sz w:val="28"/>
+          <w:szCs w:val="28"/>
+        </w:rPr>
+        <w:t>-------------------</w:t>
+      </w:r>
+    </w:p>
+    <w:p>
+      <w:pPr>
+        <w:autoSpaceDE w:val="0"/>
+        <w:autoSpaceDN w:val="0"/>
+        <w:adjustRightInd w:val="0"/>
+        <w:spacing w:after="0" w:line="240" w:lineRule="auto"/>
+        <w:rPr>
+          <w:rFonts w:ascii="Sakkal Majalla" w:hAnsi="Sakkal Majalla" w:cs="Sakkal Majalla"/>
+          <w:sz w:val="28"/>
+          <w:szCs w:val="28"/>
+        </w:rPr>
+      </w:pPr>
+      <w:r>
+        <w:rPr>
+          <w:rFonts w:ascii="Sakkal Majalla" w:hAnsi="Sakkal Majalla" w:cs="Sakkal Majalla"/>
+          <w:sz w:val="28"/>
+          <w:szCs w:val="28"/>
+        </w:rPr>
+        <w:t>And to call it</w:t>
+      </w:r>
+      <w:r>
+        <w:rPr>
+          <w:rFonts w:ascii="Sakkal Majalla" w:hAnsi="Sakkal Majalla" w:cs="Sakkal Majalla"/>
+          <w:sz w:val="28"/>
+          <w:szCs w:val="28"/>
+        </w:rPr>
+        <w:t>, in program.cs</w:t>
+      </w:r>
+      <w:r>
+        <w:rPr>
+          <w:rFonts w:ascii="Sakkal Majalla" w:hAnsi="Sakkal Majalla" w:cs="Sakkal Majalla"/>
+          <w:sz w:val="28"/>
+          <w:szCs w:val="28"/>
+        </w:rPr>
+        <w:t>:</w:t>
+      </w:r>
+    </w:p>
+    <w:p>
+      <w:pPr>
+        <w:autoSpaceDE w:val="0"/>
+        <w:autoSpaceDN w:val="0"/>
+        <w:adjustRightInd w:val="0"/>
+        <w:spacing w:after="0" w:line="240" w:lineRule="auto"/>
+        <w:rPr>
+          <w:rFonts w:ascii="Cascadia Mono" w:hAnsi="Cascadia Mono" w:cs="Cascadia Mono"/>
+          <w:color w:val="000000"/>
+          <w:kern w:val="0"/>
+          <w:sz w:val="19"/>
+          <w:szCs w:val="19"/>
+          <w:highlight w:val="white"/>
+        </w:rPr>
+      </w:pPr>
+      <w:r>
+        <w:rPr>
+          <w:rFonts w:ascii="Cascadia Mono" w:hAnsi="Cascadia Mono" w:cs="Cascadia Mono"/>
+          <w:color w:val="0000FF"/>
+          <w:kern w:val="0"/>
+          <w:sz w:val="19"/>
+          <w:szCs w:val="19"/>
+          <w:highlight w:val="white"/>
+        </w:rPr>
+        <w:t>using</w:t>
+      </w:r>
+      <w:r>
+        <w:rPr>
+          <w:rFonts w:ascii="Cascadia Mono" w:hAnsi="Cascadia Mono" w:cs="Cascadia Mono"/>
+          <w:color w:val="000000"/>
+          <w:kern w:val="0"/>
+          <w:sz w:val="19"/>
+          <w:szCs w:val="19"/>
+          <w:highlight w:val="white"/>
+        </w:rPr>
+        <w:t xml:space="preserve"> JLokaGrpcClient;</w:t>
+      </w:r>
+    </w:p>
+    <w:p>
+      <w:pPr>
+        <w:autoSpaceDE w:val="0"/>
+        <w:autoSpaceDN w:val="0"/>
+        <w:adjustRightInd w:val="0"/>
+        <w:spacing w:after="0" w:line="240" w:lineRule="auto"/>
+        <w:rPr>
+          <w:rFonts w:ascii="Cascadia Mono" w:hAnsi="Cascadia Mono" w:cs="Cascadia Mono"/>
+          <w:color w:val="000000"/>
+          <w:kern w:val="0"/>
+          <w:sz w:val="19"/>
+          <w:szCs w:val="19"/>
+          <w:highlight w:val="white"/>
+        </w:rPr>
+      </w:pPr>
+    </w:p>
+    <w:p>
+      <w:pPr>
+        <w:autoSpaceDE w:val="0"/>
+        <w:autoSpaceDN w:val="0"/>
+        <w:adjustRightInd w:val="0"/>
+        <w:spacing w:after="0" w:line="240" w:lineRule="auto"/>
+        <w:rPr>
+          <w:rFonts w:ascii="Cascadia Mono" w:hAnsi="Cascadia Mono" w:cs="Cascadia Mono"/>
+          <w:color w:val="000000"/>
+          <w:kern w:val="0"/>
+          <w:sz w:val="19"/>
+          <w:szCs w:val="19"/>
+          <w:highlight w:val="white"/>
+        </w:rPr>
+      </w:pPr>
+      <w:r>
+        <w:rPr>
+          <w:rFonts w:ascii="Cascadia Mono" w:hAnsi="Cascadia Mono" w:cs="Cascadia Mono"/>
+          <w:color w:val="2B91AF"/>
+          <w:kern w:val="0"/>
+          <w:sz w:val="19"/>
+          <w:szCs w:val="19"/>
+          <w:highlight w:val="white"/>
+        </w:rPr>
+        <w:t>Console</w:t>
+      </w:r>
+      <w:r>
+        <w:rPr>
+          <w:rFonts w:ascii="Cascadia Mono" w:hAnsi="Cascadia Mono" w:cs="Cascadia Mono"/>
+          <w:color w:val="000000"/>
+          <w:kern w:val="0"/>
+          <w:sz w:val="19"/>
+          <w:szCs w:val="19"/>
+          <w:highlight w:val="white"/>
+        </w:rPr>
+        <w:t>.</w:t>
+      </w:r>
+      <w:r>
+        <w:rPr>
+          <w:rFonts w:ascii="Cascadia Mono" w:hAnsi="Cascadia Mono" w:cs="Cascadia Mono"/>
+          <w:color w:val="74531F"/>
+          <w:kern w:val="0"/>
+          <w:sz w:val="19"/>
+          <w:szCs w:val="19"/>
+          <w:highlight w:val="white"/>
+        </w:rPr>
+        <w:t>WriteLine</w:t>
+      </w:r>
+      <w:r>
+        <w:rPr>
+          <w:rFonts w:ascii="Cascadia Mono" w:hAnsi="Cascadia Mono" w:cs="Cascadia Mono"/>
+          <w:color w:val="000000"/>
+          <w:kern w:val="0"/>
+          <w:sz w:val="19"/>
+          <w:szCs w:val="19"/>
+          <w:highlight w:val="white"/>
+        </w:rPr>
+        <w:t>(</w:t>
+      </w:r>
+      <w:r>
+        <w:rPr>
+          <w:rFonts w:ascii="Cascadia Mono" w:hAnsi="Cascadia Mono" w:cs="Cascadia Mono"/>
+          <w:color w:val="A31515"/>
+          <w:kern w:val="0"/>
+          <w:sz w:val="19"/>
+          <w:szCs w:val="19"/>
+          <w:highlight w:val="white"/>
+        </w:rPr>
+        <w:t>"Hello, World!"</w:t>
+      </w:r>
+      <w:r>
+        <w:rPr>
+          <w:rFonts w:ascii="Cascadia Mono" w:hAnsi="Cascadia Mono" w:cs="Cascadia Mono"/>
+          <w:color w:val="000000"/>
+          <w:kern w:val="0"/>
+          <w:sz w:val="19"/>
+          <w:szCs w:val="19"/>
+          <w:highlight w:val="white"/>
+        </w:rPr>
+        <w:t>);</w:t>
+      </w:r>
+    </w:p>
+    <w:p>
+      <w:pPr>
+        <w:autoSpaceDE w:val="0"/>
+        <w:autoSpaceDN w:val="0"/>
+        <w:adjustRightInd w:val="0"/>
+        <w:spacing w:after="0" w:line="240" w:lineRule="auto"/>
+        <w:rPr>
+          <w:rFonts w:ascii="Cascadia Mono" w:hAnsi="Cascadia Mono" w:cs="Cascadia Mono"/>
+          <w:color w:val="000000"/>
+          <w:kern w:val="0"/>
+          <w:sz w:val="19"/>
+          <w:szCs w:val="19"/>
+          <w:highlight w:val="white"/>
+        </w:rPr>
+      </w:pPr>
+      <w:r>
+        <w:rPr>
+          <w:rFonts w:ascii="Cascadia Mono" w:hAnsi="Cascadia Mono" w:cs="Cascadia Mono"/>
+          <w:color w:val="0000FF"/>
+          <w:kern w:val="0"/>
+          <w:sz w:val="19"/>
+          <w:szCs w:val="19"/>
+          <w:highlight w:val="white"/>
+        </w:rPr>
+        <w:t>var</w:t>
+      </w:r>
+      <w:r>
+        <w:rPr>
+          <w:rFonts w:ascii="Cascadia Mono" w:hAnsi="Cascadia Mono" w:cs="Cascadia Mono"/>
+          <w:color w:val="000000"/>
+          <w:kern w:val="0"/>
+          <w:sz w:val="19"/>
+          <w:szCs w:val="19"/>
+          <w:highlight w:val="white"/>
+        </w:rPr>
+        <w:t xml:space="preserve"> </w:t>
+      </w:r>
+      <w:r>
+        <w:rPr>
+          <w:rFonts w:ascii="Cascadia Mono" w:hAnsi="Cascadia Mono" w:cs="Cascadia Mono"/>
+          <w:color w:val="1F377F"/>
+          <w:kern w:val="0"/>
+          <w:sz w:val="19"/>
+          <w:szCs w:val="19"/>
+          <w:highlight w:val="white"/>
+        </w:rPr>
+        <w:t>contactClient</w:t>
+      </w:r>
+      <w:r>
+        <w:rPr>
+          <w:rFonts w:ascii="Cascadia Mono" w:hAnsi="Cascadia Mono" w:cs="Cascadia Mono"/>
+          <w:color w:val="000000"/>
+          <w:kern w:val="0"/>
+          <w:sz w:val="19"/>
+          <w:szCs w:val="19"/>
+          <w:highlight w:val="white"/>
+        </w:rPr>
+        <w:t xml:space="preserve"> = </w:t>
+      </w:r>
+      <w:r>
+        <w:rPr>
+          <w:rFonts w:ascii="Cascadia Mono" w:hAnsi="Cascadia Mono" w:cs="Cascadia Mono"/>
+          <w:color w:val="0000FF"/>
+          <w:kern w:val="0"/>
+          <w:sz w:val="19"/>
+          <w:szCs w:val="19"/>
+          <w:highlight w:val="white"/>
+        </w:rPr>
+        <w:t>new</w:t>
+      </w:r>
+      <w:r>
+        <w:rPr>
+          <w:rFonts w:ascii="Cascadia Mono" w:hAnsi="Cascadia Mono" w:cs="Cascadia Mono"/>
+          <w:color w:val="000000"/>
+          <w:kern w:val="0"/>
+          <w:sz w:val="19"/>
+          <w:szCs w:val="19"/>
+          <w:highlight w:val="white"/>
+        </w:rPr>
+        <w:t xml:space="preserve"> </w:t>
+      </w:r>
+      <w:proofErr w:type="gramStart"/>
+      <w:r>
+        <w:rPr>
+          <w:rFonts w:ascii="Cascadia Mono" w:hAnsi="Cascadia Mono" w:cs="Cascadia Mono"/>
+          <w:color w:val="2B91AF"/>
+          <w:kern w:val="0"/>
+          <w:sz w:val="19"/>
+          <w:szCs w:val="19"/>
+          <w:highlight w:val="white"/>
+        </w:rPr>
+        <w:t>InvoiceClient</w:t>
+      </w:r>
+      <w:r>
+        <w:rPr>
+          <w:rFonts w:ascii="Cascadia Mono" w:hAnsi="Cascadia Mono" w:cs="Cascadia Mono"/>
+          <w:color w:val="000000"/>
+          <w:kern w:val="0"/>
+          <w:sz w:val="19"/>
+          <w:szCs w:val="19"/>
+          <w:highlight w:val="white"/>
+        </w:rPr>
+        <w:t>(</w:t>
+      </w:r>
+      <w:proofErr w:type="gramEnd"/>
+      <w:r>
+        <w:rPr>
+          <w:rFonts w:ascii="Cascadia Mono" w:hAnsi="Cascadia Mono" w:cs="Cascadia Mono"/>
+          <w:color w:val="000000"/>
+          <w:kern w:val="0"/>
+          <w:sz w:val="19"/>
+          <w:szCs w:val="19"/>
+          <w:highlight w:val="white"/>
+        </w:rPr>
+        <w:t>);</w:t>
+      </w:r>
+    </w:p>
+    <w:p>
+      <w:pPr>
+        <w:autoSpaceDE w:val="0"/>
+        <w:autoSpaceDN w:val="0"/>
+        <w:adjustRightInd w:val="0"/>
+        <w:spacing w:after="0" w:line="240" w:lineRule="auto"/>
+        <w:rPr>
+          <w:rFonts w:ascii="Cascadia Mono" w:hAnsi="Cascadia Mono" w:cs="Cascadia Mono"/>
+          <w:color w:val="000000"/>
+          <w:kern w:val="0"/>
+          <w:sz w:val="19"/>
+          <w:szCs w:val="19"/>
+        </w:rPr>
+      </w:pPr>
+      <w:r>
+        <w:rPr>
+          <w:rFonts w:ascii="Cascadia Mono" w:hAnsi="Cascadia Mono" w:cs="Cascadia Mono"/>
+          <w:color w:val="8F08C4"/>
+          <w:kern w:val="0"/>
+          <w:sz w:val="19"/>
+          <w:szCs w:val="19"/>
+          <w:highlight w:val="white"/>
+        </w:rPr>
+        <w:t>await</w:t>
+      </w:r>
+      <w:r>
+        <w:rPr>
+          <w:rFonts w:ascii="Cascadia Mono" w:hAnsi="Cascadia Mono" w:cs="Cascadia Mono"/>
+          <w:color w:val="000000"/>
+          <w:kern w:val="0"/>
+          <w:sz w:val="19"/>
+          <w:szCs w:val="19"/>
+          <w:highlight w:val="white"/>
+        </w:rPr>
+        <w:t xml:space="preserve"> </w:t>
+      </w:r>
+      <w:r>
+        <w:rPr>
+          <w:rFonts w:ascii="Cascadia Mono" w:hAnsi="Cascadia Mono" w:cs="Cascadia Mono"/>
+          <w:color w:val="1F377F"/>
+          <w:kern w:val="0"/>
+          <w:sz w:val="19"/>
+          <w:szCs w:val="19"/>
+          <w:highlight w:val="white"/>
+        </w:rPr>
+        <w:t>contactClient</w:t>
+      </w:r>
+      <w:r>
+        <w:rPr>
+          <w:rFonts w:ascii="Cascadia Mono" w:hAnsi="Cascadia Mono" w:cs="Cascadia Mono"/>
+          <w:color w:val="000000"/>
+          <w:kern w:val="0"/>
+          <w:sz w:val="19"/>
+          <w:szCs w:val="19"/>
+          <w:highlight w:val="white"/>
+        </w:rPr>
+        <w:t>.</w:t>
+      </w:r>
+      <w:r>
+        <w:rPr>
+          <w:rFonts w:ascii="Cascadia Mono" w:hAnsi="Cascadia Mono" w:cs="Cascadia Mono"/>
+          <w:color w:val="74531F"/>
+          <w:kern w:val="0"/>
+          <w:sz w:val="19"/>
+          <w:szCs w:val="19"/>
+          <w:highlight w:val="white"/>
+        </w:rPr>
+        <w:t>CreateContactAsync</w:t>
+      </w:r>
+      <w:r>
+        <w:rPr>
+          <w:rFonts w:ascii="Cascadia Mono" w:hAnsi="Cascadia Mono" w:cs="Cascadia Mono"/>
+          <w:color w:val="000000"/>
+          <w:kern w:val="0"/>
+          <w:sz w:val="19"/>
+          <w:szCs w:val="19"/>
+          <w:highlight w:val="white"/>
+        </w:rPr>
+        <w:t>();</w:t>
+      </w:r>
+    </w:p>
+    <w:p>
+      <w:pPr>
+        <w:ind w:left="720" w:firstLine="720"/>
+        <w:rPr>
+          <w:rFonts w:ascii="Sakkal Majalla" w:hAnsi="Sakkal Majalla" w:cs="Sakkal Majalla"/>
+          <w:color w:val="000000"/>
+          <w:kern w:val="0"/>
+          <w:sz w:val="28"/>
+          <w:szCs w:val="28"/>
+        </w:rPr>
+      </w:pPr>
+      <w:r>
+        <w:rPr>
+          <w:rFonts w:ascii="Sakkal Majalla" w:hAnsi="Sakkal Majalla" w:cs="Sakkal Majalla"/>
+          <w:color w:val="000000"/>
+          <w:kern w:val="0"/>
+          <w:sz w:val="28"/>
+          <w:szCs w:val="28"/>
+        </w:rPr>
+        <w:t>*****************************************************</w:t>
+      </w:r>
+    </w:p>
+    <w:p>
+      <w:pPr>
+        <w:autoSpaceDE w:val="0"/>
+        <w:autoSpaceDN w:val="0"/>
+        <w:adjustRightInd w:val="0"/>
+        <w:spacing w:after="0" w:line="240" w:lineRule="auto"/>
+        <w:rPr>
+          <w:rFonts w:ascii="Sakkal Majalla" w:hAnsi="Sakkal Majalla" w:cs="Sakkal Majalla"/>
+          <w:sz w:val="28"/>
+          <w:szCs w:val="28"/>
+        </w:rPr>
+      </w:pPr>
+      <w:r>
+        <w:rPr>
+          <w:rFonts w:ascii="Sakkal Majalla" w:hAnsi="Sakkal Majalla" w:cs="Sakkal Majalla"/>
+          <w:sz w:val="28"/>
+          <w:szCs w:val="28"/>
+        </w:rPr>
+        <w:t xml:space="preserve">Once the server </w:t>
+      </w:r>
+      <w:r>
+        <w:rPr>
+          <w:rFonts w:ascii="Sakkal Majalla" w:hAnsi="Sakkal Majalla" w:cs="Sakkal Majalla"/>
+          <w:color w:val="C00000"/>
+          <w:sz w:val="28"/>
+          <w:szCs w:val="28"/>
+        </w:rPr>
+        <w:t>starts to send the stream response message</w:t>
+      </w:r>
+      <w:r>
+        <w:rPr>
+          <w:rFonts w:ascii="Sakkal Majalla" w:hAnsi="Sakkal Majalla" w:cs="Sakkal Majalla"/>
+          <w:sz w:val="28"/>
+          <w:szCs w:val="28"/>
+        </w:rPr>
+        <w:t xml:space="preserve">, the client </w:t>
+      </w:r>
+      <w:r>
+        <w:rPr>
+          <w:rFonts w:ascii="Sakkal Majalla" w:hAnsi="Sakkal Majalla" w:cs="Sakkal Majalla"/>
+          <w:color w:val="C00000"/>
+          <w:sz w:val="28"/>
+          <w:szCs w:val="28"/>
+        </w:rPr>
+        <w:t xml:space="preserve">cannot send any more messages </w:t>
+      </w:r>
+      <w:r>
+        <w:rPr>
+          <w:rFonts w:ascii="Sakkal Majalla" w:hAnsi="Sakkal Majalla" w:cs="Sakkal Majalla"/>
+          <w:sz w:val="28"/>
+          <w:szCs w:val="28"/>
+        </w:rPr>
+        <w:t xml:space="preserve">to the server, unless the server finishes sending the stream response message or </w:t>
+      </w:r>
+      <w:r>
+        <w:rPr>
+          <w:rFonts w:ascii="Sakkal Majalla" w:hAnsi="Sakkal Majalla" w:cs="Sakkal Majalla"/>
+          <w:color w:val="C00000"/>
+          <w:sz w:val="28"/>
+          <w:szCs w:val="28"/>
+        </w:rPr>
+        <w:t xml:space="preserve">the client cancels the RPC call by raising </w:t>
+      </w:r>
+      <w:r>
+        <w:rPr>
+          <w:rFonts w:ascii="Sakkal Majalla" w:hAnsi="Sakkal Majalla" w:cs="Sakkal Majalla"/>
+          <w:sz w:val="28"/>
+          <w:szCs w:val="28"/>
+        </w:rPr>
+        <w:t>ServerCallContext. CancellationToken.</w:t>
+      </w:r>
+    </w:p>
+    <w:p>
+      <w:pPr>
+        <w:ind w:left="720" w:firstLine="720"/>
+        <w:rPr>
+          <w:rFonts w:ascii="Sakkal Majalla" w:hAnsi="Sakkal Majalla" w:cs="Sakkal Majalla"/>
+          <w:color w:val="000000"/>
+          <w:kern w:val="0"/>
+          <w:sz w:val="28"/>
+          <w:szCs w:val="28"/>
+        </w:rPr>
+      </w:pPr>
+      <w:r>
+        <w:rPr>
+          <w:rFonts w:ascii="Sakkal Majalla" w:hAnsi="Sakkal Majalla" w:cs="Sakkal Majalla"/>
+          <w:color w:val="000000"/>
+          <w:kern w:val="0"/>
+          <w:sz w:val="28"/>
+          <w:szCs w:val="28"/>
+        </w:rPr>
+        <w:t>*****************************************************</w:t>
+      </w:r>
+    </w:p>
+    <w:p>
+      <w:pPr>
+        <w:autoSpaceDE w:val="0"/>
+        <w:autoSpaceDN w:val="0"/>
+        <w:adjustRightInd w:val="0"/>
+        <w:spacing w:after="0" w:line="240" w:lineRule="auto"/>
+        <w:rPr>
+          <w:rFonts w:ascii="Sakkal Majalla" w:hAnsi="Sakkal Majalla" w:cs="Sakkal Majalla"/>
+          <w:sz w:val="28"/>
+          <w:szCs w:val="28"/>
+        </w:rPr>
+      </w:pPr>
+      <w:r>
+        <w:rPr>
+          <w:noProof/>
+        </w:rPr>
+        <w:lastRenderedPageBreak/>
+        <w:drawing>
+          <wp:inline distT="0" distB="0" distL="0" distR="0" wp14:anchorId="35A8573B" wp14:editId="63261DB6">
+            <wp:extent cx="5943600" cy="2418715"/>
+            <wp:effectExtent l="0" t="0" r="0" b="635"/>
+            <wp:docPr id="872525480" name="Picture 1"/>
+            <wp:cNvGraphicFramePr>
+              <a:graphicFrameLocks xmlns:a="http://schemas.openxmlformats.org/drawingml/2006/main" noChangeAspect="1"/>
+            </wp:cNvGraphicFramePr>
+            <a:graphic xmlns:a="http://schemas.openxmlformats.org/drawingml/2006/main">
+              <a:graphicData uri="http://schemas.openxmlformats.org/drawingml/2006/picture">
+                <pic:pic xmlns:pic="http://schemas.openxmlformats.org/drawingml/2006/picture">
+                  <pic:nvPicPr>
+                    <pic:cNvPr id="872525480" name=""/>
+                    <pic:cNvPicPr/>
+                  </pic:nvPicPr>
+                  <pic:blipFill>
+                    <a:blip r:embed="rId8"/>
+                    <a:stretch>
+                      <a:fillRect/>
+                    </a:stretch>
+                  </pic:blipFill>
+                  <pic:spPr>
+                    <a:xfrm>
+                      <a:off x="0" y="0"/>
+                      <a:ext cx="5943600" cy="2418715"/>
+                    </a:xfrm>
+                    <a:prstGeom prst="rect">
+                      <a:avLst/>
+                    </a:prstGeom>
+                  </pic:spPr>
+                </pic:pic>
+              </a:graphicData>
+            </a:graphic>
+          </wp:inline>
+        </w:drawing>
+      </w:r>
+    </w:p>
+    <w:p>
+      <w:pPr>
+        <w:ind w:left="720" w:firstLine="720"/>
+        <w:rPr>
+          <w:rFonts w:ascii="Sakkal Majalla" w:hAnsi="Sakkal Majalla" w:cs="Sakkal Majalla"/>
+          <w:color w:val="000000"/>
+          <w:kern w:val="0"/>
+          <w:sz w:val="28"/>
+          <w:szCs w:val="28"/>
+        </w:rPr>
+      </w:pPr>
+      <w:r>
+        <w:rPr>
+          <w:rFonts w:ascii="Sakkal Majalla" w:hAnsi="Sakkal Majalla" w:cs="Sakkal Majalla"/>
+          <w:color w:val="000000"/>
+          <w:kern w:val="0"/>
+          <w:sz w:val="28"/>
+          <w:szCs w:val="28"/>
+        </w:rPr>
+        <w:t>*****************************************************</w:t>
+      </w:r>
+    </w:p>
+    <w:p>
+      <w:pPr>
+        <w:autoSpaceDE w:val="0"/>
+        <w:autoSpaceDN w:val="0"/>
+        <w:adjustRightInd w:val="0"/>
+        <w:spacing w:after="0" w:line="240" w:lineRule="auto"/>
+        <w:rPr>
           <w:rFonts w:ascii="Sakkal Majalla" w:hAnsi="Sakkal Majalla" w:cs="Sakkal Majalla"/>
           <w:sz w:val="28"/>
           <w:szCs w:val="28"/>
@@ -2803,6 +8882,119 @@
 <file path=word/numbering.xml><?xml version="1.0" encoding="utf-8"?>
 <w:numbering xmlns:wpc="http://schemas.microsoft.com/office/word/2010/wordprocessingCanvas" xmlns:cx="http://schemas.microsoft.com/office/drawing/2014/chartex" xmlns:cx1="http://schemas.microsoft.com/office/drawing/2015/9/8/chartex" xmlns:cx2="http://schemas.microsoft.com/office/drawing/2015/10/21/chartex" xmlns:cx3="http://schemas.microsoft.com/office/drawing/2016/5/9/chartex" xmlns:cx4="http://schemas.microsoft.com/office/drawing/2016/5/10/chartex" xmlns:cx5="http://schemas.microsoft.com/office/drawing/2016/5/11/chartex" xmlns:cx6="http://schemas.microsoft.com/office/drawing/2016/5/12/chartex" xmlns:cx7="http://schemas.microsoft.com/office/drawing/2016/5/13/chartex" xmlns:cx8="http://schemas.microsoft.com/office/drawing/2016/5/14/chartex" xmlns:mc="http://schemas.openxmlformats.org/markup-compatibility/2006" xmlns:aink="http://schemas.microsoft.com/office/drawing/2016/ink" xmlns:am3d="http://schemas.microsoft.com/office/drawing/2017/model3d" xmlns:o="urn:schemas-microsoft-com:office:office" xmlns:oel="http://schemas.microsoft.com/office/2019/extlst" xmlns:r="http://schemas.openxmlformats.org/officeDocument/2006/relationships" xmlns:m="http://schemas.openxmlformats.org/officeDocument/2006/math" xmlns:v="urn:schemas-microsoft-com:vml" xmlns:wp14="http://schemas.microsoft.com/office/word/2010/wordprocessingDrawing" xmlns:wp="http://schemas.openxmlformats.org/drawingml/2006/wordprocessingDrawing" xmlns:w10="urn:schemas-microsoft-com:office:word" xmlns:w="http://schemas.openxmlformats.org/wordprocessingml/2006/main" xmlns:w14="http://schemas.microsoft.com/office/word/2010/wordml" xmlns:w15="http://schemas.microsoft.com/office/word/2012/wordml" xmlns:w16cex="http://schemas.microsoft.com/office/word/2018/wordml/cex" xmlns:w16cid="http://schemas.microsoft.com/office/word/2016/wordml/cid" xmlns:w16="http://schemas.microsoft.com/office/word/2018/wordml" xmlns:w16du="http://schemas.microsoft.com/office/word/2023/wordml/word16du" xmlns:w16sdtdh="http://schemas.microsoft.com/office/word/2020/wordml/sdtdatahash" xmlns:w16sdtfl="http://schemas.microsoft.com/office/word/2024/wordml/sdtformatlock" xmlns:w16se="http://schemas.microsoft.com/office/word/2015/wordml/symex" xmlns:wpg="http://schemas.microsoft.com/office/word/2010/wordprocessingGroup" xmlns:wpi="http://schemas.microsoft.com/office/word/2010/wordprocessingInk" xmlns:wne="http://schemas.microsoft.com/office/word/2006/wordml" xmlns:wps="http://schemas.microsoft.com/office/word/2010/wordprocessingShape" mc:Ignorable="w14 w15 w16se w16cid w16 w16cex w16sdtdh w16sdtfl w16du wp14">
   <w:abstractNum w:abstractNumId="0" w15:restartNumberingAfterBreak="0">
+    <w:nsid w:val="266D6DF1"/>
+    <w:multiLevelType w:val="hybridMultilevel"/>
+    <w:tmpl w:val="12468966"/>
+    <w:lvl w:ilvl="0" w:tplc="04090001">
+      <w:start w:val="1"/>
+      <w:numFmt w:val="bullet"/>
+      <w:lvlText w:val=""/>
+      <w:lvlJc w:val="left"/>
+      <w:pPr>
+        <w:ind w:left="720" w:hanging="360"/>
+      </w:pPr>
+      <w:rPr>
+        <w:rFonts w:ascii="Symbol" w:hAnsi="Symbol" w:hint="default"/>
+      </w:rPr>
+    </w:lvl>
+    <w:lvl w:ilvl="1" w:tplc="04090003" w:tentative="1">
+      <w:start w:val="1"/>
+      <w:numFmt w:val="bullet"/>
+      <w:lvlText w:val="o"/>
+      <w:lvlJc w:val="left"/>
+      <w:pPr>
+        <w:ind w:left="1440" w:hanging="360"/>
+      </w:pPr>
+      <w:rPr>
+        <w:rFonts w:ascii="Courier New" w:hAnsi="Courier New" w:cs="Courier New" w:hint="default"/>
+      </w:rPr>
+    </w:lvl>
+    <w:lvl w:ilvl="2" w:tplc="04090005" w:tentative="1">
+      <w:start w:val="1"/>
+      <w:numFmt w:val="bullet"/>
+      <w:lvlText w:val=""/>
+      <w:lvlJc w:val="left"/>
+      <w:pPr>
+        <w:ind w:left="2160" w:hanging="360"/>
+      </w:pPr>
+      <w:rPr>
+        <w:rFonts w:ascii="Wingdings" w:hAnsi="Wingdings" w:hint="default"/>
+      </w:rPr>
+    </w:lvl>
+    <w:lvl w:ilvl="3" w:tplc="04090001" w:tentative="1">
+      <w:start w:val="1"/>
+      <w:numFmt w:val="bullet"/>
+      <w:lvlText w:val=""/>
+      <w:lvlJc w:val="left"/>
+      <w:pPr>
+        <w:ind w:left="2880" w:hanging="360"/>
+      </w:pPr>
+      <w:rPr>
+        <w:rFonts w:ascii="Symbol" w:hAnsi="Symbol" w:hint="default"/>
+      </w:rPr>
+    </w:lvl>
+    <w:lvl w:ilvl="4" w:tplc="04090003" w:tentative="1">
+      <w:start w:val="1"/>
+      <w:numFmt w:val="bullet"/>
+      <w:lvlText w:val="o"/>
+      <w:lvlJc w:val="left"/>
+      <w:pPr>
+        <w:ind w:left="3600" w:hanging="360"/>
+      </w:pPr>
+      <w:rPr>
+        <w:rFonts w:ascii="Courier New" w:hAnsi="Courier New" w:cs="Courier New" w:hint="default"/>
+      </w:rPr>
+    </w:lvl>
+    <w:lvl w:ilvl="5" w:tplc="04090005" w:tentative="1">
+      <w:start w:val="1"/>
+      <w:numFmt w:val="bullet"/>
+      <w:lvlText w:val=""/>
+      <w:lvlJc w:val="left"/>
+      <w:pPr>
+        <w:ind w:left="4320" w:hanging="360"/>
+      </w:pPr>
+      <w:rPr>
+        <w:rFonts w:ascii="Wingdings" w:hAnsi="Wingdings" w:hint="default"/>
+      </w:rPr>
+    </w:lvl>
+    <w:lvl w:ilvl="6" w:tplc="04090001" w:tentative="1">
+      <w:start w:val="1"/>
+      <w:numFmt w:val="bullet"/>
+      <w:lvlText w:val=""/>
+      <w:lvlJc w:val="left"/>
+      <w:pPr>
+        <w:ind w:left="5040" w:hanging="360"/>
+      </w:pPr>
+      <w:rPr>
+        <w:rFonts w:ascii="Symbol" w:hAnsi="Symbol" w:hint="default"/>
+      </w:rPr>
+    </w:lvl>
+    <w:lvl w:ilvl="7" w:tplc="04090003" w:tentative="1">
+      <w:start w:val="1"/>
+      <w:numFmt w:val="bullet"/>
+      <w:lvlText w:val="o"/>
+      <w:lvlJc w:val="left"/>
+      <w:pPr>
+        <w:ind w:left="5760" w:hanging="360"/>
+      </w:pPr>
+      <w:rPr>
+        <w:rFonts w:ascii="Courier New" w:hAnsi="Courier New" w:cs="Courier New" w:hint="default"/>
+      </w:rPr>
+    </w:lvl>
+    <w:lvl w:ilvl="8" w:tplc="04090005" w:tentative="1">
+      <w:start w:val="1"/>
+      <w:numFmt w:val="bullet"/>
+      <w:lvlText w:val=""/>
+      <w:lvlJc w:val="left"/>
+      <w:pPr>
+        <w:ind w:left="6480" w:hanging="360"/>
+      </w:pPr>
+      <w:rPr>
+        <w:rFonts w:ascii="Wingdings" w:hAnsi="Wingdings" w:hint="default"/>
+      </w:rPr>
+    </w:lvl>
+  </w:abstractNum>
+  <w:abstractNum w:abstractNumId="1" w15:restartNumberingAfterBreak="0">
     <w:nsid w:val="35954828"/>
     <w:multiLevelType w:val="hybridMultilevel"/>
     <w:tmpl w:val="70E46516"/>
@@ -2915,6 +9107,9 @@
     </w:lvl>
   </w:abstractNum>
   <w:num w:numId="1" w16cid:durableId="840511894">
+    <w:abstractNumId w:val="1"/>
+  </w:num>
+  <w:num w:numId="2" w16cid:durableId="550922067">
     <w:abstractNumId w:val="0"/>
   </w:num>
 </w:numbering>

--- a/ASP.net-Core/asp.net-core-notes-11.docx
+++ b/ASP.net-Core/asp.net-core-notes-11.docx
@@ -8854,6 +8854,4175 @@
           <w:szCs w:val="28"/>
         </w:rPr>
         <w:t>*****************************************************</w:t>
+      </w:r>
+    </w:p>
+    <w:p>
+      <w:pPr>
+        <w:autoSpaceDE w:val="0"/>
+        <w:autoSpaceDN w:val="0"/>
+        <w:adjustRightInd w:val="0"/>
+        <w:spacing w:after="0" w:line="240" w:lineRule="auto"/>
+        <w:rPr>
+          <w:rFonts w:ascii="Sakkal Majalla" w:hAnsi="Sakkal Majalla" w:cs="Sakkal Majalla"/>
+          <w:sz w:val="28"/>
+          <w:szCs w:val="28"/>
+        </w:rPr>
+      </w:pPr>
+      <w:r>
+        <w:rPr>
+          <w:rFonts w:ascii="Sakkal Majalla" w:hAnsi="Sakkal Majalla" w:cs="Sakkal Majalla"/>
+          <w:sz w:val="28"/>
+          <w:szCs w:val="28"/>
+        </w:rPr>
+        <w:t xml:space="preserve">To use stream from the server, we use: </w:t>
+      </w:r>
+      <w:r>
+        <w:rPr>
+          <w:rFonts w:ascii="Sakkal Majalla" w:hAnsi="Sakkal Majalla" w:cs="Sakkal Majalla"/>
+          <w:color w:val="C00000"/>
+          <w:sz w:val="28"/>
+          <w:szCs w:val="28"/>
+        </w:rPr>
+        <w:t xml:space="preserve">stream-keyword </w:t>
+      </w:r>
+      <w:r>
+        <w:rPr>
+          <w:rFonts w:ascii="Sakkal Majalla" w:hAnsi="Sakkal Majalla" w:cs="Sakkal Majalla"/>
+          <w:sz w:val="28"/>
+          <w:szCs w:val="28"/>
+        </w:rPr>
+        <w:t>for response:</w:t>
+      </w:r>
+    </w:p>
+    <w:p>
+      <w:pPr>
+        <w:autoSpaceDE w:val="0"/>
+        <w:autoSpaceDN w:val="0"/>
+        <w:adjustRightInd w:val="0"/>
+        <w:spacing w:after="0" w:line="240" w:lineRule="auto"/>
+        <w:rPr>
+          <w:rFonts w:ascii="Cascadia Mono" w:hAnsi="Cascadia Mono" w:cs="Cascadia Mono"/>
+          <w:color w:val="000000"/>
+          <w:kern w:val="0"/>
+          <w:sz w:val="19"/>
+          <w:szCs w:val="19"/>
+          <w:highlight w:val="white"/>
+        </w:rPr>
+      </w:pPr>
+      <w:r>
+        <w:rPr>
+          <w:rFonts w:ascii="Cascadia Mono" w:hAnsi="Cascadia Mono" w:cs="Cascadia Mono"/>
+          <w:color w:val="0000FF"/>
+          <w:kern w:val="0"/>
+          <w:sz w:val="19"/>
+          <w:szCs w:val="19"/>
+          <w:highlight w:val="white"/>
+        </w:rPr>
+        <w:t>syntax</w:t>
+      </w:r>
+      <w:r>
+        <w:rPr>
+          <w:rFonts w:ascii="Cascadia Mono" w:hAnsi="Cascadia Mono" w:cs="Cascadia Mono"/>
+          <w:color w:val="000000"/>
+          <w:kern w:val="0"/>
+          <w:sz w:val="19"/>
+          <w:szCs w:val="19"/>
+          <w:highlight w:val="white"/>
+        </w:rPr>
+        <w:t xml:space="preserve"> = </w:t>
+      </w:r>
+      <w:r>
+        <w:rPr>
+          <w:rFonts w:ascii="Cascadia Mono" w:hAnsi="Cascadia Mono" w:cs="Cascadia Mono"/>
+          <w:color w:val="A31515"/>
+          <w:kern w:val="0"/>
+          <w:sz w:val="19"/>
+          <w:szCs w:val="19"/>
+          <w:highlight w:val="white"/>
+        </w:rPr>
+        <w:t>"proto3"</w:t>
+      </w:r>
+      <w:r>
+        <w:rPr>
+          <w:rFonts w:ascii="Cascadia Mono" w:hAnsi="Cascadia Mono" w:cs="Cascadia Mono"/>
+          <w:color w:val="000000"/>
+          <w:kern w:val="0"/>
+          <w:sz w:val="19"/>
+          <w:szCs w:val="19"/>
+          <w:highlight w:val="white"/>
+        </w:rPr>
+        <w:t>;</w:t>
+      </w:r>
+    </w:p>
+    <w:p>
+      <w:pPr>
+        <w:autoSpaceDE w:val="0"/>
+        <w:autoSpaceDN w:val="0"/>
+        <w:adjustRightInd w:val="0"/>
+        <w:spacing w:after="0" w:line="240" w:lineRule="auto"/>
+        <w:rPr>
+          <w:rFonts w:ascii="Cascadia Mono" w:hAnsi="Cascadia Mono" w:cs="Cascadia Mono"/>
+          <w:color w:val="000000"/>
+          <w:kern w:val="0"/>
+          <w:sz w:val="19"/>
+          <w:szCs w:val="19"/>
+          <w:highlight w:val="white"/>
+        </w:rPr>
+      </w:pPr>
+    </w:p>
+    <w:p>
+      <w:pPr>
+        <w:autoSpaceDE w:val="0"/>
+        <w:autoSpaceDN w:val="0"/>
+        <w:adjustRightInd w:val="0"/>
+        <w:spacing w:after="0" w:line="240" w:lineRule="auto"/>
+        <w:rPr>
+          <w:rFonts w:ascii="Cascadia Mono" w:hAnsi="Cascadia Mono" w:cs="Cascadia Mono"/>
+          <w:color w:val="000000"/>
+          <w:kern w:val="0"/>
+          <w:sz w:val="19"/>
+          <w:szCs w:val="19"/>
+          <w:highlight w:val="white"/>
+        </w:rPr>
+      </w:pPr>
+      <w:r>
+        <w:rPr>
+          <w:rFonts w:ascii="Cascadia Mono" w:hAnsi="Cascadia Mono" w:cs="Cascadia Mono"/>
+          <w:color w:val="0000FF"/>
+          <w:kern w:val="0"/>
+          <w:sz w:val="19"/>
+          <w:szCs w:val="19"/>
+          <w:highlight w:val="white"/>
+        </w:rPr>
+        <w:t>option</w:t>
+      </w:r>
+      <w:r>
+        <w:rPr>
+          <w:rFonts w:ascii="Cascadia Mono" w:hAnsi="Cascadia Mono" w:cs="Cascadia Mono"/>
+          <w:color w:val="000000"/>
+          <w:kern w:val="0"/>
+          <w:sz w:val="19"/>
+          <w:szCs w:val="19"/>
+          <w:highlight w:val="white"/>
+        </w:rPr>
+        <w:t xml:space="preserve"> csharp_namespace = </w:t>
+      </w:r>
+      <w:r>
+        <w:rPr>
+          <w:rFonts w:ascii="Cascadia Mono" w:hAnsi="Cascadia Mono" w:cs="Cascadia Mono"/>
+          <w:color w:val="A31515"/>
+          <w:kern w:val="0"/>
+          <w:sz w:val="19"/>
+          <w:szCs w:val="19"/>
+          <w:highlight w:val="white"/>
+        </w:rPr>
+        <w:t>"JLokaGrpcService.Protos"</w:t>
+      </w:r>
+      <w:r>
+        <w:rPr>
+          <w:rFonts w:ascii="Cascadia Mono" w:hAnsi="Cascadia Mono" w:cs="Cascadia Mono"/>
+          <w:color w:val="000000"/>
+          <w:kern w:val="0"/>
+          <w:sz w:val="19"/>
+          <w:szCs w:val="19"/>
+          <w:highlight w:val="white"/>
+        </w:rPr>
+        <w:t>;</w:t>
+      </w:r>
+    </w:p>
+    <w:p>
+      <w:pPr>
+        <w:autoSpaceDE w:val="0"/>
+        <w:autoSpaceDN w:val="0"/>
+        <w:adjustRightInd w:val="0"/>
+        <w:spacing w:after="0" w:line="240" w:lineRule="auto"/>
+        <w:rPr>
+          <w:rFonts w:ascii="Cascadia Mono" w:hAnsi="Cascadia Mono" w:cs="Cascadia Mono"/>
+          <w:color w:val="000000"/>
+          <w:kern w:val="0"/>
+          <w:sz w:val="19"/>
+          <w:szCs w:val="19"/>
+          <w:highlight w:val="white"/>
+        </w:rPr>
+      </w:pPr>
+    </w:p>
+    <w:p>
+      <w:pPr>
+        <w:autoSpaceDE w:val="0"/>
+        <w:autoSpaceDN w:val="0"/>
+        <w:adjustRightInd w:val="0"/>
+        <w:spacing w:after="0" w:line="240" w:lineRule="auto"/>
+        <w:rPr>
+          <w:rFonts w:ascii="Cascadia Mono" w:hAnsi="Cascadia Mono" w:cs="Cascadia Mono"/>
+          <w:color w:val="000000"/>
+          <w:kern w:val="0"/>
+          <w:sz w:val="19"/>
+          <w:szCs w:val="19"/>
+          <w:highlight w:val="white"/>
+        </w:rPr>
+      </w:pPr>
+      <w:r>
+        <w:rPr>
+          <w:rFonts w:ascii="Cascadia Mono" w:hAnsi="Cascadia Mono" w:cs="Cascadia Mono"/>
+          <w:color w:val="0000FF"/>
+          <w:kern w:val="0"/>
+          <w:sz w:val="19"/>
+          <w:szCs w:val="19"/>
+          <w:highlight w:val="white"/>
+        </w:rPr>
+        <w:t>message</w:t>
+      </w:r>
+      <w:r>
+        <w:rPr>
+          <w:rFonts w:ascii="Cascadia Mono" w:hAnsi="Cascadia Mono" w:cs="Cascadia Mono"/>
+          <w:color w:val="000000"/>
+          <w:kern w:val="0"/>
+          <w:sz w:val="19"/>
+          <w:szCs w:val="19"/>
+          <w:highlight w:val="white"/>
+        </w:rPr>
+        <w:t xml:space="preserve"> </w:t>
+      </w:r>
+      <w:r>
+        <w:rPr>
+          <w:rFonts w:ascii="Cascadia Mono" w:hAnsi="Cascadia Mono" w:cs="Cascadia Mono"/>
+          <w:color w:val="2B91AF"/>
+          <w:kern w:val="0"/>
+          <w:sz w:val="19"/>
+          <w:szCs w:val="19"/>
+          <w:highlight w:val="white"/>
+        </w:rPr>
+        <w:t>GetRandomNumbersRequest</w:t>
+      </w:r>
+      <w:r>
+        <w:rPr>
+          <w:rFonts w:ascii="Cascadia Mono" w:hAnsi="Cascadia Mono" w:cs="Cascadia Mono"/>
+          <w:color w:val="000000"/>
+          <w:kern w:val="0"/>
+          <w:sz w:val="19"/>
+          <w:szCs w:val="19"/>
+          <w:highlight w:val="white"/>
+        </w:rPr>
+        <w:t xml:space="preserve"> {</w:t>
+      </w:r>
+    </w:p>
+    <w:p>
+      <w:pPr>
+        <w:autoSpaceDE w:val="0"/>
+        <w:autoSpaceDN w:val="0"/>
+        <w:adjustRightInd w:val="0"/>
+        <w:spacing w:after="0" w:line="240" w:lineRule="auto"/>
+        <w:rPr>
+          <w:rFonts w:ascii="Cascadia Mono" w:hAnsi="Cascadia Mono" w:cs="Cascadia Mono"/>
+          <w:color w:val="000000"/>
+          <w:kern w:val="0"/>
+          <w:sz w:val="19"/>
+          <w:szCs w:val="19"/>
+          <w:highlight w:val="white"/>
+        </w:rPr>
+      </w:pPr>
+      <w:r>
+        <w:rPr>
+          <w:rFonts w:ascii="Cascadia Mono" w:hAnsi="Cascadia Mono" w:cs="Cascadia Mono"/>
+          <w:color w:val="000000"/>
+          <w:kern w:val="0"/>
+          <w:sz w:val="19"/>
+          <w:szCs w:val="19"/>
+          <w:highlight w:val="white"/>
+        </w:rPr>
+        <w:tab/>
+      </w:r>
+      <w:r>
+        <w:rPr>
+          <w:rFonts w:ascii="Cascadia Mono" w:hAnsi="Cascadia Mono" w:cs="Cascadia Mono"/>
+          <w:color w:val="0000FF"/>
+          <w:kern w:val="0"/>
+          <w:sz w:val="19"/>
+          <w:szCs w:val="19"/>
+          <w:highlight w:val="white"/>
+        </w:rPr>
+        <w:t>int32</w:t>
+      </w:r>
+      <w:r>
+        <w:rPr>
+          <w:rFonts w:ascii="Cascadia Mono" w:hAnsi="Cascadia Mono" w:cs="Cascadia Mono"/>
+          <w:color w:val="000000"/>
+          <w:kern w:val="0"/>
+          <w:sz w:val="19"/>
+          <w:szCs w:val="19"/>
+          <w:highlight w:val="white"/>
+        </w:rPr>
+        <w:t xml:space="preserve"> min = 1;</w:t>
+      </w:r>
+    </w:p>
+    <w:p>
+      <w:pPr>
+        <w:autoSpaceDE w:val="0"/>
+        <w:autoSpaceDN w:val="0"/>
+        <w:adjustRightInd w:val="0"/>
+        <w:spacing w:after="0" w:line="240" w:lineRule="auto"/>
+        <w:rPr>
+          <w:rFonts w:ascii="Cascadia Mono" w:hAnsi="Cascadia Mono" w:cs="Cascadia Mono"/>
+          <w:color w:val="000000"/>
+          <w:kern w:val="0"/>
+          <w:sz w:val="19"/>
+          <w:szCs w:val="19"/>
+          <w:highlight w:val="white"/>
+        </w:rPr>
+      </w:pPr>
+      <w:r>
+        <w:rPr>
+          <w:rFonts w:ascii="Cascadia Mono" w:hAnsi="Cascadia Mono" w:cs="Cascadia Mono"/>
+          <w:color w:val="000000"/>
+          <w:kern w:val="0"/>
+          <w:sz w:val="19"/>
+          <w:szCs w:val="19"/>
+          <w:highlight w:val="white"/>
+        </w:rPr>
+        <w:tab/>
+      </w:r>
+      <w:r>
+        <w:rPr>
+          <w:rFonts w:ascii="Cascadia Mono" w:hAnsi="Cascadia Mono" w:cs="Cascadia Mono"/>
+          <w:color w:val="0000FF"/>
+          <w:kern w:val="0"/>
+          <w:sz w:val="19"/>
+          <w:szCs w:val="19"/>
+          <w:highlight w:val="white"/>
+        </w:rPr>
+        <w:t>int32</w:t>
+      </w:r>
+      <w:r>
+        <w:rPr>
+          <w:rFonts w:ascii="Cascadia Mono" w:hAnsi="Cascadia Mono" w:cs="Cascadia Mono"/>
+          <w:color w:val="000000"/>
+          <w:kern w:val="0"/>
+          <w:sz w:val="19"/>
+          <w:szCs w:val="19"/>
+          <w:highlight w:val="white"/>
+        </w:rPr>
+        <w:t xml:space="preserve"> max = 2;</w:t>
+      </w:r>
+    </w:p>
+    <w:p>
+      <w:pPr>
+        <w:autoSpaceDE w:val="0"/>
+        <w:autoSpaceDN w:val="0"/>
+        <w:adjustRightInd w:val="0"/>
+        <w:spacing w:after="0" w:line="240" w:lineRule="auto"/>
+        <w:rPr>
+          <w:rFonts w:ascii="Cascadia Mono" w:hAnsi="Cascadia Mono" w:cs="Cascadia Mono"/>
+          <w:color w:val="000000"/>
+          <w:kern w:val="0"/>
+          <w:sz w:val="19"/>
+          <w:szCs w:val="19"/>
+          <w:highlight w:val="white"/>
+        </w:rPr>
+      </w:pPr>
+      <w:r>
+        <w:rPr>
+          <w:rFonts w:ascii="Cascadia Mono" w:hAnsi="Cascadia Mono" w:cs="Cascadia Mono"/>
+          <w:color w:val="000000"/>
+          <w:kern w:val="0"/>
+          <w:sz w:val="19"/>
+          <w:szCs w:val="19"/>
+          <w:highlight w:val="white"/>
+        </w:rPr>
+        <w:tab/>
+      </w:r>
+      <w:r>
+        <w:rPr>
+          <w:rFonts w:ascii="Cascadia Mono" w:hAnsi="Cascadia Mono" w:cs="Cascadia Mono"/>
+          <w:color w:val="0000FF"/>
+          <w:kern w:val="0"/>
+          <w:sz w:val="19"/>
+          <w:szCs w:val="19"/>
+          <w:highlight w:val="white"/>
+        </w:rPr>
+        <w:t>int32</w:t>
+      </w:r>
+      <w:r>
+        <w:rPr>
+          <w:rFonts w:ascii="Cascadia Mono" w:hAnsi="Cascadia Mono" w:cs="Cascadia Mono"/>
+          <w:color w:val="000000"/>
+          <w:kern w:val="0"/>
+          <w:sz w:val="19"/>
+          <w:szCs w:val="19"/>
+          <w:highlight w:val="white"/>
+        </w:rPr>
+        <w:t xml:space="preserve"> count = 3;</w:t>
+      </w:r>
+    </w:p>
+    <w:p>
+      <w:pPr>
+        <w:autoSpaceDE w:val="0"/>
+        <w:autoSpaceDN w:val="0"/>
+        <w:adjustRightInd w:val="0"/>
+        <w:spacing w:after="0" w:line="240" w:lineRule="auto"/>
+        <w:rPr>
+          <w:rFonts w:ascii="Cascadia Mono" w:hAnsi="Cascadia Mono" w:cs="Cascadia Mono"/>
+          <w:color w:val="000000"/>
+          <w:kern w:val="0"/>
+          <w:sz w:val="19"/>
+          <w:szCs w:val="19"/>
+          <w:highlight w:val="white"/>
+        </w:rPr>
+      </w:pPr>
+      <w:r>
+        <w:rPr>
+          <w:rFonts w:ascii="Cascadia Mono" w:hAnsi="Cascadia Mono" w:cs="Cascadia Mono"/>
+          <w:color w:val="000000"/>
+          <w:kern w:val="0"/>
+          <w:sz w:val="19"/>
+          <w:szCs w:val="19"/>
+          <w:highlight w:val="white"/>
+        </w:rPr>
+        <w:t>}</w:t>
+      </w:r>
+    </w:p>
+    <w:p>
+      <w:pPr>
+        <w:autoSpaceDE w:val="0"/>
+        <w:autoSpaceDN w:val="0"/>
+        <w:adjustRightInd w:val="0"/>
+        <w:spacing w:after="0" w:line="240" w:lineRule="auto"/>
+        <w:rPr>
+          <w:rFonts w:ascii="Cascadia Mono" w:hAnsi="Cascadia Mono" w:cs="Cascadia Mono"/>
+          <w:color w:val="000000"/>
+          <w:kern w:val="0"/>
+          <w:sz w:val="19"/>
+          <w:szCs w:val="19"/>
+          <w:highlight w:val="white"/>
+        </w:rPr>
+      </w:pPr>
+      <w:r>
+        <w:rPr>
+          <w:rFonts w:ascii="Cascadia Mono" w:hAnsi="Cascadia Mono" w:cs="Cascadia Mono"/>
+          <w:color w:val="0000FF"/>
+          <w:kern w:val="0"/>
+          <w:sz w:val="19"/>
+          <w:szCs w:val="19"/>
+          <w:highlight w:val="white"/>
+        </w:rPr>
+        <w:t>message</w:t>
+      </w:r>
+      <w:r>
+        <w:rPr>
+          <w:rFonts w:ascii="Cascadia Mono" w:hAnsi="Cascadia Mono" w:cs="Cascadia Mono"/>
+          <w:color w:val="000000"/>
+          <w:kern w:val="0"/>
+          <w:sz w:val="19"/>
+          <w:szCs w:val="19"/>
+          <w:highlight w:val="white"/>
+        </w:rPr>
+        <w:t xml:space="preserve"> </w:t>
+      </w:r>
+      <w:r>
+        <w:rPr>
+          <w:rFonts w:ascii="Cascadia Mono" w:hAnsi="Cascadia Mono" w:cs="Cascadia Mono"/>
+          <w:color w:val="2B91AF"/>
+          <w:kern w:val="0"/>
+          <w:sz w:val="19"/>
+          <w:szCs w:val="19"/>
+          <w:highlight w:val="white"/>
+        </w:rPr>
+        <w:t>GetRandomNumbersResponse</w:t>
+      </w:r>
+      <w:r>
+        <w:rPr>
+          <w:rFonts w:ascii="Cascadia Mono" w:hAnsi="Cascadia Mono" w:cs="Cascadia Mono"/>
+          <w:color w:val="000000"/>
+          <w:kern w:val="0"/>
+          <w:sz w:val="19"/>
+          <w:szCs w:val="19"/>
+          <w:highlight w:val="white"/>
+        </w:rPr>
+        <w:t xml:space="preserve"> {</w:t>
+      </w:r>
+    </w:p>
+    <w:p>
+      <w:pPr>
+        <w:autoSpaceDE w:val="0"/>
+        <w:autoSpaceDN w:val="0"/>
+        <w:adjustRightInd w:val="0"/>
+        <w:spacing w:after="0" w:line="240" w:lineRule="auto"/>
+        <w:rPr>
+          <w:rFonts w:ascii="Cascadia Mono" w:hAnsi="Cascadia Mono" w:cs="Cascadia Mono"/>
+          <w:color w:val="000000"/>
+          <w:kern w:val="0"/>
+          <w:sz w:val="19"/>
+          <w:szCs w:val="19"/>
+          <w:highlight w:val="white"/>
+        </w:rPr>
+      </w:pPr>
+      <w:r>
+        <w:rPr>
+          <w:rFonts w:ascii="Cascadia Mono" w:hAnsi="Cascadia Mono" w:cs="Cascadia Mono"/>
+          <w:color w:val="000000"/>
+          <w:kern w:val="0"/>
+          <w:sz w:val="19"/>
+          <w:szCs w:val="19"/>
+          <w:highlight w:val="white"/>
+        </w:rPr>
+        <w:tab/>
+      </w:r>
+      <w:r>
+        <w:rPr>
+          <w:rFonts w:ascii="Cascadia Mono" w:hAnsi="Cascadia Mono" w:cs="Cascadia Mono"/>
+          <w:color w:val="0000FF"/>
+          <w:kern w:val="0"/>
+          <w:sz w:val="19"/>
+          <w:szCs w:val="19"/>
+          <w:highlight w:val="white"/>
+        </w:rPr>
+        <w:t>int32</w:t>
+      </w:r>
+      <w:r>
+        <w:rPr>
+          <w:rFonts w:ascii="Cascadia Mono" w:hAnsi="Cascadia Mono" w:cs="Cascadia Mono"/>
+          <w:color w:val="000000"/>
+          <w:kern w:val="0"/>
+          <w:sz w:val="19"/>
+          <w:szCs w:val="19"/>
+          <w:highlight w:val="white"/>
+        </w:rPr>
+        <w:t xml:space="preserve"> number = 1;</w:t>
+      </w:r>
+    </w:p>
+    <w:p>
+      <w:pPr>
+        <w:autoSpaceDE w:val="0"/>
+        <w:autoSpaceDN w:val="0"/>
+        <w:adjustRightInd w:val="0"/>
+        <w:spacing w:after="0" w:line="240" w:lineRule="auto"/>
+        <w:rPr>
+          <w:rFonts w:ascii="Cascadia Mono" w:hAnsi="Cascadia Mono" w:cs="Cascadia Mono"/>
+          <w:color w:val="000000"/>
+          <w:kern w:val="0"/>
+          <w:sz w:val="19"/>
+          <w:szCs w:val="19"/>
+          <w:highlight w:val="white"/>
+        </w:rPr>
+      </w:pPr>
+      <w:r>
+        <w:rPr>
+          <w:rFonts w:ascii="Cascadia Mono" w:hAnsi="Cascadia Mono" w:cs="Cascadia Mono"/>
+          <w:color w:val="000000"/>
+          <w:kern w:val="0"/>
+          <w:sz w:val="19"/>
+          <w:szCs w:val="19"/>
+          <w:highlight w:val="white"/>
+        </w:rPr>
+        <w:t>}</w:t>
+      </w:r>
+    </w:p>
+    <w:p>
+      <w:pPr>
+        <w:autoSpaceDE w:val="0"/>
+        <w:autoSpaceDN w:val="0"/>
+        <w:adjustRightInd w:val="0"/>
+        <w:spacing w:after="0" w:line="240" w:lineRule="auto"/>
+        <w:rPr>
+          <w:rFonts w:ascii="Cascadia Mono" w:hAnsi="Cascadia Mono" w:cs="Cascadia Mono"/>
+          <w:color w:val="000000"/>
+          <w:kern w:val="0"/>
+          <w:sz w:val="19"/>
+          <w:szCs w:val="19"/>
+          <w:highlight w:val="white"/>
+        </w:rPr>
+      </w:pPr>
+      <w:r>
+        <w:rPr>
+          <w:rFonts w:ascii="Cascadia Mono" w:hAnsi="Cascadia Mono" w:cs="Cascadia Mono"/>
+          <w:color w:val="0000FF"/>
+          <w:kern w:val="0"/>
+          <w:sz w:val="19"/>
+          <w:szCs w:val="19"/>
+          <w:highlight w:val="white"/>
+        </w:rPr>
+        <w:t>service</w:t>
+      </w:r>
+      <w:r>
+        <w:rPr>
+          <w:rFonts w:ascii="Cascadia Mono" w:hAnsi="Cascadia Mono" w:cs="Cascadia Mono"/>
+          <w:color w:val="000000"/>
+          <w:kern w:val="0"/>
+          <w:sz w:val="19"/>
+          <w:szCs w:val="19"/>
+          <w:highlight w:val="white"/>
+        </w:rPr>
+        <w:t xml:space="preserve"> </w:t>
+      </w:r>
+      <w:r>
+        <w:rPr>
+          <w:rFonts w:ascii="Cascadia Mono" w:hAnsi="Cascadia Mono" w:cs="Cascadia Mono"/>
+          <w:color w:val="2B91AF"/>
+          <w:kern w:val="0"/>
+          <w:sz w:val="19"/>
+          <w:szCs w:val="19"/>
+          <w:highlight w:val="white"/>
+        </w:rPr>
+        <w:t>RandomNumbers</w:t>
+      </w:r>
+      <w:r>
+        <w:rPr>
+          <w:rFonts w:ascii="Cascadia Mono" w:hAnsi="Cascadia Mono" w:cs="Cascadia Mono"/>
+          <w:color w:val="000000"/>
+          <w:kern w:val="0"/>
+          <w:sz w:val="19"/>
+          <w:szCs w:val="19"/>
+          <w:highlight w:val="white"/>
+        </w:rPr>
+        <w:t xml:space="preserve"> {</w:t>
+      </w:r>
+    </w:p>
+    <w:p>
+      <w:pPr>
+        <w:autoSpaceDE w:val="0"/>
+        <w:autoSpaceDN w:val="0"/>
+        <w:adjustRightInd w:val="0"/>
+        <w:spacing w:after="0" w:line="240" w:lineRule="auto"/>
+        <w:rPr>
+          <w:rFonts w:ascii="Cascadia Mono" w:hAnsi="Cascadia Mono" w:cs="Cascadia Mono"/>
+          <w:color w:val="000000"/>
+          <w:kern w:val="0"/>
+          <w:sz w:val="19"/>
+          <w:szCs w:val="19"/>
+          <w:highlight w:val="white"/>
+        </w:rPr>
+      </w:pPr>
+      <w:r>
+        <w:rPr>
+          <w:rFonts w:ascii="Cascadia Mono" w:hAnsi="Cascadia Mono" w:cs="Cascadia Mono"/>
+          <w:color w:val="000000"/>
+          <w:kern w:val="0"/>
+          <w:sz w:val="19"/>
+          <w:szCs w:val="19"/>
+          <w:highlight w:val="white"/>
+        </w:rPr>
+        <w:tab/>
+      </w:r>
+      <w:r>
+        <w:rPr>
+          <w:rFonts w:ascii="Cascadia Mono" w:hAnsi="Cascadia Mono" w:cs="Cascadia Mono"/>
+          <w:color w:val="0000FF"/>
+          <w:kern w:val="0"/>
+          <w:sz w:val="19"/>
+          <w:szCs w:val="19"/>
+          <w:highlight w:val="white"/>
+        </w:rPr>
+        <w:t>rpc</w:t>
+      </w:r>
+      <w:r>
+        <w:rPr>
+          <w:rFonts w:ascii="Cascadia Mono" w:hAnsi="Cascadia Mono" w:cs="Cascadia Mono"/>
+          <w:color w:val="000000"/>
+          <w:kern w:val="0"/>
+          <w:sz w:val="19"/>
+          <w:szCs w:val="19"/>
+          <w:highlight w:val="white"/>
+        </w:rPr>
+        <w:t xml:space="preserve"> </w:t>
+      </w:r>
+      <w:proofErr w:type="gramStart"/>
+      <w:r>
+        <w:rPr>
+          <w:rFonts w:ascii="Cascadia Mono" w:hAnsi="Cascadia Mono" w:cs="Cascadia Mono"/>
+          <w:color w:val="2B91AF"/>
+          <w:kern w:val="0"/>
+          <w:sz w:val="19"/>
+          <w:szCs w:val="19"/>
+          <w:highlight w:val="white"/>
+        </w:rPr>
+        <w:t>GetRandomNumbers</w:t>
+      </w:r>
+      <w:r>
+        <w:rPr>
+          <w:rFonts w:ascii="Cascadia Mono" w:hAnsi="Cascadia Mono" w:cs="Cascadia Mono"/>
+          <w:color w:val="000000"/>
+          <w:kern w:val="0"/>
+          <w:sz w:val="19"/>
+          <w:szCs w:val="19"/>
+          <w:highlight w:val="white"/>
+        </w:rPr>
+        <w:t>(</w:t>
+      </w:r>
+      <w:proofErr w:type="gramEnd"/>
+      <w:r>
+        <w:rPr>
+          <w:rFonts w:ascii="Cascadia Mono" w:hAnsi="Cascadia Mono" w:cs="Cascadia Mono"/>
+          <w:color w:val="2B91AF"/>
+          <w:kern w:val="0"/>
+          <w:sz w:val="19"/>
+          <w:szCs w:val="19"/>
+          <w:highlight w:val="white"/>
+        </w:rPr>
+        <w:t>GetRandomNumbersRequest</w:t>
+      </w:r>
+      <w:r>
+        <w:rPr>
+          <w:rFonts w:ascii="Cascadia Mono" w:hAnsi="Cascadia Mono" w:cs="Cascadia Mono"/>
+          <w:color w:val="000000"/>
+          <w:kern w:val="0"/>
+          <w:sz w:val="19"/>
+          <w:szCs w:val="19"/>
+          <w:highlight w:val="white"/>
+        </w:rPr>
+        <w:t xml:space="preserve">) </w:t>
+      </w:r>
+      <w:r>
+        <w:rPr>
+          <w:rFonts w:ascii="Cascadia Mono" w:hAnsi="Cascadia Mono" w:cs="Cascadia Mono"/>
+          <w:color w:val="0000FF"/>
+          <w:kern w:val="0"/>
+          <w:sz w:val="19"/>
+          <w:szCs w:val="19"/>
+          <w:highlight w:val="white"/>
+        </w:rPr>
+        <w:t>returns</w:t>
+      </w:r>
+      <w:r>
+        <w:rPr>
+          <w:rFonts w:ascii="Cascadia Mono" w:hAnsi="Cascadia Mono" w:cs="Cascadia Mono"/>
+          <w:color w:val="000000"/>
+          <w:kern w:val="0"/>
+          <w:sz w:val="19"/>
+          <w:szCs w:val="19"/>
+          <w:highlight w:val="white"/>
+        </w:rPr>
+        <w:t xml:space="preserve"> (</w:t>
+      </w:r>
+      <w:r>
+        <w:rPr>
+          <w:rFonts w:ascii="Cascadia Mono" w:hAnsi="Cascadia Mono" w:cs="Cascadia Mono"/>
+          <w:color w:val="C00000"/>
+          <w:kern w:val="0"/>
+          <w:sz w:val="19"/>
+          <w:szCs w:val="19"/>
+          <w:highlight w:val="white"/>
+        </w:rPr>
+        <w:t xml:space="preserve">stream </w:t>
+      </w:r>
+      <w:r>
+        <w:rPr>
+          <w:rFonts w:ascii="Cascadia Mono" w:hAnsi="Cascadia Mono" w:cs="Cascadia Mono"/>
+          <w:color w:val="2B91AF"/>
+          <w:kern w:val="0"/>
+          <w:sz w:val="19"/>
+          <w:szCs w:val="19"/>
+          <w:highlight w:val="white"/>
+        </w:rPr>
+        <w:t>GetRandomNumbersResponse</w:t>
+      </w:r>
+      <w:r>
+        <w:rPr>
+          <w:rFonts w:ascii="Cascadia Mono" w:hAnsi="Cascadia Mono" w:cs="Cascadia Mono"/>
+          <w:color w:val="000000"/>
+          <w:kern w:val="0"/>
+          <w:sz w:val="19"/>
+          <w:szCs w:val="19"/>
+          <w:highlight w:val="white"/>
+        </w:rPr>
+        <w:t>);</w:t>
+      </w:r>
+    </w:p>
+    <w:p>
+      <w:pPr>
+        <w:autoSpaceDE w:val="0"/>
+        <w:autoSpaceDN w:val="0"/>
+        <w:adjustRightInd w:val="0"/>
+        <w:spacing w:after="0" w:line="240" w:lineRule="auto"/>
+        <w:rPr>
+          <w:rFonts w:ascii="Cascadia Mono" w:hAnsi="Cascadia Mono" w:cs="Cascadia Mono"/>
+          <w:color w:val="000000"/>
+          <w:kern w:val="0"/>
+          <w:sz w:val="19"/>
+          <w:szCs w:val="19"/>
+        </w:rPr>
+      </w:pPr>
+      <w:r>
+        <w:rPr>
+          <w:rFonts w:ascii="Cascadia Mono" w:hAnsi="Cascadia Mono" w:cs="Cascadia Mono"/>
+          <w:color w:val="000000"/>
+          <w:kern w:val="0"/>
+          <w:sz w:val="19"/>
+          <w:szCs w:val="19"/>
+          <w:highlight w:val="white"/>
+        </w:rPr>
+        <w:t>}</w:t>
+      </w:r>
+    </w:p>
+    <w:p>
+      <w:pPr>
+        <w:autoSpaceDE w:val="0"/>
+        <w:autoSpaceDN w:val="0"/>
+        <w:adjustRightInd w:val="0"/>
+        <w:spacing w:after="0" w:line="240" w:lineRule="auto"/>
+        <w:rPr>
+          <w:rFonts w:ascii="Cascadia Mono" w:hAnsi="Cascadia Mono" w:cs="Cascadia Mono"/>
+          <w:color w:val="000000"/>
+          <w:kern w:val="0"/>
+          <w:sz w:val="19"/>
+          <w:szCs w:val="19"/>
+        </w:rPr>
+      </w:pPr>
+      <w:r>
+        <w:rPr>
+          <w:rFonts w:ascii="Cascadia Mono" w:hAnsi="Cascadia Mono" w:cs="Cascadia Mono"/>
+          <w:color w:val="000000"/>
+          <w:kern w:val="0"/>
+          <w:sz w:val="19"/>
+          <w:szCs w:val="19"/>
+        </w:rPr>
+        <w:tab/>
+      </w:r>
+      <w:r>
+        <w:rPr>
+          <w:rFonts w:ascii="Cascadia Mono" w:hAnsi="Cascadia Mono" w:cs="Cascadia Mono"/>
+          <w:color w:val="000000"/>
+          <w:kern w:val="0"/>
+          <w:sz w:val="19"/>
+          <w:szCs w:val="19"/>
+        </w:rPr>
+        <w:tab/>
+        <w:t>-----------------------------------------------</w:t>
+      </w:r>
+    </w:p>
+    <w:p>
+      <w:pPr>
+        <w:autoSpaceDE w:val="0"/>
+        <w:autoSpaceDN w:val="0"/>
+        <w:adjustRightInd w:val="0"/>
+        <w:spacing w:after="0" w:line="240" w:lineRule="auto"/>
+        <w:rPr>
+          <w:rFonts w:ascii="Sakkal Majalla" w:hAnsi="Sakkal Majalla" w:cs="Sakkal Majalla"/>
+          <w:sz w:val="28"/>
+          <w:szCs w:val="28"/>
+        </w:rPr>
+      </w:pPr>
+      <w:r>
+        <w:rPr>
+          <w:noProof/>
+        </w:rPr>
+        <w:lastRenderedPageBreak/>
+        <w:drawing>
+          <wp:inline distT="0" distB="0" distL="0" distR="0" wp14:anchorId="7487E56E" wp14:editId="3C81A9AD">
+            <wp:extent cx="5943600" cy="3860165"/>
+            <wp:effectExtent l="0" t="0" r="0" b="6985"/>
+            <wp:docPr id="1414257863" name="Picture 1"/>
+            <wp:cNvGraphicFramePr>
+              <a:graphicFrameLocks xmlns:a="http://schemas.openxmlformats.org/drawingml/2006/main" noChangeAspect="1"/>
+            </wp:cNvGraphicFramePr>
+            <a:graphic xmlns:a="http://schemas.openxmlformats.org/drawingml/2006/main">
+              <a:graphicData uri="http://schemas.openxmlformats.org/drawingml/2006/picture">
+                <pic:pic xmlns:pic="http://schemas.openxmlformats.org/drawingml/2006/picture">
+                  <pic:nvPicPr>
+                    <pic:cNvPr id="1414257863" name=""/>
+                    <pic:cNvPicPr/>
+                  </pic:nvPicPr>
+                  <pic:blipFill>
+                    <a:blip r:embed="rId9"/>
+                    <a:stretch>
+                      <a:fillRect/>
+                    </a:stretch>
+                  </pic:blipFill>
+                  <pic:spPr>
+                    <a:xfrm>
+                      <a:off x="0" y="0"/>
+                      <a:ext cx="5943600" cy="3860165"/>
+                    </a:xfrm>
+                    <a:prstGeom prst="rect">
+                      <a:avLst/>
+                    </a:prstGeom>
+                  </pic:spPr>
+                </pic:pic>
+              </a:graphicData>
+            </a:graphic>
+          </wp:inline>
+        </w:drawing>
+      </w:r>
+    </w:p>
+    <w:p>
+      <w:pPr>
+        <w:autoSpaceDE w:val="0"/>
+        <w:autoSpaceDN w:val="0"/>
+        <w:adjustRightInd w:val="0"/>
+        <w:spacing w:after="0" w:line="240" w:lineRule="auto"/>
+        <w:ind w:left="720" w:firstLine="720"/>
+        <w:rPr>
+          <w:rFonts w:ascii="Sakkal Majalla" w:hAnsi="Sakkal Majalla" w:cs="Sakkal Majalla"/>
+          <w:sz w:val="28"/>
+          <w:szCs w:val="28"/>
+        </w:rPr>
+      </w:pPr>
+      <w:r>
+        <w:rPr>
+          <w:rFonts w:ascii="Cascadia Mono" w:hAnsi="Cascadia Mono" w:cs="Cascadia Mono"/>
+          <w:color w:val="000000"/>
+          <w:kern w:val="0"/>
+          <w:sz w:val="19"/>
+          <w:szCs w:val="19"/>
+        </w:rPr>
+        <w:t>-----------------------------------------------</w:t>
+      </w:r>
+    </w:p>
+    <w:p>
+      <w:pPr>
+        <w:autoSpaceDE w:val="0"/>
+        <w:autoSpaceDN w:val="0"/>
+        <w:adjustRightInd w:val="0"/>
+        <w:spacing w:after="0" w:line="240" w:lineRule="auto"/>
+        <w:rPr>
+          <w:rFonts w:ascii="Cascadia Mono" w:hAnsi="Cascadia Mono" w:cs="Cascadia Mono"/>
+          <w:color w:val="000000"/>
+          <w:kern w:val="0"/>
+          <w:sz w:val="19"/>
+          <w:szCs w:val="19"/>
+          <w:highlight w:val="white"/>
+        </w:rPr>
+      </w:pPr>
+      <w:r>
+        <w:rPr>
+          <w:rFonts w:ascii="Cascadia Mono" w:hAnsi="Cascadia Mono" w:cs="Cascadia Mono"/>
+          <w:color w:val="0000FF"/>
+          <w:kern w:val="0"/>
+          <w:sz w:val="19"/>
+          <w:szCs w:val="19"/>
+          <w:highlight w:val="white"/>
+        </w:rPr>
+        <w:t>using</w:t>
+      </w:r>
+      <w:r>
+        <w:rPr>
+          <w:rFonts w:ascii="Cascadia Mono" w:hAnsi="Cascadia Mono" w:cs="Cascadia Mono"/>
+          <w:color w:val="000000"/>
+          <w:kern w:val="0"/>
+          <w:sz w:val="19"/>
+          <w:szCs w:val="19"/>
+          <w:highlight w:val="white"/>
+        </w:rPr>
+        <w:t xml:space="preserve"> Grpc.Core;</w:t>
+      </w:r>
+    </w:p>
+    <w:p>
+      <w:pPr>
+        <w:autoSpaceDE w:val="0"/>
+        <w:autoSpaceDN w:val="0"/>
+        <w:adjustRightInd w:val="0"/>
+        <w:spacing w:after="0" w:line="240" w:lineRule="auto"/>
+        <w:rPr>
+          <w:rFonts w:ascii="Cascadia Mono" w:hAnsi="Cascadia Mono" w:cs="Cascadia Mono"/>
+          <w:color w:val="000000"/>
+          <w:kern w:val="0"/>
+          <w:sz w:val="19"/>
+          <w:szCs w:val="19"/>
+          <w:highlight w:val="white"/>
+        </w:rPr>
+      </w:pPr>
+      <w:r>
+        <w:rPr>
+          <w:rFonts w:ascii="Cascadia Mono" w:hAnsi="Cascadia Mono" w:cs="Cascadia Mono"/>
+          <w:color w:val="0000FF"/>
+          <w:kern w:val="0"/>
+          <w:sz w:val="19"/>
+          <w:szCs w:val="19"/>
+          <w:highlight w:val="white"/>
+        </w:rPr>
+        <w:t>using</w:t>
+      </w:r>
+      <w:r>
+        <w:rPr>
+          <w:rFonts w:ascii="Cascadia Mono" w:hAnsi="Cascadia Mono" w:cs="Cascadia Mono"/>
+          <w:color w:val="000000"/>
+          <w:kern w:val="0"/>
+          <w:sz w:val="19"/>
+          <w:szCs w:val="19"/>
+          <w:highlight w:val="white"/>
+        </w:rPr>
+        <w:t xml:space="preserve"> JLokaGrpcService.Protos;</w:t>
+      </w:r>
+    </w:p>
+    <w:p>
+      <w:pPr>
+        <w:autoSpaceDE w:val="0"/>
+        <w:autoSpaceDN w:val="0"/>
+        <w:adjustRightInd w:val="0"/>
+        <w:spacing w:after="0" w:line="240" w:lineRule="auto"/>
+        <w:rPr>
+          <w:rFonts w:ascii="Cascadia Mono" w:hAnsi="Cascadia Mono" w:cs="Cascadia Mono"/>
+          <w:color w:val="000000"/>
+          <w:kern w:val="0"/>
+          <w:sz w:val="19"/>
+          <w:szCs w:val="19"/>
+          <w:highlight w:val="white"/>
+        </w:rPr>
+      </w:pPr>
+    </w:p>
+    <w:p>
+      <w:pPr>
+        <w:autoSpaceDE w:val="0"/>
+        <w:autoSpaceDN w:val="0"/>
+        <w:adjustRightInd w:val="0"/>
+        <w:spacing w:after="0" w:line="240" w:lineRule="auto"/>
+        <w:rPr>
+          <w:rFonts w:ascii="Cascadia Mono" w:hAnsi="Cascadia Mono" w:cs="Cascadia Mono"/>
+          <w:color w:val="000000"/>
+          <w:kern w:val="0"/>
+          <w:sz w:val="19"/>
+          <w:szCs w:val="19"/>
+          <w:highlight w:val="white"/>
+        </w:rPr>
+      </w:pPr>
+      <w:r>
+        <w:rPr>
+          <w:rFonts w:ascii="Cascadia Mono" w:hAnsi="Cascadia Mono" w:cs="Cascadia Mono"/>
+          <w:color w:val="0000FF"/>
+          <w:kern w:val="0"/>
+          <w:sz w:val="19"/>
+          <w:szCs w:val="19"/>
+          <w:highlight w:val="white"/>
+        </w:rPr>
+        <w:t>namespace</w:t>
+      </w:r>
+      <w:r>
+        <w:rPr>
+          <w:rFonts w:ascii="Cascadia Mono" w:hAnsi="Cascadia Mono" w:cs="Cascadia Mono"/>
+          <w:color w:val="000000"/>
+          <w:kern w:val="0"/>
+          <w:sz w:val="19"/>
+          <w:szCs w:val="19"/>
+          <w:highlight w:val="white"/>
+        </w:rPr>
+        <w:t xml:space="preserve"> JLokaGrpcService.Services</w:t>
+      </w:r>
+    </w:p>
+    <w:p>
+      <w:pPr>
+        <w:autoSpaceDE w:val="0"/>
+        <w:autoSpaceDN w:val="0"/>
+        <w:adjustRightInd w:val="0"/>
+        <w:spacing w:after="0" w:line="240" w:lineRule="auto"/>
+        <w:rPr>
+          <w:rFonts w:ascii="Cascadia Mono" w:hAnsi="Cascadia Mono" w:cs="Cascadia Mono"/>
+          <w:color w:val="000000"/>
+          <w:kern w:val="0"/>
+          <w:sz w:val="19"/>
+          <w:szCs w:val="19"/>
+          <w:highlight w:val="white"/>
+        </w:rPr>
+      </w:pPr>
+      <w:r>
+        <w:rPr>
+          <w:rFonts w:ascii="Cascadia Mono" w:hAnsi="Cascadia Mono" w:cs="Cascadia Mono"/>
+          <w:color w:val="000000"/>
+          <w:kern w:val="0"/>
+          <w:sz w:val="19"/>
+          <w:szCs w:val="19"/>
+          <w:highlight w:val="white"/>
+        </w:rPr>
+        <w:t>{</w:t>
+      </w:r>
+    </w:p>
+    <w:p>
+      <w:pPr>
+        <w:autoSpaceDE w:val="0"/>
+        <w:autoSpaceDN w:val="0"/>
+        <w:adjustRightInd w:val="0"/>
+        <w:spacing w:after="0" w:line="240" w:lineRule="auto"/>
+        <w:rPr>
+          <w:rFonts w:ascii="Cascadia Mono" w:hAnsi="Cascadia Mono" w:cs="Cascadia Mono"/>
+          <w:color w:val="000000"/>
+          <w:kern w:val="0"/>
+          <w:sz w:val="19"/>
+          <w:szCs w:val="19"/>
+          <w:highlight w:val="white"/>
+        </w:rPr>
+      </w:pPr>
+      <w:r>
+        <w:rPr>
+          <w:rFonts w:ascii="Cascadia Mono" w:hAnsi="Cascadia Mono" w:cs="Cascadia Mono"/>
+          <w:color w:val="000000"/>
+          <w:kern w:val="0"/>
+          <w:sz w:val="19"/>
+          <w:szCs w:val="19"/>
+          <w:highlight w:val="white"/>
+        </w:rPr>
+        <w:t xml:space="preserve">    </w:t>
+      </w:r>
+      <w:r>
+        <w:rPr>
+          <w:rFonts w:ascii="Cascadia Mono" w:hAnsi="Cascadia Mono" w:cs="Cascadia Mono"/>
+          <w:color w:val="0000FF"/>
+          <w:kern w:val="0"/>
+          <w:sz w:val="19"/>
+          <w:szCs w:val="19"/>
+          <w:highlight w:val="white"/>
+        </w:rPr>
+        <w:t>public</w:t>
+      </w:r>
+      <w:r>
+        <w:rPr>
+          <w:rFonts w:ascii="Cascadia Mono" w:hAnsi="Cascadia Mono" w:cs="Cascadia Mono"/>
+          <w:color w:val="000000"/>
+          <w:kern w:val="0"/>
+          <w:sz w:val="19"/>
+          <w:szCs w:val="19"/>
+          <w:highlight w:val="white"/>
+        </w:rPr>
+        <w:t xml:space="preserve"> </w:t>
+      </w:r>
+      <w:r>
+        <w:rPr>
+          <w:rFonts w:ascii="Cascadia Mono" w:hAnsi="Cascadia Mono" w:cs="Cascadia Mono"/>
+          <w:color w:val="0000FF"/>
+          <w:kern w:val="0"/>
+          <w:sz w:val="19"/>
+          <w:szCs w:val="19"/>
+          <w:highlight w:val="white"/>
+        </w:rPr>
+        <w:t>class</w:t>
+      </w:r>
+      <w:r>
+        <w:rPr>
+          <w:rFonts w:ascii="Cascadia Mono" w:hAnsi="Cascadia Mono" w:cs="Cascadia Mono"/>
+          <w:color w:val="000000"/>
+          <w:kern w:val="0"/>
+          <w:sz w:val="19"/>
+          <w:szCs w:val="19"/>
+          <w:highlight w:val="white"/>
+        </w:rPr>
+        <w:t xml:space="preserve"> </w:t>
+      </w:r>
+      <w:proofErr w:type="gramStart"/>
+      <w:r>
+        <w:rPr>
+          <w:rFonts w:ascii="Cascadia Mono" w:hAnsi="Cascadia Mono" w:cs="Cascadia Mono"/>
+          <w:color w:val="2B91AF"/>
+          <w:kern w:val="0"/>
+          <w:sz w:val="19"/>
+          <w:szCs w:val="19"/>
+          <w:highlight w:val="white"/>
+        </w:rPr>
+        <w:t>RandomNumbersService</w:t>
+      </w:r>
+      <w:r>
+        <w:rPr>
+          <w:rFonts w:ascii="Cascadia Mono" w:hAnsi="Cascadia Mono" w:cs="Cascadia Mono"/>
+          <w:color w:val="000000"/>
+          <w:kern w:val="0"/>
+          <w:sz w:val="19"/>
+          <w:szCs w:val="19"/>
+          <w:highlight w:val="white"/>
+        </w:rPr>
+        <w:t>(</w:t>
+      </w:r>
+      <w:proofErr w:type="gramEnd"/>
+      <w:r>
+        <w:rPr>
+          <w:rFonts w:ascii="Cascadia Mono" w:hAnsi="Cascadia Mono" w:cs="Cascadia Mono"/>
+          <w:color w:val="2B91AF"/>
+          <w:kern w:val="0"/>
+          <w:sz w:val="19"/>
+          <w:szCs w:val="19"/>
+          <w:highlight w:val="white"/>
+        </w:rPr>
+        <w:t>ILogger</w:t>
+      </w:r>
+      <w:r>
+        <w:rPr>
+          <w:rFonts w:ascii="Cascadia Mono" w:hAnsi="Cascadia Mono" w:cs="Cascadia Mono"/>
+          <w:color w:val="000000"/>
+          <w:kern w:val="0"/>
+          <w:sz w:val="19"/>
+          <w:szCs w:val="19"/>
+          <w:highlight w:val="white"/>
+        </w:rPr>
+        <w:t>&lt;</w:t>
+      </w:r>
+      <w:r>
+        <w:rPr>
+          <w:rFonts w:ascii="Cascadia Mono" w:hAnsi="Cascadia Mono" w:cs="Cascadia Mono"/>
+          <w:color w:val="2B91AF"/>
+          <w:kern w:val="0"/>
+          <w:sz w:val="19"/>
+          <w:szCs w:val="19"/>
+          <w:highlight w:val="white"/>
+        </w:rPr>
+        <w:t>RandomNumbersService</w:t>
+      </w:r>
+      <w:r>
+        <w:rPr>
+          <w:rFonts w:ascii="Cascadia Mono" w:hAnsi="Cascadia Mono" w:cs="Cascadia Mono"/>
+          <w:color w:val="000000"/>
+          <w:kern w:val="0"/>
+          <w:sz w:val="19"/>
+          <w:szCs w:val="19"/>
+          <w:highlight w:val="white"/>
+        </w:rPr>
+        <w:t xml:space="preserve">&gt; </w:t>
+      </w:r>
+      <w:r>
+        <w:rPr>
+          <w:rFonts w:ascii="Cascadia Mono" w:hAnsi="Cascadia Mono" w:cs="Cascadia Mono"/>
+          <w:color w:val="1F377F"/>
+          <w:kern w:val="0"/>
+          <w:sz w:val="19"/>
+          <w:szCs w:val="19"/>
+          <w:highlight w:val="white"/>
+        </w:rPr>
+        <w:t>_logger</w:t>
+      </w:r>
+      <w:r>
+        <w:rPr>
+          <w:rFonts w:ascii="Cascadia Mono" w:hAnsi="Cascadia Mono" w:cs="Cascadia Mono"/>
+          <w:color w:val="000000"/>
+          <w:kern w:val="0"/>
+          <w:sz w:val="19"/>
+          <w:szCs w:val="19"/>
+          <w:highlight w:val="white"/>
+        </w:rPr>
+        <w:t xml:space="preserve">): </w:t>
+      </w:r>
+      <w:r>
+        <w:rPr>
+          <w:rFonts w:ascii="Cascadia Mono" w:hAnsi="Cascadia Mono" w:cs="Cascadia Mono"/>
+          <w:color w:val="2B91AF"/>
+          <w:kern w:val="0"/>
+          <w:sz w:val="19"/>
+          <w:szCs w:val="19"/>
+          <w:highlight w:val="white"/>
+        </w:rPr>
+        <w:t>RandomNumbers</w:t>
+      </w:r>
+      <w:r>
+        <w:rPr>
+          <w:rFonts w:ascii="Cascadia Mono" w:hAnsi="Cascadia Mono" w:cs="Cascadia Mono"/>
+          <w:color w:val="000000"/>
+          <w:kern w:val="0"/>
+          <w:sz w:val="19"/>
+          <w:szCs w:val="19"/>
+          <w:highlight w:val="white"/>
+        </w:rPr>
+        <w:t>.</w:t>
+      </w:r>
+      <w:r>
+        <w:rPr>
+          <w:rFonts w:ascii="Cascadia Mono" w:hAnsi="Cascadia Mono" w:cs="Cascadia Mono"/>
+          <w:color w:val="2B91AF"/>
+          <w:kern w:val="0"/>
+          <w:sz w:val="19"/>
+          <w:szCs w:val="19"/>
+          <w:highlight w:val="white"/>
+        </w:rPr>
+        <w:t>RandomNumbersBase</w:t>
+      </w:r>
+    </w:p>
+    <w:p>
+      <w:pPr>
+        <w:autoSpaceDE w:val="0"/>
+        <w:autoSpaceDN w:val="0"/>
+        <w:adjustRightInd w:val="0"/>
+        <w:spacing w:after="0" w:line="240" w:lineRule="auto"/>
+        <w:rPr>
+          <w:rFonts w:ascii="Cascadia Mono" w:hAnsi="Cascadia Mono" w:cs="Cascadia Mono"/>
+          <w:color w:val="000000"/>
+          <w:kern w:val="0"/>
+          <w:sz w:val="19"/>
+          <w:szCs w:val="19"/>
+          <w:highlight w:val="white"/>
+        </w:rPr>
+      </w:pPr>
+      <w:r>
+        <w:rPr>
+          <w:rFonts w:ascii="Cascadia Mono" w:hAnsi="Cascadia Mono" w:cs="Cascadia Mono"/>
+          <w:color w:val="000000"/>
+          <w:kern w:val="0"/>
+          <w:sz w:val="19"/>
+          <w:szCs w:val="19"/>
+          <w:highlight w:val="white"/>
+        </w:rPr>
+        <w:t xml:space="preserve">    {</w:t>
+      </w:r>
+    </w:p>
+    <w:p>
+      <w:pPr>
+        <w:autoSpaceDE w:val="0"/>
+        <w:autoSpaceDN w:val="0"/>
+        <w:adjustRightInd w:val="0"/>
+        <w:spacing w:after="0" w:line="240" w:lineRule="auto"/>
+        <w:rPr>
+          <w:rFonts w:ascii="Cascadia Mono" w:hAnsi="Cascadia Mono" w:cs="Cascadia Mono"/>
+          <w:color w:val="000000"/>
+          <w:kern w:val="0"/>
+          <w:sz w:val="19"/>
+          <w:szCs w:val="19"/>
+          <w:highlight w:val="white"/>
+        </w:rPr>
+      </w:pPr>
+      <w:r>
+        <w:rPr>
+          <w:rFonts w:ascii="Cascadia Mono" w:hAnsi="Cascadia Mono" w:cs="Cascadia Mono"/>
+          <w:color w:val="000000"/>
+          <w:kern w:val="0"/>
+          <w:sz w:val="19"/>
+          <w:szCs w:val="19"/>
+          <w:highlight w:val="white"/>
+        </w:rPr>
+        <w:t xml:space="preserve">        </w:t>
+      </w:r>
+      <w:r>
+        <w:rPr>
+          <w:rFonts w:ascii="Cascadia Mono" w:hAnsi="Cascadia Mono" w:cs="Cascadia Mono"/>
+          <w:color w:val="0000FF"/>
+          <w:kern w:val="0"/>
+          <w:sz w:val="19"/>
+          <w:szCs w:val="19"/>
+          <w:highlight w:val="white"/>
+        </w:rPr>
+        <w:t>public</w:t>
+      </w:r>
+      <w:r>
+        <w:rPr>
+          <w:rFonts w:ascii="Cascadia Mono" w:hAnsi="Cascadia Mono" w:cs="Cascadia Mono"/>
+          <w:color w:val="000000"/>
+          <w:kern w:val="0"/>
+          <w:sz w:val="19"/>
+          <w:szCs w:val="19"/>
+          <w:highlight w:val="white"/>
+        </w:rPr>
+        <w:t xml:space="preserve"> </w:t>
+      </w:r>
+      <w:r>
+        <w:rPr>
+          <w:rFonts w:ascii="Cascadia Mono" w:hAnsi="Cascadia Mono" w:cs="Cascadia Mono"/>
+          <w:color w:val="0000FF"/>
+          <w:kern w:val="0"/>
+          <w:sz w:val="19"/>
+          <w:szCs w:val="19"/>
+          <w:highlight w:val="white"/>
+        </w:rPr>
+        <w:t>override</w:t>
+      </w:r>
+      <w:r>
+        <w:rPr>
+          <w:rFonts w:ascii="Cascadia Mono" w:hAnsi="Cascadia Mono" w:cs="Cascadia Mono"/>
+          <w:color w:val="000000"/>
+          <w:kern w:val="0"/>
+          <w:sz w:val="19"/>
+          <w:szCs w:val="19"/>
+          <w:highlight w:val="white"/>
+        </w:rPr>
+        <w:t xml:space="preserve"> </w:t>
+      </w:r>
+      <w:r>
+        <w:rPr>
+          <w:rFonts w:ascii="Cascadia Mono" w:hAnsi="Cascadia Mono" w:cs="Cascadia Mono"/>
+          <w:color w:val="0000FF"/>
+          <w:kern w:val="0"/>
+          <w:sz w:val="19"/>
+          <w:szCs w:val="19"/>
+          <w:highlight w:val="white"/>
+        </w:rPr>
+        <w:t>async</w:t>
+      </w:r>
+      <w:r>
+        <w:rPr>
+          <w:rFonts w:ascii="Cascadia Mono" w:hAnsi="Cascadia Mono" w:cs="Cascadia Mono"/>
+          <w:color w:val="000000"/>
+          <w:kern w:val="0"/>
+          <w:sz w:val="19"/>
+          <w:szCs w:val="19"/>
+          <w:highlight w:val="white"/>
+        </w:rPr>
+        <w:t xml:space="preserve"> </w:t>
+      </w:r>
+      <w:r>
+        <w:rPr>
+          <w:rFonts w:ascii="Cascadia Mono" w:hAnsi="Cascadia Mono" w:cs="Cascadia Mono"/>
+          <w:color w:val="2B91AF"/>
+          <w:kern w:val="0"/>
+          <w:sz w:val="19"/>
+          <w:szCs w:val="19"/>
+          <w:highlight w:val="white"/>
+        </w:rPr>
+        <w:t>Task</w:t>
+      </w:r>
+      <w:r>
+        <w:rPr>
+          <w:rFonts w:ascii="Cascadia Mono" w:hAnsi="Cascadia Mono" w:cs="Cascadia Mono"/>
+          <w:color w:val="000000"/>
+          <w:kern w:val="0"/>
+          <w:sz w:val="19"/>
+          <w:szCs w:val="19"/>
+          <w:highlight w:val="white"/>
+        </w:rPr>
+        <w:t xml:space="preserve"> </w:t>
+      </w:r>
+      <w:proofErr w:type="gramStart"/>
+      <w:r>
+        <w:rPr>
+          <w:rFonts w:ascii="Cascadia Mono" w:hAnsi="Cascadia Mono" w:cs="Cascadia Mono"/>
+          <w:color w:val="74531F"/>
+          <w:kern w:val="0"/>
+          <w:sz w:val="19"/>
+          <w:szCs w:val="19"/>
+          <w:highlight w:val="white"/>
+        </w:rPr>
+        <w:t>GetRandomNumbers</w:t>
+      </w:r>
+      <w:r>
+        <w:rPr>
+          <w:rFonts w:ascii="Cascadia Mono" w:hAnsi="Cascadia Mono" w:cs="Cascadia Mono"/>
+          <w:color w:val="000000"/>
+          <w:kern w:val="0"/>
+          <w:sz w:val="19"/>
+          <w:szCs w:val="19"/>
+          <w:highlight w:val="white"/>
+        </w:rPr>
+        <w:t>(</w:t>
+      </w:r>
+      <w:proofErr w:type="gramEnd"/>
+      <w:r>
+        <w:rPr>
+          <w:rFonts w:ascii="Cascadia Mono" w:hAnsi="Cascadia Mono" w:cs="Cascadia Mono"/>
+          <w:color w:val="2B91AF"/>
+          <w:kern w:val="0"/>
+          <w:sz w:val="19"/>
+          <w:szCs w:val="19"/>
+          <w:highlight w:val="white"/>
+        </w:rPr>
+        <w:t>GetRandomNumbersRequest</w:t>
+      </w:r>
+      <w:r>
+        <w:rPr>
+          <w:rFonts w:ascii="Cascadia Mono" w:hAnsi="Cascadia Mono" w:cs="Cascadia Mono"/>
+          <w:color w:val="000000"/>
+          <w:kern w:val="0"/>
+          <w:sz w:val="19"/>
+          <w:szCs w:val="19"/>
+          <w:highlight w:val="white"/>
+        </w:rPr>
+        <w:t xml:space="preserve"> </w:t>
+      </w:r>
+      <w:r>
+        <w:rPr>
+          <w:rFonts w:ascii="Cascadia Mono" w:hAnsi="Cascadia Mono" w:cs="Cascadia Mono"/>
+          <w:color w:val="1F377F"/>
+          <w:kern w:val="0"/>
+          <w:sz w:val="19"/>
+          <w:szCs w:val="19"/>
+          <w:highlight w:val="white"/>
+        </w:rPr>
+        <w:t>request</w:t>
+      </w:r>
+      <w:r>
+        <w:rPr>
+          <w:rFonts w:ascii="Cascadia Mono" w:hAnsi="Cascadia Mono" w:cs="Cascadia Mono"/>
+          <w:color w:val="000000"/>
+          <w:kern w:val="0"/>
+          <w:sz w:val="19"/>
+          <w:szCs w:val="19"/>
+          <w:highlight w:val="white"/>
+        </w:rPr>
+        <w:t xml:space="preserve">, </w:t>
+      </w:r>
+      <w:r>
+        <w:rPr>
+          <w:rFonts w:ascii="Cascadia Mono" w:hAnsi="Cascadia Mono" w:cs="Cascadia Mono"/>
+          <w:color w:val="2B91AF"/>
+          <w:kern w:val="0"/>
+          <w:sz w:val="19"/>
+          <w:szCs w:val="19"/>
+          <w:highlight w:val="white"/>
+        </w:rPr>
+        <w:t>IServerStreamWriter</w:t>
+      </w:r>
+      <w:r>
+        <w:rPr>
+          <w:rFonts w:ascii="Cascadia Mono" w:hAnsi="Cascadia Mono" w:cs="Cascadia Mono"/>
+          <w:color w:val="000000"/>
+          <w:kern w:val="0"/>
+          <w:sz w:val="19"/>
+          <w:szCs w:val="19"/>
+          <w:highlight w:val="white"/>
+        </w:rPr>
+        <w:t>&lt;</w:t>
+      </w:r>
+      <w:r>
+        <w:rPr>
+          <w:rFonts w:ascii="Cascadia Mono" w:hAnsi="Cascadia Mono" w:cs="Cascadia Mono"/>
+          <w:color w:val="2B91AF"/>
+          <w:kern w:val="0"/>
+          <w:sz w:val="19"/>
+          <w:szCs w:val="19"/>
+          <w:highlight w:val="white"/>
+        </w:rPr>
+        <w:t>GetRandomNumbersResponse</w:t>
+      </w:r>
+      <w:r>
+        <w:rPr>
+          <w:rFonts w:ascii="Cascadia Mono" w:hAnsi="Cascadia Mono" w:cs="Cascadia Mono"/>
+          <w:color w:val="000000"/>
+          <w:kern w:val="0"/>
+          <w:sz w:val="19"/>
+          <w:szCs w:val="19"/>
+          <w:highlight w:val="white"/>
+        </w:rPr>
+        <w:t xml:space="preserve">&gt; </w:t>
+      </w:r>
+      <w:r>
+        <w:rPr>
+          <w:rFonts w:ascii="Cascadia Mono" w:hAnsi="Cascadia Mono" w:cs="Cascadia Mono"/>
+          <w:color w:val="1F377F"/>
+          <w:kern w:val="0"/>
+          <w:sz w:val="19"/>
+          <w:szCs w:val="19"/>
+          <w:highlight w:val="white"/>
+        </w:rPr>
+        <w:t>responseStream</w:t>
+      </w:r>
+      <w:r>
+        <w:rPr>
+          <w:rFonts w:ascii="Cascadia Mono" w:hAnsi="Cascadia Mono" w:cs="Cascadia Mono"/>
+          <w:color w:val="000000"/>
+          <w:kern w:val="0"/>
+          <w:sz w:val="19"/>
+          <w:szCs w:val="19"/>
+          <w:highlight w:val="white"/>
+        </w:rPr>
+        <w:t xml:space="preserve">, </w:t>
+      </w:r>
+    </w:p>
+    <w:p>
+      <w:pPr>
+        <w:autoSpaceDE w:val="0"/>
+        <w:autoSpaceDN w:val="0"/>
+        <w:adjustRightInd w:val="0"/>
+        <w:spacing w:after="0" w:line="240" w:lineRule="auto"/>
+        <w:rPr>
+          <w:rFonts w:ascii="Cascadia Mono" w:hAnsi="Cascadia Mono" w:cs="Cascadia Mono"/>
+          <w:color w:val="000000"/>
+          <w:kern w:val="0"/>
+          <w:sz w:val="19"/>
+          <w:szCs w:val="19"/>
+          <w:highlight w:val="white"/>
+        </w:rPr>
+      </w:pPr>
+      <w:r>
+        <w:rPr>
+          <w:rFonts w:ascii="Cascadia Mono" w:hAnsi="Cascadia Mono" w:cs="Cascadia Mono"/>
+          <w:color w:val="000000"/>
+          <w:kern w:val="0"/>
+          <w:sz w:val="19"/>
+          <w:szCs w:val="19"/>
+          <w:highlight w:val="white"/>
+        </w:rPr>
+        <w:t xml:space="preserve">            </w:t>
+      </w:r>
+      <w:r>
+        <w:rPr>
+          <w:rFonts w:ascii="Cascadia Mono" w:hAnsi="Cascadia Mono" w:cs="Cascadia Mono"/>
+          <w:color w:val="2B91AF"/>
+          <w:kern w:val="0"/>
+          <w:sz w:val="19"/>
+          <w:szCs w:val="19"/>
+          <w:highlight w:val="white"/>
+        </w:rPr>
+        <w:t>ServerCallContext</w:t>
+      </w:r>
+      <w:r>
+        <w:rPr>
+          <w:rFonts w:ascii="Cascadia Mono" w:hAnsi="Cascadia Mono" w:cs="Cascadia Mono"/>
+          <w:color w:val="000000"/>
+          <w:kern w:val="0"/>
+          <w:sz w:val="19"/>
+          <w:szCs w:val="19"/>
+          <w:highlight w:val="white"/>
+        </w:rPr>
+        <w:t xml:space="preserve"> </w:t>
+      </w:r>
+      <w:r>
+        <w:rPr>
+          <w:rFonts w:ascii="Cascadia Mono" w:hAnsi="Cascadia Mono" w:cs="Cascadia Mono"/>
+          <w:color w:val="1F377F"/>
+          <w:kern w:val="0"/>
+          <w:sz w:val="19"/>
+          <w:szCs w:val="19"/>
+          <w:highlight w:val="white"/>
+        </w:rPr>
+        <w:t>context</w:t>
+      </w:r>
+      <w:r>
+        <w:rPr>
+          <w:rFonts w:ascii="Cascadia Mono" w:hAnsi="Cascadia Mono" w:cs="Cascadia Mono"/>
+          <w:color w:val="000000"/>
+          <w:kern w:val="0"/>
+          <w:sz w:val="19"/>
+          <w:szCs w:val="19"/>
+          <w:highlight w:val="white"/>
+        </w:rPr>
+        <w:t>)</w:t>
+      </w:r>
+    </w:p>
+    <w:p>
+      <w:pPr>
+        <w:autoSpaceDE w:val="0"/>
+        <w:autoSpaceDN w:val="0"/>
+        <w:adjustRightInd w:val="0"/>
+        <w:spacing w:after="0" w:line="240" w:lineRule="auto"/>
+        <w:rPr>
+          <w:rFonts w:ascii="Cascadia Mono" w:hAnsi="Cascadia Mono" w:cs="Cascadia Mono"/>
+          <w:color w:val="000000"/>
+          <w:kern w:val="0"/>
+          <w:sz w:val="19"/>
+          <w:szCs w:val="19"/>
+          <w:highlight w:val="white"/>
+        </w:rPr>
+      </w:pPr>
+      <w:r>
+        <w:rPr>
+          <w:rFonts w:ascii="Cascadia Mono" w:hAnsi="Cascadia Mono" w:cs="Cascadia Mono"/>
+          <w:color w:val="000000"/>
+          <w:kern w:val="0"/>
+          <w:sz w:val="19"/>
+          <w:szCs w:val="19"/>
+          <w:highlight w:val="white"/>
+        </w:rPr>
+        <w:t xml:space="preserve">        {</w:t>
+      </w:r>
+    </w:p>
+    <w:p>
+      <w:pPr>
+        <w:autoSpaceDE w:val="0"/>
+        <w:autoSpaceDN w:val="0"/>
+        <w:adjustRightInd w:val="0"/>
+        <w:spacing w:after="0" w:line="240" w:lineRule="auto"/>
+        <w:rPr>
+          <w:rFonts w:ascii="Cascadia Mono" w:hAnsi="Cascadia Mono" w:cs="Cascadia Mono"/>
+          <w:color w:val="000000"/>
+          <w:kern w:val="0"/>
+          <w:sz w:val="19"/>
+          <w:szCs w:val="19"/>
+          <w:highlight w:val="white"/>
+        </w:rPr>
+      </w:pPr>
+      <w:r>
+        <w:rPr>
+          <w:rFonts w:ascii="Cascadia Mono" w:hAnsi="Cascadia Mono" w:cs="Cascadia Mono"/>
+          <w:color w:val="000000"/>
+          <w:kern w:val="0"/>
+          <w:sz w:val="19"/>
+          <w:szCs w:val="19"/>
+          <w:highlight w:val="white"/>
+        </w:rPr>
+        <w:t xml:space="preserve">            </w:t>
+      </w:r>
+      <w:r>
+        <w:rPr>
+          <w:rFonts w:ascii="Cascadia Mono" w:hAnsi="Cascadia Mono" w:cs="Cascadia Mono"/>
+          <w:color w:val="0000FF"/>
+          <w:kern w:val="0"/>
+          <w:sz w:val="19"/>
+          <w:szCs w:val="19"/>
+          <w:highlight w:val="white"/>
+        </w:rPr>
+        <w:t>var</w:t>
+      </w:r>
+      <w:r>
+        <w:rPr>
+          <w:rFonts w:ascii="Cascadia Mono" w:hAnsi="Cascadia Mono" w:cs="Cascadia Mono"/>
+          <w:color w:val="000000"/>
+          <w:kern w:val="0"/>
+          <w:sz w:val="19"/>
+          <w:szCs w:val="19"/>
+          <w:highlight w:val="white"/>
+        </w:rPr>
+        <w:t xml:space="preserve"> </w:t>
+      </w:r>
+      <w:r>
+        <w:rPr>
+          <w:rFonts w:ascii="Cascadia Mono" w:hAnsi="Cascadia Mono" w:cs="Cascadia Mono"/>
+          <w:color w:val="1F377F"/>
+          <w:kern w:val="0"/>
+          <w:sz w:val="19"/>
+          <w:szCs w:val="19"/>
+          <w:highlight w:val="white"/>
+        </w:rPr>
+        <w:t>random</w:t>
+      </w:r>
+      <w:r>
+        <w:rPr>
+          <w:rFonts w:ascii="Cascadia Mono" w:hAnsi="Cascadia Mono" w:cs="Cascadia Mono"/>
+          <w:color w:val="000000"/>
+          <w:kern w:val="0"/>
+          <w:sz w:val="19"/>
+          <w:szCs w:val="19"/>
+          <w:highlight w:val="white"/>
+        </w:rPr>
+        <w:t xml:space="preserve"> = </w:t>
+      </w:r>
+      <w:r>
+        <w:rPr>
+          <w:rFonts w:ascii="Cascadia Mono" w:hAnsi="Cascadia Mono" w:cs="Cascadia Mono"/>
+          <w:color w:val="0000FF"/>
+          <w:kern w:val="0"/>
+          <w:sz w:val="19"/>
+          <w:szCs w:val="19"/>
+          <w:highlight w:val="white"/>
+        </w:rPr>
+        <w:t>new</w:t>
+      </w:r>
+      <w:r>
+        <w:rPr>
+          <w:rFonts w:ascii="Cascadia Mono" w:hAnsi="Cascadia Mono" w:cs="Cascadia Mono"/>
+          <w:color w:val="000000"/>
+          <w:kern w:val="0"/>
+          <w:sz w:val="19"/>
+          <w:szCs w:val="19"/>
+          <w:highlight w:val="white"/>
+        </w:rPr>
+        <w:t xml:space="preserve"> </w:t>
+      </w:r>
+      <w:proofErr w:type="gramStart"/>
+      <w:r>
+        <w:rPr>
+          <w:rFonts w:ascii="Cascadia Mono" w:hAnsi="Cascadia Mono" w:cs="Cascadia Mono"/>
+          <w:color w:val="2B91AF"/>
+          <w:kern w:val="0"/>
+          <w:sz w:val="19"/>
+          <w:szCs w:val="19"/>
+          <w:highlight w:val="white"/>
+        </w:rPr>
+        <w:t>Random</w:t>
+      </w:r>
+      <w:r>
+        <w:rPr>
+          <w:rFonts w:ascii="Cascadia Mono" w:hAnsi="Cascadia Mono" w:cs="Cascadia Mono"/>
+          <w:color w:val="000000"/>
+          <w:kern w:val="0"/>
+          <w:sz w:val="19"/>
+          <w:szCs w:val="19"/>
+          <w:highlight w:val="white"/>
+        </w:rPr>
+        <w:t>(</w:t>
+      </w:r>
+      <w:proofErr w:type="gramEnd"/>
+      <w:r>
+        <w:rPr>
+          <w:rFonts w:ascii="Cascadia Mono" w:hAnsi="Cascadia Mono" w:cs="Cascadia Mono"/>
+          <w:color w:val="000000"/>
+          <w:kern w:val="0"/>
+          <w:sz w:val="19"/>
+          <w:szCs w:val="19"/>
+          <w:highlight w:val="white"/>
+        </w:rPr>
+        <w:t>);</w:t>
+      </w:r>
+    </w:p>
+    <w:p>
+      <w:pPr>
+        <w:autoSpaceDE w:val="0"/>
+        <w:autoSpaceDN w:val="0"/>
+        <w:adjustRightInd w:val="0"/>
+        <w:spacing w:after="0" w:line="240" w:lineRule="auto"/>
+        <w:rPr>
+          <w:rFonts w:ascii="Cascadia Mono" w:hAnsi="Cascadia Mono" w:cs="Cascadia Mono"/>
+          <w:color w:val="000000"/>
+          <w:kern w:val="0"/>
+          <w:sz w:val="19"/>
+          <w:szCs w:val="19"/>
+          <w:highlight w:val="white"/>
+        </w:rPr>
+      </w:pPr>
+      <w:r>
+        <w:rPr>
+          <w:rFonts w:ascii="Cascadia Mono" w:hAnsi="Cascadia Mono" w:cs="Cascadia Mono"/>
+          <w:color w:val="000000"/>
+          <w:kern w:val="0"/>
+          <w:sz w:val="19"/>
+          <w:szCs w:val="19"/>
+          <w:highlight w:val="white"/>
+        </w:rPr>
+        <w:t xml:space="preserve">            </w:t>
+      </w:r>
+      <w:r>
+        <w:rPr>
+          <w:rFonts w:ascii="Cascadia Mono" w:hAnsi="Cascadia Mono" w:cs="Cascadia Mono"/>
+          <w:color w:val="8F08C4"/>
+          <w:kern w:val="0"/>
+          <w:sz w:val="19"/>
+          <w:szCs w:val="19"/>
+          <w:highlight w:val="white"/>
+        </w:rPr>
+        <w:t>for</w:t>
+      </w:r>
+      <w:r>
+        <w:rPr>
+          <w:rFonts w:ascii="Cascadia Mono" w:hAnsi="Cascadia Mono" w:cs="Cascadia Mono"/>
+          <w:color w:val="000000"/>
+          <w:kern w:val="0"/>
+          <w:sz w:val="19"/>
+          <w:szCs w:val="19"/>
+          <w:highlight w:val="white"/>
+        </w:rPr>
+        <w:t xml:space="preserve"> (</w:t>
+      </w:r>
+      <w:r>
+        <w:rPr>
+          <w:rFonts w:ascii="Cascadia Mono" w:hAnsi="Cascadia Mono" w:cs="Cascadia Mono"/>
+          <w:color w:val="0000FF"/>
+          <w:kern w:val="0"/>
+          <w:sz w:val="19"/>
+          <w:szCs w:val="19"/>
+          <w:highlight w:val="white"/>
+        </w:rPr>
+        <w:t>var</w:t>
+      </w:r>
+      <w:r>
+        <w:rPr>
+          <w:rFonts w:ascii="Cascadia Mono" w:hAnsi="Cascadia Mono" w:cs="Cascadia Mono"/>
+          <w:color w:val="000000"/>
+          <w:kern w:val="0"/>
+          <w:sz w:val="19"/>
+          <w:szCs w:val="19"/>
+          <w:highlight w:val="white"/>
+        </w:rPr>
+        <w:t xml:space="preserve"> </w:t>
+      </w:r>
+      <w:r>
+        <w:rPr>
+          <w:rFonts w:ascii="Cascadia Mono" w:hAnsi="Cascadia Mono" w:cs="Cascadia Mono"/>
+          <w:color w:val="1F377F"/>
+          <w:kern w:val="0"/>
+          <w:sz w:val="19"/>
+          <w:szCs w:val="19"/>
+          <w:highlight w:val="white"/>
+        </w:rPr>
+        <w:t>i</w:t>
+      </w:r>
+      <w:r>
+        <w:rPr>
+          <w:rFonts w:ascii="Cascadia Mono" w:hAnsi="Cascadia Mono" w:cs="Cascadia Mono"/>
+          <w:color w:val="000000"/>
+          <w:kern w:val="0"/>
+          <w:sz w:val="19"/>
+          <w:szCs w:val="19"/>
+          <w:highlight w:val="white"/>
+        </w:rPr>
+        <w:t xml:space="preserve"> = 0; </w:t>
+      </w:r>
+      <w:r>
+        <w:rPr>
+          <w:rFonts w:ascii="Cascadia Mono" w:hAnsi="Cascadia Mono" w:cs="Cascadia Mono"/>
+          <w:color w:val="1F377F"/>
+          <w:kern w:val="0"/>
+          <w:sz w:val="19"/>
+          <w:szCs w:val="19"/>
+          <w:highlight w:val="white"/>
+        </w:rPr>
+        <w:t>i</w:t>
+      </w:r>
+      <w:r>
+        <w:rPr>
+          <w:rFonts w:ascii="Cascadia Mono" w:hAnsi="Cascadia Mono" w:cs="Cascadia Mono"/>
+          <w:color w:val="000000"/>
+          <w:kern w:val="0"/>
+          <w:sz w:val="19"/>
+          <w:szCs w:val="19"/>
+          <w:highlight w:val="white"/>
+        </w:rPr>
+        <w:t xml:space="preserve"> &lt; </w:t>
+      </w:r>
+      <w:proofErr w:type="gramStart"/>
+      <w:r>
+        <w:rPr>
+          <w:rFonts w:ascii="Cascadia Mono" w:hAnsi="Cascadia Mono" w:cs="Cascadia Mono"/>
+          <w:color w:val="1F377F"/>
+          <w:kern w:val="0"/>
+          <w:sz w:val="19"/>
+          <w:szCs w:val="19"/>
+          <w:highlight w:val="white"/>
+        </w:rPr>
+        <w:t>request</w:t>
+      </w:r>
+      <w:r>
+        <w:rPr>
+          <w:rFonts w:ascii="Cascadia Mono" w:hAnsi="Cascadia Mono" w:cs="Cascadia Mono"/>
+          <w:color w:val="000000"/>
+          <w:kern w:val="0"/>
+          <w:sz w:val="19"/>
+          <w:szCs w:val="19"/>
+          <w:highlight w:val="white"/>
+        </w:rPr>
+        <w:t>.Count</w:t>
+      </w:r>
+      <w:proofErr w:type="gramEnd"/>
+      <w:r>
+        <w:rPr>
+          <w:rFonts w:ascii="Cascadia Mono" w:hAnsi="Cascadia Mono" w:cs="Cascadia Mono"/>
+          <w:color w:val="000000"/>
+          <w:kern w:val="0"/>
+          <w:sz w:val="19"/>
+          <w:szCs w:val="19"/>
+          <w:highlight w:val="white"/>
+        </w:rPr>
+        <w:t xml:space="preserve">; </w:t>
+      </w:r>
+      <w:r>
+        <w:rPr>
+          <w:rFonts w:ascii="Cascadia Mono" w:hAnsi="Cascadia Mono" w:cs="Cascadia Mono"/>
+          <w:color w:val="1F377F"/>
+          <w:kern w:val="0"/>
+          <w:sz w:val="19"/>
+          <w:szCs w:val="19"/>
+          <w:highlight w:val="white"/>
+        </w:rPr>
+        <w:t>i</w:t>
+      </w:r>
+      <w:r>
+        <w:rPr>
+          <w:rFonts w:ascii="Cascadia Mono" w:hAnsi="Cascadia Mono" w:cs="Cascadia Mono"/>
+          <w:color w:val="000000"/>
+          <w:kern w:val="0"/>
+          <w:sz w:val="19"/>
+          <w:szCs w:val="19"/>
+          <w:highlight w:val="white"/>
+        </w:rPr>
+        <w:t>++)</w:t>
+      </w:r>
+    </w:p>
+    <w:p>
+      <w:pPr>
+        <w:autoSpaceDE w:val="0"/>
+        <w:autoSpaceDN w:val="0"/>
+        <w:adjustRightInd w:val="0"/>
+        <w:spacing w:after="0" w:line="240" w:lineRule="auto"/>
+        <w:rPr>
+          <w:rFonts w:ascii="Cascadia Mono" w:hAnsi="Cascadia Mono" w:cs="Cascadia Mono"/>
+          <w:color w:val="000000"/>
+          <w:kern w:val="0"/>
+          <w:sz w:val="19"/>
+          <w:szCs w:val="19"/>
+          <w:highlight w:val="white"/>
+        </w:rPr>
+      </w:pPr>
+      <w:r>
+        <w:rPr>
+          <w:rFonts w:ascii="Cascadia Mono" w:hAnsi="Cascadia Mono" w:cs="Cascadia Mono"/>
+          <w:color w:val="000000"/>
+          <w:kern w:val="0"/>
+          <w:sz w:val="19"/>
+          <w:szCs w:val="19"/>
+          <w:highlight w:val="white"/>
+        </w:rPr>
+        <w:t xml:space="preserve">            {</w:t>
+      </w:r>
+    </w:p>
+    <w:p>
+      <w:pPr>
+        <w:autoSpaceDE w:val="0"/>
+        <w:autoSpaceDN w:val="0"/>
+        <w:adjustRightInd w:val="0"/>
+        <w:spacing w:after="0" w:line="240" w:lineRule="auto"/>
+        <w:rPr>
+          <w:rFonts w:ascii="Cascadia Mono" w:hAnsi="Cascadia Mono" w:cs="Cascadia Mono"/>
+          <w:color w:val="000000"/>
+          <w:kern w:val="0"/>
+          <w:sz w:val="19"/>
+          <w:szCs w:val="19"/>
+          <w:highlight w:val="white"/>
+        </w:rPr>
+      </w:pPr>
+      <w:r>
+        <w:rPr>
+          <w:rFonts w:ascii="Cascadia Mono" w:hAnsi="Cascadia Mono" w:cs="Cascadia Mono"/>
+          <w:color w:val="000000"/>
+          <w:kern w:val="0"/>
+          <w:sz w:val="19"/>
+          <w:szCs w:val="19"/>
+          <w:highlight w:val="white"/>
+        </w:rPr>
+        <w:t xml:space="preserve">                </w:t>
+      </w:r>
+      <w:r>
+        <w:rPr>
+          <w:rFonts w:ascii="Cascadia Mono" w:hAnsi="Cascadia Mono" w:cs="Cascadia Mono"/>
+          <w:color w:val="8F08C4"/>
+          <w:kern w:val="0"/>
+          <w:sz w:val="19"/>
+          <w:szCs w:val="19"/>
+          <w:highlight w:val="white"/>
+        </w:rPr>
+        <w:t>await</w:t>
+      </w:r>
+      <w:r>
+        <w:rPr>
+          <w:rFonts w:ascii="Cascadia Mono" w:hAnsi="Cascadia Mono" w:cs="Cascadia Mono"/>
+          <w:color w:val="000000"/>
+          <w:kern w:val="0"/>
+          <w:sz w:val="19"/>
+          <w:szCs w:val="19"/>
+          <w:highlight w:val="white"/>
+        </w:rPr>
+        <w:t xml:space="preserve"> </w:t>
+      </w:r>
+      <w:r>
+        <w:rPr>
+          <w:rFonts w:ascii="Cascadia Mono" w:hAnsi="Cascadia Mono" w:cs="Cascadia Mono"/>
+          <w:color w:val="1F377F"/>
+          <w:kern w:val="0"/>
+          <w:sz w:val="19"/>
+          <w:szCs w:val="19"/>
+          <w:highlight w:val="white"/>
+        </w:rPr>
+        <w:t>responseStream</w:t>
+      </w:r>
+      <w:r>
+        <w:rPr>
+          <w:rFonts w:ascii="Cascadia Mono" w:hAnsi="Cascadia Mono" w:cs="Cascadia Mono"/>
+          <w:color w:val="000000"/>
+          <w:kern w:val="0"/>
+          <w:sz w:val="19"/>
+          <w:szCs w:val="19"/>
+          <w:highlight w:val="white"/>
+        </w:rPr>
+        <w:t>.</w:t>
+      </w:r>
+      <w:r>
+        <w:rPr>
+          <w:rFonts w:ascii="Cascadia Mono" w:hAnsi="Cascadia Mono" w:cs="Cascadia Mono"/>
+          <w:color w:val="74531F"/>
+          <w:kern w:val="0"/>
+          <w:sz w:val="19"/>
+          <w:szCs w:val="19"/>
+          <w:highlight w:val="white"/>
+        </w:rPr>
+        <w:t>WriteAsync</w:t>
+      </w:r>
+      <w:r>
+        <w:rPr>
+          <w:rFonts w:ascii="Cascadia Mono" w:hAnsi="Cascadia Mono" w:cs="Cascadia Mono"/>
+          <w:color w:val="000000"/>
+          <w:kern w:val="0"/>
+          <w:sz w:val="19"/>
+          <w:szCs w:val="19"/>
+          <w:highlight w:val="white"/>
+        </w:rPr>
+        <w:t>(</w:t>
+      </w:r>
+      <w:r>
+        <w:rPr>
+          <w:rFonts w:ascii="Cascadia Mono" w:hAnsi="Cascadia Mono" w:cs="Cascadia Mono"/>
+          <w:color w:val="0000FF"/>
+          <w:kern w:val="0"/>
+          <w:sz w:val="19"/>
+          <w:szCs w:val="19"/>
+          <w:highlight w:val="white"/>
+        </w:rPr>
+        <w:t>new</w:t>
+      </w:r>
+      <w:r>
+        <w:rPr>
+          <w:rFonts w:ascii="Cascadia Mono" w:hAnsi="Cascadia Mono" w:cs="Cascadia Mono"/>
+          <w:color w:val="000000"/>
+          <w:kern w:val="0"/>
+          <w:sz w:val="19"/>
+          <w:szCs w:val="19"/>
+          <w:highlight w:val="white"/>
+        </w:rPr>
+        <w:t xml:space="preserve"> </w:t>
+      </w:r>
+      <w:r>
+        <w:rPr>
+          <w:rFonts w:ascii="Cascadia Mono" w:hAnsi="Cascadia Mono" w:cs="Cascadia Mono"/>
+          <w:color w:val="2B91AF"/>
+          <w:kern w:val="0"/>
+          <w:sz w:val="19"/>
+          <w:szCs w:val="19"/>
+          <w:highlight w:val="white"/>
+        </w:rPr>
+        <w:t>GetRandomNumbersResponse</w:t>
+      </w:r>
+    </w:p>
+    <w:p>
+      <w:pPr>
+        <w:autoSpaceDE w:val="0"/>
+        <w:autoSpaceDN w:val="0"/>
+        <w:adjustRightInd w:val="0"/>
+        <w:spacing w:after="0" w:line="240" w:lineRule="auto"/>
+        <w:rPr>
+          <w:rFonts w:ascii="Cascadia Mono" w:hAnsi="Cascadia Mono" w:cs="Cascadia Mono"/>
+          <w:color w:val="000000"/>
+          <w:kern w:val="0"/>
+          <w:sz w:val="19"/>
+          <w:szCs w:val="19"/>
+          <w:highlight w:val="white"/>
+        </w:rPr>
+      </w:pPr>
+      <w:r>
+        <w:rPr>
+          <w:rFonts w:ascii="Cascadia Mono" w:hAnsi="Cascadia Mono" w:cs="Cascadia Mono"/>
+          <w:color w:val="000000"/>
+          <w:kern w:val="0"/>
+          <w:sz w:val="19"/>
+          <w:szCs w:val="19"/>
+          <w:highlight w:val="white"/>
+        </w:rPr>
+        <w:t xml:space="preserve">                {</w:t>
+      </w:r>
+    </w:p>
+    <w:p>
+      <w:pPr>
+        <w:autoSpaceDE w:val="0"/>
+        <w:autoSpaceDN w:val="0"/>
+        <w:adjustRightInd w:val="0"/>
+        <w:spacing w:after="0" w:line="240" w:lineRule="auto"/>
+        <w:rPr>
+          <w:rFonts w:ascii="Cascadia Mono" w:hAnsi="Cascadia Mono" w:cs="Cascadia Mono"/>
+          <w:color w:val="000000"/>
+          <w:kern w:val="0"/>
+          <w:sz w:val="19"/>
+          <w:szCs w:val="19"/>
+          <w:highlight w:val="white"/>
+        </w:rPr>
+      </w:pPr>
+      <w:r>
+        <w:rPr>
+          <w:rFonts w:ascii="Cascadia Mono" w:hAnsi="Cascadia Mono" w:cs="Cascadia Mono"/>
+          <w:color w:val="000000"/>
+          <w:kern w:val="0"/>
+          <w:sz w:val="19"/>
+          <w:szCs w:val="19"/>
+          <w:highlight w:val="white"/>
+        </w:rPr>
+        <w:t xml:space="preserve">                    Number = </w:t>
+      </w:r>
+      <w:proofErr w:type="gramStart"/>
+      <w:r>
+        <w:rPr>
+          <w:rFonts w:ascii="Cascadia Mono" w:hAnsi="Cascadia Mono" w:cs="Cascadia Mono"/>
+          <w:color w:val="1F377F"/>
+          <w:kern w:val="0"/>
+          <w:sz w:val="19"/>
+          <w:szCs w:val="19"/>
+          <w:highlight w:val="white"/>
+        </w:rPr>
+        <w:t>random</w:t>
+      </w:r>
+      <w:r>
+        <w:rPr>
+          <w:rFonts w:ascii="Cascadia Mono" w:hAnsi="Cascadia Mono" w:cs="Cascadia Mono"/>
+          <w:color w:val="000000"/>
+          <w:kern w:val="0"/>
+          <w:sz w:val="19"/>
+          <w:szCs w:val="19"/>
+          <w:highlight w:val="white"/>
+        </w:rPr>
+        <w:t>.</w:t>
+      </w:r>
+      <w:r>
+        <w:rPr>
+          <w:rFonts w:ascii="Cascadia Mono" w:hAnsi="Cascadia Mono" w:cs="Cascadia Mono"/>
+          <w:color w:val="74531F"/>
+          <w:kern w:val="0"/>
+          <w:sz w:val="19"/>
+          <w:szCs w:val="19"/>
+          <w:highlight w:val="white"/>
+        </w:rPr>
+        <w:t>Next</w:t>
+      </w:r>
+      <w:proofErr w:type="gramEnd"/>
+      <w:r>
+        <w:rPr>
+          <w:rFonts w:ascii="Cascadia Mono" w:hAnsi="Cascadia Mono" w:cs="Cascadia Mono"/>
+          <w:color w:val="000000"/>
+          <w:kern w:val="0"/>
+          <w:sz w:val="19"/>
+          <w:szCs w:val="19"/>
+          <w:highlight w:val="white"/>
+        </w:rPr>
+        <w:t>(</w:t>
+      </w:r>
+      <w:proofErr w:type="gramStart"/>
+      <w:r>
+        <w:rPr>
+          <w:rFonts w:ascii="Cascadia Mono" w:hAnsi="Cascadia Mono" w:cs="Cascadia Mono"/>
+          <w:color w:val="1F377F"/>
+          <w:kern w:val="0"/>
+          <w:sz w:val="19"/>
+          <w:szCs w:val="19"/>
+          <w:highlight w:val="white"/>
+        </w:rPr>
+        <w:t>request</w:t>
+      </w:r>
+      <w:r>
+        <w:rPr>
+          <w:rFonts w:ascii="Cascadia Mono" w:hAnsi="Cascadia Mono" w:cs="Cascadia Mono"/>
+          <w:color w:val="000000"/>
+          <w:kern w:val="0"/>
+          <w:sz w:val="19"/>
+          <w:szCs w:val="19"/>
+          <w:highlight w:val="white"/>
+        </w:rPr>
+        <w:t>.Min</w:t>
+      </w:r>
+      <w:proofErr w:type="gramEnd"/>
+      <w:r>
+        <w:rPr>
+          <w:rFonts w:ascii="Cascadia Mono" w:hAnsi="Cascadia Mono" w:cs="Cascadia Mono"/>
+          <w:color w:val="000000"/>
+          <w:kern w:val="0"/>
+          <w:sz w:val="19"/>
+          <w:szCs w:val="19"/>
+          <w:highlight w:val="white"/>
+        </w:rPr>
+        <w:t xml:space="preserve">, </w:t>
+      </w:r>
+      <w:proofErr w:type="gramStart"/>
+      <w:r>
+        <w:rPr>
+          <w:rFonts w:ascii="Cascadia Mono" w:hAnsi="Cascadia Mono" w:cs="Cascadia Mono"/>
+          <w:color w:val="1F377F"/>
+          <w:kern w:val="0"/>
+          <w:sz w:val="19"/>
+          <w:szCs w:val="19"/>
+          <w:highlight w:val="white"/>
+        </w:rPr>
+        <w:t>request</w:t>
+      </w:r>
+      <w:r>
+        <w:rPr>
+          <w:rFonts w:ascii="Cascadia Mono" w:hAnsi="Cascadia Mono" w:cs="Cascadia Mono"/>
+          <w:color w:val="000000"/>
+          <w:kern w:val="0"/>
+          <w:sz w:val="19"/>
+          <w:szCs w:val="19"/>
+          <w:highlight w:val="white"/>
+        </w:rPr>
+        <w:t>.Max</w:t>
+      </w:r>
+      <w:proofErr w:type="gramEnd"/>
+      <w:r>
+        <w:rPr>
+          <w:rFonts w:ascii="Cascadia Mono" w:hAnsi="Cascadia Mono" w:cs="Cascadia Mono"/>
+          <w:color w:val="000000"/>
+          <w:kern w:val="0"/>
+          <w:sz w:val="19"/>
+          <w:szCs w:val="19"/>
+          <w:highlight w:val="white"/>
+        </w:rPr>
+        <w:t>)</w:t>
+      </w:r>
+    </w:p>
+    <w:p>
+      <w:pPr>
+        <w:autoSpaceDE w:val="0"/>
+        <w:autoSpaceDN w:val="0"/>
+        <w:adjustRightInd w:val="0"/>
+        <w:spacing w:after="0" w:line="240" w:lineRule="auto"/>
+        <w:rPr>
+          <w:rFonts w:ascii="Cascadia Mono" w:hAnsi="Cascadia Mono" w:cs="Cascadia Mono"/>
+          <w:color w:val="000000"/>
+          <w:kern w:val="0"/>
+          <w:sz w:val="19"/>
+          <w:szCs w:val="19"/>
+          <w:highlight w:val="white"/>
+        </w:rPr>
+      </w:pPr>
+      <w:r>
+        <w:rPr>
+          <w:rFonts w:ascii="Cascadia Mono" w:hAnsi="Cascadia Mono" w:cs="Cascadia Mono"/>
+          <w:color w:val="000000"/>
+          <w:kern w:val="0"/>
+          <w:sz w:val="19"/>
+          <w:szCs w:val="19"/>
+          <w:highlight w:val="white"/>
+        </w:rPr>
+        <w:t xml:space="preserve">                });</w:t>
+      </w:r>
+    </w:p>
+    <w:p>
+      <w:pPr>
+        <w:autoSpaceDE w:val="0"/>
+        <w:autoSpaceDN w:val="0"/>
+        <w:adjustRightInd w:val="0"/>
+        <w:spacing w:after="0" w:line="240" w:lineRule="auto"/>
+        <w:rPr>
+          <w:rFonts w:ascii="Cascadia Mono" w:hAnsi="Cascadia Mono" w:cs="Cascadia Mono"/>
+          <w:color w:val="000000"/>
+          <w:kern w:val="0"/>
+          <w:sz w:val="19"/>
+          <w:szCs w:val="19"/>
+          <w:highlight w:val="white"/>
+        </w:rPr>
+      </w:pPr>
+      <w:r>
+        <w:rPr>
+          <w:rFonts w:ascii="Cascadia Mono" w:hAnsi="Cascadia Mono" w:cs="Cascadia Mono"/>
+          <w:color w:val="000000"/>
+          <w:kern w:val="0"/>
+          <w:sz w:val="19"/>
+          <w:szCs w:val="19"/>
+          <w:highlight w:val="white"/>
+        </w:rPr>
+        <w:t xml:space="preserve">                </w:t>
+      </w:r>
+      <w:r>
+        <w:rPr>
+          <w:rFonts w:ascii="Cascadia Mono" w:hAnsi="Cascadia Mono" w:cs="Cascadia Mono"/>
+          <w:color w:val="8F08C4"/>
+          <w:kern w:val="0"/>
+          <w:sz w:val="19"/>
+          <w:szCs w:val="19"/>
+          <w:highlight w:val="white"/>
+        </w:rPr>
+        <w:t>await</w:t>
+      </w:r>
+      <w:r>
+        <w:rPr>
+          <w:rFonts w:ascii="Cascadia Mono" w:hAnsi="Cascadia Mono" w:cs="Cascadia Mono"/>
+          <w:color w:val="000000"/>
+          <w:kern w:val="0"/>
+          <w:sz w:val="19"/>
+          <w:szCs w:val="19"/>
+          <w:highlight w:val="white"/>
+        </w:rPr>
+        <w:t xml:space="preserve"> </w:t>
+      </w:r>
+      <w:r>
+        <w:rPr>
+          <w:rFonts w:ascii="Cascadia Mono" w:hAnsi="Cascadia Mono" w:cs="Cascadia Mono"/>
+          <w:color w:val="2B91AF"/>
+          <w:kern w:val="0"/>
+          <w:sz w:val="19"/>
+          <w:szCs w:val="19"/>
+          <w:highlight w:val="white"/>
+        </w:rPr>
+        <w:t>Task</w:t>
+      </w:r>
+      <w:r>
+        <w:rPr>
+          <w:rFonts w:ascii="Cascadia Mono" w:hAnsi="Cascadia Mono" w:cs="Cascadia Mono"/>
+          <w:color w:val="000000"/>
+          <w:kern w:val="0"/>
+          <w:sz w:val="19"/>
+          <w:szCs w:val="19"/>
+          <w:highlight w:val="white"/>
+        </w:rPr>
+        <w:t>.</w:t>
+      </w:r>
+      <w:r>
+        <w:rPr>
+          <w:rFonts w:ascii="Cascadia Mono" w:hAnsi="Cascadia Mono" w:cs="Cascadia Mono"/>
+          <w:color w:val="74531F"/>
+          <w:kern w:val="0"/>
+          <w:sz w:val="19"/>
+          <w:szCs w:val="19"/>
+          <w:highlight w:val="white"/>
+        </w:rPr>
+        <w:t>Delay</w:t>
+      </w:r>
+      <w:r>
+        <w:rPr>
+          <w:rFonts w:ascii="Cascadia Mono" w:hAnsi="Cascadia Mono" w:cs="Cascadia Mono"/>
+          <w:color w:val="000000"/>
+          <w:kern w:val="0"/>
+          <w:sz w:val="19"/>
+          <w:szCs w:val="19"/>
+          <w:highlight w:val="white"/>
+        </w:rPr>
+        <w:t>(1000);</w:t>
+      </w:r>
+    </w:p>
+    <w:p>
+      <w:pPr>
+        <w:autoSpaceDE w:val="0"/>
+        <w:autoSpaceDN w:val="0"/>
+        <w:adjustRightInd w:val="0"/>
+        <w:spacing w:after="0" w:line="240" w:lineRule="auto"/>
+        <w:rPr>
+          <w:rFonts w:ascii="Cascadia Mono" w:hAnsi="Cascadia Mono" w:cs="Cascadia Mono"/>
+          <w:color w:val="000000"/>
+          <w:kern w:val="0"/>
+          <w:sz w:val="19"/>
+          <w:szCs w:val="19"/>
+          <w:highlight w:val="white"/>
+        </w:rPr>
+      </w:pPr>
+      <w:r>
+        <w:rPr>
+          <w:rFonts w:ascii="Cascadia Mono" w:hAnsi="Cascadia Mono" w:cs="Cascadia Mono"/>
+          <w:color w:val="000000"/>
+          <w:kern w:val="0"/>
+          <w:sz w:val="19"/>
+          <w:szCs w:val="19"/>
+          <w:highlight w:val="white"/>
+        </w:rPr>
+        <w:t xml:space="preserve">            }</w:t>
+      </w:r>
+    </w:p>
+    <w:p>
+      <w:pPr>
+        <w:autoSpaceDE w:val="0"/>
+        <w:autoSpaceDN w:val="0"/>
+        <w:adjustRightInd w:val="0"/>
+        <w:spacing w:after="0" w:line="240" w:lineRule="auto"/>
+        <w:rPr>
+          <w:rFonts w:ascii="Cascadia Mono" w:hAnsi="Cascadia Mono" w:cs="Cascadia Mono"/>
+          <w:color w:val="000000"/>
+          <w:kern w:val="0"/>
+          <w:sz w:val="19"/>
+          <w:szCs w:val="19"/>
+          <w:highlight w:val="white"/>
+        </w:rPr>
+      </w:pPr>
+      <w:r>
+        <w:rPr>
+          <w:rFonts w:ascii="Cascadia Mono" w:hAnsi="Cascadia Mono" w:cs="Cascadia Mono"/>
+          <w:color w:val="000000"/>
+          <w:kern w:val="0"/>
+          <w:sz w:val="19"/>
+          <w:szCs w:val="19"/>
+          <w:highlight w:val="white"/>
+        </w:rPr>
+        <w:t xml:space="preserve">        }</w:t>
+      </w:r>
+    </w:p>
+    <w:p>
+      <w:pPr>
+        <w:autoSpaceDE w:val="0"/>
+        <w:autoSpaceDN w:val="0"/>
+        <w:adjustRightInd w:val="0"/>
+        <w:spacing w:after="0" w:line="240" w:lineRule="auto"/>
+        <w:rPr>
+          <w:rFonts w:ascii="Cascadia Mono" w:hAnsi="Cascadia Mono" w:cs="Cascadia Mono"/>
+          <w:color w:val="000000"/>
+          <w:kern w:val="0"/>
+          <w:sz w:val="19"/>
+          <w:szCs w:val="19"/>
+          <w:highlight w:val="white"/>
+        </w:rPr>
+      </w:pPr>
+      <w:r>
+        <w:rPr>
+          <w:rFonts w:ascii="Cascadia Mono" w:hAnsi="Cascadia Mono" w:cs="Cascadia Mono"/>
+          <w:color w:val="000000"/>
+          <w:kern w:val="0"/>
+          <w:sz w:val="19"/>
+          <w:szCs w:val="19"/>
+          <w:highlight w:val="white"/>
+        </w:rPr>
+        <w:t xml:space="preserve">    }</w:t>
+      </w:r>
+    </w:p>
+    <w:p>
+      <w:pPr>
+        <w:autoSpaceDE w:val="0"/>
+        <w:autoSpaceDN w:val="0"/>
+        <w:adjustRightInd w:val="0"/>
+        <w:spacing w:after="0" w:line="240" w:lineRule="auto"/>
+        <w:rPr>
+          <w:rFonts w:ascii="Cascadia Mono" w:hAnsi="Cascadia Mono" w:cs="Cascadia Mono"/>
+          <w:color w:val="000000"/>
+          <w:kern w:val="0"/>
+          <w:sz w:val="19"/>
+          <w:szCs w:val="19"/>
+        </w:rPr>
+      </w:pPr>
+      <w:r>
+        <w:rPr>
+          <w:rFonts w:ascii="Cascadia Mono" w:hAnsi="Cascadia Mono" w:cs="Cascadia Mono"/>
+          <w:color w:val="000000"/>
+          <w:kern w:val="0"/>
+          <w:sz w:val="19"/>
+          <w:szCs w:val="19"/>
+          <w:highlight w:val="white"/>
+        </w:rPr>
+        <w:t>}</w:t>
+      </w:r>
+    </w:p>
+    <w:p>
+      <w:pPr>
+        <w:autoSpaceDE w:val="0"/>
+        <w:autoSpaceDN w:val="0"/>
+        <w:adjustRightInd w:val="0"/>
+        <w:spacing w:after="0" w:line="240" w:lineRule="auto"/>
+        <w:ind w:left="720" w:firstLine="720"/>
+        <w:rPr>
+          <w:rFonts w:ascii="Sakkal Majalla" w:hAnsi="Sakkal Majalla" w:cs="Sakkal Majalla"/>
+          <w:sz w:val="28"/>
+          <w:szCs w:val="28"/>
+        </w:rPr>
+      </w:pPr>
+      <w:r>
+        <w:rPr>
+          <w:rFonts w:ascii="Cascadia Mono" w:hAnsi="Cascadia Mono" w:cs="Cascadia Mono"/>
+          <w:color w:val="000000"/>
+          <w:kern w:val="0"/>
+          <w:sz w:val="19"/>
+          <w:szCs w:val="19"/>
+        </w:rPr>
+        <w:t>-----------------------------------------------</w:t>
+      </w:r>
+    </w:p>
+    <w:p>
+      <w:pPr>
+        <w:autoSpaceDE w:val="0"/>
+        <w:autoSpaceDN w:val="0"/>
+        <w:adjustRightInd w:val="0"/>
+        <w:spacing w:after="0" w:line="240" w:lineRule="auto"/>
+        <w:rPr>
+          <w:rFonts w:ascii="Sakkal Majalla" w:hAnsi="Sakkal Majalla" w:cs="Sakkal Majalla"/>
+          <w:sz w:val="28"/>
+          <w:szCs w:val="28"/>
+        </w:rPr>
+      </w:pPr>
+    </w:p>
+    <w:p>
+      <w:pPr>
+        <w:autoSpaceDE w:val="0"/>
+        <w:autoSpaceDN w:val="0"/>
+        <w:adjustRightInd w:val="0"/>
+        <w:spacing w:after="0" w:line="240" w:lineRule="auto"/>
+        <w:rPr>
+          <w:rFonts w:ascii="Sakkal Majalla" w:hAnsi="Sakkal Majalla" w:cs="Sakkal Majalla"/>
+          <w:sz w:val="28"/>
+          <w:szCs w:val="28"/>
+        </w:rPr>
+      </w:pPr>
+    </w:p>
+    <w:p>
+      <w:pPr>
+        <w:autoSpaceDE w:val="0"/>
+        <w:autoSpaceDN w:val="0"/>
+        <w:adjustRightInd w:val="0"/>
+        <w:spacing w:after="0" w:line="240" w:lineRule="auto"/>
+        <w:rPr>
+          <w:rFonts w:ascii="Sakkal Majalla" w:hAnsi="Sakkal Majalla" w:cs="Sakkal Majalla"/>
+          <w:sz w:val="28"/>
+          <w:szCs w:val="28"/>
+        </w:rPr>
+      </w:pPr>
+      <w:r>
+        <w:rPr>
+          <w:rFonts w:ascii="Sakkal Majalla" w:hAnsi="Sakkal Majalla" w:cs="Sakkal Majalla"/>
+          <w:sz w:val="28"/>
+          <w:szCs w:val="28"/>
+        </w:rPr>
+        <w:lastRenderedPageBreak/>
+        <w:t>The client is:</w:t>
+      </w:r>
+    </w:p>
+    <w:p>
+      <w:pPr>
+        <w:autoSpaceDE w:val="0"/>
+        <w:autoSpaceDN w:val="0"/>
+        <w:adjustRightInd w:val="0"/>
+        <w:spacing w:after="0" w:line="240" w:lineRule="auto"/>
+        <w:rPr>
+          <w:rFonts w:ascii="Cascadia Mono" w:hAnsi="Cascadia Mono" w:cs="Cascadia Mono"/>
+          <w:color w:val="000000"/>
+          <w:kern w:val="0"/>
+          <w:sz w:val="19"/>
+          <w:szCs w:val="19"/>
+          <w:highlight w:val="white"/>
+        </w:rPr>
+      </w:pPr>
+      <w:r>
+        <w:rPr>
+          <w:rFonts w:ascii="Cascadia Mono" w:hAnsi="Cascadia Mono" w:cs="Cascadia Mono"/>
+          <w:color w:val="0000FF"/>
+          <w:kern w:val="0"/>
+          <w:sz w:val="19"/>
+          <w:szCs w:val="19"/>
+          <w:highlight w:val="white"/>
+        </w:rPr>
+        <w:t>using</w:t>
+      </w:r>
+      <w:r>
+        <w:rPr>
+          <w:rFonts w:ascii="Cascadia Mono" w:hAnsi="Cascadia Mono" w:cs="Cascadia Mono"/>
+          <w:color w:val="000000"/>
+          <w:kern w:val="0"/>
+          <w:sz w:val="19"/>
+          <w:szCs w:val="19"/>
+          <w:highlight w:val="white"/>
+        </w:rPr>
+        <w:t xml:space="preserve"> Grpc.Core;</w:t>
+      </w:r>
+    </w:p>
+    <w:p>
+      <w:pPr>
+        <w:autoSpaceDE w:val="0"/>
+        <w:autoSpaceDN w:val="0"/>
+        <w:adjustRightInd w:val="0"/>
+        <w:spacing w:after="0" w:line="240" w:lineRule="auto"/>
+        <w:rPr>
+          <w:rFonts w:ascii="Cascadia Mono" w:hAnsi="Cascadia Mono" w:cs="Cascadia Mono"/>
+          <w:color w:val="000000"/>
+          <w:kern w:val="0"/>
+          <w:sz w:val="19"/>
+          <w:szCs w:val="19"/>
+          <w:highlight w:val="white"/>
+        </w:rPr>
+      </w:pPr>
+      <w:r>
+        <w:rPr>
+          <w:rFonts w:ascii="Cascadia Mono" w:hAnsi="Cascadia Mono" w:cs="Cascadia Mono"/>
+          <w:color w:val="0000FF"/>
+          <w:kern w:val="0"/>
+          <w:sz w:val="19"/>
+          <w:szCs w:val="19"/>
+          <w:highlight w:val="white"/>
+        </w:rPr>
+        <w:t>using</w:t>
+      </w:r>
+      <w:r>
+        <w:rPr>
+          <w:rFonts w:ascii="Cascadia Mono" w:hAnsi="Cascadia Mono" w:cs="Cascadia Mono"/>
+          <w:color w:val="000000"/>
+          <w:kern w:val="0"/>
+          <w:sz w:val="19"/>
+          <w:szCs w:val="19"/>
+          <w:highlight w:val="white"/>
+        </w:rPr>
+        <w:t xml:space="preserve"> Grpc.Net.Client;</w:t>
+      </w:r>
+    </w:p>
+    <w:p>
+      <w:pPr>
+        <w:autoSpaceDE w:val="0"/>
+        <w:autoSpaceDN w:val="0"/>
+        <w:adjustRightInd w:val="0"/>
+        <w:spacing w:after="0" w:line="240" w:lineRule="auto"/>
+        <w:rPr>
+          <w:rFonts w:ascii="Cascadia Mono" w:hAnsi="Cascadia Mono" w:cs="Cascadia Mono"/>
+          <w:color w:val="000000"/>
+          <w:kern w:val="0"/>
+          <w:sz w:val="19"/>
+          <w:szCs w:val="19"/>
+          <w:highlight w:val="white"/>
+        </w:rPr>
+      </w:pPr>
+      <w:r>
+        <w:rPr>
+          <w:rFonts w:ascii="Cascadia Mono" w:hAnsi="Cascadia Mono" w:cs="Cascadia Mono"/>
+          <w:color w:val="0000FF"/>
+          <w:kern w:val="0"/>
+          <w:sz w:val="19"/>
+          <w:szCs w:val="19"/>
+          <w:highlight w:val="white"/>
+        </w:rPr>
+        <w:t>using</w:t>
+      </w:r>
+      <w:r>
+        <w:rPr>
+          <w:rFonts w:ascii="Cascadia Mono" w:hAnsi="Cascadia Mono" w:cs="Cascadia Mono"/>
+          <w:color w:val="000000"/>
+          <w:kern w:val="0"/>
+          <w:sz w:val="19"/>
+          <w:szCs w:val="19"/>
+          <w:highlight w:val="white"/>
+        </w:rPr>
+        <w:t xml:space="preserve"> JLokaGrpcService.Protos;</w:t>
+      </w:r>
+    </w:p>
+    <w:p>
+      <w:pPr>
+        <w:autoSpaceDE w:val="0"/>
+        <w:autoSpaceDN w:val="0"/>
+        <w:adjustRightInd w:val="0"/>
+        <w:spacing w:after="0" w:line="240" w:lineRule="auto"/>
+        <w:rPr>
+          <w:rFonts w:ascii="Cascadia Mono" w:hAnsi="Cascadia Mono" w:cs="Cascadia Mono"/>
+          <w:color w:val="000000"/>
+          <w:kern w:val="0"/>
+          <w:sz w:val="19"/>
+          <w:szCs w:val="19"/>
+          <w:highlight w:val="white"/>
+        </w:rPr>
+      </w:pPr>
+    </w:p>
+    <w:p>
+      <w:pPr>
+        <w:autoSpaceDE w:val="0"/>
+        <w:autoSpaceDN w:val="0"/>
+        <w:adjustRightInd w:val="0"/>
+        <w:spacing w:after="0" w:line="240" w:lineRule="auto"/>
+        <w:rPr>
+          <w:rFonts w:ascii="Cascadia Mono" w:hAnsi="Cascadia Mono" w:cs="Cascadia Mono"/>
+          <w:color w:val="000000"/>
+          <w:kern w:val="0"/>
+          <w:sz w:val="19"/>
+          <w:szCs w:val="19"/>
+          <w:highlight w:val="white"/>
+        </w:rPr>
+      </w:pPr>
+      <w:r>
+        <w:rPr>
+          <w:rFonts w:ascii="Cascadia Mono" w:hAnsi="Cascadia Mono" w:cs="Cascadia Mono"/>
+          <w:color w:val="0000FF"/>
+          <w:kern w:val="0"/>
+          <w:sz w:val="19"/>
+          <w:szCs w:val="19"/>
+          <w:highlight w:val="white"/>
+        </w:rPr>
+        <w:t>namespace</w:t>
+      </w:r>
+      <w:r>
+        <w:rPr>
+          <w:rFonts w:ascii="Cascadia Mono" w:hAnsi="Cascadia Mono" w:cs="Cascadia Mono"/>
+          <w:color w:val="000000"/>
+          <w:kern w:val="0"/>
+          <w:sz w:val="19"/>
+          <w:szCs w:val="19"/>
+          <w:highlight w:val="white"/>
+        </w:rPr>
+        <w:t xml:space="preserve"> JLokaGrpcClient</w:t>
+      </w:r>
+    </w:p>
+    <w:p>
+      <w:pPr>
+        <w:autoSpaceDE w:val="0"/>
+        <w:autoSpaceDN w:val="0"/>
+        <w:adjustRightInd w:val="0"/>
+        <w:spacing w:after="0" w:line="240" w:lineRule="auto"/>
+        <w:rPr>
+          <w:rFonts w:ascii="Cascadia Mono" w:hAnsi="Cascadia Mono" w:cs="Cascadia Mono"/>
+          <w:color w:val="000000"/>
+          <w:kern w:val="0"/>
+          <w:sz w:val="19"/>
+          <w:szCs w:val="19"/>
+          <w:highlight w:val="white"/>
+        </w:rPr>
+      </w:pPr>
+      <w:r>
+        <w:rPr>
+          <w:rFonts w:ascii="Cascadia Mono" w:hAnsi="Cascadia Mono" w:cs="Cascadia Mono"/>
+          <w:color w:val="000000"/>
+          <w:kern w:val="0"/>
+          <w:sz w:val="19"/>
+          <w:szCs w:val="19"/>
+          <w:highlight w:val="white"/>
+        </w:rPr>
+        <w:t>{</w:t>
+      </w:r>
+    </w:p>
+    <w:p>
+      <w:pPr>
+        <w:autoSpaceDE w:val="0"/>
+        <w:autoSpaceDN w:val="0"/>
+        <w:adjustRightInd w:val="0"/>
+        <w:spacing w:after="0" w:line="240" w:lineRule="auto"/>
+        <w:rPr>
+          <w:rFonts w:ascii="Cascadia Mono" w:hAnsi="Cascadia Mono" w:cs="Cascadia Mono"/>
+          <w:color w:val="000000"/>
+          <w:kern w:val="0"/>
+          <w:sz w:val="19"/>
+          <w:szCs w:val="19"/>
+          <w:highlight w:val="white"/>
+        </w:rPr>
+      </w:pPr>
+      <w:r>
+        <w:rPr>
+          <w:rFonts w:ascii="Cascadia Mono" w:hAnsi="Cascadia Mono" w:cs="Cascadia Mono"/>
+          <w:color w:val="000000"/>
+          <w:kern w:val="0"/>
+          <w:sz w:val="19"/>
+          <w:szCs w:val="19"/>
+          <w:highlight w:val="white"/>
+        </w:rPr>
+        <w:t xml:space="preserve">    </w:t>
+      </w:r>
+      <w:r>
+        <w:rPr>
+          <w:rFonts w:ascii="Cascadia Mono" w:hAnsi="Cascadia Mono" w:cs="Cascadia Mono"/>
+          <w:color w:val="0000FF"/>
+          <w:kern w:val="0"/>
+          <w:sz w:val="19"/>
+          <w:szCs w:val="19"/>
+          <w:highlight w:val="white"/>
+        </w:rPr>
+        <w:t>internal</w:t>
+      </w:r>
+      <w:r>
+        <w:rPr>
+          <w:rFonts w:ascii="Cascadia Mono" w:hAnsi="Cascadia Mono" w:cs="Cascadia Mono"/>
+          <w:color w:val="000000"/>
+          <w:kern w:val="0"/>
+          <w:sz w:val="19"/>
+          <w:szCs w:val="19"/>
+          <w:highlight w:val="white"/>
+        </w:rPr>
+        <w:t xml:space="preserve"> </w:t>
+      </w:r>
+      <w:r>
+        <w:rPr>
+          <w:rFonts w:ascii="Cascadia Mono" w:hAnsi="Cascadia Mono" w:cs="Cascadia Mono"/>
+          <w:color w:val="0000FF"/>
+          <w:kern w:val="0"/>
+          <w:sz w:val="19"/>
+          <w:szCs w:val="19"/>
+          <w:highlight w:val="white"/>
+        </w:rPr>
+        <w:t>class</w:t>
+      </w:r>
+      <w:r>
+        <w:rPr>
+          <w:rFonts w:ascii="Cascadia Mono" w:hAnsi="Cascadia Mono" w:cs="Cascadia Mono"/>
+          <w:color w:val="000000"/>
+          <w:kern w:val="0"/>
+          <w:sz w:val="19"/>
+          <w:szCs w:val="19"/>
+          <w:highlight w:val="white"/>
+        </w:rPr>
+        <w:t xml:space="preserve"> </w:t>
+      </w:r>
+      <w:r>
+        <w:rPr>
+          <w:rFonts w:ascii="Cascadia Mono" w:hAnsi="Cascadia Mono" w:cs="Cascadia Mono"/>
+          <w:color w:val="2B91AF"/>
+          <w:kern w:val="0"/>
+          <w:sz w:val="19"/>
+          <w:szCs w:val="19"/>
+          <w:highlight w:val="white"/>
+        </w:rPr>
+        <w:t>RandomClient</w:t>
+      </w:r>
+    </w:p>
+    <w:p>
+      <w:pPr>
+        <w:autoSpaceDE w:val="0"/>
+        <w:autoSpaceDN w:val="0"/>
+        <w:adjustRightInd w:val="0"/>
+        <w:spacing w:after="0" w:line="240" w:lineRule="auto"/>
+        <w:rPr>
+          <w:rFonts w:ascii="Cascadia Mono" w:hAnsi="Cascadia Mono" w:cs="Cascadia Mono"/>
+          <w:color w:val="000000"/>
+          <w:kern w:val="0"/>
+          <w:sz w:val="19"/>
+          <w:szCs w:val="19"/>
+          <w:highlight w:val="white"/>
+        </w:rPr>
+      </w:pPr>
+      <w:r>
+        <w:rPr>
+          <w:rFonts w:ascii="Cascadia Mono" w:hAnsi="Cascadia Mono" w:cs="Cascadia Mono"/>
+          <w:color w:val="000000"/>
+          <w:kern w:val="0"/>
+          <w:sz w:val="19"/>
+          <w:szCs w:val="19"/>
+          <w:highlight w:val="white"/>
+        </w:rPr>
+        <w:t xml:space="preserve">    {</w:t>
+      </w:r>
+    </w:p>
+    <w:p>
+      <w:pPr>
+        <w:autoSpaceDE w:val="0"/>
+        <w:autoSpaceDN w:val="0"/>
+        <w:adjustRightInd w:val="0"/>
+        <w:spacing w:after="0" w:line="240" w:lineRule="auto"/>
+        <w:rPr>
+          <w:rFonts w:ascii="Cascadia Mono" w:hAnsi="Cascadia Mono" w:cs="Cascadia Mono"/>
+          <w:color w:val="000000"/>
+          <w:kern w:val="0"/>
+          <w:sz w:val="19"/>
+          <w:szCs w:val="19"/>
+          <w:highlight w:val="white"/>
+        </w:rPr>
+      </w:pPr>
+      <w:r>
+        <w:rPr>
+          <w:rFonts w:ascii="Cascadia Mono" w:hAnsi="Cascadia Mono" w:cs="Cascadia Mono"/>
+          <w:color w:val="000000"/>
+          <w:kern w:val="0"/>
+          <w:sz w:val="19"/>
+          <w:szCs w:val="19"/>
+          <w:highlight w:val="white"/>
+        </w:rPr>
+        <w:t xml:space="preserve">        </w:t>
+      </w:r>
+      <w:r>
+        <w:rPr>
+          <w:rFonts w:ascii="Cascadia Mono" w:hAnsi="Cascadia Mono" w:cs="Cascadia Mono"/>
+          <w:color w:val="0000FF"/>
+          <w:kern w:val="0"/>
+          <w:sz w:val="19"/>
+          <w:szCs w:val="19"/>
+          <w:highlight w:val="white"/>
+        </w:rPr>
+        <w:t>public</w:t>
+      </w:r>
+      <w:r>
+        <w:rPr>
+          <w:rFonts w:ascii="Cascadia Mono" w:hAnsi="Cascadia Mono" w:cs="Cascadia Mono"/>
+          <w:color w:val="000000"/>
+          <w:kern w:val="0"/>
+          <w:sz w:val="19"/>
+          <w:szCs w:val="19"/>
+          <w:highlight w:val="white"/>
+        </w:rPr>
+        <w:t xml:space="preserve"> </w:t>
+      </w:r>
+      <w:r>
+        <w:rPr>
+          <w:rFonts w:ascii="Cascadia Mono" w:hAnsi="Cascadia Mono" w:cs="Cascadia Mono"/>
+          <w:color w:val="0000FF"/>
+          <w:kern w:val="0"/>
+          <w:sz w:val="19"/>
+          <w:szCs w:val="19"/>
+          <w:highlight w:val="white"/>
+        </w:rPr>
+        <w:t>async</w:t>
+      </w:r>
+      <w:r>
+        <w:rPr>
+          <w:rFonts w:ascii="Cascadia Mono" w:hAnsi="Cascadia Mono" w:cs="Cascadia Mono"/>
+          <w:color w:val="000000"/>
+          <w:kern w:val="0"/>
+          <w:sz w:val="19"/>
+          <w:szCs w:val="19"/>
+          <w:highlight w:val="white"/>
+        </w:rPr>
+        <w:t xml:space="preserve"> </w:t>
+      </w:r>
+      <w:r>
+        <w:rPr>
+          <w:rFonts w:ascii="Cascadia Mono" w:hAnsi="Cascadia Mono" w:cs="Cascadia Mono"/>
+          <w:color w:val="2B91AF"/>
+          <w:kern w:val="0"/>
+          <w:sz w:val="19"/>
+          <w:szCs w:val="19"/>
+          <w:highlight w:val="white"/>
+        </w:rPr>
+        <w:t>Task</w:t>
+      </w:r>
+      <w:r>
+        <w:rPr>
+          <w:rFonts w:ascii="Cascadia Mono" w:hAnsi="Cascadia Mono" w:cs="Cascadia Mono"/>
+          <w:color w:val="000000"/>
+          <w:kern w:val="0"/>
+          <w:sz w:val="19"/>
+          <w:szCs w:val="19"/>
+          <w:highlight w:val="white"/>
+        </w:rPr>
+        <w:t xml:space="preserve"> </w:t>
+      </w:r>
+      <w:proofErr w:type="gramStart"/>
+      <w:r>
+        <w:rPr>
+          <w:rFonts w:ascii="Cascadia Mono" w:hAnsi="Cascadia Mono" w:cs="Cascadia Mono"/>
+          <w:color w:val="0000FF"/>
+          <w:kern w:val="0"/>
+          <w:sz w:val="19"/>
+          <w:szCs w:val="19"/>
+          <w:highlight w:val="white"/>
+        </w:rPr>
+        <w:t>GetRandom</w:t>
+      </w:r>
+      <w:r>
+        <w:rPr>
+          <w:rFonts w:ascii="Cascadia Mono" w:hAnsi="Cascadia Mono" w:cs="Cascadia Mono"/>
+          <w:color w:val="000000"/>
+          <w:kern w:val="0"/>
+          <w:sz w:val="19"/>
+          <w:szCs w:val="19"/>
+          <w:highlight w:val="white"/>
+        </w:rPr>
+        <w:t>(</w:t>
+      </w:r>
+      <w:proofErr w:type="gramEnd"/>
+      <w:r>
+        <w:rPr>
+          <w:rFonts w:ascii="Cascadia Mono" w:hAnsi="Cascadia Mono" w:cs="Cascadia Mono"/>
+          <w:color w:val="000000"/>
+          <w:kern w:val="0"/>
+          <w:sz w:val="19"/>
+          <w:szCs w:val="19"/>
+          <w:highlight w:val="white"/>
+        </w:rPr>
+        <w:t>)</w:t>
+      </w:r>
+    </w:p>
+    <w:p>
+      <w:pPr>
+        <w:autoSpaceDE w:val="0"/>
+        <w:autoSpaceDN w:val="0"/>
+        <w:adjustRightInd w:val="0"/>
+        <w:spacing w:after="0" w:line="240" w:lineRule="auto"/>
+        <w:rPr>
+          <w:rFonts w:ascii="Cascadia Mono" w:hAnsi="Cascadia Mono" w:cs="Cascadia Mono"/>
+          <w:color w:val="000000"/>
+          <w:kern w:val="0"/>
+          <w:sz w:val="19"/>
+          <w:szCs w:val="19"/>
+          <w:highlight w:val="white"/>
+        </w:rPr>
+      </w:pPr>
+      <w:r>
+        <w:rPr>
+          <w:rFonts w:ascii="Cascadia Mono" w:hAnsi="Cascadia Mono" w:cs="Cascadia Mono"/>
+          <w:color w:val="000000"/>
+          <w:kern w:val="0"/>
+          <w:sz w:val="19"/>
+          <w:szCs w:val="19"/>
+          <w:highlight w:val="white"/>
+        </w:rPr>
+        <w:t xml:space="preserve">        {</w:t>
+      </w:r>
+    </w:p>
+    <w:p>
+      <w:pPr>
+        <w:autoSpaceDE w:val="0"/>
+        <w:autoSpaceDN w:val="0"/>
+        <w:adjustRightInd w:val="0"/>
+        <w:spacing w:after="0" w:line="240" w:lineRule="auto"/>
+        <w:rPr>
+          <w:rFonts w:ascii="Cascadia Mono" w:hAnsi="Cascadia Mono" w:cs="Cascadia Mono"/>
+          <w:color w:val="000000"/>
+          <w:kern w:val="0"/>
+          <w:sz w:val="19"/>
+          <w:szCs w:val="19"/>
+          <w:highlight w:val="white"/>
+        </w:rPr>
+      </w:pPr>
+      <w:r>
+        <w:rPr>
+          <w:rFonts w:ascii="Cascadia Mono" w:hAnsi="Cascadia Mono" w:cs="Cascadia Mono"/>
+          <w:color w:val="000000"/>
+          <w:kern w:val="0"/>
+          <w:sz w:val="19"/>
+          <w:szCs w:val="19"/>
+          <w:highlight w:val="white"/>
+        </w:rPr>
+        <w:t xml:space="preserve">            </w:t>
+      </w:r>
+      <w:r>
+        <w:rPr>
+          <w:rFonts w:ascii="Cascadia Mono" w:hAnsi="Cascadia Mono" w:cs="Cascadia Mono"/>
+          <w:color w:val="0000FF"/>
+          <w:kern w:val="0"/>
+          <w:sz w:val="19"/>
+          <w:szCs w:val="19"/>
+          <w:highlight w:val="white"/>
+        </w:rPr>
+        <w:t>var</w:t>
+      </w:r>
+      <w:r>
+        <w:rPr>
+          <w:rFonts w:ascii="Cascadia Mono" w:hAnsi="Cascadia Mono" w:cs="Cascadia Mono"/>
+          <w:color w:val="000000"/>
+          <w:kern w:val="0"/>
+          <w:sz w:val="19"/>
+          <w:szCs w:val="19"/>
+          <w:highlight w:val="white"/>
+        </w:rPr>
+        <w:t xml:space="preserve"> </w:t>
+      </w:r>
+      <w:r>
+        <w:rPr>
+          <w:rFonts w:ascii="Cascadia Mono" w:hAnsi="Cascadia Mono" w:cs="Cascadia Mono"/>
+          <w:color w:val="1F377F"/>
+          <w:kern w:val="0"/>
+          <w:sz w:val="19"/>
+          <w:szCs w:val="19"/>
+          <w:highlight w:val="white"/>
+        </w:rPr>
+        <w:t>channel</w:t>
+      </w:r>
+      <w:r>
+        <w:rPr>
+          <w:rFonts w:ascii="Cascadia Mono" w:hAnsi="Cascadia Mono" w:cs="Cascadia Mono"/>
+          <w:color w:val="000000"/>
+          <w:kern w:val="0"/>
+          <w:sz w:val="19"/>
+          <w:szCs w:val="19"/>
+          <w:highlight w:val="white"/>
+        </w:rPr>
+        <w:t xml:space="preserve"> = </w:t>
+      </w:r>
+      <w:r>
+        <w:rPr>
+          <w:rFonts w:ascii="Cascadia Mono" w:hAnsi="Cascadia Mono" w:cs="Cascadia Mono"/>
+          <w:color w:val="2B91AF"/>
+          <w:kern w:val="0"/>
+          <w:sz w:val="19"/>
+          <w:szCs w:val="19"/>
+          <w:highlight w:val="white"/>
+        </w:rPr>
+        <w:t>GrpcChannel</w:t>
+      </w:r>
+      <w:r>
+        <w:rPr>
+          <w:rFonts w:ascii="Cascadia Mono" w:hAnsi="Cascadia Mono" w:cs="Cascadia Mono"/>
+          <w:color w:val="000000"/>
+          <w:kern w:val="0"/>
+          <w:sz w:val="19"/>
+          <w:szCs w:val="19"/>
+          <w:highlight w:val="white"/>
+        </w:rPr>
+        <w:t>.</w:t>
+      </w:r>
+      <w:r>
+        <w:rPr>
+          <w:rFonts w:ascii="Cascadia Mono" w:hAnsi="Cascadia Mono" w:cs="Cascadia Mono"/>
+          <w:color w:val="74531F"/>
+          <w:kern w:val="0"/>
+          <w:sz w:val="19"/>
+          <w:szCs w:val="19"/>
+          <w:highlight w:val="white"/>
+        </w:rPr>
+        <w:t>ForAddress</w:t>
+      </w:r>
+      <w:r>
+        <w:rPr>
+          <w:rFonts w:ascii="Cascadia Mono" w:hAnsi="Cascadia Mono" w:cs="Cascadia Mono"/>
+          <w:color w:val="000000"/>
+          <w:kern w:val="0"/>
+          <w:sz w:val="19"/>
+          <w:szCs w:val="19"/>
+          <w:highlight w:val="white"/>
+        </w:rPr>
+        <w:t>(</w:t>
+      </w:r>
+      <w:r>
+        <w:rPr>
+          <w:rFonts w:ascii="Cascadia Mono" w:hAnsi="Cascadia Mono" w:cs="Cascadia Mono"/>
+          <w:color w:val="A31515"/>
+          <w:kern w:val="0"/>
+          <w:sz w:val="19"/>
+          <w:szCs w:val="19"/>
+          <w:highlight w:val="white"/>
+        </w:rPr>
+        <w:t>"https://localhost:7240"</w:t>
+      </w:r>
+      <w:r>
+        <w:rPr>
+          <w:rFonts w:ascii="Cascadia Mono" w:hAnsi="Cascadia Mono" w:cs="Cascadia Mono"/>
+          <w:color w:val="000000"/>
+          <w:kern w:val="0"/>
+          <w:sz w:val="19"/>
+          <w:szCs w:val="19"/>
+          <w:highlight w:val="white"/>
+        </w:rPr>
+        <w:t>);</w:t>
+      </w:r>
+    </w:p>
+    <w:p>
+      <w:pPr>
+        <w:autoSpaceDE w:val="0"/>
+        <w:autoSpaceDN w:val="0"/>
+        <w:adjustRightInd w:val="0"/>
+        <w:spacing w:after="0" w:line="240" w:lineRule="auto"/>
+        <w:rPr>
+          <w:rFonts w:ascii="Cascadia Mono" w:hAnsi="Cascadia Mono" w:cs="Cascadia Mono"/>
+          <w:color w:val="000000"/>
+          <w:kern w:val="0"/>
+          <w:sz w:val="19"/>
+          <w:szCs w:val="19"/>
+          <w:highlight w:val="white"/>
+        </w:rPr>
+      </w:pPr>
+      <w:r>
+        <w:rPr>
+          <w:rFonts w:ascii="Cascadia Mono" w:hAnsi="Cascadia Mono" w:cs="Cascadia Mono"/>
+          <w:color w:val="000000"/>
+          <w:kern w:val="0"/>
+          <w:sz w:val="19"/>
+          <w:szCs w:val="19"/>
+          <w:highlight w:val="white"/>
+        </w:rPr>
+        <w:t xml:space="preserve">            </w:t>
+      </w:r>
+      <w:r>
+        <w:rPr>
+          <w:rFonts w:ascii="Cascadia Mono" w:hAnsi="Cascadia Mono" w:cs="Cascadia Mono"/>
+          <w:color w:val="0000FF"/>
+          <w:kern w:val="0"/>
+          <w:sz w:val="19"/>
+          <w:szCs w:val="19"/>
+          <w:highlight w:val="white"/>
+        </w:rPr>
+        <w:t>var</w:t>
+      </w:r>
+      <w:r>
+        <w:rPr>
+          <w:rFonts w:ascii="Cascadia Mono" w:hAnsi="Cascadia Mono" w:cs="Cascadia Mono"/>
+          <w:color w:val="000000"/>
+          <w:kern w:val="0"/>
+          <w:sz w:val="19"/>
+          <w:szCs w:val="19"/>
+          <w:highlight w:val="white"/>
+        </w:rPr>
+        <w:t xml:space="preserve"> </w:t>
+      </w:r>
+      <w:r>
+        <w:rPr>
+          <w:rFonts w:ascii="Cascadia Mono" w:hAnsi="Cascadia Mono" w:cs="Cascadia Mono"/>
+          <w:color w:val="1F377F"/>
+          <w:kern w:val="0"/>
+          <w:sz w:val="19"/>
+          <w:szCs w:val="19"/>
+          <w:highlight w:val="white"/>
+        </w:rPr>
+        <w:t>client</w:t>
+      </w:r>
+      <w:r>
+        <w:rPr>
+          <w:rFonts w:ascii="Cascadia Mono" w:hAnsi="Cascadia Mono" w:cs="Cascadia Mono"/>
+          <w:color w:val="000000"/>
+          <w:kern w:val="0"/>
+          <w:sz w:val="19"/>
+          <w:szCs w:val="19"/>
+          <w:highlight w:val="white"/>
+        </w:rPr>
+        <w:t xml:space="preserve"> = </w:t>
+      </w:r>
+      <w:r>
+        <w:rPr>
+          <w:rFonts w:ascii="Cascadia Mono" w:hAnsi="Cascadia Mono" w:cs="Cascadia Mono"/>
+          <w:color w:val="0000FF"/>
+          <w:kern w:val="0"/>
+          <w:sz w:val="19"/>
+          <w:szCs w:val="19"/>
+          <w:highlight w:val="white"/>
+        </w:rPr>
+        <w:t>new</w:t>
+      </w:r>
+      <w:r>
+        <w:rPr>
+          <w:rFonts w:ascii="Cascadia Mono" w:hAnsi="Cascadia Mono" w:cs="Cascadia Mono"/>
+          <w:color w:val="000000"/>
+          <w:kern w:val="0"/>
+          <w:sz w:val="19"/>
+          <w:szCs w:val="19"/>
+          <w:highlight w:val="white"/>
+        </w:rPr>
+        <w:t xml:space="preserve"> </w:t>
+      </w:r>
+      <w:r>
+        <w:rPr>
+          <w:rFonts w:ascii="Cascadia Mono" w:hAnsi="Cascadia Mono" w:cs="Cascadia Mono"/>
+          <w:color w:val="2B91AF"/>
+          <w:kern w:val="0"/>
+          <w:sz w:val="19"/>
+          <w:szCs w:val="19"/>
+          <w:highlight w:val="white"/>
+        </w:rPr>
+        <w:t>RandomNumbers</w:t>
+      </w:r>
+      <w:r>
+        <w:rPr>
+          <w:rFonts w:ascii="Cascadia Mono" w:hAnsi="Cascadia Mono" w:cs="Cascadia Mono"/>
+          <w:color w:val="000000"/>
+          <w:kern w:val="0"/>
+          <w:sz w:val="19"/>
+          <w:szCs w:val="19"/>
+          <w:highlight w:val="white"/>
+        </w:rPr>
+        <w:t>.</w:t>
+      </w:r>
+      <w:r>
+        <w:rPr>
+          <w:rFonts w:ascii="Cascadia Mono" w:hAnsi="Cascadia Mono" w:cs="Cascadia Mono"/>
+          <w:color w:val="2B91AF"/>
+          <w:kern w:val="0"/>
+          <w:sz w:val="19"/>
+          <w:szCs w:val="19"/>
+          <w:highlight w:val="white"/>
+        </w:rPr>
+        <w:t>RandomNumbersClient</w:t>
+      </w:r>
+      <w:r>
+        <w:rPr>
+          <w:rFonts w:ascii="Cascadia Mono" w:hAnsi="Cascadia Mono" w:cs="Cascadia Mono"/>
+          <w:color w:val="000000"/>
+          <w:kern w:val="0"/>
+          <w:sz w:val="19"/>
+          <w:szCs w:val="19"/>
+          <w:highlight w:val="white"/>
+        </w:rPr>
+        <w:t>(</w:t>
+      </w:r>
+      <w:r>
+        <w:rPr>
+          <w:rFonts w:ascii="Cascadia Mono" w:hAnsi="Cascadia Mono" w:cs="Cascadia Mono"/>
+          <w:color w:val="1F377F"/>
+          <w:kern w:val="0"/>
+          <w:sz w:val="19"/>
+          <w:szCs w:val="19"/>
+          <w:highlight w:val="white"/>
+        </w:rPr>
+        <w:t>channel</w:t>
+      </w:r>
+      <w:r>
+        <w:rPr>
+          <w:rFonts w:ascii="Cascadia Mono" w:hAnsi="Cascadia Mono" w:cs="Cascadia Mono"/>
+          <w:color w:val="000000"/>
+          <w:kern w:val="0"/>
+          <w:sz w:val="19"/>
+          <w:szCs w:val="19"/>
+          <w:highlight w:val="white"/>
+        </w:rPr>
+        <w:t>);</w:t>
+      </w:r>
+    </w:p>
+    <w:p>
+      <w:pPr>
+        <w:autoSpaceDE w:val="0"/>
+        <w:autoSpaceDN w:val="0"/>
+        <w:adjustRightInd w:val="0"/>
+        <w:spacing w:after="0" w:line="240" w:lineRule="auto"/>
+        <w:rPr>
+          <w:rFonts w:ascii="Cascadia Mono" w:hAnsi="Cascadia Mono" w:cs="Cascadia Mono"/>
+          <w:color w:val="000000"/>
+          <w:kern w:val="0"/>
+          <w:sz w:val="19"/>
+          <w:szCs w:val="19"/>
+          <w:highlight w:val="white"/>
+        </w:rPr>
+      </w:pPr>
+    </w:p>
+    <w:p>
+      <w:pPr>
+        <w:autoSpaceDE w:val="0"/>
+        <w:autoSpaceDN w:val="0"/>
+        <w:adjustRightInd w:val="0"/>
+        <w:spacing w:after="0" w:line="240" w:lineRule="auto"/>
+        <w:rPr>
+          <w:rFonts w:ascii="Cascadia Mono" w:hAnsi="Cascadia Mono" w:cs="Cascadia Mono"/>
+          <w:color w:val="000000"/>
+          <w:kern w:val="0"/>
+          <w:sz w:val="19"/>
+          <w:szCs w:val="19"/>
+          <w:highlight w:val="white"/>
+        </w:rPr>
+      </w:pPr>
+      <w:r>
+        <w:rPr>
+          <w:rFonts w:ascii="Cascadia Mono" w:hAnsi="Cascadia Mono" w:cs="Cascadia Mono"/>
+          <w:color w:val="000000"/>
+          <w:kern w:val="0"/>
+          <w:sz w:val="19"/>
+          <w:szCs w:val="19"/>
+          <w:highlight w:val="white"/>
+        </w:rPr>
+        <w:t xml:space="preserve">            </w:t>
+      </w:r>
+      <w:r>
+        <w:rPr>
+          <w:rFonts w:ascii="Cascadia Mono" w:hAnsi="Cascadia Mono" w:cs="Cascadia Mono"/>
+          <w:color w:val="0000FF"/>
+          <w:kern w:val="0"/>
+          <w:sz w:val="19"/>
+          <w:szCs w:val="19"/>
+          <w:highlight w:val="white"/>
+        </w:rPr>
+        <w:t>var</w:t>
+      </w:r>
+      <w:r>
+        <w:rPr>
+          <w:rFonts w:ascii="Cascadia Mono" w:hAnsi="Cascadia Mono" w:cs="Cascadia Mono"/>
+          <w:color w:val="000000"/>
+          <w:kern w:val="0"/>
+          <w:sz w:val="19"/>
+          <w:szCs w:val="19"/>
+          <w:highlight w:val="white"/>
+        </w:rPr>
+        <w:t xml:space="preserve"> </w:t>
+      </w:r>
+      <w:r>
+        <w:rPr>
+          <w:rFonts w:ascii="Cascadia Mono" w:hAnsi="Cascadia Mono" w:cs="Cascadia Mono"/>
+          <w:color w:val="1F377F"/>
+          <w:kern w:val="0"/>
+          <w:sz w:val="19"/>
+          <w:szCs w:val="19"/>
+          <w:highlight w:val="white"/>
+        </w:rPr>
+        <w:t>replay</w:t>
+      </w:r>
+      <w:r>
+        <w:rPr>
+          <w:rFonts w:ascii="Cascadia Mono" w:hAnsi="Cascadia Mono" w:cs="Cascadia Mono"/>
+          <w:color w:val="000000"/>
+          <w:kern w:val="0"/>
+          <w:sz w:val="19"/>
+          <w:szCs w:val="19"/>
+          <w:highlight w:val="white"/>
+        </w:rPr>
+        <w:t xml:space="preserve"> = </w:t>
+      </w:r>
+      <w:proofErr w:type="gramStart"/>
+      <w:r>
+        <w:rPr>
+          <w:rFonts w:ascii="Cascadia Mono" w:hAnsi="Cascadia Mono" w:cs="Cascadia Mono"/>
+          <w:color w:val="1F377F"/>
+          <w:kern w:val="0"/>
+          <w:sz w:val="19"/>
+          <w:szCs w:val="19"/>
+          <w:highlight w:val="white"/>
+        </w:rPr>
+        <w:t>client</w:t>
+      </w:r>
+      <w:r>
+        <w:rPr>
+          <w:rFonts w:ascii="Cascadia Mono" w:hAnsi="Cascadia Mono" w:cs="Cascadia Mono"/>
+          <w:color w:val="000000"/>
+          <w:kern w:val="0"/>
+          <w:sz w:val="19"/>
+          <w:szCs w:val="19"/>
+          <w:highlight w:val="white"/>
+        </w:rPr>
+        <w:t>.</w:t>
+      </w:r>
+      <w:r>
+        <w:rPr>
+          <w:rFonts w:ascii="Cascadia Mono" w:hAnsi="Cascadia Mono" w:cs="Cascadia Mono"/>
+          <w:color w:val="74531F"/>
+          <w:kern w:val="0"/>
+          <w:sz w:val="19"/>
+          <w:szCs w:val="19"/>
+          <w:highlight w:val="white"/>
+        </w:rPr>
+        <w:t>GetRandomNumbers</w:t>
+      </w:r>
+      <w:proofErr w:type="gramEnd"/>
+      <w:r>
+        <w:rPr>
+          <w:rFonts w:ascii="Cascadia Mono" w:hAnsi="Cascadia Mono" w:cs="Cascadia Mono"/>
+          <w:color w:val="000000"/>
+          <w:kern w:val="0"/>
+          <w:sz w:val="19"/>
+          <w:szCs w:val="19"/>
+          <w:highlight w:val="white"/>
+        </w:rPr>
+        <w:t>(</w:t>
+      </w:r>
+      <w:r>
+        <w:rPr>
+          <w:rFonts w:ascii="Cascadia Mono" w:hAnsi="Cascadia Mono" w:cs="Cascadia Mono"/>
+          <w:color w:val="0000FF"/>
+          <w:kern w:val="0"/>
+          <w:sz w:val="19"/>
+          <w:szCs w:val="19"/>
+          <w:highlight w:val="white"/>
+        </w:rPr>
+        <w:t>new</w:t>
+      </w:r>
+      <w:r>
+        <w:rPr>
+          <w:rFonts w:ascii="Cascadia Mono" w:hAnsi="Cascadia Mono" w:cs="Cascadia Mono"/>
+          <w:color w:val="000000"/>
+          <w:kern w:val="0"/>
+          <w:sz w:val="19"/>
+          <w:szCs w:val="19"/>
+          <w:highlight w:val="white"/>
+        </w:rPr>
+        <w:t xml:space="preserve"> </w:t>
+      </w:r>
+      <w:r>
+        <w:rPr>
+          <w:rFonts w:ascii="Cascadia Mono" w:hAnsi="Cascadia Mono" w:cs="Cascadia Mono"/>
+          <w:color w:val="2B91AF"/>
+          <w:kern w:val="0"/>
+          <w:sz w:val="19"/>
+          <w:szCs w:val="19"/>
+          <w:highlight w:val="white"/>
+        </w:rPr>
+        <w:t>GetRandomNumbersRequest</w:t>
+      </w:r>
+    </w:p>
+    <w:p>
+      <w:pPr>
+        <w:autoSpaceDE w:val="0"/>
+        <w:autoSpaceDN w:val="0"/>
+        <w:adjustRightInd w:val="0"/>
+        <w:spacing w:after="0" w:line="240" w:lineRule="auto"/>
+        <w:rPr>
+          <w:rFonts w:ascii="Cascadia Mono" w:hAnsi="Cascadia Mono" w:cs="Cascadia Mono"/>
+          <w:color w:val="000000"/>
+          <w:kern w:val="0"/>
+          <w:sz w:val="19"/>
+          <w:szCs w:val="19"/>
+          <w:highlight w:val="white"/>
+        </w:rPr>
+      </w:pPr>
+      <w:r>
+        <w:rPr>
+          <w:rFonts w:ascii="Cascadia Mono" w:hAnsi="Cascadia Mono" w:cs="Cascadia Mono"/>
+          <w:color w:val="000000"/>
+          <w:kern w:val="0"/>
+          <w:sz w:val="19"/>
+          <w:szCs w:val="19"/>
+          <w:highlight w:val="white"/>
+        </w:rPr>
+        <w:t xml:space="preserve">            {</w:t>
+      </w:r>
+    </w:p>
+    <w:p>
+      <w:pPr>
+        <w:autoSpaceDE w:val="0"/>
+        <w:autoSpaceDN w:val="0"/>
+        <w:adjustRightInd w:val="0"/>
+        <w:spacing w:after="0" w:line="240" w:lineRule="auto"/>
+        <w:rPr>
+          <w:rFonts w:ascii="Cascadia Mono" w:hAnsi="Cascadia Mono" w:cs="Cascadia Mono"/>
+          <w:color w:val="000000"/>
+          <w:kern w:val="0"/>
+          <w:sz w:val="19"/>
+          <w:szCs w:val="19"/>
+          <w:highlight w:val="white"/>
+        </w:rPr>
+      </w:pPr>
+      <w:r>
+        <w:rPr>
+          <w:rFonts w:ascii="Cascadia Mono" w:hAnsi="Cascadia Mono" w:cs="Cascadia Mono"/>
+          <w:color w:val="000000"/>
+          <w:kern w:val="0"/>
+          <w:sz w:val="19"/>
+          <w:szCs w:val="19"/>
+          <w:highlight w:val="white"/>
+        </w:rPr>
+        <w:t xml:space="preserve">                Count = 10,</w:t>
+      </w:r>
+    </w:p>
+    <w:p>
+      <w:pPr>
+        <w:autoSpaceDE w:val="0"/>
+        <w:autoSpaceDN w:val="0"/>
+        <w:adjustRightInd w:val="0"/>
+        <w:spacing w:after="0" w:line="240" w:lineRule="auto"/>
+        <w:rPr>
+          <w:rFonts w:ascii="Cascadia Mono" w:hAnsi="Cascadia Mono" w:cs="Cascadia Mono"/>
+          <w:color w:val="000000"/>
+          <w:kern w:val="0"/>
+          <w:sz w:val="19"/>
+          <w:szCs w:val="19"/>
+          <w:highlight w:val="white"/>
+        </w:rPr>
+      </w:pPr>
+      <w:r>
+        <w:rPr>
+          <w:rFonts w:ascii="Cascadia Mono" w:hAnsi="Cascadia Mono" w:cs="Cascadia Mono"/>
+          <w:color w:val="000000"/>
+          <w:kern w:val="0"/>
+          <w:sz w:val="19"/>
+          <w:szCs w:val="19"/>
+          <w:highlight w:val="white"/>
+        </w:rPr>
+        <w:t xml:space="preserve">                Min = 1,</w:t>
+      </w:r>
+    </w:p>
+    <w:p>
+      <w:pPr>
+        <w:autoSpaceDE w:val="0"/>
+        <w:autoSpaceDN w:val="0"/>
+        <w:adjustRightInd w:val="0"/>
+        <w:spacing w:after="0" w:line="240" w:lineRule="auto"/>
+        <w:rPr>
+          <w:rFonts w:ascii="Cascadia Mono" w:hAnsi="Cascadia Mono" w:cs="Cascadia Mono"/>
+          <w:color w:val="000000"/>
+          <w:kern w:val="0"/>
+          <w:sz w:val="19"/>
+          <w:szCs w:val="19"/>
+          <w:highlight w:val="white"/>
+        </w:rPr>
+      </w:pPr>
+      <w:r>
+        <w:rPr>
+          <w:rFonts w:ascii="Cascadia Mono" w:hAnsi="Cascadia Mono" w:cs="Cascadia Mono"/>
+          <w:color w:val="000000"/>
+          <w:kern w:val="0"/>
+          <w:sz w:val="19"/>
+          <w:szCs w:val="19"/>
+          <w:highlight w:val="white"/>
+        </w:rPr>
+        <w:t xml:space="preserve">                Max = 100,</w:t>
+      </w:r>
+    </w:p>
+    <w:p>
+      <w:pPr>
+        <w:autoSpaceDE w:val="0"/>
+        <w:autoSpaceDN w:val="0"/>
+        <w:adjustRightInd w:val="0"/>
+        <w:spacing w:after="0" w:line="240" w:lineRule="auto"/>
+        <w:rPr>
+          <w:rFonts w:ascii="Cascadia Mono" w:hAnsi="Cascadia Mono" w:cs="Cascadia Mono"/>
+          <w:color w:val="000000"/>
+          <w:kern w:val="0"/>
+          <w:sz w:val="19"/>
+          <w:szCs w:val="19"/>
+          <w:highlight w:val="white"/>
+        </w:rPr>
+      </w:pPr>
+      <w:r>
+        <w:rPr>
+          <w:rFonts w:ascii="Cascadia Mono" w:hAnsi="Cascadia Mono" w:cs="Cascadia Mono"/>
+          <w:color w:val="000000"/>
+          <w:kern w:val="0"/>
+          <w:sz w:val="19"/>
+          <w:szCs w:val="19"/>
+          <w:highlight w:val="white"/>
+        </w:rPr>
+        <w:t xml:space="preserve">            });</w:t>
+      </w:r>
+    </w:p>
+    <w:p>
+      <w:pPr>
+        <w:autoSpaceDE w:val="0"/>
+        <w:autoSpaceDN w:val="0"/>
+        <w:adjustRightInd w:val="0"/>
+        <w:spacing w:after="0" w:line="240" w:lineRule="auto"/>
+        <w:rPr>
+          <w:rFonts w:ascii="Cascadia Mono" w:hAnsi="Cascadia Mono" w:cs="Cascadia Mono"/>
+          <w:color w:val="000000"/>
+          <w:kern w:val="0"/>
+          <w:sz w:val="19"/>
+          <w:szCs w:val="19"/>
+          <w:highlight w:val="white"/>
+        </w:rPr>
+      </w:pPr>
+    </w:p>
+    <w:p>
+      <w:pPr>
+        <w:autoSpaceDE w:val="0"/>
+        <w:autoSpaceDN w:val="0"/>
+        <w:adjustRightInd w:val="0"/>
+        <w:spacing w:after="0" w:line="240" w:lineRule="auto"/>
+        <w:rPr>
+          <w:rFonts w:ascii="Cascadia Mono" w:hAnsi="Cascadia Mono" w:cs="Cascadia Mono"/>
+          <w:color w:val="000000"/>
+          <w:kern w:val="0"/>
+          <w:sz w:val="19"/>
+          <w:szCs w:val="19"/>
+          <w:highlight w:val="white"/>
+        </w:rPr>
+      </w:pPr>
+      <w:r>
+        <w:rPr>
+          <w:rFonts w:ascii="Cascadia Mono" w:hAnsi="Cascadia Mono" w:cs="Cascadia Mono"/>
+          <w:color w:val="000000"/>
+          <w:kern w:val="0"/>
+          <w:sz w:val="19"/>
+          <w:szCs w:val="19"/>
+          <w:highlight w:val="white"/>
+        </w:rPr>
+        <w:t xml:space="preserve">            </w:t>
+      </w:r>
+      <w:r>
+        <w:rPr>
+          <w:rFonts w:ascii="Cascadia Mono" w:hAnsi="Cascadia Mono" w:cs="Cascadia Mono"/>
+          <w:color w:val="8F08C4"/>
+          <w:kern w:val="0"/>
+          <w:sz w:val="19"/>
+          <w:szCs w:val="19"/>
+          <w:highlight w:val="white"/>
+        </w:rPr>
+        <w:t>await</w:t>
+      </w:r>
+      <w:r>
+        <w:rPr>
+          <w:rFonts w:ascii="Cascadia Mono" w:hAnsi="Cascadia Mono" w:cs="Cascadia Mono"/>
+          <w:color w:val="000000"/>
+          <w:kern w:val="0"/>
+          <w:sz w:val="19"/>
+          <w:szCs w:val="19"/>
+          <w:highlight w:val="white"/>
+        </w:rPr>
+        <w:t xml:space="preserve"> </w:t>
+      </w:r>
+      <w:r>
+        <w:rPr>
+          <w:rFonts w:ascii="Cascadia Mono" w:hAnsi="Cascadia Mono" w:cs="Cascadia Mono"/>
+          <w:color w:val="8F08C4"/>
+          <w:kern w:val="0"/>
+          <w:sz w:val="19"/>
+          <w:szCs w:val="19"/>
+          <w:highlight w:val="white"/>
+        </w:rPr>
+        <w:t>foreach</w:t>
+      </w:r>
+      <w:r>
+        <w:rPr>
+          <w:rFonts w:ascii="Cascadia Mono" w:hAnsi="Cascadia Mono" w:cs="Cascadia Mono"/>
+          <w:color w:val="000000"/>
+          <w:kern w:val="0"/>
+          <w:sz w:val="19"/>
+          <w:szCs w:val="19"/>
+          <w:highlight w:val="white"/>
+        </w:rPr>
+        <w:t xml:space="preserve"> (</w:t>
+      </w:r>
+      <w:r>
+        <w:rPr>
+          <w:rFonts w:ascii="Cascadia Mono" w:hAnsi="Cascadia Mono" w:cs="Cascadia Mono"/>
+          <w:color w:val="0000FF"/>
+          <w:kern w:val="0"/>
+          <w:sz w:val="19"/>
+          <w:szCs w:val="19"/>
+          <w:highlight w:val="white"/>
+        </w:rPr>
+        <w:t>var</w:t>
+      </w:r>
+      <w:r>
+        <w:rPr>
+          <w:rFonts w:ascii="Cascadia Mono" w:hAnsi="Cascadia Mono" w:cs="Cascadia Mono"/>
+          <w:color w:val="000000"/>
+          <w:kern w:val="0"/>
+          <w:sz w:val="19"/>
+          <w:szCs w:val="19"/>
+          <w:highlight w:val="white"/>
+        </w:rPr>
+        <w:t xml:space="preserve"> </w:t>
+      </w:r>
+      <w:r>
+        <w:rPr>
+          <w:rFonts w:ascii="Cascadia Mono" w:hAnsi="Cascadia Mono" w:cs="Cascadia Mono"/>
+          <w:color w:val="1F377F"/>
+          <w:kern w:val="0"/>
+          <w:sz w:val="19"/>
+          <w:szCs w:val="19"/>
+          <w:highlight w:val="white"/>
+        </w:rPr>
+        <w:t>item</w:t>
+      </w:r>
+      <w:r>
+        <w:rPr>
+          <w:rFonts w:ascii="Cascadia Mono" w:hAnsi="Cascadia Mono" w:cs="Cascadia Mono"/>
+          <w:color w:val="000000"/>
+          <w:kern w:val="0"/>
+          <w:sz w:val="19"/>
+          <w:szCs w:val="19"/>
+          <w:highlight w:val="white"/>
+        </w:rPr>
+        <w:t xml:space="preserve"> </w:t>
+      </w:r>
+      <w:r>
+        <w:rPr>
+          <w:rFonts w:ascii="Cascadia Mono" w:hAnsi="Cascadia Mono" w:cs="Cascadia Mono"/>
+          <w:color w:val="8F08C4"/>
+          <w:kern w:val="0"/>
+          <w:sz w:val="19"/>
+          <w:szCs w:val="19"/>
+          <w:highlight w:val="white"/>
+        </w:rPr>
+        <w:t>in</w:t>
+      </w:r>
+      <w:r>
+        <w:rPr>
+          <w:rFonts w:ascii="Cascadia Mono" w:hAnsi="Cascadia Mono" w:cs="Cascadia Mono"/>
+          <w:color w:val="000000"/>
+          <w:kern w:val="0"/>
+          <w:sz w:val="19"/>
+          <w:szCs w:val="19"/>
+          <w:highlight w:val="white"/>
+        </w:rPr>
+        <w:t xml:space="preserve"> </w:t>
+      </w:r>
+      <w:proofErr w:type="gramStart"/>
+      <w:r>
+        <w:rPr>
+          <w:rFonts w:ascii="Cascadia Mono" w:hAnsi="Cascadia Mono" w:cs="Cascadia Mono"/>
+          <w:color w:val="1F377F"/>
+          <w:kern w:val="0"/>
+          <w:sz w:val="19"/>
+          <w:szCs w:val="19"/>
+          <w:highlight w:val="white"/>
+        </w:rPr>
+        <w:t>replay</w:t>
+      </w:r>
+      <w:r>
+        <w:rPr>
+          <w:rFonts w:ascii="Cascadia Mono" w:hAnsi="Cascadia Mono" w:cs="Cascadia Mono"/>
+          <w:color w:val="000000"/>
+          <w:kern w:val="0"/>
+          <w:sz w:val="19"/>
+          <w:szCs w:val="19"/>
+          <w:highlight w:val="white"/>
+        </w:rPr>
+        <w:t>.ResponseStream.</w:t>
+      </w:r>
+      <w:r>
+        <w:rPr>
+          <w:rFonts w:ascii="Cascadia Mono" w:hAnsi="Cascadia Mono" w:cs="Cascadia Mono"/>
+          <w:color w:val="74531F"/>
+          <w:kern w:val="0"/>
+          <w:sz w:val="19"/>
+          <w:szCs w:val="19"/>
+          <w:highlight w:val="white"/>
+        </w:rPr>
+        <w:t>ReadAllAsync</w:t>
+      </w:r>
+      <w:proofErr w:type="gramEnd"/>
+      <w:r>
+        <w:rPr>
+          <w:rFonts w:ascii="Cascadia Mono" w:hAnsi="Cascadia Mono" w:cs="Cascadia Mono"/>
+          <w:color w:val="000000"/>
+          <w:kern w:val="0"/>
+          <w:sz w:val="19"/>
+          <w:szCs w:val="19"/>
+          <w:highlight w:val="white"/>
+        </w:rPr>
+        <w:t>())</w:t>
+      </w:r>
+    </w:p>
+    <w:p>
+      <w:pPr>
+        <w:autoSpaceDE w:val="0"/>
+        <w:autoSpaceDN w:val="0"/>
+        <w:adjustRightInd w:val="0"/>
+        <w:spacing w:after="0" w:line="240" w:lineRule="auto"/>
+        <w:rPr>
+          <w:rFonts w:ascii="Cascadia Mono" w:hAnsi="Cascadia Mono" w:cs="Cascadia Mono"/>
+          <w:color w:val="000000"/>
+          <w:kern w:val="0"/>
+          <w:sz w:val="19"/>
+          <w:szCs w:val="19"/>
+          <w:highlight w:val="white"/>
+        </w:rPr>
+      </w:pPr>
+      <w:r>
+        <w:rPr>
+          <w:rFonts w:ascii="Cascadia Mono" w:hAnsi="Cascadia Mono" w:cs="Cascadia Mono"/>
+          <w:color w:val="000000"/>
+          <w:kern w:val="0"/>
+          <w:sz w:val="19"/>
+          <w:szCs w:val="19"/>
+          <w:highlight w:val="white"/>
+        </w:rPr>
+        <w:t xml:space="preserve">            {</w:t>
+      </w:r>
+    </w:p>
+    <w:p>
+      <w:pPr>
+        <w:autoSpaceDE w:val="0"/>
+        <w:autoSpaceDN w:val="0"/>
+        <w:adjustRightInd w:val="0"/>
+        <w:spacing w:after="0" w:line="240" w:lineRule="auto"/>
+        <w:rPr>
+          <w:rFonts w:ascii="Cascadia Mono" w:hAnsi="Cascadia Mono" w:cs="Cascadia Mono"/>
+          <w:color w:val="000000"/>
+          <w:kern w:val="0"/>
+          <w:sz w:val="19"/>
+          <w:szCs w:val="19"/>
+          <w:highlight w:val="white"/>
+        </w:rPr>
+      </w:pPr>
+      <w:r>
+        <w:rPr>
+          <w:rFonts w:ascii="Cascadia Mono" w:hAnsi="Cascadia Mono" w:cs="Cascadia Mono"/>
+          <w:color w:val="000000"/>
+          <w:kern w:val="0"/>
+          <w:sz w:val="19"/>
+          <w:szCs w:val="19"/>
+          <w:highlight w:val="white"/>
+        </w:rPr>
+        <w:t xml:space="preserve">                </w:t>
+      </w:r>
+      <w:r>
+        <w:rPr>
+          <w:rFonts w:ascii="Cascadia Mono" w:hAnsi="Cascadia Mono" w:cs="Cascadia Mono"/>
+          <w:color w:val="2B91AF"/>
+          <w:kern w:val="0"/>
+          <w:sz w:val="19"/>
+          <w:szCs w:val="19"/>
+          <w:highlight w:val="white"/>
+        </w:rPr>
+        <w:t>Console</w:t>
+      </w:r>
+      <w:r>
+        <w:rPr>
+          <w:rFonts w:ascii="Cascadia Mono" w:hAnsi="Cascadia Mono" w:cs="Cascadia Mono"/>
+          <w:color w:val="000000"/>
+          <w:kern w:val="0"/>
+          <w:sz w:val="19"/>
+          <w:szCs w:val="19"/>
+          <w:highlight w:val="white"/>
+        </w:rPr>
+        <w:t>.</w:t>
+      </w:r>
+      <w:r>
+        <w:rPr>
+          <w:rFonts w:ascii="Cascadia Mono" w:hAnsi="Cascadia Mono" w:cs="Cascadia Mono"/>
+          <w:color w:val="74531F"/>
+          <w:kern w:val="0"/>
+          <w:sz w:val="19"/>
+          <w:szCs w:val="19"/>
+          <w:highlight w:val="white"/>
+        </w:rPr>
+        <w:t>WriteLine</w:t>
+      </w:r>
+      <w:r>
+        <w:rPr>
+          <w:rFonts w:ascii="Cascadia Mono" w:hAnsi="Cascadia Mono" w:cs="Cascadia Mono"/>
+          <w:color w:val="000000"/>
+          <w:kern w:val="0"/>
+          <w:sz w:val="19"/>
+          <w:szCs w:val="19"/>
+          <w:highlight w:val="white"/>
+        </w:rPr>
+        <w:t>(</w:t>
+      </w:r>
+      <w:r>
+        <w:rPr>
+          <w:rFonts w:ascii="Cascadia Mono" w:hAnsi="Cascadia Mono" w:cs="Cascadia Mono"/>
+          <w:color w:val="A31515"/>
+          <w:kern w:val="0"/>
+          <w:sz w:val="19"/>
+          <w:szCs w:val="19"/>
+          <w:highlight w:val="white"/>
+        </w:rPr>
+        <w:t>"The Number is: "</w:t>
+      </w:r>
+      <w:r>
+        <w:rPr>
+          <w:rFonts w:ascii="Cascadia Mono" w:hAnsi="Cascadia Mono" w:cs="Cascadia Mono"/>
+          <w:color w:val="000000"/>
+          <w:kern w:val="0"/>
+          <w:sz w:val="19"/>
+          <w:szCs w:val="19"/>
+          <w:highlight w:val="white"/>
+        </w:rPr>
+        <w:t xml:space="preserve"> + </w:t>
+      </w:r>
+      <w:proofErr w:type="gramStart"/>
+      <w:r>
+        <w:rPr>
+          <w:rFonts w:ascii="Cascadia Mono" w:hAnsi="Cascadia Mono" w:cs="Cascadia Mono"/>
+          <w:color w:val="1F377F"/>
+          <w:kern w:val="0"/>
+          <w:sz w:val="19"/>
+          <w:szCs w:val="19"/>
+          <w:highlight w:val="white"/>
+        </w:rPr>
+        <w:t>item</w:t>
+      </w:r>
+      <w:r>
+        <w:rPr>
+          <w:rFonts w:ascii="Cascadia Mono" w:hAnsi="Cascadia Mono" w:cs="Cascadia Mono"/>
+          <w:color w:val="000000"/>
+          <w:kern w:val="0"/>
+          <w:sz w:val="19"/>
+          <w:szCs w:val="19"/>
+          <w:highlight w:val="white"/>
+        </w:rPr>
+        <w:t>.Number</w:t>
+      </w:r>
+      <w:proofErr w:type="gramEnd"/>
+      <w:r>
+        <w:rPr>
+          <w:rFonts w:ascii="Cascadia Mono" w:hAnsi="Cascadia Mono" w:cs="Cascadia Mono"/>
+          <w:color w:val="000000"/>
+          <w:kern w:val="0"/>
+          <w:sz w:val="19"/>
+          <w:szCs w:val="19"/>
+          <w:highlight w:val="white"/>
+        </w:rPr>
+        <w:t>);</w:t>
+      </w:r>
+    </w:p>
+    <w:p>
+      <w:pPr>
+        <w:autoSpaceDE w:val="0"/>
+        <w:autoSpaceDN w:val="0"/>
+        <w:adjustRightInd w:val="0"/>
+        <w:spacing w:after="0" w:line="240" w:lineRule="auto"/>
+        <w:rPr>
+          <w:rFonts w:ascii="Cascadia Mono" w:hAnsi="Cascadia Mono" w:cs="Cascadia Mono"/>
+          <w:color w:val="000000"/>
+          <w:kern w:val="0"/>
+          <w:sz w:val="19"/>
+          <w:szCs w:val="19"/>
+          <w:highlight w:val="white"/>
+        </w:rPr>
+      </w:pPr>
+      <w:r>
+        <w:rPr>
+          <w:rFonts w:ascii="Cascadia Mono" w:hAnsi="Cascadia Mono" w:cs="Cascadia Mono"/>
+          <w:color w:val="000000"/>
+          <w:kern w:val="0"/>
+          <w:sz w:val="19"/>
+          <w:szCs w:val="19"/>
+          <w:highlight w:val="white"/>
+        </w:rPr>
+        <w:t xml:space="preserve">            }</w:t>
+      </w:r>
+    </w:p>
+    <w:p>
+      <w:pPr>
+        <w:autoSpaceDE w:val="0"/>
+        <w:autoSpaceDN w:val="0"/>
+        <w:adjustRightInd w:val="0"/>
+        <w:spacing w:after="0" w:line="240" w:lineRule="auto"/>
+        <w:rPr>
+          <w:rFonts w:ascii="Cascadia Mono" w:hAnsi="Cascadia Mono" w:cs="Cascadia Mono"/>
+          <w:color w:val="000000"/>
+          <w:kern w:val="0"/>
+          <w:sz w:val="19"/>
+          <w:szCs w:val="19"/>
+          <w:highlight w:val="white"/>
+        </w:rPr>
+      </w:pPr>
+      <w:r>
+        <w:rPr>
+          <w:rFonts w:ascii="Cascadia Mono" w:hAnsi="Cascadia Mono" w:cs="Cascadia Mono"/>
+          <w:color w:val="000000"/>
+          <w:kern w:val="0"/>
+          <w:sz w:val="19"/>
+          <w:szCs w:val="19"/>
+          <w:highlight w:val="white"/>
+        </w:rPr>
+        <w:t xml:space="preserve">            </w:t>
+      </w:r>
+      <w:r>
+        <w:rPr>
+          <w:rFonts w:ascii="Cascadia Mono" w:hAnsi="Cascadia Mono" w:cs="Cascadia Mono"/>
+          <w:color w:val="2B91AF"/>
+          <w:kern w:val="0"/>
+          <w:sz w:val="19"/>
+          <w:szCs w:val="19"/>
+          <w:highlight w:val="white"/>
+        </w:rPr>
+        <w:t>Console</w:t>
+      </w:r>
+      <w:r>
+        <w:rPr>
+          <w:rFonts w:ascii="Cascadia Mono" w:hAnsi="Cascadia Mono" w:cs="Cascadia Mono"/>
+          <w:color w:val="000000"/>
+          <w:kern w:val="0"/>
+          <w:sz w:val="19"/>
+          <w:szCs w:val="19"/>
+          <w:highlight w:val="white"/>
+        </w:rPr>
+        <w:t>.</w:t>
+      </w:r>
+      <w:r>
+        <w:rPr>
+          <w:rFonts w:ascii="Cascadia Mono" w:hAnsi="Cascadia Mono" w:cs="Cascadia Mono"/>
+          <w:color w:val="74531F"/>
+          <w:kern w:val="0"/>
+          <w:sz w:val="19"/>
+          <w:szCs w:val="19"/>
+          <w:highlight w:val="white"/>
+        </w:rPr>
+        <w:t>ReadKey</w:t>
+      </w:r>
+      <w:r>
+        <w:rPr>
+          <w:rFonts w:ascii="Cascadia Mono" w:hAnsi="Cascadia Mono" w:cs="Cascadia Mono"/>
+          <w:color w:val="000000"/>
+          <w:kern w:val="0"/>
+          <w:sz w:val="19"/>
+          <w:szCs w:val="19"/>
+          <w:highlight w:val="white"/>
+        </w:rPr>
+        <w:t>();</w:t>
+      </w:r>
+    </w:p>
+    <w:p>
+      <w:pPr>
+        <w:autoSpaceDE w:val="0"/>
+        <w:autoSpaceDN w:val="0"/>
+        <w:adjustRightInd w:val="0"/>
+        <w:spacing w:after="0" w:line="240" w:lineRule="auto"/>
+        <w:rPr>
+          <w:rFonts w:ascii="Cascadia Mono" w:hAnsi="Cascadia Mono" w:cs="Cascadia Mono"/>
+          <w:color w:val="000000"/>
+          <w:kern w:val="0"/>
+          <w:sz w:val="19"/>
+          <w:szCs w:val="19"/>
+          <w:highlight w:val="white"/>
+        </w:rPr>
+      </w:pPr>
+      <w:r>
+        <w:rPr>
+          <w:rFonts w:ascii="Cascadia Mono" w:hAnsi="Cascadia Mono" w:cs="Cascadia Mono"/>
+          <w:color w:val="000000"/>
+          <w:kern w:val="0"/>
+          <w:sz w:val="19"/>
+          <w:szCs w:val="19"/>
+          <w:highlight w:val="white"/>
+        </w:rPr>
+        <w:t xml:space="preserve">        }</w:t>
+      </w:r>
+    </w:p>
+    <w:p>
+      <w:pPr>
+        <w:autoSpaceDE w:val="0"/>
+        <w:autoSpaceDN w:val="0"/>
+        <w:adjustRightInd w:val="0"/>
+        <w:spacing w:after="0" w:line="240" w:lineRule="auto"/>
+        <w:rPr>
+          <w:rFonts w:ascii="Cascadia Mono" w:hAnsi="Cascadia Mono" w:cs="Cascadia Mono"/>
+          <w:color w:val="000000"/>
+          <w:kern w:val="0"/>
+          <w:sz w:val="19"/>
+          <w:szCs w:val="19"/>
+          <w:highlight w:val="white"/>
+        </w:rPr>
+      </w:pPr>
+      <w:r>
+        <w:rPr>
+          <w:rFonts w:ascii="Cascadia Mono" w:hAnsi="Cascadia Mono" w:cs="Cascadia Mono"/>
+          <w:color w:val="000000"/>
+          <w:kern w:val="0"/>
+          <w:sz w:val="19"/>
+          <w:szCs w:val="19"/>
+          <w:highlight w:val="white"/>
+        </w:rPr>
+        <w:t xml:space="preserve">    }</w:t>
+      </w:r>
+    </w:p>
+    <w:p>
+      <w:pPr>
+        <w:autoSpaceDE w:val="0"/>
+        <w:autoSpaceDN w:val="0"/>
+        <w:adjustRightInd w:val="0"/>
+        <w:spacing w:after="0" w:line="240" w:lineRule="auto"/>
+        <w:rPr>
+          <w:rFonts w:ascii="Cascadia Mono" w:hAnsi="Cascadia Mono" w:cs="Cascadia Mono"/>
+          <w:color w:val="000000"/>
+          <w:kern w:val="0"/>
+          <w:sz w:val="19"/>
+          <w:szCs w:val="19"/>
+        </w:rPr>
+      </w:pPr>
+      <w:r>
+        <w:rPr>
+          <w:rFonts w:ascii="Cascadia Mono" w:hAnsi="Cascadia Mono" w:cs="Cascadia Mono"/>
+          <w:color w:val="000000"/>
+          <w:kern w:val="0"/>
+          <w:sz w:val="19"/>
+          <w:szCs w:val="19"/>
+          <w:highlight w:val="white"/>
+        </w:rPr>
+        <w:t>}</w:t>
+      </w:r>
+    </w:p>
+    <w:p>
+      <w:pPr>
+        <w:autoSpaceDE w:val="0"/>
+        <w:autoSpaceDN w:val="0"/>
+        <w:adjustRightInd w:val="0"/>
+        <w:spacing w:after="0" w:line="240" w:lineRule="auto"/>
+        <w:ind w:left="720" w:firstLine="720"/>
+        <w:rPr>
+          <w:rFonts w:ascii="Sakkal Majalla" w:hAnsi="Sakkal Majalla" w:cs="Sakkal Majalla"/>
+          <w:sz w:val="28"/>
+          <w:szCs w:val="28"/>
+        </w:rPr>
+      </w:pPr>
+      <w:r>
+        <w:rPr>
+          <w:rFonts w:ascii="Cascadia Mono" w:hAnsi="Cascadia Mono" w:cs="Cascadia Mono"/>
+          <w:color w:val="000000"/>
+          <w:kern w:val="0"/>
+          <w:sz w:val="19"/>
+          <w:szCs w:val="19"/>
+        </w:rPr>
+        <w:t>-----------------------------------------------</w:t>
       </w:r>
     </w:p>
     <w:p>
